--- a/08_ACCIONES_CORRECTIVAS_PREVENTIVAS_Y_DE_MEJORA/EN/WORD/08_Corrective_Preventive_And_Improvement_Actions.docx
+++ b/08_ACCIONES_CORRECTIVAS_PREVENTIVAS_Y_DE_MEJORA/EN/WORD/08_Corrective_Preventive_And_Improvement_Actions.docx
@@ -64,7 +64,7 @@
         <w:pStyle w:val="BodyText"/>
       </w:pPr>
       <w:r>
-        <w:t xml:space="preserve">October 9, 2026</w:t>
+        <w:t xml:space="preserve">October 16, 2026</w:t>
       </w:r>
     </w:p>
     <w:p>
@@ -72,7 +72,7 @@
         <w:pStyle w:val="BodyText"/>
       </w:pPr>
       <w:r>
-        <w:t xml:space="preserve">Document Type: Register of Corrective, Preventive, and Improvement Actions (Development Team and Instructor) · Version 1.0</w:t>
+        <w:t xml:space="preserve">Document Type: Register of Corrective, Preventive, and Improvement Actions (Development Team and Instructor) · Version 2.0</w:t>
       </w:r>
     </w:p>
     <w:bookmarkStart w:id="20" w:name="version-control"/>
@@ -236,6 +236,52 @@
           </w:p>
         </w:tc>
       </w:tr>
+      <w:tr>
+        <w:tc>
+          <w:tcPr/>
+          <w:p>
+            <w:pPr>
+              <w:pStyle w:val="Compact"/>
+            </w:pPr>
+            <w:r>
+              <w:t xml:space="preserve">2.0</w:t>
+            </w:r>
+          </w:p>
+        </w:tc>
+        <w:tc>
+          <w:tcPr/>
+          <w:p>
+            <w:pPr>
+              <w:pStyle w:val="Compact"/>
+            </w:pPr>
+            <w:r>
+              <w:t xml:space="preserve">2026-10-16</w:t>
+            </w:r>
+          </w:p>
+        </w:tc>
+        <w:tc>
+          <w:tcPr/>
+          <w:p>
+            <w:pPr>
+              <w:pStyle w:val="Compact"/>
+            </w:pPr>
+            <w:r>
+              <w:t xml:space="preserve">Review against the code of October 16, 2026. Eleven open corrective actions were closed (ACO-01 to ACO-03 and ACO-05 to ACO-12, now AC-24 to AC-34) and five improvement actions (AM-01, AM-04, AM-08, AM-10, and AM-11); five nonconformities found in the complete review of the system were recorded and closed (AC-35 to AC-39); the preventive actions, indicators, lessons learned, and traceability were updated.</w:t>
+            </w:r>
+          </w:p>
+        </w:tc>
+        <w:tc>
+          <w:tcPr/>
+          <w:p>
+            <w:pPr>
+              <w:pStyle w:val="Compact"/>
+            </w:pPr>
+            <w:r>
+              <w:t xml:space="preserve">Development team</w:t>
+            </w:r>
+          </w:p>
+        </w:tc>
+      </w:tr>
     </w:tbl>
     <w:p>
       <w:pPr>
@@ -971,7 +1017,7 @@
         <w:t xml:space="preserve"> </w:t>
       </w:r>
       <w:r>
-        <w:t xml:space="preserve">branch as of October 9, 2026) and their Git history, and against the risk register, the technical backlog, the incident management, the testing strategy, and the architecture decision records (ADRs) of the project (Vehicle Washing Development Team, 2026a). The findings of the review of the manuals of October 7 and 9, 2026 (Annex B of the Technical Manual and the annexes of the other manuals) are also included.</w:t>
+        <w:t xml:space="preserve">branch as of October 16, 2026) and their Git history, and against the risk register, the technical backlog, the incident management, the testing strategy, and the architecture decision records (ADRs) of the project (Vehicle Washing Development Team, 2026a). The findings of the review of the manuals of October 7, 9, and 16, 2026, and of the complete review of the system of October 16 (Annex B of the Technical Manual and the annexes of the other manuals) are also included.</w:t>
       </w:r>
     </w:p>
     <w:bookmarkEnd w:id="23"/>
@@ -6020,6 +6066,1852 @@
           </w:p>
         </w:tc>
       </w:tr>
+      <w:tr>
+        <w:tc>
+          <w:tcPr/>
+          <w:p>
+            <w:pPr>
+              <w:pStyle w:val="Compact"/>
+            </w:pPr>
+            <w:r>
+              <w:t xml:space="preserve">AC-24</w:t>
+            </w:r>
+          </w:p>
+        </w:tc>
+        <w:tc>
+          <w:tcPr/>
+          <w:p>
+            <w:pPr>
+              <w:pStyle w:val="Compact"/>
+            </w:pPr>
+            <w:r>
+              <w:t xml:space="preserve">The web test suite did not compile (formerly ACO-01).</w:t>
+            </w:r>
+          </w:p>
+        </w:tc>
+        <w:tc>
+          <w:tcPr/>
+          <w:p>
+            <w:pPr>
+              <w:pStyle w:val="Compact"/>
+            </w:pPr>
+            <w:r>
+              <w:t xml:space="preserve">P2</w:t>
+            </w:r>
+          </w:p>
+        </w:tc>
+        <w:tc>
+          <w:tcPr/>
+          <w:p>
+            <w:pPr>
+              <w:pStyle w:val="Compact"/>
+            </w:pPr>
+            <w:r>
+              <w:t xml:space="preserve">Six scaffolding</w:t>
+            </w:r>
+            <w:r>
+              <w:t xml:space="preserve"> </w:t>
+            </w:r>
+            <w:r>
+              <w:rPr>
+                <w:i/>
+                <w:iCs/>
+              </w:rPr>
+              <w:t xml:space="preserve">.spec.ts</w:t>
+            </w:r>
+            <w:r>
+              <w:t xml:space="preserve"> </w:t>
+            </w:r>
+            <w:r>
+              <w:t xml:space="preserve">files pointed to classes that no longer existed.</w:t>
+            </w:r>
+          </w:p>
+        </w:tc>
+        <w:tc>
+          <w:tcPr/>
+          <w:p>
+            <w:pPr>
+              <w:pStyle w:val="Compact"/>
+            </w:pPr>
+            <w:r>
+              <w:t xml:space="preserve">The test files were fixed and tests for the API error messages were added.</w:t>
+            </w:r>
+          </w:p>
+        </w:tc>
+        <w:tc>
+          <w:tcPr/>
+          <w:p>
+            <w:pPr>
+              <w:pStyle w:val="Compact"/>
+            </w:pPr>
+            <w:r>
+              <w:rPr>
+                <w:i/>
+                <w:iCs/>
+              </w:rPr>
+              <w:t xml:space="preserve">npx ng test --watch=false</w:t>
+            </w:r>
+            <w:r>
+              <w:t xml:space="preserve">: 43 tests in 37 files passed (2026-10-16).</w:t>
+            </w:r>
+          </w:p>
+        </w:tc>
+        <w:tc>
+          <w:tcPr/>
+          <w:p>
+            <w:pPr>
+              <w:pStyle w:val="Compact"/>
+            </w:pPr>
+            <w:r>
+              <w:t xml:space="preserve">TD-001</w:t>
+            </w:r>
+          </w:p>
+        </w:tc>
+        <w:tc>
+          <w:tcPr/>
+          <w:p>
+            <w:pPr>
+              <w:pStyle w:val="Compact"/>
+            </w:pPr>
+            <w:r>
+              <w:t xml:space="preserve">2026-10-16</w:t>
+            </w:r>
+          </w:p>
+        </w:tc>
+      </w:tr>
+      <w:tr>
+        <w:tc>
+          <w:tcPr/>
+          <w:p>
+            <w:pPr>
+              <w:pStyle w:val="Compact"/>
+            </w:pPr>
+            <w:r>
+              <w:t xml:space="preserve">AC-25</w:t>
+            </w:r>
+          </w:p>
+        </w:tc>
+        <w:tc>
+          <w:tcPr/>
+          <w:p>
+            <w:pPr>
+              <w:pStyle w:val="Compact"/>
+            </w:pPr>
+            <w:r>
+              <w:t xml:space="preserve">There was no login attempt limit (formerly ACO-02).</w:t>
+            </w:r>
+          </w:p>
+        </w:tc>
+        <w:tc>
+          <w:tcPr/>
+          <w:p>
+            <w:pPr>
+              <w:pStyle w:val="Compact"/>
+            </w:pPr>
+            <w:r>
+              <w:t xml:space="preserve">P1</w:t>
+            </w:r>
+          </w:p>
+        </w:tc>
+        <w:tc>
+          <w:tcPr/>
+          <w:p>
+            <w:pPr>
+              <w:pStyle w:val="Compact"/>
+            </w:pPr>
+            <w:r>
+              <w:t xml:space="preserve">RF-004b had not been implemented.</w:t>
+            </w:r>
+          </w:p>
+        </w:tc>
+        <w:tc>
+          <w:tcPr/>
+          <w:p>
+            <w:pPr>
+              <w:pStyle w:val="Compact"/>
+            </w:pPr>
+            <w:r>
+              <w:rPr>
+                <w:i/>
+                <w:iCs/>
+              </w:rPr>
+              <w:t xml:space="preserve">LoginLockout</w:t>
+            </w:r>
+            <w:r>
+              <w:t xml:space="preserve">: five failed attempts within 15 minutes lock the account for 15 minutes (423 ACCOUNT_LOCKED); a successful login or a password reset clears it.</w:t>
+            </w:r>
+          </w:p>
+        </w:tc>
+        <w:tc>
+          <w:tcPr/>
+          <w:p>
+            <w:pPr>
+              <w:pStyle w:val="Compact"/>
+            </w:pPr>
+            <w:r>
+              <w:t xml:space="preserve">Changelog 034,</w:t>
+            </w:r>
+            <w:r>
+              <w:t xml:space="preserve"> </w:t>
+            </w:r>
+            <w:r>
+              <w:rPr>
+                <w:i/>
+                <w:iCs/>
+              </w:rPr>
+              <w:t xml:space="preserve">AuthenticationServiceTest</w:t>
+            </w:r>
+            <w:r>
+              <w:t xml:space="preserve"> </w:t>
+            </w:r>
+            <w:r>
+              <w:t xml:space="preserve">and</w:t>
+            </w:r>
+            <w:r>
+              <w:t xml:space="preserve"> </w:t>
+            </w:r>
+            <w:r>
+              <w:rPr>
+                <w:i/>
+                <w:iCs/>
+              </w:rPr>
+              <w:t xml:space="preserve">ApiSecurityWebTest</w:t>
+            </w:r>
+            <w:r>
+              <w:t xml:space="preserve">; message shown on the web and mobile.</w:t>
+            </w:r>
+          </w:p>
+        </w:tc>
+        <w:tc>
+          <w:tcPr/>
+          <w:p>
+            <w:pPr>
+              <w:pStyle w:val="Compact"/>
+            </w:pPr>
+            <w:r>
+              <w:t xml:space="preserve">TD-003, RF-004b</w:t>
+            </w:r>
+          </w:p>
+        </w:tc>
+        <w:tc>
+          <w:tcPr/>
+          <w:p>
+            <w:pPr>
+              <w:pStyle w:val="Compact"/>
+            </w:pPr>
+            <w:r>
+              <w:t xml:space="preserve">2026-10-16</w:t>
+            </w:r>
+          </w:p>
+        </w:tc>
+      </w:tr>
+      <w:tr>
+        <w:tc>
+          <w:tcPr/>
+          <w:p>
+            <w:pPr>
+              <w:pStyle w:val="Compact"/>
+            </w:pPr>
+            <w:r>
+              <w:t xml:space="preserve">AC-26</w:t>
+            </w:r>
+          </w:p>
+        </w:tc>
+        <w:tc>
+          <w:tcPr/>
+          <w:p>
+            <w:pPr>
+              <w:pStyle w:val="Compact"/>
+            </w:pPr>
+            <w:r>
+              <w:t xml:space="preserve">The acceptance of the Terms and of the Data Processing Policy was not stored on the server (formerly ACO-03).</w:t>
+            </w:r>
+          </w:p>
+        </w:tc>
+        <w:tc>
+          <w:tcPr/>
+          <w:p>
+            <w:pPr>
+              <w:pStyle w:val="Compact"/>
+            </w:pPr>
+            <w:r>
+              <w:t xml:space="preserve">P1</w:t>
+            </w:r>
+          </w:p>
+        </w:tc>
+        <w:tc>
+          <w:tcPr/>
+          <w:p>
+            <w:pPr>
+              <w:pStyle w:val="Compact"/>
+            </w:pPr>
+            <w:r>
+              <w:t xml:space="preserve">The consent table was left pending in ADR-010.</w:t>
+            </w:r>
+          </w:p>
+        </w:tc>
+        <w:tc>
+          <w:tcPr/>
+          <w:p>
+            <w:pPr>
+              <w:pStyle w:val="Compact"/>
+            </w:pPr>
+            <w:r>
+              <w:rPr>
+                <w:i/>
+                <w:iCs/>
+              </w:rPr>
+              <w:t xml:space="preserve">security.app_user</w:t>
+            </w:r>
+            <w:r>
+              <w:t xml:space="preserve"> </w:t>
+            </w:r>
+            <w:r>
+              <w:t xml:space="preserve">stores the date and time each document was accepted (</w:t>
+            </w:r>
+            <w:r>
+              <w:rPr>
+                <w:i/>
+                <w:iCs/>
+              </w:rPr>
+              <w:t xml:space="preserve">terms_accepted_at</w:t>
+            </w:r>
+            <w:r>
+              <w:t xml:space="preserve">,</w:t>
+            </w:r>
+            <w:r>
+              <w:t xml:space="preserve"> </w:t>
+            </w:r>
+            <w:r>
+              <w:rPr>
+                <w:i/>
+                <w:iCs/>
+              </w:rPr>
+              <w:t xml:space="preserve">data_policy_accepted_at</w:t>
+            </w:r>
+            <w:r>
+              <w:t xml:space="preserve">); web and mobile registration sends</w:t>
+            </w:r>
+            <w:r>
+              <w:t xml:space="preserve"> </w:t>
+            </w:r>
+            <w:r>
+              <w:rPr>
+                <w:i/>
+                <w:iCs/>
+              </w:rPr>
+              <w:t xml:space="preserve">acceptsTerms</w:t>
+            </w:r>
+            <w:r>
+              <w:t xml:space="preserve"> </w:t>
+            </w:r>
+            <w:r>
+              <w:t xml:space="preserve">and</w:t>
+            </w:r>
+            <w:r>
+              <w:t xml:space="preserve"> </w:t>
+            </w:r>
+            <w:r>
+              <w:rPr>
+                <w:i/>
+                <w:iCs/>
+              </w:rPr>
+              <w:t xml:space="preserve">acceptsDataPolicy</w:t>
+            </w:r>
+            <w:r>
+              <w:t xml:space="preserve">.</w:t>
+            </w:r>
+          </w:p>
+        </w:tc>
+        <w:tc>
+          <w:tcPr/>
+          <w:p>
+            <w:pPr>
+              <w:pStyle w:val="Compact"/>
+            </w:pPr>
+            <w:r>
+              <w:t xml:space="preserve">Changelog 039, 147 security-service tests passed, checkboxes in both clients.</w:t>
+            </w:r>
+          </w:p>
+        </w:tc>
+        <w:tc>
+          <w:tcPr/>
+          <w:p>
+            <w:pPr>
+              <w:pStyle w:val="Compact"/>
+            </w:pPr>
+            <w:r>
+              <w:t xml:space="preserve">Law 1581 of 2012</w:t>
+            </w:r>
+          </w:p>
+        </w:tc>
+        <w:tc>
+          <w:tcPr/>
+          <w:p>
+            <w:pPr>
+              <w:pStyle w:val="Compact"/>
+            </w:pPr>
+            <w:r>
+              <w:t xml:space="preserve">2026-10-16</w:t>
+            </w:r>
+          </w:p>
+        </w:tc>
+      </w:tr>
+      <w:tr>
+        <w:tc>
+          <w:tcPr/>
+          <w:p>
+            <w:pPr>
+              <w:pStyle w:val="Compact"/>
+            </w:pPr>
+            <w:r>
+              <w:t xml:space="preserve">AC-27</w:t>
+            </w:r>
+          </w:p>
+        </w:tc>
+        <w:tc>
+          <w:tcPr/>
+          <w:p>
+            <w:pPr>
+              <w:pStyle w:val="Compact"/>
+            </w:pPr>
+            <w:r>
+              <w:t xml:space="preserve">The payment-service health answered</w:t>
+            </w:r>
+            <w:r>
+              <w:t xml:space="preserve"> </w:t>
+            </w:r>
+            <w:r>
+              <w:rPr>
+                <w:i/>
+                <w:iCs/>
+              </w:rPr>
+              <w:t xml:space="preserve">UP</w:t>
+            </w:r>
+            <w:r>
+              <w:t xml:space="preserve"> </w:t>
+            </w:r>
+            <w:r>
+              <w:t xml:space="preserve">with the database down, and the service did not handle</w:t>
+            </w:r>
+            <w:r>
+              <w:t xml:space="preserve"> </w:t>
+            </w:r>
+            <w:r>
+              <w:rPr>
+                <w:i/>
+                <w:iCs/>
+              </w:rPr>
+              <w:t xml:space="preserve">X-Correlation-Id</w:t>
+            </w:r>
+            <w:r>
+              <w:t xml:space="preserve"> </w:t>
+            </w:r>
+            <w:r>
+              <w:t xml:space="preserve">(formerly ACO-05).</w:t>
+            </w:r>
+          </w:p>
+        </w:tc>
+        <w:tc>
+          <w:tcPr/>
+          <w:p>
+            <w:pPr>
+              <w:pStyle w:val="Compact"/>
+            </w:pPr>
+            <w:r>
+              <w:t xml:space="preserve">P2</w:t>
+            </w:r>
+          </w:p>
+        </w:tc>
+        <w:tc>
+          <w:tcPr/>
+          <w:p>
+            <w:pPr>
+              <w:pStyle w:val="Compact"/>
+            </w:pPr>
+            <w:r>
+              <w:t xml:space="preserve">The endpoint returned a fixed value.</w:t>
+            </w:r>
+          </w:p>
+        </w:tc>
+        <w:tc>
+          <w:tcPr/>
+          <w:p>
+            <w:pPr>
+              <w:pStyle w:val="Compact"/>
+            </w:pPr>
+            <w:r>
+              <w:rPr>
+                <w:i/>
+                <w:iCs/>
+              </w:rPr>
+              <w:t xml:space="preserve">/health</w:t>
+            </w:r>
+            <w:r>
+              <w:t xml:space="preserve"> </w:t>
+            </w:r>
+            <w:r>
+              <w:t xml:space="preserve">and</w:t>
+            </w:r>
+            <w:r>
+              <w:t xml:space="preserve"> </w:t>
+            </w:r>
+            <w:r>
+              <w:rPr>
+                <w:i/>
+                <w:iCs/>
+              </w:rPr>
+              <w:t xml:space="preserve">/actuator/health</w:t>
+            </w:r>
+            <w:r>
+              <w:t xml:space="preserve"> </w:t>
+            </w:r>
+            <w:r>
+              <w:t xml:space="preserve">query SQL Server with a 3-second limit;</w:t>
+            </w:r>
+            <w:r>
+              <w:t xml:space="preserve"> </w:t>
+            </w:r>
+            <w:r>
+              <w:rPr>
+                <w:i/>
+                <w:iCs/>
+              </w:rPr>
+              <w:t xml:space="preserve">CorrelationIdMiddleware</w:t>
+            </w:r>
+            <w:r>
+              <w:t xml:space="preserve"> </w:t>
+            </w:r>
+            <w:r>
+              <w:t xml:space="preserve">takes or creates the identifier and forwards it to booking-service.</w:t>
+            </w:r>
+          </w:p>
+        </w:tc>
+        <w:tc>
+          <w:tcPr/>
+          <w:p>
+            <w:pPr>
+              <w:pStyle w:val="Compact"/>
+            </w:pPr>
+            <w:r>
+              <w:t xml:space="preserve">With the database stopped the service answers 503 DOWN; 141 payment-service tests passed.</w:t>
+            </w:r>
+          </w:p>
+        </w:tc>
+        <w:tc>
+          <w:tcPr/>
+          <w:p>
+            <w:pPr>
+              <w:pStyle w:val="Compact"/>
+            </w:pPr>
+            <w:r>
+              <w:t xml:space="preserve">TD-017</w:t>
+            </w:r>
+          </w:p>
+        </w:tc>
+        <w:tc>
+          <w:tcPr/>
+          <w:p>
+            <w:pPr>
+              <w:pStyle w:val="Compact"/>
+            </w:pPr>
+            <w:r>
+              <w:t xml:space="preserve">2026-10-16</w:t>
+            </w:r>
+          </w:p>
+        </w:tc>
+      </w:tr>
+      <w:tr>
+        <w:tc>
+          <w:tcPr/>
+          <w:p>
+            <w:pPr>
+              <w:pStyle w:val="Compact"/>
+            </w:pPr>
+            <w:r>
+              <w:t xml:space="preserve">AC-28</w:t>
+            </w:r>
+          </w:p>
+        </w:tc>
+        <w:tc>
+          <w:tcPr/>
+          <w:p>
+            <w:pPr>
+              <w:pStyle w:val="Compact"/>
+            </w:pPr>
+            <w:r>
+              <w:t xml:space="preserve">The refund texts were fixed in Spanish (formerly ACO-06).</w:t>
+            </w:r>
+          </w:p>
+        </w:tc>
+        <w:tc>
+          <w:tcPr/>
+          <w:p>
+            <w:pPr>
+              <w:pStyle w:val="Compact"/>
+            </w:pPr>
+            <w:r>
+              <w:t xml:space="preserve">P3</w:t>
+            </w:r>
+          </w:p>
+        </w:tc>
+        <w:tc>
+          <w:tcPr/>
+          <w:p>
+            <w:pPr>
+              <w:pStyle w:val="Compact"/>
+            </w:pPr>
+            <w:r>
+              <w:t xml:space="preserve">They were left in a temporary constants file.</w:t>
+            </w:r>
+          </w:p>
+        </w:tc>
+        <w:tc>
+          <w:tcPr/>
+          <w:p>
+            <w:pPr>
+              <w:pStyle w:val="Compact"/>
+            </w:pPr>
+            <w:r>
+              <w:t xml:space="preserve">Texts moved to the language files in Spanish, English, French, and Portuguese;</w:t>
+            </w:r>
+            <w:r>
+              <w:t xml:space="preserve"> </w:t>
+            </w:r>
+            <w:r>
+              <w:rPr>
+                <w:i/>
+                <w:iCs/>
+              </w:rPr>
+              <w:t xml:space="preserve">payment-texts.ts</w:t>
+            </w:r>
+            <w:r>
+              <w:t xml:space="preserve"> </w:t>
+            </w:r>
+            <w:r>
+              <w:t xml:space="preserve">was deleted.</w:t>
+            </w:r>
+          </w:p>
+        </w:tc>
+        <w:tc>
+          <w:tcPr/>
+          <w:p>
+            <w:pPr>
+              <w:pStyle w:val="Compact"/>
+            </w:pPr>
+            <w:r>
+              <w:t xml:space="preserve">Administrator payments screen in the four languages.</w:t>
+            </w:r>
+          </w:p>
+        </w:tc>
+        <w:tc>
+          <w:tcPr/>
+          <w:p>
+            <w:pPr>
+              <w:pStyle w:val="Compact"/>
+            </w:pPr>
+            <w:r>
+              <w:t xml:space="preserve">Administrator Manual</w:t>
+            </w:r>
+          </w:p>
+        </w:tc>
+        <w:tc>
+          <w:tcPr/>
+          <w:p>
+            <w:pPr>
+              <w:pStyle w:val="Compact"/>
+            </w:pPr>
+            <w:r>
+              <w:t xml:space="preserve">2026-10-16</w:t>
+            </w:r>
+          </w:p>
+        </w:tc>
+      </w:tr>
+      <w:tr>
+        <w:tc>
+          <w:tcPr/>
+          <w:p>
+            <w:pPr>
+              <w:pStyle w:val="Compact"/>
+            </w:pPr>
+            <w:r>
+              <w:t xml:space="preserve">AC-29</w:t>
+            </w:r>
+          </w:p>
+        </w:tc>
+        <w:tc>
+          <w:tcPr/>
+          <w:p>
+            <w:pPr>
+              <w:pStyle w:val="Compact"/>
+            </w:pPr>
+            <w:r>
+              <w:t xml:space="preserve">The operator's "Report progress" button said it notified the customer but sent nothing (formerly ACO-07).</w:t>
+            </w:r>
+          </w:p>
+        </w:tc>
+        <w:tc>
+          <w:tcPr/>
+          <w:p>
+            <w:pPr>
+              <w:pStyle w:val="Compact"/>
+            </w:pPr>
+            <w:r>
+              <w:t xml:space="preserve">P3</w:t>
+            </w:r>
+          </w:p>
+        </w:tc>
+        <w:tc>
+          <w:tcPr/>
+          <w:p>
+            <w:pPr>
+              <w:pStyle w:val="Compact"/>
+            </w:pPr>
+            <w:r>
+              <w:t xml:space="preserve">The function was left with only the visual confirmation.</w:t>
+            </w:r>
+          </w:p>
+        </w:tc>
+        <w:tc>
+          <w:tcPr/>
+          <w:p>
+            <w:pPr>
+              <w:pStyle w:val="Compact"/>
+            </w:pPr>
+            <w:r>
+              <w:t xml:space="preserve">The button was removed on the web and mobile; the customer receives the real start and finish notices.</w:t>
+            </w:r>
+          </w:p>
+        </w:tc>
+        <w:tc>
+          <w:tcPr/>
+          <w:p>
+            <w:pPr>
+              <w:pStyle w:val="Compact"/>
+            </w:pPr>
+            <w:r>
+              <w:t xml:space="preserve">Assigned services screen without the button.</w:t>
+            </w:r>
+          </w:p>
+        </w:tc>
+        <w:tc>
+          <w:tcPr/>
+          <w:p>
+            <w:pPr>
+              <w:pStyle w:val="Compact"/>
+            </w:pPr>
+            <w:r>
+              <w:t xml:space="preserve">User Manual</w:t>
+            </w:r>
+          </w:p>
+        </w:tc>
+        <w:tc>
+          <w:tcPr/>
+          <w:p>
+            <w:pPr>
+              <w:pStyle w:val="Compact"/>
+            </w:pPr>
+            <w:r>
+              <w:t xml:space="preserve">2026-10-16</w:t>
+            </w:r>
+          </w:p>
+        </w:tc>
+      </w:tr>
+      <w:tr>
+        <w:tc>
+          <w:tcPr/>
+          <w:p>
+            <w:pPr>
+              <w:pStyle w:val="Compact"/>
+            </w:pPr>
+            <w:r>
+              <w:t xml:space="preserve">AC-30</w:t>
+            </w:r>
+          </w:p>
+        </w:tc>
+        <w:tc>
+          <w:tcPr/>
+          <w:p>
+            <w:pPr>
+              <w:pStyle w:val="Compact"/>
+            </w:pPr>
+            <w:r>
+              <w:t xml:space="preserve">The landing page announced a service "wherever you are", and the operator history could show payment methods the system does not support (formerly ACO-08).</w:t>
+            </w:r>
+          </w:p>
+        </w:tc>
+        <w:tc>
+          <w:tcPr/>
+          <w:p>
+            <w:pPr>
+              <w:pStyle w:val="Compact"/>
+            </w:pPr>
+            <w:r>
+              <w:t xml:space="preserve">P3</w:t>
+            </w:r>
+          </w:p>
+        </w:tc>
+        <w:tc>
+          <w:tcPr/>
+          <w:p>
+            <w:pPr>
+              <w:pStyle w:val="Compact"/>
+            </w:pPr>
+            <w:r>
+              <w:t xml:space="preserve">Mockup texts.</w:t>
+            </w:r>
+          </w:p>
+        </w:tc>
+        <w:tc>
+          <w:tcPr/>
+          <w:p>
+            <w:pPr>
+              <w:pStyle w:val="Compact"/>
+            </w:pPr>
+            <w:r>
+              <w:t xml:space="preserve">The home page describes the service at the car wash with the real establishment data; the operator history no longer shows card or PSE.</w:t>
+            </w:r>
+          </w:p>
+        </w:tc>
+        <w:tc>
+          <w:tcPr/>
+          <w:p>
+            <w:pPr>
+              <w:pStyle w:val="Compact"/>
+            </w:pPr>
+            <w:r>
+              <w:t xml:space="preserve">Home page in the four languages.</w:t>
+            </w:r>
+          </w:p>
+        </w:tc>
+        <w:tc>
+          <w:tcPr/>
+          <w:p>
+            <w:pPr>
+              <w:pStyle w:val="Compact"/>
+            </w:pPr>
+            <w:r>
+              <w:t xml:space="preserve">Technical Manual, Annex B</w:t>
+            </w:r>
+          </w:p>
+        </w:tc>
+        <w:tc>
+          <w:tcPr/>
+          <w:p>
+            <w:pPr>
+              <w:pStyle w:val="Compact"/>
+            </w:pPr>
+            <w:r>
+              <w:t xml:space="preserve">2026-10-16</w:t>
+            </w:r>
+          </w:p>
+        </w:tc>
+      </w:tr>
+      <w:tr>
+        <w:tc>
+          <w:tcPr/>
+          <w:p>
+            <w:pPr>
+              <w:pStyle w:val="Compact"/>
+            </w:pPr>
+            <w:r>
+              <w:t xml:space="preserve">AC-31</w:t>
+            </w:r>
+          </w:p>
+        </w:tc>
+        <w:tc>
+          <w:tcPr/>
+          <w:p>
+            <w:pPr>
+              <w:pStyle w:val="Compact"/>
+            </w:pPr>
+            <w:r>
+              <w:t xml:space="preserve">An unknown address showed an empty page (formerly ACO-09).</w:t>
+            </w:r>
+          </w:p>
+        </w:tc>
+        <w:tc>
+          <w:tcPr/>
+          <w:p>
+            <w:pPr>
+              <w:pStyle w:val="Compact"/>
+            </w:pPr>
+            <w:r>
+              <w:t xml:space="preserve">P3</w:t>
+            </w:r>
+          </w:p>
+        </w:tc>
+        <w:tc>
+          <w:tcPr/>
+          <w:p>
+            <w:pPr>
+              <w:pStyle w:val="Compact"/>
+            </w:pPr>
+            <w:r>
+              <w:t xml:space="preserve">The wildcard route was missing.</w:t>
+            </w:r>
+          </w:p>
+        </w:tc>
+        <w:tc>
+          <w:tcPr/>
+          <w:p>
+            <w:pPr>
+              <w:pStyle w:val="Compact"/>
+            </w:pPr>
+            <w:r>
+              <w:t xml:space="preserve">404 page (</w:t>
+            </w:r>
+            <w:r>
+              <w:rPr>
+                <w:i/>
+                <w:iCs/>
+              </w:rPr>
+              <w:t xml:space="preserve">features/not-found</w:t>
+            </w:r>
+            <w:r>
+              <w:t xml:space="preserve">, route</w:t>
+            </w:r>
+            <w:r>
+              <w:t xml:space="preserve"> </w:t>
+            </w:r>
+            <w:r>
+              <w:rPr>
+                <w:i/>
+                <w:iCs/>
+              </w:rPr>
+              <w:t xml:space="preserve">**</w:t>
+            </w:r>
+            <w:r>
+              <w:t xml:space="preserve">) with a link to the home page.</w:t>
+            </w:r>
+          </w:p>
+        </w:tc>
+        <w:tc>
+          <w:tcPr/>
+          <w:p>
+            <w:pPr>
+              <w:pStyle w:val="Compact"/>
+            </w:pPr>
+            <w:r>
+              <w:t xml:space="preserve">A nonexistent address shows the 404 page.</w:t>
+            </w:r>
+          </w:p>
+        </w:tc>
+        <w:tc>
+          <w:tcPr/>
+          <w:p>
+            <w:pPr>
+              <w:pStyle w:val="Compact"/>
+            </w:pPr>
+            <w:r>
+              <w:t xml:space="preserve">TD-009</w:t>
+            </w:r>
+          </w:p>
+        </w:tc>
+        <w:tc>
+          <w:tcPr/>
+          <w:p>
+            <w:pPr>
+              <w:pStyle w:val="Compact"/>
+            </w:pPr>
+            <w:r>
+              <w:t xml:space="preserve">2026-10-16</w:t>
+            </w:r>
+          </w:p>
+        </w:tc>
+      </w:tr>
+      <w:tr>
+        <w:tc>
+          <w:tcPr/>
+          <w:p>
+            <w:pPr>
+              <w:pStyle w:val="Compact"/>
+            </w:pPr>
+            <w:r>
+              <w:t xml:space="preserve">AC-32</w:t>
+            </w:r>
+          </w:p>
+        </w:tc>
+        <w:tc>
+          <w:tcPr/>
+          <w:p>
+            <w:pPr>
+              <w:pStyle w:val="Compact"/>
+            </w:pPr>
+            <w:r>
+              <w:t xml:space="preserve">The inspection report and its photos were kept only in the browser (formerly ACO-10).</w:t>
+            </w:r>
+          </w:p>
+        </w:tc>
+        <w:tc>
+          <w:tcPr/>
+          <w:p>
+            <w:pPr>
+              <w:pStyle w:val="Compact"/>
+            </w:pPr>
+            <w:r>
+              <w:t xml:space="preserve">P2</w:t>
+            </w:r>
+          </w:p>
+        </w:tc>
+        <w:tc>
+          <w:tcPr/>
+          <w:p>
+            <w:pPr>
+              <w:pStyle w:val="Compact"/>
+            </w:pPr>
+            <w:r>
+              <w:t xml:space="preserve">There was no aggregate in the backend.</w:t>
+            </w:r>
+          </w:p>
+        </w:tc>
+        <w:tc>
+          <w:tcPr/>
+          <w:p>
+            <w:pPr>
+              <w:pStyle w:val="Compact"/>
+            </w:pPr>
+            <w:r>
+              <w:rPr>
+                <w:i/>
+                <w:iCs/>
+              </w:rPr>
+              <w:t xml:space="preserve">InspectionReport</w:t>
+            </w:r>
+            <w:r>
+              <w:t xml:space="preserve"> </w:t>
+            </w:r>
+            <w:r>
+              <w:t xml:space="preserve">aggregate in operations-service with phases, findings, and photos (changelog 033); the public link opens on any device and the notice to the customer includes it.</w:t>
+            </w:r>
+          </w:p>
+        </w:tc>
+        <w:tc>
+          <w:tcPr/>
+          <w:p>
+            <w:pPr>
+              <w:pStyle w:val="Compact"/>
+            </w:pPr>
+            <w:r>
+              <w:t xml:space="preserve">Test</w:t>
+            </w:r>
+            <w:r>
+              <w:t xml:space="preserve"> </w:t>
+            </w:r>
+            <w:r>
+              <w:rPr>
+                <w:i/>
+                <w:iCs/>
+              </w:rPr>
+              <w:t xml:space="preserve">inspection-flow.test.js</w:t>
+            </w:r>
+            <w:r>
+              <w:t xml:space="preserve"> </w:t>
+            </w:r>
+            <w:r>
+              <w:t xml:space="preserve">of</w:t>
+            </w:r>
+            <w:r>
+              <w:t xml:space="preserve"> </w:t>
+            </w:r>
+            <w:r>
+              <w:rPr>
+                <w:i/>
+                <w:iCs/>
+              </w:rPr>
+              <w:t xml:space="preserve">lavarapido-infra/e2e</w:t>
+            </w:r>
+            <w:r>
+              <w:t xml:space="preserve"> </w:t>
+            </w:r>
+            <w:r>
+              <w:t xml:space="preserve">passed.</w:t>
+            </w:r>
+          </w:p>
+        </w:tc>
+        <w:tc>
+          <w:tcPr/>
+          <w:p>
+            <w:pPr>
+              <w:pStyle w:val="Compact"/>
+            </w:pPr>
+            <w:r>
+              <w:t xml:space="preserve">RF-036</w:t>
+            </w:r>
+          </w:p>
+        </w:tc>
+        <w:tc>
+          <w:tcPr/>
+          <w:p>
+            <w:pPr>
+              <w:pStyle w:val="Compact"/>
+            </w:pPr>
+            <w:r>
+              <w:t xml:space="preserve">2026-10-16</w:t>
+            </w:r>
+          </w:p>
+        </w:tc>
+      </w:tr>
+      <w:tr>
+        <w:tc>
+          <w:tcPr/>
+          <w:p>
+            <w:pPr>
+              <w:pStyle w:val="Compact"/>
+            </w:pPr>
+            <w:r>
+              <w:t xml:space="preserve">AC-33</w:t>
+            </w:r>
+          </w:p>
+        </w:tc>
+        <w:tc>
+          <w:tcPr/>
+          <w:p>
+            <w:pPr>
+              <w:pStyle w:val="Compact"/>
+            </w:pPr>
+            <w:r>
+              <w:t xml:space="preserve">The business data of Settings were kept only in the browser (formerly ACO-11).</w:t>
+            </w:r>
+          </w:p>
+        </w:tc>
+        <w:tc>
+          <w:tcPr/>
+          <w:p>
+            <w:pPr>
+              <w:pStyle w:val="Compact"/>
+            </w:pPr>
+            <w:r>
+              <w:t xml:space="preserve">P3</w:t>
+            </w:r>
+          </w:p>
+        </w:tc>
+        <w:tc>
+          <w:tcPr/>
+          <w:p>
+            <w:pPr>
+              <w:pStyle w:val="Compact"/>
+            </w:pPr>
+            <w:r>
+              <w:t xml:space="preserve">The extension of</w:t>
+            </w:r>
+            <w:r>
+              <w:t xml:space="preserve"> </w:t>
+            </w:r>
+            <w:r>
+              <w:rPr>
+                <w:i/>
+                <w:iCs/>
+              </w:rPr>
+              <w:t xml:space="preserve">booking.establishment</w:t>
+            </w:r>
+            <w:r>
+              <w:t xml:space="preserve"> </w:t>
+            </w:r>
+            <w:r>
+              <w:t xml:space="preserve">waited for the definition of its fields.</w:t>
+            </w:r>
+          </w:p>
+        </w:tc>
+        <w:tc>
+          <w:tcPr/>
+          <w:p>
+            <w:pPr>
+              <w:pStyle w:val="Compact"/>
+            </w:pPr>
+            <w:r>
+              <w:t xml:space="preserve">Changelog 032 and</w:t>
+            </w:r>
+            <w:r>
+              <w:t xml:space="preserve"> </w:t>
+            </w:r>
+            <w:r>
+              <w:rPr>
+                <w:i/>
+                <w:iCs/>
+              </w:rPr>
+              <w:t xml:space="preserve">GET/PUT /api/v1/admin/establishment</w:t>
+            </w:r>
+            <w:r>
+              <w:t xml:space="preserve">; the home page and the help center read those data.</w:t>
+            </w:r>
+          </w:p>
+        </w:tc>
+        <w:tc>
+          <w:tcPr/>
+          <w:p>
+            <w:pPr>
+              <w:pStyle w:val="Compact"/>
+            </w:pPr>
+            <w:r>
+              <w:t xml:space="preserve">Changes are visible from another account and on the public page.</w:t>
+            </w:r>
+          </w:p>
+        </w:tc>
+        <w:tc>
+          <w:tcPr/>
+          <w:p>
+            <w:pPr>
+              <w:pStyle w:val="Compact"/>
+            </w:pPr>
+            <w:r>
+              <w:t xml:space="preserve">TD-013, RF-037</w:t>
+            </w:r>
+          </w:p>
+        </w:tc>
+        <w:tc>
+          <w:tcPr/>
+          <w:p>
+            <w:pPr>
+              <w:pStyle w:val="Compact"/>
+            </w:pPr>
+            <w:r>
+              <w:t xml:space="preserve">2026-10-16</w:t>
+            </w:r>
+          </w:p>
+        </w:tc>
+      </w:tr>
+      <w:tr>
+        <w:tc>
+          <w:tcPr/>
+          <w:p>
+            <w:pPr>
+              <w:pStyle w:val="Compact"/>
+            </w:pPr>
+            <w:r>
+              <w:t xml:space="preserve">AC-34</w:t>
+            </w:r>
+          </w:p>
+        </w:tc>
+        <w:tc>
+          <w:tcPr/>
+          <w:p>
+            <w:pPr>
+              <w:pStyle w:val="Compact"/>
+            </w:pPr>
+            <w:r>
+              <w:t xml:space="preserve">The</w:t>
+            </w:r>
+            <w:r>
+              <w:t xml:space="preserve"> </w:t>
+            </w:r>
+            <w:r>
+              <w:rPr>
+                <w:i/>
+                <w:iCs/>
+              </w:rPr>
+              <w:t xml:space="preserve">lavarapido-infra</w:t>
+            </w:r>
+            <w:r>
+              <w:t xml:space="preserve"> </w:t>
+            </w:r>
+            <w:r>
+              <w:t xml:space="preserve">README and the team guide described services and screens that already existed as pending (formerly ACO-12).</w:t>
+            </w:r>
+          </w:p>
+        </w:tc>
+        <w:tc>
+          <w:tcPr/>
+          <w:p>
+            <w:pPr>
+              <w:pStyle w:val="Compact"/>
+            </w:pPr>
+            <w:r>
+              <w:t xml:space="preserve">P3</w:t>
+            </w:r>
+          </w:p>
+        </w:tc>
+        <w:tc>
+          <w:tcPr/>
+          <w:p>
+            <w:pPr>
+              <w:pStyle w:val="Compact"/>
+            </w:pPr>
+            <w:r>
+              <w:t xml:space="preserve">Documents not updated when the services were integrated.</w:t>
+            </w:r>
+          </w:p>
+        </w:tc>
+        <w:tc>
+          <w:tcPr/>
+          <w:p>
+            <w:pPr>
+              <w:pStyle w:val="Compact"/>
+            </w:pPr>
+            <w:r>
+              <w:t xml:space="preserve">Both documents updated.</w:t>
+            </w:r>
+          </w:p>
+        </w:tc>
+        <w:tc>
+          <w:tcPr/>
+          <w:p>
+            <w:pPr>
+              <w:pStyle w:val="Compact"/>
+            </w:pPr>
+            <w:r>
+              <w:t xml:space="preserve">Commits of 2026-10-16 in</w:t>
+            </w:r>
+            <w:r>
+              <w:t xml:space="preserve"> </w:t>
+            </w:r>
+            <w:r>
+              <w:rPr>
+                <w:i/>
+                <w:iCs/>
+              </w:rPr>
+              <w:t xml:space="preserve">lavarapido-infra</w:t>
+            </w:r>
+            <w:r>
+              <w:t xml:space="preserve">.</w:t>
+            </w:r>
+          </w:p>
+        </w:tc>
+        <w:tc>
+          <w:tcPr/>
+          <w:p>
+            <w:pPr>
+              <w:pStyle w:val="Compact"/>
+            </w:pPr>
+            <w:r>
+              <w:t xml:space="preserve">R-010</w:t>
+            </w:r>
+          </w:p>
+        </w:tc>
+        <w:tc>
+          <w:tcPr/>
+          <w:p>
+            <w:pPr>
+              <w:pStyle w:val="Compact"/>
+            </w:pPr>
+            <w:r>
+              <w:t xml:space="preserve">2026-10-16</w:t>
+            </w:r>
+          </w:p>
+        </w:tc>
+      </w:tr>
+      <w:tr>
+        <w:tc>
+          <w:tcPr/>
+          <w:p>
+            <w:pPr>
+              <w:pStyle w:val="Compact"/>
+            </w:pPr>
+            <w:r>
+              <w:t xml:space="preserve">AC-35</w:t>
+            </w:r>
+          </w:p>
+        </w:tc>
+        <w:tc>
+          <w:tcPr/>
+          <w:p>
+            <w:pPr>
+              <w:pStyle w:val="Compact"/>
+            </w:pPr>
+            <w:r>
+              <w:t xml:space="preserve">Two simultaneous requests could try to create the same operator, and one failed with error 500.</w:t>
+            </w:r>
+          </w:p>
+        </w:tc>
+        <w:tc>
+          <w:tcPr/>
+          <w:p>
+            <w:pPr>
+              <w:pStyle w:val="Compact"/>
+            </w:pPr>
+            <w:r>
+              <w:t xml:space="preserve">P2</w:t>
+            </w:r>
+          </w:p>
+        </w:tc>
+        <w:tc>
+          <w:tcPr/>
+          <w:p>
+            <w:pPr>
+              <w:pStyle w:val="Compact"/>
+            </w:pPr>
+            <w:r>
+              <w:t xml:space="preserve">The operator creation read and then inserted without handling the race between requests.</w:t>
+            </w:r>
+          </w:p>
+        </w:tc>
+        <w:tc>
+          <w:tcPr/>
+          <w:p>
+            <w:pPr>
+              <w:pStyle w:val="Compact"/>
+            </w:pPr>
+            <w:r>
+              <w:t xml:space="preserve">The insert runs in its own transaction and, if the row already exists, it is read again instead of failing.</w:t>
+            </w:r>
+          </w:p>
+        </w:tc>
+        <w:tc>
+          <w:tcPr/>
+          <w:p>
+            <w:pPr>
+              <w:pStyle w:val="Compact"/>
+            </w:pPr>
+            <w:r>
+              <w:rPr>
+                <w:i/>
+                <w:iCs/>
+              </w:rPr>
+              <w:t xml:space="preserve">OperatorPersistenceAdapterTest</w:t>
+            </w:r>
+            <w:r>
+              <w:t xml:space="preserve">; 54 operations-service tests passed.</w:t>
+            </w:r>
+          </w:p>
+        </w:tc>
+        <w:tc>
+          <w:tcPr/>
+          <w:p>
+            <w:pPr>
+              <w:pStyle w:val="Compact"/>
+            </w:pPr>
+            <w:r>
+              <w:t xml:space="preserve">Review of 2026-10-16</w:t>
+            </w:r>
+          </w:p>
+        </w:tc>
+        <w:tc>
+          <w:tcPr/>
+          <w:p>
+            <w:pPr>
+              <w:pStyle w:val="Compact"/>
+            </w:pPr>
+            <w:r>
+              <w:t xml:space="preserve">2026-10-16</w:t>
+            </w:r>
+          </w:p>
+        </w:tc>
+      </w:tr>
+      <w:tr>
+        <w:tc>
+          <w:tcPr/>
+          <w:p>
+            <w:pPr>
+              <w:pStyle w:val="Compact"/>
+            </w:pPr>
+            <w:r>
+              <w:t xml:space="preserve">AC-36</w:t>
+            </w:r>
+          </w:p>
+        </w:tc>
+        <w:tc>
+          <w:tcPr/>
+          <w:p>
+            <w:pPr>
+              <w:pStyle w:val="Compact"/>
+            </w:pPr>
+            <w:r>
+              <w:t xml:space="preserve">When a time outside the schedule or already past was requested, the system answered "That time was just taken".</w:t>
+            </w:r>
+          </w:p>
+        </w:tc>
+        <w:tc>
+          <w:tcPr/>
+          <w:p>
+            <w:pPr>
+              <w:pStyle w:val="Compact"/>
+            </w:pPr>
+            <w:r>
+              <w:t xml:space="preserve">P3</w:t>
+            </w:r>
+          </w:p>
+        </w:tc>
+        <w:tc>
+          <w:tcPr/>
+          <w:p>
+            <w:pPr>
+              <w:pStyle w:val="Compact"/>
+            </w:pPr>
+            <w:r>
+              <w:t xml:space="preserve">The 409 response did not distinguish the reason.</w:t>
+            </w:r>
+          </w:p>
+        </w:tc>
+        <w:tc>
+          <w:tcPr/>
+          <w:p>
+            <w:pPr>
+              <w:pStyle w:val="Compact"/>
+            </w:pPr>
+            <w:r>
+              <w:t xml:space="preserve">The response carries</w:t>
+            </w:r>
+            <w:r>
+              <w:t xml:space="preserve"> </w:t>
+            </w:r>
+            <w:r>
+              <w:rPr>
+                <w:i/>
+                <w:iCs/>
+              </w:rPr>
+              <w:t xml:space="preserve">reason</w:t>
+            </w:r>
+            <w:r>
+              <w:t xml:space="preserve"> </w:t>
+            </w:r>
+            <w:r>
+              <w:t xml:space="preserve">(CLOSED_DAY, OUTSIDE_HOURS, TIME_PASSED, or NO_FREE_BAY), and the web and mobile show a message for each case.</w:t>
+            </w:r>
+          </w:p>
+        </w:tc>
+        <w:tc>
+          <w:tcPr/>
+          <w:p>
+            <w:pPr>
+              <w:pStyle w:val="Compact"/>
+            </w:pPr>
+            <w:r>
+              <w:t xml:space="preserve">Test</w:t>
+            </w:r>
+            <w:r>
+              <w:t xml:space="preserve"> </w:t>
+            </w:r>
+            <w:r>
+              <w:rPr>
+                <w:i/>
+                <w:iCs/>
+              </w:rPr>
+              <w:t xml:space="preserve">access-rules.test.js</w:t>
+            </w:r>
+            <w:r>
+              <w:t xml:space="preserve"> </w:t>
+            </w:r>
+            <w:r>
+              <w:t xml:space="preserve">(</w:t>
+            </w:r>
+            <w:r>
+              <w:rPr>
+                <w:i/>
+                <w:iCs/>
+              </w:rPr>
+              <w:t xml:space="preserve">reason: OUTSIDE_HOURS</w:t>
+            </w:r>
+            <w:r>
+              <w:t xml:space="preserve">) and</w:t>
+            </w:r>
+            <w:r>
+              <w:t xml:space="preserve"> </w:t>
+            </w:r>
+            <w:r>
+              <w:rPr>
+                <w:i/>
+                <w:iCs/>
+              </w:rPr>
+              <w:t xml:space="preserve">api-error.spec.ts</w:t>
+            </w:r>
+            <w:r>
+              <w:t xml:space="preserve">.</w:t>
+            </w:r>
+          </w:p>
+        </w:tc>
+        <w:tc>
+          <w:tcPr/>
+          <w:p>
+            <w:pPr>
+              <w:pStyle w:val="Compact"/>
+            </w:pPr>
+            <w:r>
+              <w:t xml:space="preserve">Review of 2026-10-16</w:t>
+            </w:r>
+          </w:p>
+        </w:tc>
+        <w:tc>
+          <w:tcPr/>
+          <w:p>
+            <w:pPr>
+              <w:pStyle w:val="Compact"/>
+            </w:pPr>
+            <w:r>
+              <w:t xml:space="preserve">2026-10-16</w:t>
+            </w:r>
+          </w:p>
+        </w:tc>
+      </w:tr>
+      <w:tr>
+        <w:tc>
+          <w:tcPr/>
+          <w:p>
+            <w:pPr>
+              <w:pStyle w:val="Compact"/>
+            </w:pPr>
+            <w:r>
+              <w:t xml:space="preserve">AC-37</w:t>
+            </w:r>
+          </w:p>
+        </w:tc>
+        <w:tc>
+          <w:tcPr/>
+          <w:p>
+            <w:pPr>
+              <w:pStyle w:val="Compact"/>
+            </w:pPr>
+            <w:r>
+              <w:t xml:space="preserve">The "Delete account" option said it erased the account and all the data, but it only deactivates it.</w:t>
+            </w:r>
+          </w:p>
+        </w:tc>
+        <w:tc>
+          <w:tcPr/>
+          <w:p>
+            <w:pPr>
+              <w:pStyle w:val="Compact"/>
+            </w:pPr>
+            <w:r>
+              <w:t xml:space="preserve">P2</w:t>
+            </w:r>
+          </w:p>
+        </w:tc>
+        <w:tc>
+          <w:tcPr/>
+          <w:p>
+            <w:pPr>
+              <w:pStyle w:val="Compact"/>
+            </w:pPr>
+            <w:r>
+              <w:t xml:space="preserve">Text inherited from the mockup, contrary to what the server does.</w:t>
+            </w:r>
+          </w:p>
+        </w:tc>
+        <w:tc>
+          <w:tcPr/>
+          <w:p>
+            <w:pPr>
+              <w:pStyle w:val="Compact"/>
+            </w:pPr>
+            <w:r>
+              <w:t xml:space="preserve">The option is called "Deactivate my account" and explains that the history is kept, on the web and mobile and in the four languages.</w:t>
+            </w:r>
+          </w:p>
+        </w:tc>
+        <w:tc>
+          <w:tcPr/>
+          <w:p>
+            <w:pPr>
+              <w:pStyle w:val="Compact"/>
+            </w:pPr>
+            <w:r>
+              <w:t xml:space="preserve">Web and mobile profile; User Manual 4.0.</w:t>
+            </w:r>
+          </w:p>
+        </w:tc>
+        <w:tc>
+          <w:tcPr/>
+          <w:p>
+            <w:pPr>
+              <w:pStyle w:val="Compact"/>
+            </w:pPr>
+            <w:r>
+              <w:t xml:space="preserve">Law 1581 of 2012</w:t>
+            </w:r>
+          </w:p>
+        </w:tc>
+        <w:tc>
+          <w:tcPr/>
+          <w:p>
+            <w:pPr>
+              <w:pStyle w:val="Compact"/>
+            </w:pPr>
+            <w:r>
+              <w:t xml:space="preserve">2026-10-16</w:t>
+            </w:r>
+          </w:p>
+        </w:tc>
+      </w:tr>
+      <w:tr>
+        <w:tc>
+          <w:tcPr/>
+          <w:p>
+            <w:pPr>
+              <w:pStyle w:val="Compact"/>
+            </w:pPr>
+            <w:r>
+              <w:t xml:space="preserve">AC-38</w:t>
+            </w:r>
+          </w:p>
+        </w:tc>
+        <w:tc>
+          <w:tcPr/>
+          <w:p>
+            <w:pPr>
+              <w:pStyle w:val="Compact"/>
+            </w:pPr>
+            <w:r>
+              <w:t xml:space="preserve">The manuals and project documents became outdated with respect to the code of October 16 (lockout, automatic assignment, inspection, 57 tables), and the figures were placeholders.</w:t>
+            </w:r>
+          </w:p>
+        </w:tc>
+        <w:tc>
+          <w:tcPr/>
+          <w:p>
+            <w:pPr>
+              <w:pStyle w:val="Compact"/>
+            </w:pPr>
+            <w:r>
+              <w:t xml:space="preserve">P3</w:t>
+            </w:r>
+          </w:p>
+        </w:tc>
+        <w:tc>
+          <w:tcPr/>
+          <w:p>
+            <w:pPr>
+              <w:pStyle w:val="Compact"/>
+            </w:pPr>
+            <w:r>
+              <w:t xml:space="preserve">Changes integrated without updating the documentation in the same pull request (R-010).</w:t>
+            </w:r>
+          </w:p>
+        </w:tc>
+        <w:tc>
+          <w:tcPr/>
+          <w:p>
+            <w:pPr>
+              <w:pStyle w:val="Compact"/>
+            </w:pPr>
+            <w:r>
+              <w:t xml:space="preserve">Manuals 4.0 with real screenshots, Implementation Procedure 2.0, this document 2.0, and the project's technical documentation reviewed against the code.</w:t>
+            </w:r>
+          </w:p>
+        </w:tc>
+        <w:tc>
+          <w:tcPr/>
+          <w:p>
+            <w:pPr>
+              <w:pStyle w:val="Compact"/>
+            </w:pPr>
+            <w:r>
+              <w:t xml:space="preserve">Version control of each document (2026-10-16).</w:t>
+            </w:r>
+          </w:p>
+        </w:tc>
+        <w:tc>
+          <w:tcPr/>
+          <w:p>
+            <w:pPr>
+              <w:pStyle w:val="Compact"/>
+            </w:pPr>
+            <w:r>
+              <w:t xml:space="preserve">R-010</w:t>
+            </w:r>
+          </w:p>
+        </w:tc>
+        <w:tc>
+          <w:tcPr/>
+          <w:p>
+            <w:pPr>
+              <w:pStyle w:val="Compact"/>
+            </w:pPr>
+            <w:r>
+              <w:t xml:space="preserve">2026-10-16</w:t>
+            </w:r>
+          </w:p>
+        </w:tc>
+      </w:tr>
+      <w:tr>
+        <w:tc>
+          <w:tcPr/>
+          <w:p>
+            <w:pPr>
+              <w:pStyle w:val="Compact"/>
+            </w:pPr>
+            <w:r>
+              <w:t xml:space="preserve">AC-39</w:t>
+            </w:r>
+          </w:p>
+        </w:tc>
+        <w:tc>
+          <w:tcPr/>
+          <w:p>
+            <w:pPr>
+              <w:pStyle w:val="Compact"/>
+            </w:pPr>
+            <w:r>
+              <w:t xml:space="preserve">With two accounts of the same method (for example, two Nequi), the web payment screen marked both at once and always showed the QR of the first one.</w:t>
+            </w:r>
+          </w:p>
+        </w:tc>
+        <w:tc>
+          <w:tcPr/>
+          <w:p>
+            <w:pPr>
+              <w:pStyle w:val="Compact"/>
+            </w:pPr>
+            <w:r>
+              <w:t xml:space="preserve">P3</w:t>
+            </w:r>
+          </w:p>
+        </w:tc>
+        <w:tc>
+          <w:tcPr/>
+          <w:p>
+            <w:pPr>
+              <w:pStyle w:val="Compact"/>
+            </w:pPr>
+            <w:r>
+              <w:t xml:space="preserve">The chosen option was stored by method type and not by account.</w:t>
+            </w:r>
+          </w:p>
+        </w:tc>
+        <w:tc>
+          <w:tcPr/>
+          <w:p>
+            <w:pPr>
+              <w:pStyle w:val="Compact"/>
+            </w:pPr>
+            <w:r>
+              <w:t xml:space="preserve">The selection is stored by account and, if two accounts share a method, each option shows its holder.</w:t>
+            </w:r>
+          </w:p>
+        </w:tc>
+        <w:tc>
+          <w:tcPr/>
+          <w:p>
+            <w:pPr>
+              <w:pStyle w:val="Compact"/>
+            </w:pPr>
+            <w:r>
+              <w:rPr>
+                <w:i/>
+                <w:iCs/>
+              </w:rPr>
+              <w:t xml:space="preserve">payment.spec.ts</w:t>
+            </w:r>
+            <w:r>
+              <w:t xml:space="preserve"> </w:t>
+            </w:r>
+            <w:r>
+              <w:t xml:space="preserve">(two Nequi accounts); 43 web tests passed.</w:t>
+            </w:r>
+          </w:p>
+        </w:tc>
+        <w:tc>
+          <w:tcPr/>
+          <w:p>
+            <w:pPr>
+              <w:pStyle w:val="Compact"/>
+            </w:pPr>
+            <w:r>
+              <w:t xml:space="preserve">Test Documentation, defect 6</w:t>
+            </w:r>
+          </w:p>
+        </w:tc>
+        <w:tc>
+          <w:tcPr/>
+          <w:p>
+            <w:pPr>
+              <w:pStyle w:val="Compact"/>
+            </w:pPr>
+            <w:r>
+              <w:t xml:space="preserve">2026-10-16</w:t>
+            </w:r>
+          </w:p>
+        </w:tc>
+      </w:tr>
     </w:tbl>
     <w:p>
       <w:pPr>
@@ -6190,354 +8082,6 @@
               <w:pStyle w:val="Compact"/>
             </w:pPr>
             <w:r>
-              <w:t xml:space="preserve">ACO-01</w:t>
-            </w:r>
-          </w:p>
-        </w:tc>
-        <w:tc>
-          <w:tcPr/>
-          <w:p>
-            <w:pPr>
-              <w:pStyle w:val="Compact"/>
-            </w:pPr>
-            <w:r>
-              <w:t xml:space="preserve">The web test suite does not compile.</w:t>
-            </w:r>
-          </w:p>
-        </w:tc>
-        <w:tc>
-          <w:tcPr/>
-          <w:p>
-            <w:pPr>
-              <w:pStyle w:val="Compact"/>
-            </w:pPr>
-            <w:r>
-              <w:t xml:space="preserve">P2</w:t>
-            </w:r>
-          </w:p>
-        </w:tc>
-        <w:tc>
-          <w:tcPr/>
-          <w:p>
-            <w:pPr>
-              <w:pStyle w:val="Compact"/>
-            </w:pPr>
-            <w:r>
-              <w:t xml:space="preserve">Six scaffold</w:t>
-            </w:r>
-            <w:r>
-              <w:t xml:space="preserve"> </w:t>
-            </w:r>
-            <w:r>
-              <w:rPr>
-                <w:i/>
-                <w:iCs/>
-              </w:rPr>
-              <w:t xml:space="preserve">.spec.ts</w:t>
-            </w:r>
-            <w:r>
-              <w:t xml:space="preserve"> </w:t>
-            </w:r>
-            <w:r>
-              <w:t xml:space="preserve">files point to classes that no longer exist (</w:t>
-            </w:r>
-            <w:r>
-              <w:rPr>
-                <w:i/>
-                <w:iCs/>
-              </w:rPr>
-              <w:t xml:space="preserve">features/*/viewmodels/*.spec.ts</w:t>
-            </w:r>
-            <w:r>
-              <w:t xml:space="preserve">,</w:t>
-            </w:r>
-            <w:r>
-              <w:t xml:space="preserve"> </w:t>
-            </w:r>
-            <w:r>
-              <w:rPr>
-                <w:i/>
-                <w:iCs/>
-              </w:rPr>
-              <w:t xml:space="preserve">settings-panel.spec.ts</w:t>
-            </w:r>
-            <w:r>
-              <w:t xml:space="preserve">,</w:t>
-            </w:r>
-            <w:r>
-              <w:t xml:space="preserve"> </w:t>
-            </w:r>
-            <w:r>
-              <w:rPr>
-                <w:i/>
-                <w:iCs/>
-              </w:rPr>
-              <w:t xml:space="preserve">stepper.spec.ts</w:t>
-            </w:r>
-            <w:r>
-              <w:t xml:space="preserve">).</w:t>
-            </w:r>
-          </w:p>
-        </w:tc>
-        <w:tc>
-          <w:tcPr/>
-          <w:p>
-            <w:pPr>
-              <w:pStyle w:val="Compact"/>
-            </w:pPr>
-            <w:r>
-              <w:t xml:space="preserve">Fix or delete those files and add tests for the booking form and the stores.</w:t>
-            </w:r>
-          </w:p>
-        </w:tc>
-        <w:tc>
-          <w:tcPr/>
-          <w:p>
-            <w:pPr>
-              <w:pStyle w:val="Compact"/>
-            </w:pPr>
-            <w:r>
-              <w:t xml:space="preserve">Frontend leader</w:t>
-            </w:r>
-          </w:p>
-        </w:tc>
-        <w:tc>
-          <w:tcPr/>
-          <w:p>
-            <w:pPr>
-              <w:pStyle w:val="Compact"/>
-            </w:pPr>
-            <w:r>
-              <w:t xml:space="preserve">High</w:t>
-            </w:r>
-          </w:p>
-        </w:tc>
-        <w:tc>
-          <w:tcPr/>
-          <w:p>
-            <w:pPr>
-              <w:pStyle w:val="Compact"/>
-            </w:pPr>
-            <w:r>
-              <w:rPr>
-                <w:i/>
-                <w:iCs/>
-              </w:rPr>
-              <w:t xml:space="preserve">npx ng test --watch=false</w:t>
-            </w:r>
-            <w:r>
-              <w:t xml:space="preserve"> </w:t>
-            </w:r>
-            <w:r>
-              <w:t xml:space="preserve">passes. (TD-001)</w:t>
-            </w:r>
-          </w:p>
-        </w:tc>
-      </w:tr>
-      <w:tr>
-        <w:tc>
-          <w:tcPr/>
-          <w:p>
-            <w:pPr>
-              <w:pStyle w:val="Compact"/>
-            </w:pPr>
-            <w:r>
-              <w:t xml:space="preserve">ACO-02</w:t>
-            </w:r>
-          </w:p>
-        </w:tc>
-        <w:tc>
-          <w:tcPr/>
-          <w:p>
-            <w:pPr>
-              <w:pStyle w:val="Compact"/>
-            </w:pPr>
-            <w:r>
-              <w:t xml:space="preserve">There is no login attempt limit.</w:t>
-            </w:r>
-          </w:p>
-        </w:tc>
-        <w:tc>
-          <w:tcPr/>
-          <w:p>
-            <w:pPr>
-              <w:pStyle w:val="Compact"/>
-            </w:pPr>
-            <w:r>
-              <w:t xml:space="preserve">P1</w:t>
-            </w:r>
-          </w:p>
-        </w:tc>
-        <w:tc>
-          <w:tcPr/>
-          <w:p>
-            <w:pPr>
-              <w:pStyle w:val="Compact"/>
-            </w:pPr>
-            <w:r>
-              <w:t xml:space="preserve">Requirement RF-004b was not implemented in security-service.</w:t>
-            </w:r>
-          </w:p>
-        </w:tc>
-        <w:tc>
-          <w:tcPr/>
-          <w:p>
-            <w:pPr>
-              <w:pStyle w:val="Compact"/>
-            </w:pPr>
-            <w:r>
-              <w:t xml:space="preserve">Temporary lockout or progressive delay after five failed attempts, with a security test.</w:t>
-            </w:r>
-          </w:p>
-        </w:tc>
-        <w:tc>
-          <w:tcPr/>
-          <w:p>
-            <w:pPr>
-              <w:pStyle w:val="Compact"/>
-            </w:pPr>
-            <w:r>
-              <w:t xml:space="preserve">Backend leader</w:t>
-            </w:r>
-          </w:p>
-        </w:tc>
-        <w:tc>
-          <w:tcPr/>
-          <w:p>
-            <w:pPr>
-              <w:pStyle w:val="Compact"/>
-            </w:pPr>
-            <w:r>
-              <w:t xml:space="preserve">High</w:t>
-            </w:r>
-          </w:p>
-        </w:tc>
-        <w:tc>
-          <w:tcPr/>
-          <w:p>
-            <w:pPr>
-              <w:pStyle w:val="Compact"/>
-            </w:pPr>
-            <w:r>
-              <w:t xml:space="preserve">Test that proves the lockout and updated manuals. (TD-003)</w:t>
-            </w:r>
-          </w:p>
-        </w:tc>
-      </w:tr>
-      <w:tr>
-        <w:tc>
-          <w:tcPr/>
-          <w:p>
-            <w:pPr>
-              <w:pStyle w:val="Compact"/>
-            </w:pPr>
-            <w:r>
-              <w:t xml:space="preserve">ACO-03</w:t>
-            </w:r>
-          </w:p>
-        </w:tc>
-        <w:tc>
-          <w:tcPr/>
-          <w:p>
-            <w:pPr>
-              <w:pStyle w:val="Compact"/>
-            </w:pPr>
-            <w:r>
-              <w:t xml:space="preserve">The acceptance of the Terms and of the Personal Data Processing Policy is not stored on the server.</w:t>
-            </w:r>
-          </w:p>
-        </w:tc>
-        <w:tc>
-          <w:tcPr/>
-          <w:p>
-            <w:pPr>
-              <w:pStyle w:val="Compact"/>
-            </w:pPr>
-            <w:r>
-              <w:t xml:space="preserve">P1</w:t>
-            </w:r>
-          </w:p>
-        </w:tc>
-        <w:tc>
-          <w:tcPr/>
-          <w:p>
-            <w:pPr>
-              <w:pStyle w:val="Compact"/>
-            </w:pPr>
-            <w:r>
-              <w:t xml:space="preserve">The table</w:t>
-            </w:r>
-            <w:r>
-              <w:t xml:space="preserve"> </w:t>
-            </w:r>
-            <w:r>
-              <w:rPr>
-                <w:i/>
-                <w:iCs/>
-              </w:rPr>
-              <w:t xml:space="preserve">security.user_consent</w:t>
-            </w:r>
-            <w:r>
-              <w:t xml:space="preserve"> </w:t>
-            </w:r>
-            <w:r>
-              <w:t xml:space="preserve">was left pending (ADR-010).</w:t>
-            </w:r>
-          </w:p>
-        </w:tc>
-        <w:tc>
-          <w:tcPr/>
-          <w:p>
-            <w:pPr>
-              <w:pStyle w:val="Compact"/>
-            </w:pPr>
-            <w:r>
-              <w:t xml:space="preserve">Record the version of the accepted document, the date, and the account, as the evidence required by Law 1581 of 2012 (Congreso de la República de Colombia, 2012).</w:t>
-            </w:r>
-          </w:p>
-        </w:tc>
-        <w:tc>
-          <w:tcPr/>
-          <w:p>
-            <w:pPr>
-              <w:pStyle w:val="Compact"/>
-            </w:pPr>
-            <w:r>
-              <w:t xml:space="preserve">Backend leader</w:t>
-            </w:r>
-          </w:p>
-        </w:tc>
-        <w:tc>
-          <w:tcPr/>
-          <w:p>
-            <w:pPr>
-              <w:pStyle w:val="Compact"/>
-            </w:pPr>
-            <w:r>
-              <w:t xml:space="preserve">High</w:t>
-            </w:r>
-          </w:p>
-        </w:tc>
-        <w:tc>
-          <w:tcPr/>
-          <w:p>
-            <w:pPr>
-              <w:pStyle w:val="Compact"/>
-            </w:pPr>
-            <w:r>
-              <w:t xml:space="preserve">Consent queryable per account.</w:t>
-            </w:r>
-          </w:p>
-        </w:tc>
-      </w:tr>
-      <w:tr>
-        <w:tc>
-          <w:tcPr/>
-          <w:p>
-            <w:pPr>
-              <w:pStyle w:val="Compact"/>
-            </w:pPr>
-            <w:r>
               <w:t xml:space="preserve">ACO-04</w:t>
             </w:r>
           </w:p>
@@ -6660,903 +8204,6 @@
               <w:pStyle w:val="Compact"/>
             </w:pPr>
             <w:r>
-              <w:t xml:space="preserve">ACO-05</w:t>
-            </w:r>
-          </w:p>
-        </w:tc>
-        <w:tc>
-          <w:tcPr/>
-          <w:p>
-            <w:pPr>
-              <w:pStyle w:val="Compact"/>
-            </w:pPr>
-            <w:r>
-              <w:t xml:space="preserve">The payment-service health endpoint answers</w:t>
-            </w:r>
-            <w:r>
-              <w:t xml:space="preserve"> </w:t>
-            </w:r>
-            <w:r>
-              <w:rPr>
-                <w:i/>
-                <w:iCs/>
-              </w:rPr>
-              <w:t xml:space="preserve">UP</w:t>
-            </w:r>
-            <w:r>
-              <w:t xml:space="preserve"> </w:t>
-            </w:r>
-            <w:r>
-              <w:t xml:space="preserve">with the database down, and the service has no</w:t>
-            </w:r>
-            <w:r>
-              <w:t xml:space="preserve"> </w:t>
-            </w:r>
-            <w:r>
-              <w:rPr>
-                <w:i/>
-                <w:iCs/>
-              </w:rPr>
-              <w:t xml:space="preserve">X-Correlation-Id</w:t>
-            </w:r>
-            <w:r>
-              <w:t xml:space="preserve"> </w:t>
-            </w:r>
-            <w:r>
-              <w:t xml:space="preserve">filter.</w:t>
-            </w:r>
-          </w:p>
-        </w:tc>
-        <w:tc>
-          <w:tcPr/>
-          <w:p>
-            <w:pPr>
-              <w:pStyle w:val="Compact"/>
-            </w:pPr>
-            <w:r>
-              <w:t xml:space="preserve">P2</w:t>
-            </w:r>
-          </w:p>
-        </w:tc>
-        <w:tc>
-          <w:tcPr/>
-          <w:p>
-            <w:pPr>
-              <w:pStyle w:val="Compact"/>
-            </w:pPr>
-            <w:r>
-              <w:t xml:space="preserve">The endpoint returns a fixed value.</w:t>
-            </w:r>
-          </w:p>
-        </w:tc>
-        <w:tc>
-          <w:tcPr/>
-          <w:p>
-            <w:pPr>
-              <w:pStyle w:val="Compact"/>
-            </w:pPr>
-            <w:r>
-              <w:t xml:space="preserve">EF Core health check against SQL Server and correlation filter.</w:t>
-            </w:r>
-          </w:p>
-        </w:tc>
-        <w:tc>
-          <w:tcPr/>
-          <w:p>
-            <w:pPr>
-              <w:pStyle w:val="Compact"/>
-            </w:pPr>
-            <w:r>
-              <w:t xml:space="preserve">Backend leader</w:t>
-            </w:r>
-          </w:p>
-        </w:tc>
-        <w:tc>
-          <w:tcPr/>
-          <w:p>
-            <w:pPr>
-              <w:pStyle w:val="Compact"/>
-            </w:pPr>
-            <w:r>
-              <w:t xml:space="preserve">Medium</w:t>
-            </w:r>
-          </w:p>
-        </w:tc>
-        <w:tc>
-          <w:tcPr/>
-          <w:p>
-            <w:pPr>
-              <w:pStyle w:val="Compact"/>
-            </w:pPr>
-            <w:r>
-              <w:rPr>
-                <w:i/>
-                <w:iCs/>
-              </w:rPr>
-              <w:t xml:space="preserve">/actuator/health</w:t>
-            </w:r>
-            <w:r>
-              <w:t xml:space="preserve"> </w:t>
-            </w:r>
-            <w:r>
-              <w:t xml:space="preserve">answers</w:t>
-            </w:r>
-            <w:r>
-              <w:t xml:space="preserve"> </w:t>
-            </w:r>
-            <w:r>
-              <w:rPr>
-                <w:i/>
-                <w:iCs/>
-              </w:rPr>
-              <w:t xml:space="preserve">DOWN</w:t>
-            </w:r>
-            <w:r>
-              <w:t xml:space="preserve"> </w:t>
-            </w:r>
-            <w:r>
-              <w:t xml:space="preserve">without the database. (TD-017)</w:t>
-            </w:r>
-          </w:p>
-        </w:tc>
-      </w:tr>
-      <w:tr>
-        <w:tc>
-          <w:tcPr/>
-          <w:p>
-            <w:pPr>
-              <w:pStyle w:val="Compact"/>
-            </w:pPr>
-            <w:r>
-              <w:t xml:space="preserve">ACO-06</w:t>
-            </w:r>
-          </w:p>
-        </w:tc>
-        <w:tc>
-          <w:tcPr/>
-          <w:p>
-            <w:pPr>
-              <w:pStyle w:val="Compact"/>
-            </w:pPr>
-            <w:r>
-              <w:t xml:space="preserve">The refund texts (</w:t>
-            </w:r>
-            <w:r>
-              <w:rPr>
-                <w:i/>
-                <w:iCs/>
-              </w:rPr>
-              <w:t xml:space="preserve">Reembolsar</w:t>
-            </w:r>
-            <w:r>
-              <w:t xml:space="preserve">, confirmation, and result) are hard-coded in Spanish and do not change with the language.</w:t>
-            </w:r>
-          </w:p>
-        </w:tc>
-        <w:tc>
-          <w:tcPr/>
-          <w:p>
-            <w:pPr>
-              <w:pStyle w:val="Compact"/>
-            </w:pPr>
-            <w:r>
-              <w:t xml:space="preserve">P3</w:t>
-            </w:r>
-          </w:p>
-        </w:tc>
-        <w:tc>
-          <w:tcPr/>
-          <w:p>
-            <w:pPr>
-              <w:pStyle w:val="Compact"/>
-            </w:pPr>
-            <w:r>
-              <w:t xml:space="preserve">They were placed temporarily in</w:t>
-            </w:r>
-            <w:r>
-              <w:t xml:space="preserve"> </w:t>
-            </w:r>
-            <w:r>
-              <w:rPr>
-                <w:i/>
-                <w:iCs/>
-              </w:rPr>
-              <w:t xml:space="preserve">core/constants/payment-texts.ts</w:t>
-            </w:r>
-            <w:r>
-              <w:t xml:space="preserve"> </w:t>
-            </w:r>
-            <w:r>
-              <w:t xml:space="preserve">to avoid editing the language files.</w:t>
-            </w:r>
-          </w:p>
-        </w:tc>
-        <w:tc>
-          <w:tcPr/>
-          <w:p>
-            <w:pPr>
-              <w:pStyle w:val="Compact"/>
-            </w:pPr>
-            <w:r>
-              <w:t xml:space="preserve">Move the texts to</w:t>
-            </w:r>
-            <w:r>
-              <w:t xml:space="preserve"> </w:t>
-            </w:r>
-            <w:r>
-              <w:rPr>
-                <w:i/>
-                <w:iCs/>
-              </w:rPr>
-              <w:t xml:space="preserve">ADMIN_PAYMENTS</w:t>
-            </w:r>
-            <w:r>
-              <w:t xml:space="preserve"> </w:t>
-            </w:r>
-            <w:r>
-              <w:t xml:space="preserve">and</w:t>
-            </w:r>
-            <w:r>
-              <w:t xml:space="preserve"> </w:t>
-            </w:r>
-            <w:r>
-              <w:rPr>
-                <w:i/>
-                <w:iCs/>
-              </w:rPr>
-              <w:t xml:space="preserve">PAYMENT_REVIEW_MODAL</w:t>
-            </w:r>
-            <w:r>
-              <w:t xml:space="preserve"> </w:t>
-            </w:r>
-            <w:r>
-              <w:t xml:space="preserve">in the four languages and delete the temporary file.</w:t>
-            </w:r>
-          </w:p>
-        </w:tc>
-        <w:tc>
-          <w:tcPr/>
-          <w:p>
-            <w:pPr>
-              <w:pStyle w:val="Compact"/>
-            </w:pPr>
-            <w:r>
-              <w:t xml:space="preserve">Frontend leader</w:t>
-            </w:r>
-          </w:p>
-        </w:tc>
-        <w:tc>
-          <w:tcPr/>
-          <w:p>
-            <w:pPr>
-              <w:pStyle w:val="Compact"/>
-            </w:pPr>
-            <w:r>
-              <w:t xml:space="preserve">Medium</w:t>
-            </w:r>
-          </w:p>
-        </w:tc>
-        <w:tc>
-          <w:tcPr/>
-          <w:p>
-            <w:pPr>
-              <w:pStyle w:val="Compact"/>
-            </w:pPr>
-            <w:r>
-              <w:t xml:space="preserve">Texts translated into English, French, and Portuguese.</w:t>
-            </w:r>
-          </w:p>
-        </w:tc>
-      </w:tr>
-      <w:tr>
-        <w:tc>
-          <w:tcPr/>
-          <w:p>
-            <w:pPr>
-              <w:pStyle w:val="Compact"/>
-            </w:pPr>
-            <w:r>
-              <w:t xml:space="preserve">ACO-07</w:t>
-            </w:r>
-          </w:p>
-        </w:tc>
-        <w:tc>
-          <w:tcPr/>
-          <w:p>
-            <w:pPr>
-              <w:pStyle w:val="Compact"/>
-            </w:pPr>
-            <w:r>
-              <w:t xml:space="preserve">The operator's "Report progress" button shows "The client will receive the update", but sends nothing.</w:t>
-            </w:r>
-          </w:p>
-        </w:tc>
-        <w:tc>
-          <w:tcPr/>
-          <w:p>
-            <w:pPr>
-              <w:pStyle w:val="Compact"/>
-            </w:pPr>
-            <w:r>
-              <w:t xml:space="preserve">P3</w:t>
-            </w:r>
-          </w:p>
-        </w:tc>
-        <w:tc>
-          <w:tcPr/>
-          <w:p>
-            <w:pPr>
-              <w:pStyle w:val="Compact"/>
-            </w:pPr>
-            <w:r>
-              <w:t xml:space="preserve">The feature was left with only the visual confirmation.</w:t>
-            </w:r>
-          </w:p>
-        </w:tc>
-        <w:tc>
-          <w:tcPr/>
-          <w:p>
-            <w:pPr>
-              <w:pStyle w:val="Compact"/>
-            </w:pPr>
-            <w:r>
-              <w:t xml:space="preserve">Send a real notification to the customer or remove the button and the message.</w:t>
-            </w:r>
-          </w:p>
-        </w:tc>
-        <w:tc>
-          <w:tcPr/>
-          <w:p>
-            <w:pPr>
-              <w:pStyle w:val="Compact"/>
-            </w:pPr>
-            <w:r>
-              <w:t xml:space="preserve">Frontend leader</w:t>
-            </w:r>
-          </w:p>
-        </w:tc>
-        <w:tc>
-          <w:tcPr/>
-          <w:p>
-            <w:pPr>
-              <w:pStyle w:val="Compact"/>
-            </w:pPr>
-            <w:r>
-              <w:t xml:space="preserve">Medium</w:t>
-            </w:r>
-          </w:p>
-        </w:tc>
-        <w:tc>
-          <w:tcPr/>
-          <w:p>
-            <w:pPr>
-              <w:pStyle w:val="Compact"/>
-            </w:pPr>
-            <w:r>
-              <w:t xml:space="preserve">Notification received or button removed.</w:t>
-            </w:r>
-          </w:p>
-        </w:tc>
-      </w:tr>
-      <w:tr>
-        <w:tc>
-          <w:tcPr/>
-          <w:p>
-            <w:pPr>
-              <w:pStyle w:val="Compact"/>
-            </w:pPr>
-            <w:r>
-              <w:t xml:space="preserve">ACO-08</w:t>
-            </w:r>
-          </w:p>
-        </w:tc>
-        <w:tc>
-          <w:tcPr/>
-          <w:p>
-            <w:pPr>
-              <w:pStyle w:val="Compact"/>
-            </w:pPr>
-            <w:r>
-              <w:t xml:space="preserve">The welcome page announces a washing service "wherever you are", and the operator history shows payment methods (card, PSE) that the system does not support.</w:t>
-            </w:r>
-          </w:p>
-        </w:tc>
-        <w:tc>
-          <w:tcPr/>
-          <w:p>
-            <w:pPr>
-              <w:pStyle w:val="Compact"/>
-            </w:pPr>
-            <w:r>
-              <w:t xml:space="preserve">P3</w:t>
-            </w:r>
-          </w:p>
-        </w:tc>
-        <w:tc>
-          <w:tcPr/>
-          <w:p>
-            <w:pPr>
-              <w:pStyle w:val="Compact"/>
-            </w:pPr>
-            <w:r>
-              <w:t xml:space="preserve">Mockup texts that were not adjusted to the real scope.</w:t>
-            </w:r>
-          </w:p>
-        </w:tc>
-        <w:tc>
-          <w:tcPr/>
-          <w:p>
-            <w:pPr>
-              <w:pStyle w:val="Compact"/>
-            </w:pPr>
-            <w:r>
-              <w:t xml:space="preserve">Adjust the texts to the on-site service and the real payment methods.</w:t>
-            </w:r>
-          </w:p>
-        </w:tc>
-        <w:tc>
-          <w:tcPr/>
-          <w:p>
-            <w:pPr>
-              <w:pStyle w:val="Compact"/>
-            </w:pPr>
-            <w:r>
-              <w:t xml:space="preserve">Frontend leader</w:t>
-            </w:r>
-          </w:p>
-        </w:tc>
-        <w:tc>
-          <w:tcPr/>
-          <w:p>
-            <w:pPr>
-              <w:pStyle w:val="Compact"/>
-            </w:pPr>
-            <w:r>
-              <w:t xml:space="preserve">Low</w:t>
-            </w:r>
-          </w:p>
-        </w:tc>
-        <w:tc>
-          <w:tcPr/>
-          <w:p>
-            <w:pPr>
-              <w:pStyle w:val="Compact"/>
-            </w:pPr>
-            <w:r>
-              <w:t xml:space="preserve">Texts reviewed in the four languages.</w:t>
-            </w:r>
-          </w:p>
-        </w:tc>
-      </w:tr>
-      <w:tr>
-        <w:tc>
-          <w:tcPr/>
-          <w:p>
-            <w:pPr>
-              <w:pStyle w:val="Compact"/>
-            </w:pPr>
-            <w:r>
-              <w:t xml:space="preserve">ACO-09</w:t>
-            </w:r>
-          </w:p>
-        </w:tc>
-        <w:tc>
-          <w:tcPr/>
-          <w:p>
-            <w:pPr>
-              <w:pStyle w:val="Compact"/>
-            </w:pPr>
-            <w:r>
-              <w:t xml:space="preserve">There is no wildcard route: an unknown address shows an empty page.</w:t>
-            </w:r>
-          </w:p>
-        </w:tc>
-        <w:tc>
-          <w:tcPr/>
-          <w:p>
-            <w:pPr>
-              <w:pStyle w:val="Compact"/>
-            </w:pPr>
-            <w:r>
-              <w:t xml:space="preserve">P3</w:t>
-            </w:r>
-          </w:p>
-        </w:tc>
-        <w:tc>
-          <w:tcPr/>
-          <w:p>
-            <w:pPr>
-              <w:pStyle w:val="Compact"/>
-            </w:pPr>
-            <w:r>
-              <w:t xml:space="preserve">The</w:t>
-            </w:r>
-            <w:r>
-              <w:t xml:space="preserve"> </w:t>
-            </w:r>
-            <w:r>
-              <w:rPr>
-                <w:i/>
-                <w:iCs/>
-              </w:rPr>
-              <w:t xml:space="preserve">**</w:t>
-            </w:r>
-            <w:r>
-              <w:t xml:space="preserve"> </w:t>
-            </w:r>
-            <w:r>
-              <w:t xml:space="preserve">route is missing in</w:t>
-            </w:r>
-            <w:r>
-              <w:t xml:space="preserve"> </w:t>
-            </w:r>
-            <w:r>
-              <w:rPr>
-                <w:i/>
-                <w:iCs/>
-              </w:rPr>
-              <w:t xml:space="preserve">app.routes.ts</w:t>
-            </w:r>
-            <w:r>
-              <w:t xml:space="preserve">.</w:t>
-            </w:r>
-          </w:p>
-        </w:tc>
-        <w:tc>
-          <w:tcPr/>
-          <w:p>
-            <w:pPr>
-              <w:pStyle w:val="Compact"/>
-            </w:pPr>
-            <w:r>
-              <w:t xml:space="preserve">404 page with a link to the home of each role.</w:t>
-            </w:r>
-          </w:p>
-        </w:tc>
-        <w:tc>
-          <w:tcPr/>
-          <w:p>
-            <w:pPr>
-              <w:pStyle w:val="Compact"/>
-            </w:pPr>
-            <w:r>
-              <w:t xml:space="preserve">Frontend leader</w:t>
-            </w:r>
-          </w:p>
-        </w:tc>
-        <w:tc>
-          <w:tcPr/>
-          <w:p>
-            <w:pPr>
-              <w:pStyle w:val="Compact"/>
-            </w:pPr>
-            <w:r>
-              <w:t xml:space="preserve">Low</w:t>
-            </w:r>
-          </w:p>
-        </w:tc>
-        <w:tc>
-          <w:tcPr/>
-          <w:p>
-            <w:pPr>
-              <w:pStyle w:val="Compact"/>
-            </w:pPr>
-            <w:r>
-              <w:t xml:space="preserve">A nonexistent address shows the 404 page. (TD-009)</w:t>
-            </w:r>
-          </w:p>
-        </w:tc>
-      </w:tr>
-      <w:tr>
-        <w:tc>
-          <w:tcPr/>
-          <w:p>
-            <w:pPr>
-              <w:pStyle w:val="Compact"/>
-            </w:pPr>
-            <w:r>
-              <w:t xml:space="preserve">ACO-10</w:t>
-            </w:r>
-          </w:p>
-        </w:tc>
-        <w:tc>
-          <w:tcPr/>
-          <w:p>
-            <w:pPr>
-              <w:pStyle w:val="Compact"/>
-            </w:pPr>
-            <w:r>
-              <w:t xml:space="preserve">The inspection report and its photos are stored only in the browser; the public link does not open on another device.</w:t>
-            </w:r>
-          </w:p>
-        </w:tc>
-        <w:tc>
-          <w:tcPr/>
-          <w:p>
-            <w:pPr>
-              <w:pStyle w:val="Compact"/>
-            </w:pPr>
-            <w:r>
-              <w:t xml:space="preserve">P2</w:t>
-            </w:r>
-          </w:p>
-        </w:tc>
-        <w:tc>
-          <w:tcPr/>
-          <w:p>
-            <w:pPr>
-              <w:pStyle w:val="Compact"/>
-            </w:pPr>
-            <w:r>
-              <w:t xml:space="preserve">RF-027 does not yet have a backend aggregate.</w:t>
-            </w:r>
-          </w:p>
-        </w:tc>
-        <w:tc>
-          <w:tcPr/>
-          <w:p>
-            <w:pPr>
-              <w:pStyle w:val="Compact"/>
-            </w:pPr>
-            <w:r>
-              <w:t xml:space="preserve">Persist the report in a service (or in booking-service) with image storage.</w:t>
-            </w:r>
-          </w:p>
-        </w:tc>
-        <w:tc>
-          <w:tcPr/>
-          <w:p>
-            <w:pPr>
-              <w:pStyle w:val="Compact"/>
-            </w:pPr>
-            <w:r>
-              <w:t xml:space="preserve">Backend leader</w:t>
-            </w:r>
-          </w:p>
-        </w:tc>
-        <w:tc>
-          <w:tcPr/>
-          <w:p>
-            <w:pPr>
-              <w:pStyle w:val="Compact"/>
-            </w:pPr>
-            <w:r>
-              <w:t xml:space="preserve">Medium</w:t>
-            </w:r>
-          </w:p>
-        </w:tc>
-        <w:tc>
-          <w:tcPr/>
-          <w:p>
-            <w:pPr>
-              <w:pStyle w:val="Compact"/>
-            </w:pPr>
-            <w:r>
-              <w:t xml:space="preserve">The customer opens the link from their phone.</w:t>
-            </w:r>
-          </w:p>
-        </w:tc>
-      </w:tr>
-      <w:tr>
-        <w:tc>
-          <w:tcPr/>
-          <w:p>
-            <w:pPr>
-              <w:pStyle w:val="Compact"/>
-            </w:pPr>
-            <w:r>
-              <w:t xml:space="preserve">ACO-11</w:t>
-            </w:r>
-          </w:p>
-        </w:tc>
-        <w:tc>
-          <w:tcPr/>
-          <w:p>
-            <w:pPr>
-              <w:pStyle w:val="Compact"/>
-            </w:pPr>
-            <w:r>
-              <w:t xml:space="preserve">The business data of Settings is stored only in the administrator's browser.</w:t>
-            </w:r>
-          </w:p>
-        </w:tc>
-        <w:tc>
-          <w:tcPr/>
-          <w:p>
-            <w:pPr>
-              <w:pStyle w:val="Compact"/>
-            </w:pPr>
-            <w:r>
-              <w:t xml:space="preserve">P3</w:t>
-            </w:r>
-          </w:p>
-        </w:tc>
-        <w:tc>
-          <w:tcPr/>
-          <w:p>
-            <w:pPr>
-              <w:pStyle w:val="Compact"/>
-            </w:pPr>
-            <w:r>
-              <w:t xml:space="preserve">The extension of</w:t>
-            </w:r>
-            <w:r>
-              <w:t xml:space="preserve"> </w:t>
-            </w:r>
-            <w:r>
-              <w:rPr>
-                <w:i/>
-                <w:iCs/>
-              </w:rPr>
-              <w:t xml:space="preserve">booking.establishment</w:t>
-            </w:r>
-            <w:r>
-              <w:t xml:space="preserve"> </w:t>
-            </w:r>
-            <w:r>
-              <w:t xml:space="preserve">waits for the definition of its fields (TD-013).</w:t>
-            </w:r>
-          </w:p>
-        </w:tc>
-        <w:tc>
-          <w:tcPr/>
-          <w:p>
-            <w:pPr>
-              <w:pStyle w:val="Compact"/>
-            </w:pPr>
-            <w:r>
-              <w:t xml:space="preserve">Establishment API for the billing and help data.</w:t>
-            </w:r>
-          </w:p>
-        </w:tc>
-        <w:tc>
-          <w:tcPr/>
-          <w:p>
-            <w:pPr>
-              <w:pStyle w:val="Compact"/>
-            </w:pPr>
-            <w:r>
-              <w:t xml:space="preserve">Backend leader</w:t>
-            </w:r>
-          </w:p>
-        </w:tc>
-        <w:tc>
-          <w:tcPr/>
-          <w:p>
-            <w:pPr>
-              <w:pStyle w:val="Compact"/>
-            </w:pPr>
-            <w:r>
-              <w:t xml:space="preserve">Low</w:t>
-            </w:r>
-          </w:p>
-        </w:tc>
-        <w:tc>
-          <w:tcPr/>
-          <w:p>
-            <w:pPr>
-              <w:pStyle w:val="Compact"/>
-            </w:pPr>
-            <w:r>
-              <w:t xml:space="preserve">Changes are visible from another account.</w:t>
-            </w:r>
-          </w:p>
-        </w:tc>
-      </w:tr>
-      <w:tr>
-        <w:tc>
-          <w:tcPr/>
-          <w:p>
-            <w:pPr>
-              <w:pStyle w:val="Compact"/>
-            </w:pPr>
-            <w:r>
-              <w:t xml:space="preserve">ACO-12</w:t>
-            </w:r>
-          </w:p>
-        </w:tc>
-        <w:tc>
-          <w:tcPr/>
-          <w:p>
-            <w:pPr>
-              <w:pStyle w:val="Compact"/>
-            </w:pPr>
-            <w:r>
-              <w:t xml:space="preserve">The README of</w:t>
-            </w:r>
-            <w:r>
-              <w:t xml:space="preserve"> </w:t>
-            </w:r>
-            <w:r>
-              <w:rPr>
-                <w:i/>
-                <w:iCs/>
-              </w:rPr>
-              <w:t xml:space="preserve">lavarapido-infra</w:t>
-            </w:r>
-            <w:r>
-              <w:t xml:space="preserve"> </w:t>
-            </w:r>
-            <w:r>
-              <w:t xml:space="preserve">and section 6 of the team guide describe as pending services and screens that already exist.</w:t>
-            </w:r>
-          </w:p>
-        </w:tc>
-        <w:tc>
-          <w:tcPr/>
-          <w:p>
-            <w:pPr>
-              <w:pStyle w:val="Compact"/>
-            </w:pPr>
-            <w:r>
-              <w:t xml:space="preserve">P3</w:t>
-            </w:r>
-          </w:p>
-        </w:tc>
-        <w:tc>
-          <w:tcPr/>
-          <w:p>
-            <w:pPr>
-              <w:pStyle w:val="Compact"/>
-            </w:pPr>
-            <w:r>
-              <w:t xml:space="preserve">Documents not updated when operations-service and payment-service were integrated.</w:t>
-            </w:r>
-          </w:p>
-        </w:tc>
-        <w:tc>
-          <w:tcPr/>
-          <w:p>
-            <w:pPr>
-              <w:pStyle w:val="Compact"/>
-            </w:pPr>
-            <w:r>
-              <w:t xml:space="preserve">Update both documents.</w:t>
-            </w:r>
-          </w:p>
-        </w:tc>
-        <w:tc>
-          <w:tcPr/>
-          <w:p>
-            <w:pPr>
-              <w:pStyle w:val="Compact"/>
-            </w:pPr>
-            <w:r>
-              <w:t xml:space="preserve">Project leader</w:t>
-            </w:r>
-          </w:p>
-        </w:tc>
-        <w:tc>
-          <w:tcPr/>
-          <w:p>
-            <w:pPr>
-              <w:pStyle w:val="Compact"/>
-            </w:pPr>
-            <w:r>
-              <w:t xml:space="preserve">Low</w:t>
-            </w:r>
-          </w:p>
-        </w:tc>
-        <w:tc>
-          <w:tcPr/>
-          <w:p>
-            <w:pPr>
-              <w:pStyle w:val="Compact"/>
-            </w:pPr>
-            <w:r>
-              <w:t xml:space="preserve">Documents consistent with the code.</w:t>
-            </w:r>
-          </w:p>
-        </w:tc>
-      </w:tr>
-      <w:tr>
-        <w:tc>
-          <w:tcPr/>
-          <w:p>
-            <w:pPr>
-              <w:pStyle w:val="Compact"/>
-            </w:pPr>
-            <w:r>
               <w:t xml:space="preserve">ACO-13</w:t>
             </w:r>
           </w:p>
@@ -7700,7 +8347,7 @@
         <w:t xml:space="preserve"> </w:t>
       </w:r>
       <w:r>
-        <w:t xml:space="preserve">Prepared by the authors from the technical backlog, Annex B of the Technical Manual, and the verification of the code as of October 9, 2026.</w:t>
+        <w:t xml:space="preserve">Prepared by the authors from the technical backlog, Annex B of the Technical Manual, and the verification of the code as of October 16, 2026. Actions ACO-01 to ACO-03 and ACO-05 to ACO-12 were closed and moved to Table 6 (AC-24 to AC-34).</w:t>
       </w:r>
     </w:p>
     <w:bookmarkEnd w:id="40"/>
@@ -8541,7 +9188,7 @@
               <w:pStyle w:val="Compact"/>
             </w:pPr>
             <w:r>
-              <w:t xml:space="preserve">Open</w:t>
+              <w:t xml:space="preserve">In progress (the end-to-end suite covers part of the risk)</w:t>
             </w:r>
           </w:p>
         </w:tc>
@@ -8731,7 +9378,7 @@
               <w:pStyle w:val="Compact"/>
             </w:pPr>
             <w:r>
-              <w:t xml:space="preserve">Open</w:t>
+              <w:t xml:space="preserve">In progress (booking, operations, and payment already forward the header)</w:t>
             </w:r>
           </w:p>
         </w:tc>
@@ -8866,7 +9513,7 @@
               <w:pStyle w:val="Compact"/>
             </w:pPr>
             <w:r>
-              <w:t xml:space="preserve">Request rate limit in the gateway, in addition to ACO-02.</w:t>
+              <w:t xml:space="preserve">Request rate limit in the gateway or in Caddy (TD-022); account lockout is already active (AC-25).</w:t>
             </w:r>
           </w:p>
         </w:tc>
@@ -9433,7 +10080,46 @@
               <w:pStyle w:val="Compact"/>
             </w:pPr>
             <w:r>
-              <w:t xml:space="preserve">Open</w:t>
+              <w:t xml:space="preserve">Closed (2026-10-16):</w:t>
+            </w:r>
+            <w:r>
+              <w:t xml:space="preserve"> </w:t>
+            </w:r>
+            <w:r>
+              <w:rPr>
+                <w:i/>
+                <w:iCs/>
+              </w:rPr>
+              <w:t xml:space="preserve">BookingConfirmedListener</w:t>
+            </w:r>
+            <w:r>
+              <w:t xml:space="preserve"> </w:t>
+            </w:r>
+            <w:r>
+              <w:t xml:space="preserve">and</w:t>
+            </w:r>
+            <w:r>
+              <w:t xml:space="preserve"> </w:t>
+            </w:r>
+            <w:r>
+              <w:rPr>
+                <w:i/>
+                <w:iCs/>
+              </w:rPr>
+              <w:t xml:space="preserve">AutoAssignmentPolicy</w:t>
+            </w:r>
+            <w:r>
+              <w:t xml:space="preserve">, with the optional choice of the customer; test</w:t>
+            </w:r>
+            <w:r>
+              <w:t xml:space="preserve"> </w:t>
+            </w:r>
+            <w:r>
+              <w:rPr>
+                <w:i/>
+                <w:iCs/>
+              </w:rPr>
+              <w:t xml:space="preserve">booking-flow.test.js</w:t>
             </w:r>
           </w:p>
         </w:tc>
@@ -9699,7 +10385,23 @@
               <w:pStyle w:val="Compact"/>
             </w:pPr>
             <w:r>
-              <w:t xml:space="preserve">In progress</w:t>
+              <w:t xml:space="preserve">Closed (2026-10-16): APK built with EAS and published at</w:t>
+            </w:r>
+            <w:r>
+              <w:t xml:space="preserve"> </w:t>
+            </w:r>
+            <w:r>
+              <w:rPr>
+                <w:i/>
+                <w:iCs/>
+              </w:rPr>
+              <w:t xml:space="preserve">/app/</w:t>
+            </w:r>
+            <w:r>
+              <w:t xml:space="preserve"> </w:t>
+            </w:r>
+            <w:r>
+              <w:t xml:space="preserve">on the server, with push notices of new versions</w:t>
             </w:r>
           </w:p>
         </w:tc>
@@ -10028,6 +10730,85 @@
               <w:pStyle w:val="Compact"/>
             </w:pPr>
             <w:r>
+              <w:t xml:space="preserve">Closed (2026-10-16): web container with nginx behind Caddy and HTTPS on the public server (Deployment Document)</w:t>
+            </w:r>
+          </w:p>
+        </w:tc>
+        <w:tc>
+          <w:tcPr/>
+          <w:p>
+            <w:pPr>
+              <w:pStyle w:val="Compact"/>
+            </w:pPr>
+            <w:r>
+              <w:t xml:space="preserve">Implementation Procedure, R-I08</w:t>
+            </w:r>
+          </w:p>
+        </w:tc>
+      </w:tr>
+      <w:tr>
+        <w:tc>
+          <w:tcPr/>
+          <w:p>
+            <w:pPr>
+              <w:pStyle w:val="Compact"/>
+            </w:pPr>
+            <w:r>
+              <w:t xml:space="preserve">AM-09</w:t>
+            </w:r>
+          </w:p>
+        </w:tc>
+        <w:tc>
+          <w:tcPr/>
+          <w:p>
+            <w:pPr>
+              <w:pStyle w:val="Compact"/>
+            </w:pPr>
+            <w:r>
+              <w:t xml:space="preserve">Coverage (JaCoCo) and static analysis (SonarQube) tools.</w:t>
+            </w:r>
+          </w:p>
+        </w:tc>
+        <w:tc>
+          <w:tcPr/>
+          <w:p>
+            <w:pPr>
+              <w:pStyle w:val="Compact"/>
+            </w:pPr>
+            <w:r>
+              <w:t xml:space="preserve">Objective code quality metrics.</w:t>
+            </w:r>
+          </w:p>
+        </w:tc>
+        <w:tc>
+          <w:tcPr/>
+          <w:p>
+            <w:pPr>
+              <w:pStyle w:val="Compact"/>
+            </w:pPr>
+            <w:r>
+              <w:t xml:space="preserve">Project leader</w:t>
+            </w:r>
+          </w:p>
+        </w:tc>
+        <w:tc>
+          <w:tcPr/>
+          <w:p>
+            <w:pPr>
+              <w:pStyle w:val="Compact"/>
+            </w:pPr>
+            <w:r>
+              <w:t xml:space="preserve">Low</w:t>
+            </w:r>
+          </w:p>
+        </w:tc>
+        <w:tc>
+          <w:tcPr/>
+          <w:p>
+            <w:pPr>
+              <w:pStyle w:val="Compact"/>
+            </w:pPr>
+            <w:r>
               <w:t xml:space="preserve">Open</w:t>
             </w:r>
           </w:p>
@@ -10039,85 +10820,6 @@
               <w:pStyle w:val="Compact"/>
             </w:pPr>
             <w:r>
-              <w:t xml:space="preserve">Implementation Procedure, R-I08</w:t>
-            </w:r>
-          </w:p>
-        </w:tc>
-      </w:tr>
-      <w:tr>
-        <w:tc>
-          <w:tcPr/>
-          <w:p>
-            <w:pPr>
-              <w:pStyle w:val="Compact"/>
-            </w:pPr>
-            <w:r>
-              <w:t xml:space="preserve">AM-09</w:t>
-            </w:r>
-          </w:p>
-        </w:tc>
-        <w:tc>
-          <w:tcPr/>
-          <w:p>
-            <w:pPr>
-              <w:pStyle w:val="Compact"/>
-            </w:pPr>
-            <w:r>
-              <w:t xml:space="preserve">Coverage (JaCoCo) and static analysis (SonarQube) tools.</w:t>
-            </w:r>
-          </w:p>
-        </w:tc>
-        <w:tc>
-          <w:tcPr/>
-          <w:p>
-            <w:pPr>
-              <w:pStyle w:val="Compact"/>
-            </w:pPr>
-            <w:r>
-              <w:t xml:space="preserve">Objective code quality metrics.</w:t>
-            </w:r>
-          </w:p>
-        </w:tc>
-        <w:tc>
-          <w:tcPr/>
-          <w:p>
-            <w:pPr>
-              <w:pStyle w:val="Compact"/>
-            </w:pPr>
-            <w:r>
-              <w:t xml:space="preserve">Project leader</w:t>
-            </w:r>
-          </w:p>
-        </w:tc>
-        <w:tc>
-          <w:tcPr/>
-          <w:p>
-            <w:pPr>
-              <w:pStyle w:val="Compact"/>
-            </w:pPr>
-            <w:r>
-              <w:t xml:space="preserve">Low</w:t>
-            </w:r>
-          </w:p>
-        </w:tc>
-        <w:tc>
-          <w:tcPr/>
-          <w:p>
-            <w:pPr>
-              <w:pStyle w:val="Compact"/>
-            </w:pPr>
-            <w:r>
-              <w:t xml:space="preserve">Open</w:t>
-            </w:r>
-          </w:p>
-        </w:tc>
-        <w:tc>
-          <w:tcPr/>
-          <w:p>
-            <w:pPr>
-              <w:pStyle w:val="Compact"/>
-            </w:pPr>
-            <w:r>
               <w:t xml:space="preserve">Testing strategy</w:t>
             </w:r>
           </w:p>
@@ -10186,7 +10888,20 @@
               <w:pStyle w:val="Compact"/>
             </w:pPr>
             <w:r>
-              <w:t xml:space="preserve">Open</w:t>
+              <w:t xml:space="preserve">Closed (2026-10-16):</w:t>
+            </w:r>
+            <w:r>
+              <w:t xml:space="preserve"> </w:t>
+            </w:r>
+            <w:r>
+              <w:rPr>
+                <w:i/>
+                <w:iCs/>
+              </w:rPr>
+              <w:t xml:space="preserve">lavarapido-infra/e2e</w:t>
+            </w:r>
+            <w:r>
+              <w:t xml:space="preserve">, 19 tests passed against the containers</w:t>
             </w:r>
           </w:p>
         </w:tc>
@@ -10265,7 +10980,7 @@
               <w:pStyle w:val="Compact"/>
             </w:pPr>
             <w:r>
-              <w:t xml:space="preserve">Open</w:t>
+              <w:t xml:space="preserve">Closed (2026-10-16): manuals 4.0 with real screenshots of the system</w:t>
             </w:r>
           </w:p>
         </w:tc>
@@ -10590,7 +11305,7 @@
               <w:pStyle w:val="Compact"/>
             </w:pPr>
             <w:r>
-              <w:t xml:space="preserve">Value as of 2026-10-09</w:t>
+              <w:t xml:space="preserve">Value as of 2026-10-16</w:t>
             </w:r>
           </w:p>
         </w:tc>
@@ -10636,7 +11351,7 @@
               <w:pStyle w:val="Compact"/>
             </w:pPr>
             <w:r>
-              <w:t xml:space="preserve">23 / 36 = 64%</w:t>
+              <w:t xml:space="preserve">39 / 41 = 95%</w:t>
             </w:r>
           </w:p>
         </w:tc>
@@ -10682,7 +11397,7 @@
               <w:pStyle w:val="Compact"/>
             </w:pPr>
             <w:r>
-              <w:t xml:space="preserve">2 (ACO-02 and ACO-03)</w:t>
+              <w:t xml:space="preserve">0</w:t>
             </w:r>
           </w:p>
         </w:tc>
@@ -10844,56 +11559,7 @@
               <w:pStyle w:val="Compact"/>
             </w:pPr>
             <w:r>
-              <w:t xml:space="preserve">Backend test methods (</w:t>
-            </w:r>
-            <w:r>
-              <w:rPr>
-                <w:i/>
-                <w:iCs/>
-              </w:rPr>
-              <w:t xml:space="preserve">@Test</w:t>
-            </w:r>
-            <w:r>
-              <w:t xml:space="preserve">,</w:t>
-            </w:r>
-            <w:r>
-              <w:t xml:space="preserve"> </w:t>
-            </w:r>
-            <w:r>
-              <w:rPr>
-                <w:i/>
-                <w:iCs/>
-              </w:rPr>
-              <w:t xml:space="preserve">@ParameterizedTest</w:t>
-            </w:r>
-            <w:r>
-              <w:t xml:space="preserve">,</w:t>
-            </w:r>
-            <w:r>
-              <w:t xml:space="preserve"> </w:t>
-            </w:r>
-            <w:r>
-              <w:rPr>
-                <w:i/>
-                <w:iCs/>
-              </w:rPr>
-              <w:t xml:space="preserve">[Fact]</w:t>
-            </w:r>
-            <w:r>
-              <w:t xml:space="preserve">,</w:t>
-            </w:r>
-            <w:r>
-              <w:t xml:space="preserve"> </w:t>
-            </w:r>
-            <w:r>
-              <w:rPr>
-                <w:i/>
-                <w:iCs/>
-              </w:rPr>
-              <w:t xml:space="preserve">[Theory]</w:t>
-            </w:r>
-            <w:r>
-              <w:t xml:space="preserve">)</w:t>
+              <w:t xml:space="preserve">Tests run and passed in every repository</w:t>
             </w:r>
           </w:p>
         </w:tc>
@@ -10915,7 +11581,7 @@
               <w:pStyle w:val="Compact"/>
             </w:pPr>
             <w:r>
-              <w:t xml:space="preserve">Approximately 400 (301 in Java and 98 in .NET)</w:t>
+              <w:t xml:space="preserve">639 unit and integration tests (web 43, gateway 34, Java services 421, and payment-service 141) and 19 end-to-end tests</w:t>
             </w:r>
           </w:p>
         </w:tc>
@@ -10936,7 +11602,7 @@
         <w:t xml:space="preserve"> </w:t>
       </w:r>
       <w:r>
-        <w:t xml:space="preserve">Prepared by the authors. The test count corresponds to the annotations found in the repositories on October 9, 2026; parameterized tests may run more cases.</w:t>
+        <w:t xml:space="preserve">Prepared by the authors. The test count corresponds to the run of October 16, 2026; version 1.0 counted annotations (about 400).</w:t>
       </w:r>
     </w:p>
     <w:p>
@@ -10944,23 +11610,7 @@
         <w:pStyle w:val="BodyText"/>
       </w:pPr>
       <w:r>
-        <w:t xml:space="preserve">The project leader reviews the indicators at each retrospective and before each implementation. Two open P1 corrective actions (ACO-02 and ACO-03)</w:t>
-      </w:r>
-      <w:r>
-        <w:t xml:space="preserve"> </w:t>
-      </w:r>
-      <w:r>
-        <w:rPr>
-          <w:b/>
-          <w:bCs/>
-        </w:rPr>
-        <w:t xml:space="preserve">prevent meeting entry criterion E6</w:t>
-      </w:r>
-      <w:r>
-        <w:t xml:space="preserve"> </w:t>
-      </w:r>
-      <w:r>
-        <w:t xml:space="preserve">of the Implementation Procedure for an environment with real users; for an academic evaluation implementation, the project leader may accept them as a documented risk.</w:t>
+        <w:t xml:space="preserve">The project leader reviews the indicators at each retrospective and before each implementation. With AC-25 and AC-26 closed there are no open P0 or P1 corrective actions left, so entry criterion E6 of the Implementation Procedure is met. The two open corrective actions (ACO-04 and ACO-13) are P2 and P3 and have a recorded action.</w:t>
       </w:r>
     </w:p>
     <w:bookmarkEnd w:id="43"/>
@@ -11396,6 +12046,76 @@
           </w:p>
         </w:tc>
       </w:tr>
+      <w:tr>
+        <w:tc>
+          <w:tcPr/>
+          <w:p>
+            <w:pPr>
+              <w:pStyle w:val="Compact"/>
+            </w:pPr>
+            <w:r>
+              <w:t xml:space="preserve">L-11</w:t>
+            </w:r>
+          </w:p>
+        </w:tc>
+        <w:tc>
+          <w:tcPr/>
+          <w:p>
+            <w:pPr>
+              <w:pStyle w:val="Compact"/>
+            </w:pPr>
+            <w:r>
+              <w:t xml:space="preserve">A "create if it does not exist" operation must handle the race between two simultaneous requests.</w:t>
+            </w:r>
+          </w:p>
+        </w:tc>
+        <w:tc>
+          <w:tcPr/>
+          <w:p>
+            <w:pPr>
+              <w:pStyle w:val="Compact"/>
+            </w:pPr>
+            <w:r>
+              <w:t xml:space="preserve">AC-35</w:t>
+            </w:r>
+          </w:p>
+        </w:tc>
+      </w:tr>
+      <w:tr>
+        <w:tc>
+          <w:tcPr/>
+          <w:p>
+            <w:pPr>
+              <w:pStyle w:val="Compact"/>
+            </w:pPr>
+            <w:r>
+              <w:t xml:space="preserve">L-12</w:t>
+            </w:r>
+          </w:p>
+        </w:tc>
+        <w:tc>
+          <w:tcPr/>
+          <w:p>
+            <w:pPr>
+              <w:pStyle w:val="Compact"/>
+            </w:pPr>
+            <w:r>
+              <w:t xml:space="preserve">Each interface option must say exactly what it does with the person's data: deactivating is not deleting.</w:t>
+            </w:r>
+          </w:p>
+        </w:tc>
+        <w:tc>
+          <w:tcPr/>
+          <w:p>
+            <w:pPr>
+              <w:pStyle w:val="Compact"/>
+            </w:pPr>
+            <w:r>
+              <w:t xml:space="preserve">AC-37</w:t>
+            </w:r>
+          </w:p>
+        </w:tc>
+      </w:tr>
     </w:tbl>
     <w:p>
       <w:pPr>
@@ -12725,7 +13445,7 @@
               <w:pStyle w:val="Compact"/>
             </w:pPr>
             <w:r>
-              <w:t xml:space="preserve">R-002 Partial payment-service</w:t>
+              <w:t xml:space="preserve">R-002 Partial payment-service (closed as C-005)</w:t>
             </w:r>
           </w:p>
         </w:tc>
@@ -12747,7 +13467,7 @@
               <w:pStyle w:val="Compact"/>
             </w:pPr>
             <w:r>
-              <w:t xml:space="preserve">AC-04 to AC-10, ACO-05</w:t>
+              <w:t xml:space="preserve">AC-04 to AC-10, AC-27</w:t>
             </w:r>
           </w:p>
         </w:tc>
@@ -12782,7 +13502,7 @@
               <w:pStyle w:val="Compact"/>
             </w:pPr>
             <w:r>
-              <w:t xml:space="preserve">ACO-01, AP-01, AP-07, AM-10</w:t>
+              <w:t xml:space="preserve">AC-24, AP-01, AP-07, AM-10</w:t>
             </w:r>
           </w:p>
         </w:tc>
@@ -12865,7 +13585,7 @@
               <w:pStyle w:val="Compact"/>
             </w:pPr>
             <w:r>
-              <w:t xml:space="preserve">R-007 Known requirement gaps</w:t>
+              <w:t xml:space="preserve">R-007 Known requirement gaps (closed as C-006)</w:t>
             </w:r>
           </w:p>
         </w:tc>
@@ -12887,7 +13607,7 @@
               <w:pStyle w:val="Compact"/>
             </w:pPr>
             <w:r>
-              <w:t xml:space="preserve">AC-16, AC-17, ACO-02, ACO-09</w:t>
+              <w:t xml:space="preserve">AC-16, AC-17, AC-25, AC-31</w:t>
             </w:r>
           </w:p>
         </w:tc>
@@ -12957,20 +13677,90 @@
               <w:pStyle w:val="Compact"/>
             </w:pPr>
             <w:r>
-              <w:t xml:space="preserve">AC-23, ACO-12, AP-05</w:t>
-            </w:r>
-          </w:p>
-        </w:tc>
-      </w:tr>
-      <w:tr>
-        <w:tc>
-          <w:tcPr/>
-          <w:p>
-            <w:pPr>
-              <w:pStyle w:val="Compact"/>
-            </w:pPr>
-            <w:r>
-              <w:t xml:space="preserve">R-001 operations-service integration</w:t>
+              <w:t xml:space="preserve">AC-23, AC-34, AC-38, AP-05</w:t>
+            </w:r>
+          </w:p>
+        </w:tc>
+      </w:tr>
+      <w:tr>
+        <w:tc>
+          <w:tcPr/>
+          <w:p>
+            <w:pPr>
+              <w:pStyle w:val="Compact"/>
+            </w:pPr>
+            <w:r>
+              <w:t xml:space="preserve">R-011 Public server off</w:t>
+            </w:r>
+          </w:p>
+        </w:tc>
+        <w:tc>
+          <w:tcPr/>
+          <w:p>
+            <w:pPr>
+              <w:pStyle w:val="Compact"/>
+            </w:pPr>
+            <w:r>
+              <w:t xml:space="preserve">—</w:t>
+            </w:r>
+          </w:p>
+        </w:tc>
+        <w:tc>
+          <w:tcPr/>
+          <w:p>
+            <w:pPr>
+              <w:pStyle w:val="Compact"/>
+            </w:pPr>
+            <w:r>
+              <w:t xml:space="preserve">Implementation Procedure, R-I04</w:t>
+            </w:r>
+          </w:p>
+        </w:tc>
+      </w:tr>
+      <w:tr>
+        <w:tc>
+          <w:tcPr/>
+          <w:p>
+            <w:pPr>
+              <w:pStyle w:val="Compact"/>
+            </w:pPr>
+            <w:r>
+              <w:t xml:space="preserve">API abuse</w:t>
+            </w:r>
+          </w:p>
+        </w:tc>
+        <w:tc>
+          <w:tcPr/>
+          <w:p>
+            <w:pPr>
+              <w:pStyle w:val="Compact"/>
+            </w:pPr>
+            <w:r>
+              <w:t xml:space="preserve">TD-022</w:t>
+            </w:r>
+          </w:p>
+        </w:tc>
+        <w:tc>
+          <w:tcPr/>
+          <w:p>
+            <w:pPr>
+              <w:pStyle w:val="Compact"/>
+            </w:pPr>
+            <w:r>
+              <w:t xml:space="preserve">AP-11</w:t>
+            </w:r>
+          </w:p>
+        </w:tc>
+      </w:tr>
+      <w:tr>
+        <w:tc>
+          <w:tcPr/>
+          <w:p>
+            <w:pPr>
+              <w:pStyle w:val="Compact"/>
+            </w:pPr>
+            <w:r>
+              <w:t xml:space="preserve">R-001 operations-service integration (closed as C-004)</w:t>
             </w:r>
           </w:p>
         </w:tc>
@@ -13027,7 +13817,7 @@
               <w:pStyle w:val="Compact"/>
             </w:pPr>
             <w:r>
-              <w:t xml:space="preserve">ACO-03</w:t>
+              <w:t xml:space="preserve">AC-26, AC-37</w:t>
             </w:r>
           </w:p>
         </w:tc>
@@ -13966,7 +14756,7 @@
       <w:color w:themeColor="accent1" w:themeShade="BF" w:val="365F91"/>
     </w:rPr>
   </w:style>
-  <w:style w:type="paragraph" w:customStyle="1" w:styleId="SourceCode">
+  <w:style w:customStyle="1" w:styleId="SourceCode" w:type="paragraph">
     <w:name w:val="Source Code"/>
     <w:basedOn w:val="Normal"/>
     <w:link w:val="VerbatimChar"/>
@@ -13974,7 +14764,7 @@
       <w:wordWrap w:val="off"/>
     </w:pPr>
   </w:style>
-  <w:style w:type="character" w:customStyle="1" w:styleId="KeywordTok">
+  <w:style w:customStyle="1" w:styleId="KeywordTok" w:type="character">
     <w:name w:val="KeywordTok"/>
     <w:basedOn w:val="VerbatimChar"/>
     <w:rPr>
@@ -13982,77 +14772,77 @@
       <w:color w:val="007020"/>
     </w:rPr>
   </w:style>
-  <w:style w:type="character" w:customStyle="1" w:styleId="DataTypeTok">
+  <w:style w:customStyle="1" w:styleId="DataTypeTok" w:type="character">
     <w:name w:val="DataTypeTok"/>
     <w:basedOn w:val="VerbatimChar"/>
     <w:rPr>
       <w:color w:val="902000"/>
     </w:rPr>
   </w:style>
-  <w:style w:type="character" w:customStyle="1" w:styleId="DecValTok">
+  <w:style w:customStyle="1" w:styleId="DecValTok" w:type="character">
     <w:name w:val="DecValTok"/>
     <w:basedOn w:val="VerbatimChar"/>
     <w:rPr>
       <w:color w:val="40a070"/>
     </w:rPr>
   </w:style>
-  <w:style w:type="character" w:customStyle="1" w:styleId="BaseNTok">
+  <w:style w:customStyle="1" w:styleId="BaseNTok" w:type="character">
     <w:name w:val="BaseNTok"/>
     <w:basedOn w:val="VerbatimChar"/>
     <w:rPr>
       <w:color w:val="40a070"/>
     </w:rPr>
   </w:style>
-  <w:style w:type="character" w:customStyle="1" w:styleId="FloatTok">
+  <w:style w:customStyle="1" w:styleId="FloatTok" w:type="character">
     <w:name w:val="FloatTok"/>
     <w:basedOn w:val="VerbatimChar"/>
     <w:rPr>
       <w:color w:val="40a070"/>
     </w:rPr>
   </w:style>
-  <w:style w:type="character" w:customStyle="1" w:styleId="ConstantTok">
+  <w:style w:customStyle="1" w:styleId="ConstantTok" w:type="character">
     <w:name w:val="ConstantTok"/>
     <w:basedOn w:val="VerbatimChar"/>
     <w:rPr>
       <w:color w:val="880000"/>
     </w:rPr>
   </w:style>
-  <w:style w:type="character" w:customStyle="1" w:styleId="CharTok">
+  <w:style w:customStyle="1" w:styleId="CharTok" w:type="character">
     <w:name w:val="CharTok"/>
     <w:basedOn w:val="VerbatimChar"/>
     <w:rPr>
       <w:color w:val="4070a0"/>
     </w:rPr>
   </w:style>
-  <w:style w:type="character" w:customStyle="1" w:styleId="SpecialCharTok">
+  <w:style w:customStyle="1" w:styleId="SpecialCharTok" w:type="character">
     <w:name w:val="SpecialCharTok"/>
     <w:basedOn w:val="VerbatimChar"/>
     <w:rPr>
       <w:color w:val="4070a0"/>
     </w:rPr>
   </w:style>
-  <w:style w:type="character" w:customStyle="1" w:styleId="StringTok">
+  <w:style w:customStyle="1" w:styleId="StringTok" w:type="character">
     <w:name w:val="StringTok"/>
     <w:basedOn w:val="VerbatimChar"/>
     <w:rPr>
       <w:color w:val="4070a0"/>
     </w:rPr>
   </w:style>
-  <w:style w:type="character" w:customStyle="1" w:styleId="VerbatimStringTok">
+  <w:style w:customStyle="1" w:styleId="VerbatimStringTok" w:type="character">
     <w:name w:val="VerbatimStringTok"/>
     <w:basedOn w:val="VerbatimChar"/>
     <w:rPr>
       <w:color w:val="4070a0"/>
     </w:rPr>
   </w:style>
-  <w:style w:type="character" w:customStyle="1" w:styleId="SpecialStringTok">
+  <w:style w:customStyle="1" w:styleId="SpecialStringTok" w:type="character">
     <w:name w:val="SpecialStringTok"/>
     <w:basedOn w:val="VerbatimChar"/>
     <w:rPr>
       <w:color w:val="bb6688"/>
     </w:rPr>
   </w:style>
-  <w:style w:type="character" w:customStyle="1" w:styleId="ImportTok">
+  <w:style w:customStyle="1" w:styleId="ImportTok" w:type="character">
     <w:name w:val="ImportTok"/>
     <w:basedOn w:val="VerbatimChar"/>
     <w:rPr>
@@ -14060,7 +14850,7 @@
       <w:color w:val="008000"/>
     </w:rPr>
   </w:style>
-  <w:style w:type="character" w:customStyle="1" w:styleId="CommentTok">
+  <w:style w:customStyle="1" w:styleId="CommentTok" w:type="character">
     <w:name w:val="CommentTok"/>
     <w:basedOn w:val="VerbatimChar"/>
     <w:rPr>
@@ -14068,7 +14858,7 @@
       <w:color w:val="60a0b0"/>
     </w:rPr>
   </w:style>
-  <w:style w:type="character" w:customStyle="1" w:styleId="DocumentationTok">
+  <w:style w:customStyle="1" w:styleId="DocumentationTok" w:type="character">
     <w:name w:val="DocumentationTok"/>
     <w:basedOn w:val="VerbatimChar"/>
     <w:rPr>
@@ -14076,7 +14866,7 @@
       <w:color w:val="ba2121"/>
     </w:rPr>
   </w:style>
-  <w:style w:type="character" w:customStyle="1" w:styleId="AnnotationTok">
+  <w:style w:customStyle="1" w:styleId="AnnotationTok" w:type="character">
     <w:name w:val="AnnotationTok"/>
     <w:basedOn w:val="VerbatimChar"/>
     <w:rPr>
@@ -14085,7 +14875,7 @@
       <w:color w:val="60a0b0"/>
     </w:rPr>
   </w:style>
-  <w:style w:type="character" w:customStyle="1" w:styleId="CommentVarTok">
+  <w:style w:customStyle="1" w:styleId="CommentVarTok" w:type="character">
     <w:name w:val="CommentVarTok"/>
     <w:basedOn w:val="VerbatimChar"/>
     <w:rPr>
@@ -14094,28 +14884,28 @@
       <w:color w:val="60a0b0"/>
     </w:rPr>
   </w:style>
-  <w:style w:type="character" w:customStyle="1" w:styleId="OtherTok">
+  <w:style w:customStyle="1" w:styleId="OtherTok" w:type="character">
     <w:name w:val="OtherTok"/>
     <w:basedOn w:val="VerbatimChar"/>
     <w:rPr>
       <w:color w:val="007020"/>
     </w:rPr>
   </w:style>
-  <w:style w:type="character" w:customStyle="1" w:styleId="FunctionTok">
+  <w:style w:customStyle="1" w:styleId="FunctionTok" w:type="character">
     <w:name w:val="FunctionTok"/>
     <w:basedOn w:val="VerbatimChar"/>
     <w:rPr>
       <w:color w:val="06287e"/>
     </w:rPr>
   </w:style>
-  <w:style w:type="character" w:customStyle="1" w:styleId="VariableTok">
+  <w:style w:customStyle="1" w:styleId="VariableTok" w:type="character">
     <w:name w:val="VariableTok"/>
     <w:basedOn w:val="VerbatimChar"/>
     <w:rPr>
       <w:color w:val="19177c"/>
     </w:rPr>
   </w:style>
-  <w:style w:type="character" w:customStyle="1" w:styleId="ControlFlowTok">
+  <w:style w:customStyle="1" w:styleId="ControlFlowTok" w:type="character">
     <w:name w:val="ControlFlowTok"/>
     <w:basedOn w:val="VerbatimChar"/>
     <w:rPr>
@@ -14123,45 +14913,45 @@
       <w:color w:val="007020"/>
     </w:rPr>
   </w:style>
-  <w:style w:type="character" w:customStyle="1" w:styleId="OperatorTok">
+  <w:style w:customStyle="1" w:styleId="OperatorTok" w:type="character">
     <w:name w:val="OperatorTok"/>
     <w:basedOn w:val="VerbatimChar"/>
     <w:rPr>
       <w:color w:val="666666"/>
     </w:rPr>
   </w:style>
-  <w:style w:type="character" w:customStyle="1" w:styleId="BuiltInTok">
+  <w:style w:customStyle="1" w:styleId="BuiltInTok" w:type="character">
     <w:name w:val="BuiltInTok"/>
     <w:basedOn w:val="VerbatimChar"/>
     <w:rPr>
       <w:color w:val="008000"/>
     </w:rPr>
   </w:style>
-  <w:style w:type="character" w:customStyle="1" w:styleId="ExtensionTok">
+  <w:style w:customStyle="1" w:styleId="ExtensionTok" w:type="character">
     <w:name w:val="ExtensionTok"/>
     <w:basedOn w:val="VerbatimChar"/>
     <w:rPr/>
   </w:style>
-  <w:style w:type="character" w:customStyle="1" w:styleId="PreprocessorTok">
+  <w:style w:customStyle="1" w:styleId="PreprocessorTok" w:type="character">
     <w:name w:val="PreprocessorTok"/>
     <w:basedOn w:val="VerbatimChar"/>
     <w:rPr>
       <w:color w:val="bc7a00"/>
     </w:rPr>
   </w:style>
-  <w:style w:type="character" w:customStyle="1" w:styleId="AttributeTok">
+  <w:style w:customStyle="1" w:styleId="AttributeTok" w:type="character">
     <w:name w:val="AttributeTok"/>
     <w:basedOn w:val="VerbatimChar"/>
     <w:rPr>
       <w:color w:val="7d9029"/>
     </w:rPr>
   </w:style>
-  <w:style w:type="character" w:customStyle="1" w:styleId="RegionMarkerTok">
+  <w:style w:customStyle="1" w:styleId="RegionMarkerTok" w:type="character">
     <w:name w:val="RegionMarkerTok"/>
     <w:basedOn w:val="VerbatimChar"/>
     <w:rPr/>
   </w:style>
-  <w:style w:type="character" w:customStyle="1" w:styleId="InformationTok">
+  <w:style w:customStyle="1" w:styleId="InformationTok" w:type="character">
     <w:name w:val="InformationTok"/>
     <w:basedOn w:val="VerbatimChar"/>
     <w:rPr>
@@ -14170,7 +14960,7 @@
       <w:color w:val="60a0b0"/>
     </w:rPr>
   </w:style>
-  <w:style w:type="character" w:customStyle="1" w:styleId="WarningTok">
+  <w:style w:customStyle="1" w:styleId="WarningTok" w:type="character">
     <w:name w:val="WarningTok"/>
     <w:basedOn w:val="VerbatimChar"/>
     <w:rPr>
@@ -14179,7 +14969,7 @@
       <w:color w:val="60a0b0"/>
     </w:rPr>
   </w:style>
-  <w:style w:type="character" w:customStyle="1" w:styleId="AlertTok">
+  <w:style w:customStyle="1" w:styleId="AlertTok" w:type="character">
     <w:name w:val="AlertTok"/>
     <w:basedOn w:val="VerbatimChar"/>
     <w:rPr>
@@ -14187,7 +14977,7 @@
       <w:color w:val="ff0000"/>
     </w:rPr>
   </w:style>
-  <w:style w:type="character" w:customStyle="1" w:styleId="ErrorTok">
+  <w:style w:customStyle="1" w:styleId="ErrorTok" w:type="character">
     <w:name w:val="ErrorTok"/>
     <w:basedOn w:val="VerbatimChar"/>
     <w:rPr>
@@ -14195,7 +14985,7 @@
       <w:color w:val="ff0000"/>
     </w:rPr>
   </w:style>
-  <w:style w:type="character" w:customStyle="1" w:styleId="NormalTok">
+  <w:style w:customStyle="1" w:styleId="NormalTok" w:type="character">
     <w:name w:val="NormalTok"/>
     <w:basedOn w:val="VerbatimChar"/>
     <w:rPr/>

--- a/08_ACCIONES_CORRECTIVAS_PREVENTIVAS_Y_DE_MEJORA/EN/WORD/08_Corrective_Preventive_And_Improvement_Actions.docx
+++ b/08_ACCIONES_CORRECTIVAS_PREVENTIVAS_Y_DE_MEJORA/EN/WORD/08_Corrective_Preventive_And_Improvement_Actions.docx
@@ -64,7 +64,7 @@
         <w:pStyle w:val="BodyText"/>
       </w:pPr>
       <w:r>
-        <w:t xml:space="preserve">October 16, 2026</w:t>
+        <w:t xml:space="preserve">October 17, 2026</w:t>
       </w:r>
     </w:p>
     <w:p>
@@ -72,7 +72,7 @@
         <w:pStyle w:val="BodyText"/>
       </w:pPr>
       <w:r>
-        <w:t xml:space="preserve">Document Type: Register of Corrective, Preventive, and Improvement Actions (Development Team and Instructor) · Version 2.0</w:t>
+        <w:t xml:space="preserve">Document Type: Register of Corrective, Preventive, and Improvement Actions (Development Team and Instructor) · Version 2.1</w:t>
       </w:r>
     </w:p>
     <w:bookmarkStart w:id="20" w:name="version-control"/>
@@ -282,6 +282,52 @@
           </w:p>
         </w:tc>
       </w:tr>
+      <w:tr>
+        <w:tc>
+          <w:tcPr/>
+          <w:p>
+            <w:pPr>
+              <w:pStyle w:val="Compact"/>
+            </w:pPr>
+            <w:r>
+              <w:t xml:space="preserve">2.1</w:t>
+            </w:r>
+          </w:p>
+        </w:tc>
+        <w:tc>
+          <w:tcPr/>
+          <w:p>
+            <w:pPr>
+              <w:pStyle w:val="Compact"/>
+            </w:pPr>
+            <w:r>
+              <w:t xml:space="preserve">2026-10-17</w:t>
+            </w:r>
+          </w:p>
+        </w:tc>
+        <w:tc>
+          <w:tcPr/>
+          <w:p>
+            <w:pPr>
+              <w:pStyle w:val="Compact"/>
+            </w:pPr>
+            <w:r>
+              <w:t xml:space="preserve">Review against the code of October 17, 2026. Corrective actions AC-40 to AC-43 were closed (expired session notice when logging out, screens overflowing on phones, squashed filter inputs in the app, and service progress before it started), preventive action AP-15 was added (responsive design check before merging), and improvements AM-07 (inspection report in the mobile app) and AM-08 (frequently asked questions on the home page) were closed.</w:t>
+            </w:r>
+          </w:p>
+        </w:tc>
+        <w:tc>
+          <w:tcPr/>
+          <w:p>
+            <w:pPr>
+              <w:pStyle w:val="Compact"/>
+            </w:pPr>
+            <w:r>
+              <w:t xml:space="preserve">Development team</w:t>
+            </w:r>
+          </w:p>
+        </w:tc>
+      </w:tr>
     </w:tbl>
     <w:p>
       <w:pPr>
@@ -1017,7 +1063,7 @@
         <w:t xml:space="preserve"> </w:t>
       </w:r>
       <w:r>
-        <w:t xml:space="preserve">branch as of October 16, 2026) and their Git history, and against the risk register, the technical backlog, the incident management, the testing strategy, and the architecture decision records (ADRs) of the project (Vehicle Washing Development Team, 2026a). The findings of the review of the manuals of October 7, 9, and 16, 2026, and of the complete review of the system of October 16 (Annex B of the Technical Manual and the annexes of the other manuals) are also included.</w:t>
+        <w:t xml:space="preserve">branch as of October 17, 2026) and their Git history, and against the risk register, the technical backlog, the incident management, the testing strategy, and the architecture decision records (ADRs) of the project (Vehicle Washing Development Team, 2026a). The findings of the review of the manuals of October 7, 9, and 16, 2026, and of the complete review of the system of October 16 (Annex B of the Technical Manual and the annexes of the other manuals) are also included.</w:t>
       </w:r>
     </w:p>
     <w:bookmarkEnd w:id="23"/>
@@ -7912,6 +7958,418 @@
           </w:p>
         </w:tc>
       </w:tr>
+      <w:tr>
+        <w:tc>
+          <w:tcPr/>
+          <w:p>
+            <w:pPr>
+              <w:pStyle w:val="Compact"/>
+            </w:pPr>
+            <w:r>
+              <w:t xml:space="preserve">AC-40</w:t>
+            </w:r>
+          </w:p>
+        </w:tc>
+        <w:tc>
+          <w:tcPr/>
+          <w:p>
+            <w:pPr>
+              <w:pStyle w:val="Compact"/>
+            </w:pPr>
+            <w:r>
+              <w:t xml:space="preserve">When logging out, the web and the app showed "Your session expired".</w:t>
+            </w:r>
+          </w:p>
+        </w:tc>
+        <w:tc>
+          <w:tcPr/>
+          <w:p>
+            <w:pPr>
+              <w:pStyle w:val="Compact"/>
+            </w:pPr>
+            <w:r>
+              <w:t xml:space="preserve">P2</w:t>
+            </w:r>
+          </w:p>
+        </w:tc>
+        <w:tc>
+          <w:tcPr/>
+          <w:p>
+            <w:pPr>
+              <w:pStyle w:val="Compact"/>
+            </w:pPr>
+            <w:r>
+              <w:t xml:space="preserve">A 401 that arrived after the token was deleted was taken as an expired session.</w:t>
+            </w:r>
+          </w:p>
+        </w:tc>
+        <w:tc>
+          <w:tcPr/>
+          <w:p>
+            <w:pPr>
+              <w:pStyle w:val="Compact"/>
+            </w:pPr>
+            <w:r>
+              <w:t xml:space="preserve">A 401 only ends the session with a notice while a session is still open (</w:t>
+            </w:r>
+            <w:r>
+              <w:rPr>
+                <w:i/>
+                <w:iCs/>
+              </w:rPr>
+              <w:t xml:space="preserve">auth-interceptor</w:t>
+            </w:r>
+            <w:r>
+              <w:t xml:space="preserve"> </w:t>
+            </w:r>
+            <w:r>
+              <w:t xml:space="preserve">on the web and</w:t>
+            </w:r>
+            <w:r>
+              <w:t xml:space="preserve"> </w:t>
+            </w:r>
+            <w:r>
+              <w:rPr>
+                <w:i/>
+                <w:iCs/>
+              </w:rPr>
+              <w:t xml:space="preserve">AuthServiceContext</w:t>
+            </w:r>
+            <w:r>
+              <w:t xml:space="preserve"> </w:t>
+            </w:r>
+            <w:r>
+              <w:t xml:space="preserve">in the app).</w:t>
+            </w:r>
+          </w:p>
+        </w:tc>
+        <w:tc>
+          <w:tcPr/>
+          <w:p>
+            <w:pPr>
+              <w:pStyle w:val="Compact"/>
+            </w:pPr>
+            <w:r>
+              <w:t xml:space="preserve">The notice no longer appears when logging out; it does when the token really expires.</w:t>
+            </w:r>
+          </w:p>
+        </w:tc>
+        <w:tc>
+          <w:tcPr/>
+          <w:p>
+            <w:pPr>
+              <w:pStyle w:val="Compact"/>
+            </w:pPr>
+            <w:r>
+              <w:t xml:space="preserve">Usage report</w:t>
+            </w:r>
+          </w:p>
+        </w:tc>
+        <w:tc>
+          <w:tcPr/>
+          <w:p>
+            <w:pPr>
+              <w:pStyle w:val="Compact"/>
+            </w:pPr>
+            <w:r>
+              <w:t xml:space="preserve">2026-10-16</w:t>
+            </w:r>
+          </w:p>
+        </w:tc>
+      </w:tr>
+      <w:tr>
+        <w:tc>
+          <w:tcPr/>
+          <w:p>
+            <w:pPr>
+              <w:pStyle w:val="Compact"/>
+            </w:pPr>
+            <w:r>
+              <w:t xml:space="preserve">AC-41</w:t>
+            </w:r>
+          </w:p>
+        </w:tc>
+        <w:tc>
+          <w:tcPr/>
+          <w:p>
+            <w:pPr>
+              <w:pStyle w:val="Compact"/>
+            </w:pPr>
+            <w:r>
+              <w:t xml:space="preserve">On a phone (360 px) there were buttons off the screen, overlapping titles, the ☰ button over the titles, and filters outside their card.</w:t>
+            </w:r>
+          </w:p>
+        </w:tc>
+        <w:tc>
+          <w:tcPr/>
+          <w:p>
+            <w:pPr>
+              <w:pStyle w:val="Compact"/>
+            </w:pPr>
+            <w:r>
+              <w:t xml:space="preserve">P2</w:t>
+            </w:r>
+          </w:p>
+        </w:tc>
+        <w:tc>
+          <w:tcPr/>
+          <w:p>
+            <w:pPr>
+              <w:pStyle w:val="Compact"/>
+            </w:pPr>
+            <w:r>
+              <w:t xml:space="preserve">Styles designed for desktop, without phone rules, and a fixed 20 px line height inherited from the Material theme.</w:t>
+            </w:r>
+          </w:p>
+        </w:tc>
+        <w:tc>
+          <w:tcPr/>
+          <w:p>
+            <w:pPr>
+              <w:pStyle w:val="Compact"/>
+            </w:pPr>
+            <w:r>
+              <w:t xml:space="preserve">Phone rules in the landing, authentication, customer dashboard, assigned services, management, and settings; global room for the ☰ button and a relative line height for titles.</w:t>
+            </w:r>
+          </w:p>
+        </w:tc>
+        <w:tc>
+          <w:tcPr/>
+          <w:p>
+            <w:pPr>
+              <w:pStyle w:val="Compact"/>
+            </w:pPr>
+            <w:r>
+              <w:t xml:space="preserve">60 web screens (360 and 768 px) and 26 app screens with no overflow (tests, Table 5b).</w:t>
+            </w:r>
+          </w:p>
+        </w:tc>
+        <w:tc>
+          <w:tcPr/>
+          <w:p>
+            <w:pPr>
+              <w:pStyle w:val="Compact"/>
+            </w:pPr>
+            <w:r>
+              <w:t xml:space="preserve">Responsive design check</w:t>
+            </w:r>
+          </w:p>
+        </w:tc>
+        <w:tc>
+          <w:tcPr/>
+          <w:p>
+            <w:pPr>
+              <w:pStyle w:val="Compact"/>
+            </w:pPr>
+            <w:r>
+              <w:t xml:space="preserve">2026-10-17</w:t>
+            </w:r>
+          </w:p>
+        </w:tc>
+      </w:tr>
+      <w:tr>
+        <w:tc>
+          <w:tcPr/>
+          <w:p>
+            <w:pPr>
+              <w:pStyle w:val="Compact"/>
+            </w:pPr>
+            <w:r>
+              <w:t xml:space="preserve">AC-42</w:t>
+            </w:r>
+          </w:p>
+        </w:tc>
+        <w:tc>
+          <w:tcPr/>
+          <w:p>
+            <w:pPr>
+              <w:pStyle w:val="Compact"/>
+            </w:pPr>
+            <w:r>
+              <w:t xml:space="preserve">In the app, the date and search inputs were squashed when placed in a column.</w:t>
+            </w:r>
+          </w:p>
+        </w:tc>
+        <w:tc>
+          <w:tcPr/>
+          <w:p>
+            <w:pPr>
+              <w:pStyle w:val="Compact"/>
+            </w:pPr>
+            <w:r>
+              <w:t xml:space="preserve">P3</w:t>
+            </w:r>
+          </w:p>
+        </w:tc>
+        <w:tc>
+          <w:tcPr/>
+          <w:p>
+            <w:pPr>
+              <w:pStyle w:val="Compact"/>
+            </w:pPr>
+            <w:r>
+              <w:t xml:space="preserve">The box used</w:t>
+            </w:r>
+            <w:r>
+              <w:t xml:space="preserve"> </w:t>
+            </w:r>
+            <w:r>
+              <w:rPr>
+                <w:i/>
+                <w:iCs/>
+              </w:rPr>
+              <w:t xml:space="preserve">flex: 1</w:t>
+            </w:r>
+            <w:r>
+              <w:t xml:space="preserve">, which starts from a height of 0 in a column.</w:t>
+            </w:r>
+          </w:p>
+        </w:tc>
+        <w:tc>
+          <w:tcPr/>
+          <w:p>
+            <w:pPr>
+              <w:pStyle w:val="Compact"/>
+            </w:pPr>
+            <w:r>
+              <w:t xml:space="preserve">It grows only in width and keeps a minimum height of 46 px (</w:t>
+            </w:r>
+            <w:r>
+              <w:rPr>
+                <w:i/>
+                <w:iCs/>
+              </w:rPr>
+              <w:t xml:space="preserve">FilterInputs.tsx</w:t>
+            </w:r>
+            <w:r>
+              <w:t xml:space="preserve">).</w:t>
+            </w:r>
+          </w:p>
+        </w:tc>
+        <w:tc>
+          <w:tcPr/>
+          <w:p>
+            <w:pPr>
+              <w:pStyle w:val="Compact"/>
+            </w:pPr>
+            <w:r>
+              <w:t xml:space="preserve">History and Ratings show the full inputs.</w:t>
+            </w:r>
+          </w:p>
+        </w:tc>
+        <w:tc>
+          <w:tcPr/>
+          <w:p>
+            <w:pPr>
+              <w:pStyle w:val="Compact"/>
+            </w:pPr>
+            <w:r>
+              <w:t xml:space="preserve">Responsive design check</w:t>
+            </w:r>
+          </w:p>
+        </w:tc>
+        <w:tc>
+          <w:tcPr/>
+          <w:p>
+            <w:pPr>
+              <w:pStyle w:val="Compact"/>
+            </w:pPr>
+            <w:r>
+              <w:t xml:space="preserve">2026-10-17</w:t>
+            </w:r>
+          </w:p>
+        </w:tc>
+      </w:tr>
+      <w:tr>
+        <w:tc>
+          <w:tcPr/>
+          <w:p>
+            <w:pPr>
+              <w:pStyle w:val="Compact"/>
+            </w:pPr>
+            <w:r>
+              <w:t xml:space="preserve">AC-43</w:t>
+            </w:r>
+          </w:p>
+        </w:tc>
+        <w:tc>
+          <w:tcPr/>
+          <w:p>
+            <w:pPr>
+              <w:pStyle w:val="Compact"/>
+            </w:pPr>
+            <w:r>
+              <w:t xml:space="preserve">The next service progress showed 10% or 25% although the wash had not started.</w:t>
+            </w:r>
+          </w:p>
+        </w:tc>
+        <w:tc>
+          <w:tcPr/>
+          <w:p>
+            <w:pPr>
+              <w:pStyle w:val="Compact"/>
+            </w:pPr>
+            <w:r>
+              <w:t xml:space="preserve">P3</w:t>
+            </w:r>
+          </w:p>
+        </w:tc>
+        <w:tc>
+          <w:tcPr/>
+          <w:p>
+            <w:pPr>
+              <w:pStyle w:val="Compact"/>
+            </w:pPr>
+            <w:r>
+              <w:t xml:space="preserve">The progress table gave a percentage to the Scheduled and Confirmed statuses.</w:t>
+            </w:r>
+          </w:p>
+        </w:tc>
+        <w:tc>
+          <w:tcPr/>
+          <w:p>
+            <w:pPr>
+              <w:pStyle w:val="Compact"/>
+            </w:pPr>
+            <w:r>
+              <w:t xml:space="preserve">Scheduled and Confirmed stay at 0% on the web and in the app.</w:t>
+            </w:r>
+          </w:p>
+        </w:tc>
+        <w:tc>
+          <w:tcPr/>
+          <w:p>
+            <w:pPr>
+              <w:pStyle w:val="Compact"/>
+            </w:pPr>
+            <w:r>
+              <w:t xml:space="preserve">The dashboard shows 0% until the operator starts the service.</w:t>
+            </w:r>
+          </w:p>
+        </w:tc>
+        <w:tc>
+          <w:tcPr/>
+          <w:p>
+            <w:pPr>
+              <w:pStyle w:val="Compact"/>
+            </w:pPr>
+            <w:r>
+              <w:t xml:space="preserve">Usage report</w:t>
+            </w:r>
+          </w:p>
+        </w:tc>
+        <w:tc>
+          <w:tcPr/>
+          <w:p>
+            <w:pPr>
+              <w:pStyle w:val="Compact"/>
+            </w:pPr>
+            <w:r>
+              <w:t xml:space="preserve">2026-10-16</w:t>
+            </w:r>
+          </w:p>
+        </w:tc>
+      </w:tr>
     </w:tbl>
     <w:p>
       <w:pPr>
@@ -9854,6 +10312,101 @@
           </w:p>
         </w:tc>
       </w:tr>
+      <w:tr>
+        <w:tc>
+          <w:tcPr/>
+          <w:p>
+            <w:pPr>
+              <w:pStyle w:val="Compact"/>
+            </w:pPr>
+            <w:r>
+              <w:t xml:space="preserve">AP-15</w:t>
+            </w:r>
+          </w:p>
+        </w:tc>
+        <w:tc>
+          <w:tcPr/>
+          <w:p>
+            <w:pPr>
+              <w:pStyle w:val="Compact"/>
+            </w:pPr>
+            <w:r>
+              <w:t xml:space="preserve">Interface changes that break the phone layout without anyone noticing (cause of AC-41).</w:t>
+            </w:r>
+          </w:p>
+        </w:tc>
+        <w:tc>
+          <w:tcPr/>
+          <w:p>
+            <w:pPr>
+              <w:pStyle w:val="Compact"/>
+            </w:pPr>
+            <w:r>
+              <w:t xml:space="preserve">Measure the screens at 360 and 768 px with Playwright before merging interface changes, starting from the</w:t>
+            </w:r>
+            <w:r>
+              <w:t xml:space="preserve"> </w:t>
+            </w:r>
+            <w:r>
+              <w:rPr>
+                <w:i/>
+                <w:iCs/>
+              </w:rPr>
+              <w:t xml:space="preserve">e2e/width-360.js</w:t>
+            </w:r>
+            <w:r>
+              <w:t xml:space="preserve"> </w:t>
+            </w:r>
+            <w:r>
+              <w:t xml:space="preserve">script, and review the screenshots.</w:t>
+            </w:r>
+          </w:p>
+        </w:tc>
+        <w:tc>
+          <w:tcPr/>
+          <w:p>
+            <w:pPr>
+              <w:pStyle w:val="Compact"/>
+            </w:pPr>
+            <w:r>
+              <w:t xml:space="preserve">Frontend and backend leads</w:t>
+            </w:r>
+          </w:p>
+        </w:tc>
+        <w:tc>
+          <w:tcPr/>
+          <w:p>
+            <w:pPr>
+              <w:pStyle w:val="Compact"/>
+            </w:pPr>
+            <w:r>
+              <w:t xml:space="preserve">Medium</w:t>
+            </w:r>
+          </w:p>
+        </w:tc>
+        <w:tc>
+          <w:tcPr/>
+          <w:p>
+            <w:pPr>
+              <w:pStyle w:val="Compact"/>
+            </w:pPr>
+            <w:r>
+              <w:t xml:space="preserve">In progress (permanent)</w:t>
+            </w:r>
+          </w:p>
+        </w:tc>
+        <w:tc>
+          <w:tcPr/>
+          <w:p>
+            <w:pPr>
+              <w:pStyle w:val="Compact"/>
+            </w:pPr>
+            <w:r>
+              <w:t xml:space="preserve">Lesson from AC-41</w:t>
+            </w:r>
+          </w:p>
+        </w:tc>
+      </w:tr>
     </w:tbl>
     <w:p>
       <w:pPr>
@@ -10594,6 +11147,180 @@
               <w:pStyle w:val="Compact"/>
             </w:pPr>
             <w:r>
+              <w:t xml:space="preserve">Manage the inspection report from the mobile app.</w:t>
+            </w:r>
+          </w:p>
+        </w:tc>
+        <w:tc>
+          <w:tcPr/>
+          <w:p>
+            <w:pPr>
+              <w:pStyle w:val="Compact"/>
+            </w:pPr>
+            <w:r>
+              <w:t xml:space="preserve">The administrator records the vehicle condition next to the vehicle, with camera photos shrunk on the phone.</w:t>
+            </w:r>
+          </w:p>
+        </w:tc>
+        <w:tc>
+          <w:tcPr/>
+          <w:p>
+            <w:pPr>
+              <w:pStyle w:val="Compact"/>
+            </w:pPr>
+            <w:r>
+              <w:t xml:space="preserve">Backend lead</w:t>
+            </w:r>
+          </w:p>
+        </w:tc>
+        <w:tc>
+          <w:tcPr/>
+          <w:p>
+            <w:pPr>
+              <w:pStyle w:val="Compact"/>
+            </w:pPr>
+            <w:r>
+              <w:t xml:space="preserve">Medium</w:t>
+            </w:r>
+          </w:p>
+        </w:tc>
+        <w:tc>
+          <w:tcPr/>
+          <w:p>
+            <w:pPr>
+              <w:pStyle w:val="Compact"/>
+            </w:pPr>
+            <w:r>
+              <w:t xml:space="preserve">Closed (2026-10-17):</w:t>
+            </w:r>
+            <w:r>
+              <w:t xml:space="preserve"> </w:t>
+            </w:r>
+            <w:r>
+              <w:rPr>
+                <w:i/>
+                <w:iCs/>
+              </w:rPr>
+              <w:t xml:space="preserve">AdminInspection</w:t>
+            </w:r>
+            <w:r>
+              <w:t xml:space="preserve"> </w:t>
+            </w:r>
+            <w:r>
+              <w:t xml:space="preserve">screen in the app</w:t>
+            </w:r>
+          </w:p>
+        </w:tc>
+        <w:tc>
+          <w:tcPr/>
+          <w:p>
+            <w:pPr>
+              <w:pStyle w:val="Compact"/>
+            </w:pPr>
+            <w:r>
+              <w:t xml:space="preserve">Team request</w:t>
+            </w:r>
+          </w:p>
+        </w:tc>
+      </w:tr>
+      <w:tr>
+        <w:tc>
+          <w:tcPr/>
+          <w:p>
+            <w:pPr>
+              <w:pStyle w:val="Compact"/>
+            </w:pPr>
+            <w:r>
+              <w:t xml:space="preserve">AM-08</w:t>
+            </w:r>
+          </w:p>
+        </w:tc>
+        <w:tc>
+          <w:tcPr/>
+          <w:p>
+            <w:pPr>
+              <w:pStyle w:val="Compact"/>
+            </w:pPr>
+            <w:r>
+              <w:t xml:space="preserve">Frequently asked questions on the home page.</w:t>
+            </w:r>
+          </w:p>
+        </w:tc>
+        <w:tc>
+          <w:tcPr/>
+          <w:p>
+            <w:pPr>
+              <w:pStyle w:val="Compact"/>
+            </w:pPr>
+            <w:r>
+              <w:t xml:space="preserve">Visitors solve the most common doubts (booking, payment, cancellation, points) without writing to the car wash.</w:t>
+            </w:r>
+          </w:p>
+        </w:tc>
+        <w:tc>
+          <w:tcPr/>
+          <w:p>
+            <w:pPr>
+              <w:pStyle w:val="Compact"/>
+            </w:pPr>
+            <w:r>
+              <w:t xml:space="preserve">Backend lead</w:t>
+            </w:r>
+          </w:p>
+        </w:tc>
+        <w:tc>
+          <w:tcPr/>
+          <w:p>
+            <w:pPr>
+              <w:pStyle w:val="Compact"/>
+            </w:pPr>
+            <w:r>
+              <w:t xml:space="preserve">Low</w:t>
+            </w:r>
+          </w:p>
+        </w:tc>
+        <w:tc>
+          <w:tcPr/>
+          <w:p>
+            <w:pPr>
+              <w:pStyle w:val="Compact"/>
+            </w:pPr>
+            <w:r>
+              <w:t xml:space="preserve">Closed (2026-10-17)</w:t>
+            </w:r>
+          </w:p>
+        </w:tc>
+        <w:tc>
+          <w:tcPr/>
+          <w:p>
+            <w:pPr>
+              <w:pStyle w:val="Compact"/>
+            </w:pPr>
+            <w:r>
+              <w:t xml:space="preserve">Landing review</w:t>
+            </w:r>
+          </w:p>
+        </w:tc>
+      </w:tr>
+      <w:tr>
+        <w:tc>
+          <w:tcPr/>
+          <w:p>
+            <w:pPr>
+              <w:pStyle w:val="Compact"/>
+            </w:pPr>
+            <w:r>
+              <w:t xml:space="preserve">AM-07</w:t>
+            </w:r>
+          </w:p>
+        </w:tc>
+        <w:tc>
+          <w:tcPr/>
+          <w:p>
+            <w:pPr>
+              <w:pStyle w:val="Compact"/>
+            </w:pPr>
+            <w:r>
               <w:t xml:space="preserve">Separate the display fields and the real discount fields in</w:t>
             </w:r>
             <w:r>
@@ -11305,7 +12032,7 @@
               <w:pStyle w:val="Compact"/>
             </w:pPr>
             <w:r>
-              <w:t xml:space="preserve">Value as of 2026-10-16</w:t>
+              <w:t xml:space="preserve">Value as of 2026-10-17</w:t>
             </w:r>
           </w:p>
         </w:tc>
@@ -11351,7 +12078,7 @@
               <w:pStyle w:val="Compact"/>
             </w:pPr>
             <w:r>
-              <w:t xml:space="preserve">39 / 41 = 95%</w:t>
+              <w:t xml:space="preserve">43 / 45 = 96%</w:t>
             </w:r>
           </w:p>
         </w:tc>
@@ -14756,7 +15483,7 @@
       <w:color w:themeColor="accent1" w:themeShade="BF" w:val="365F91"/>
     </w:rPr>
   </w:style>
-  <w:style w:customStyle="1" w:styleId="SourceCode" w:type="paragraph">
+  <w:style w:type="paragraph" w:customStyle="1" w:styleId="SourceCode">
     <w:name w:val="Source Code"/>
     <w:basedOn w:val="Normal"/>
     <w:link w:val="VerbatimChar"/>
@@ -14764,7 +15491,7 @@
       <w:wordWrap w:val="off"/>
     </w:pPr>
   </w:style>
-  <w:style w:customStyle="1" w:styleId="KeywordTok" w:type="character">
+  <w:style w:type="character" w:customStyle="1" w:styleId="KeywordTok">
     <w:name w:val="KeywordTok"/>
     <w:basedOn w:val="VerbatimChar"/>
     <w:rPr>
@@ -14772,77 +15499,77 @@
       <w:color w:val="007020"/>
     </w:rPr>
   </w:style>
-  <w:style w:customStyle="1" w:styleId="DataTypeTok" w:type="character">
+  <w:style w:type="character" w:customStyle="1" w:styleId="DataTypeTok">
     <w:name w:val="DataTypeTok"/>
     <w:basedOn w:val="VerbatimChar"/>
     <w:rPr>
       <w:color w:val="902000"/>
     </w:rPr>
   </w:style>
-  <w:style w:customStyle="1" w:styleId="DecValTok" w:type="character">
+  <w:style w:type="character" w:customStyle="1" w:styleId="DecValTok">
     <w:name w:val="DecValTok"/>
     <w:basedOn w:val="VerbatimChar"/>
     <w:rPr>
       <w:color w:val="40a070"/>
     </w:rPr>
   </w:style>
-  <w:style w:customStyle="1" w:styleId="BaseNTok" w:type="character">
+  <w:style w:type="character" w:customStyle="1" w:styleId="BaseNTok">
     <w:name w:val="BaseNTok"/>
     <w:basedOn w:val="VerbatimChar"/>
     <w:rPr>
       <w:color w:val="40a070"/>
     </w:rPr>
   </w:style>
-  <w:style w:customStyle="1" w:styleId="FloatTok" w:type="character">
+  <w:style w:type="character" w:customStyle="1" w:styleId="FloatTok">
     <w:name w:val="FloatTok"/>
     <w:basedOn w:val="VerbatimChar"/>
     <w:rPr>
       <w:color w:val="40a070"/>
     </w:rPr>
   </w:style>
-  <w:style w:customStyle="1" w:styleId="ConstantTok" w:type="character">
+  <w:style w:type="character" w:customStyle="1" w:styleId="ConstantTok">
     <w:name w:val="ConstantTok"/>
     <w:basedOn w:val="VerbatimChar"/>
     <w:rPr>
       <w:color w:val="880000"/>
     </w:rPr>
   </w:style>
-  <w:style w:customStyle="1" w:styleId="CharTok" w:type="character">
+  <w:style w:type="character" w:customStyle="1" w:styleId="CharTok">
     <w:name w:val="CharTok"/>
     <w:basedOn w:val="VerbatimChar"/>
     <w:rPr>
       <w:color w:val="4070a0"/>
     </w:rPr>
   </w:style>
-  <w:style w:customStyle="1" w:styleId="SpecialCharTok" w:type="character">
+  <w:style w:type="character" w:customStyle="1" w:styleId="SpecialCharTok">
     <w:name w:val="SpecialCharTok"/>
     <w:basedOn w:val="VerbatimChar"/>
     <w:rPr>
       <w:color w:val="4070a0"/>
     </w:rPr>
   </w:style>
-  <w:style w:customStyle="1" w:styleId="StringTok" w:type="character">
+  <w:style w:type="character" w:customStyle="1" w:styleId="StringTok">
     <w:name w:val="StringTok"/>
     <w:basedOn w:val="VerbatimChar"/>
     <w:rPr>
       <w:color w:val="4070a0"/>
     </w:rPr>
   </w:style>
-  <w:style w:customStyle="1" w:styleId="VerbatimStringTok" w:type="character">
+  <w:style w:type="character" w:customStyle="1" w:styleId="VerbatimStringTok">
     <w:name w:val="VerbatimStringTok"/>
     <w:basedOn w:val="VerbatimChar"/>
     <w:rPr>
       <w:color w:val="4070a0"/>
     </w:rPr>
   </w:style>
-  <w:style w:customStyle="1" w:styleId="SpecialStringTok" w:type="character">
+  <w:style w:type="character" w:customStyle="1" w:styleId="SpecialStringTok">
     <w:name w:val="SpecialStringTok"/>
     <w:basedOn w:val="VerbatimChar"/>
     <w:rPr>
       <w:color w:val="bb6688"/>
     </w:rPr>
   </w:style>
-  <w:style w:customStyle="1" w:styleId="ImportTok" w:type="character">
+  <w:style w:type="character" w:customStyle="1" w:styleId="ImportTok">
     <w:name w:val="ImportTok"/>
     <w:basedOn w:val="VerbatimChar"/>
     <w:rPr>
@@ -14850,7 +15577,7 @@
       <w:color w:val="008000"/>
     </w:rPr>
   </w:style>
-  <w:style w:customStyle="1" w:styleId="CommentTok" w:type="character">
+  <w:style w:type="character" w:customStyle="1" w:styleId="CommentTok">
     <w:name w:val="CommentTok"/>
     <w:basedOn w:val="VerbatimChar"/>
     <w:rPr>
@@ -14858,7 +15585,7 @@
       <w:color w:val="60a0b0"/>
     </w:rPr>
   </w:style>
-  <w:style w:customStyle="1" w:styleId="DocumentationTok" w:type="character">
+  <w:style w:type="character" w:customStyle="1" w:styleId="DocumentationTok">
     <w:name w:val="DocumentationTok"/>
     <w:basedOn w:val="VerbatimChar"/>
     <w:rPr>
@@ -14866,7 +15593,7 @@
       <w:color w:val="ba2121"/>
     </w:rPr>
   </w:style>
-  <w:style w:customStyle="1" w:styleId="AnnotationTok" w:type="character">
+  <w:style w:type="character" w:customStyle="1" w:styleId="AnnotationTok">
     <w:name w:val="AnnotationTok"/>
     <w:basedOn w:val="VerbatimChar"/>
     <w:rPr>
@@ -14875,7 +15602,7 @@
       <w:color w:val="60a0b0"/>
     </w:rPr>
   </w:style>
-  <w:style w:customStyle="1" w:styleId="CommentVarTok" w:type="character">
+  <w:style w:type="character" w:customStyle="1" w:styleId="CommentVarTok">
     <w:name w:val="CommentVarTok"/>
     <w:basedOn w:val="VerbatimChar"/>
     <w:rPr>
@@ -14884,28 +15611,28 @@
       <w:color w:val="60a0b0"/>
     </w:rPr>
   </w:style>
-  <w:style w:customStyle="1" w:styleId="OtherTok" w:type="character">
+  <w:style w:type="character" w:customStyle="1" w:styleId="OtherTok">
     <w:name w:val="OtherTok"/>
     <w:basedOn w:val="VerbatimChar"/>
     <w:rPr>
       <w:color w:val="007020"/>
     </w:rPr>
   </w:style>
-  <w:style w:customStyle="1" w:styleId="FunctionTok" w:type="character">
+  <w:style w:type="character" w:customStyle="1" w:styleId="FunctionTok">
     <w:name w:val="FunctionTok"/>
     <w:basedOn w:val="VerbatimChar"/>
     <w:rPr>
       <w:color w:val="06287e"/>
     </w:rPr>
   </w:style>
-  <w:style w:customStyle="1" w:styleId="VariableTok" w:type="character">
+  <w:style w:type="character" w:customStyle="1" w:styleId="VariableTok">
     <w:name w:val="VariableTok"/>
     <w:basedOn w:val="VerbatimChar"/>
     <w:rPr>
       <w:color w:val="19177c"/>
     </w:rPr>
   </w:style>
-  <w:style w:customStyle="1" w:styleId="ControlFlowTok" w:type="character">
+  <w:style w:type="character" w:customStyle="1" w:styleId="ControlFlowTok">
     <w:name w:val="ControlFlowTok"/>
     <w:basedOn w:val="VerbatimChar"/>
     <w:rPr>
@@ -14913,45 +15640,45 @@
       <w:color w:val="007020"/>
     </w:rPr>
   </w:style>
-  <w:style w:customStyle="1" w:styleId="OperatorTok" w:type="character">
+  <w:style w:type="character" w:customStyle="1" w:styleId="OperatorTok">
     <w:name w:val="OperatorTok"/>
     <w:basedOn w:val="VerbatimChar"/>
     <w:rPr>
       <w:color w:val="666666"/>
     </w:rPr>
   </w:style>
-  <w:style w:customStyle="1" w:styleId="BuiltInTok" w:type="character">
+  <w:style w:type="character" w:customStyle="1" w:styleId="BuiltInTok">
     <w:name w:val="BuiltInTok"/>
     <w:basedOn w:val="VerbatimChar"/>
     <w:rPr>
       <w:color w:val="008000"/>
     </w:rPr>
   </w:style>
-  <w:style w:customStyle="1" w:styleId="ExtensionTok" w:type="character">
+  <w:style w:type="character" w:customStyle="1" w:styleId="ExtensionTok">
     <w:name w:val="ExtensionTok"/>
     <w:basedOn w:val="VerbatimChar"/>
     <w:rPr/>
   </w:style>
-  <w:style w:customStyle="1" w:styleId="PreprocessorTok" w:type="character">
+  <w:style w:type="character" w:customStyle="1" w:styleId="PreprocessorTok">
     <w:name w:val="PreprocessorTok"/>
     <w:basedOn w:val="VerbatimChar"/>
     <w:rPr>
       <w:color w:val="bc7a00"/>
     </w:rPr>
   </w:style>
-  <w:style w:customStyle="1" w:styleId="AttributeTok" w:type="character">
+  <w:style w:type="character" w:customStyle="1" w:styleId="AttributeTok">
     <w:name w:val="AttributeTok"/>
     <w:basedOn w:val="VerbatimChar"/>
     <w:rPr>
       <w:color w:val="7d9029"/>
     </w:rPr>
   </w:style>
-  <w:style w:customStyle="1" w:styleId="RegionMarkerTok" w:type="character">
+  <w:style w:type="character" w:customStyle="1" w:styleId="RegionMarkerTok">
     <w:name w:val="RegionMarkerTok"/>
     <w:basedOn w:val="VerbatimChar"/>
     <w:rPr/>
   </w:style>
-  <w:style w:customStyle="1" w:styleId="InformationTok" w:type="character">
+  <w:style w:type="character" w:customStyle="1" w:styleId="InformationTok">
     <w:name w:val="InformationTok"/>
     <w:basedOn w:val="VerbatimChar"/>
     <w:rPr>
@@ -14960,7 +15687,7 @@
       <w:color w:val="60a0b0"/>
     </w:rPr>
   </w:style>
-  <w:style w:customStyle="1" w:styleId="WarningTok" w:type="character">
+  <w:style w:type="character" w:customStyle="1" w:styleId="WarningTok">
     <w:name w:val="WarningTok"/>
     <w:basedOn w:val="VerbatimChar"/>
     <w:rPr>
@@ -14969,7 +15696,7 @@
       <w:color w:val="60a0b0"/>
     </w:rPr>
   </w:style>
-  <w:style w:customStyle="1" w:styleId="AlertTok" w:type="character">
+  <w:style w:type="character" w:customStyle="1" w:styleId="AlertTok">
     <w:name w:val="AlertTok"/>
     <w:basedOn w:val="VerbatimChar"/>
     <w:rPr>
@@ -14977,7 +15704,7 @@
       <w:color w:val="ff0000"/>
     </w:rPr>
   </w:style>
-  <w:style w:customStyle="1" w:styleId="ErrorTok" w:type="character">
+  <w:style w:type="character" w:customStyle="1" w:styleId="ErrorTok">
     <w:name w:val="ErrorTok"/>
     <w:basedOn w:val="VerbatimChar"/>
     <w:rPr>
@@ -14985,7 +15712,7 @@
       <w:color w:val="ff0000"/>
     </w:rPr>
   </w:style>
-  <w:style w:customStyle="1" w:styleId="NormalTok" w:type="character">
+  <w:style w:type="character" w:customStyle="1" w:styleId="NormalTok">
     <w:name w:val="NormalTok"/>
     <w:basedOn w:val="VerbatimChar"/>
     <w:rPr/>

--- a/08_ACCIONES_CORRECTIVAS_PREVENTIVAS_Y_DE_MEJORA/EN/WORD/08_Corrective_Preventive_And_Improvement_Actions.docx
+++ b/08_ACCIONES_CORRECTIVAS_PREVENTIVAS_Y_DE_MEJORA/EN/WORD/08_Corrective_Preventive_And_Improvement_Actions.docx
@@ -313,6 +313,52 @@
             </w:pPr>
             <w:r>
               <w:t xml:space="preserve">Review against the code of October 17, 2026. Corrective actions AC-40 to AC-43 were closed (expired session notice when logging out, screens overflowing on phones, squashed filter inputs in the app, and service progress before it started), preventive action AP-15 was added (responsive design check before merging), and improvements AM-07 (inspection report in the mobile app) and AM-08 (frequently asked questions on the home page) were closed.</w:t>
+            </w:r>
+          </w:p>
+        </w:tc>
+        <w:tc>
+          <w:tcPr/>
+          <w:p>
+            <w:pPr>
+              <w:pStyle w:val="Compact"/>
+            </w:pPr>
+            <w:r>
+              <w:t xml:space="preserve">Development team</w:t>
+            </w:r>
+          </w:p>
+        </w:tc>
+      </w:tr>
+      <w:tr>
+        <w:tc>
+          <w:tcPr/>
+          <w:p>
+            <w:pPr>
+              <w:pStyle w:val="Compact"/>
+            </w:pPr>
+            <w:r>
+              <w:t xml:space="preserve">2.2</w:t>
+            </w:r>
+          </w:p>
+        </w:tc>
+        <w:tc>
+          <w:tcPr/>
+          <w:p>
+            <w:pPr>
+              <w:pStyle w:val="Compact"/>
+            </w:pPr>
+            <w:r>
+              <w:t xml:space="preserve">2026-10-19</w:t>
+            </w:r>
+          </w:p>
+        </w:tc>
+        <w:tc>
+          <w:tcPr/>
+          <w:p>
+            <w:pPr>
+              <w:pStyle w:val="Compact"/>
+            </w:pPr>
+            <w:r>
+              <w:t xml:space="preserve">Preventive action AP-01 was closed with continuous integration in GitHub Actions in the 10 repositories.</w:t>
             </w:r>
           </w:p>
         </w:tc>
@@ -8993,14 +9039,14 @@
               <w:pStyle w:val="Compact"/>
             </w:pPr>
             <w:r>
-              <w:t xml:space="preserve">Jenkins pipeline per repository (</w:t>
+              <w:t xml:space="preserve">Continuous integration per repository (</w:t>
             </w:r>
             <w:r>
               <w:rPr>
                 <w:i/>
                 <w:iCs/>
               </w:rPr>
-              <w:t xml:space="preserve">./mvnw -B verify</w:t>
+              <w:t xml:space="preserve">./mvnw verify</w:t>
             </w:r>
             <w:r>
               <w:t xml:space="preserve">,</w:t>
@@ -9029,7 +9075,7 @@
               <w:t xml:space="preserve">ng build</w:t>
             </w:r>
             <w:r>
-              <w:t xml:space="preserve">, and</w:t>
+              <w:t xml:space="preserve">,</w:t>
             </w:r>
             <w:r>
               <w:t xml:space="preserve"> </w:t>
@@ -9042,7 +9088,20 @@
               <w:t xml:space="preserve">ng test</w:t>
             </w:r>
             <w:r>
-              <w:t xml:space="preserve">) and the rule of merging only with a green pipeline.</w:t>
+              <w:t xml:space="preserve">, and</w:t>
+            </w:r>
+            <w:r>
+              <w:t xml:space="preserve"> </w:t>
+            </w:r>
+            <w:r>
+              <w:rPr>
+                <w:i/>
+                <w:iCs/>
+              </w:rPr>
+              <w:t xml:space="preserve">tsc</w:t>
+            </w:r>
+            <w:r>
+              <w:t xml:space="preserve">) and the rule of merging only with a green result.</w:t>
             </w:r>
           </w:p>
         </w:tc>
@@ -9075,7 +9134,33 @@
               <w:pStyle w:val="Compact"/>
             </w:pPr>
             <w:r>
-              <w:t xml:space="preserve">Open</w:t>
+              <w:t xml:space="preserve">Closed (2026-10-19): GitHub Actions in the 10 repositories, on every push or pull request to</w:t>
+            </w:r>
+            <w:r>
+              <w:t xml:space="preserve"> </w:t>
+            </w:r>
+            <w:r>
+              <w:rPr>
+                <w:i/>
+                <w:iCs/>
+              </w:rPr>
+              <w:t xml:space="preserve">develop</w:t>
+            </w:r>
+            <w:r>
+              <w:t xml:space="preserve"> </w:t>
+            </w:r>
+            <w:r>
+              <w:t xml:space="preserve">and</w:t>
+            </w:r>
+            <w:r>
+              <w:t xml:space="preserve"> </w:t>
+            </w:r>
+            <w:r>
+              <w:rPr>
+                <w:i/>
+                <w:iCs/>
+              </w:rPr>
+              <w:t xml:space="preserve">main</w:t>
             </w:r>
           </w:p>
         </w:tc>
@@ -15483,7 +15568,7 @@
       <w:color w:themeColor="accent1" w:themeShade="BF" w:val="365F91"/>
     </w:rPr>
   </w:style>
-  <w:style w:type="paragraph" w:customStyle="1" w:styleId="SourceCode">
+  <w:style w:customStyle="1" w:styleId="SourceCode" w:type="paragraph">
     <w:name w:val="Source Code"/>
     <w:basedOn w:val="Normal"/>
     <w:link w:val="VerbatimChar"/>
@@ -15491,7 +15576,7 @@
       <w:wordWrap w:val="off"/>
     </w:pPr>
   </w:style>
-  <w:style w:type="character" w:customStyle="1" w:styleId="KeywordTok">
+  <w:style w:customStyle="1" w:styleId="KeywordTok" w:type="character">
     <w:name w:val="KeywordTok"/>
     <w:basedOn w:val="VerbatimChar"/>
     <w:rPr>
@@ -15499,77 +15584,77 @@
       <w:color w:val="007020"/>
     </w:rPr>
   </w:style>
-  <w:style w:type="character" w:customStyle="1" w:styleId="DataTypeTok">
+  <w:style w:customStyle="1" w:styleId="DataTypeTok" w:type="character">
     <w:name w:val="DataTypeTok"/>
     <w:basedOn w:val="VerbatimChar"/>
     <w:rPr>
       <w:color w:val="902000"/>
     </w:rPr>
   </w:style>
-  <w:style w:type="character" w:customStyle="1" w:styleId="DecValTok">
+  <w:style w:customStyle="1" w:styleId="DecValTok" w:type="character">
     <w:name w:val="DecValTok"/>
     <w:basedOn w:val="VerbatimChar"/>
     <w:rPr>
       <w:color w:val="40a070"/>
     </w:rPr>
   </w:style>
-  <w:style w:type="character" w:customStyle="1" w:styleId="BaseNTok">
+  <w:style w:customStyle="1" w:styleId="BaseNTok" w:type="character">
     <w:name w:val="BaseNTok"/>
     <w:basedOn w:val="VerbatimChar"/>
     <w:rPr>
       <w:color w:val="40a070"/>
     </w:rPr>
   </w:style>
-  <w:style w:type="character" w:customStyle="1" w:styleId="FloatTok">
+  <w:style w:customStyle="1" w:styleId="FloatTok" w:type="character">
     <w:name w:val="FloatTok"/>
     <w:basedOn w:val="VerbatimChar"/>
     <w:rPr>
       <w:color w:val="40a070"/>
     </w:rPr>
   </w:style>
-  <w:style w:type="character" w:customStyle="1" w:styleId="ConstantTok">
+  <w:style w:customStyle="1" w:styleId="ConstantTok" w:type="character">
     <w:name w:val="ConstantTok"/>
     <w:basedOn w:val="VerbatimChar"/>
     <w:rPr>
       <w:color w:val="880000"/>
     </w:rPr>
   </w:style>
-  <w:style w:type="character" w:customStyle="1" w:styleId="CharTok">
+  <w:style w:customStyle="1" w:styleId="CharTok" w:type="character">
     <w:name w:val="CharTok"/>
     <w:basedOn w:val="VerbatimChar"/>
     <w:rPr>
       <w:color w:val="4070a0"/>
     </w:rPr>
   </w:style>
-  <w:style w:type="character" w:customStyle="1" w:styleId="SpecialCharTok">
+  <w:style w:customStyle="1" w:styleId="SpecialCharTok" w:type="character">
     <w:name w:val="SpecialCharTok"/>
     <w:basedOn w:val="VerbatimChar"/>
     <w:rPr>
       <w:color w:val="4070a0"/>
     </w:rPr>
   </w:style>
-  <w:style w:type="character" w:customStyle="1" w:styleId="StringTok">
+  <w:style w:customStyle="1" w:styleId="StringTok" w:type="character">
     <w:name w:val="StringTok"/>
     <w:basedOn w:val="VerbatimChar"/>
     <w:rPr>
       <w:color w:val="4070a0"/>
     </w:rPr>
   </w:style>
-  <w:style w:type="character" w:customStyle="1" w:styleId="VerbatimStringTok">
+  <w:style w:customStyle="1" w:styleId="VerbatimStringTok" w:type="character">
     <w:name w:val="VerbatimStringTok"/>
     <w:basedOn w:val="VerbatimChar"/>
     <w:rPr>
       <w:color w:val="4070a0"/>
     </w:rPr>
   </w:style>
-  <w:style w:type="character" w:customStyle="1" w:styleId="SpecialStringTok">
+  <w:style w:customStyle="1" w:styleId="SpecialStringTok" w:type="character">
     <w:name w:val="SpecialStringTok"/>
     <w:basedOn w:val="VerbatimChar"/>
     <w:rPr>
       <w:color w:val="bb6688"/>
     </w:rPr>
   </w:style>
-  <w:style w:type="character" w:customStyle="1" w:styleId="ImportTok">
+  <w:style w:customStyle="1" w:styleId="ImportTok" w:type="character">
     <w:name w:val="ImportTok"/>
     <w:basedOn w:val="VerbatimChar"/>
     <w:rPr>
@@ -15577,7 +15662,7 @@
       <w:color w:val="008000"/>
     </w:rPr>
   </w:style>
-  <w:style w:type="character" w:customStyle="1" w:styleId="CommentTok">
+  <w:style w:customStyle="1" w:styleId="CommentTok" w:type="character">
     <w:name w:val="CommentTok"/>
     <w:basedOn w:val="VerbatimChar"/>
     <w:rPr>
@@ -15585,7 +15670,7 @@
       <w:color w:val="60a0b0"/>
     </w:rPr>
   </w:style>
-  <w:style w:type="character" w:customStyle="1" w:styleId="DocumentationTok">
+  <w:style w:customStyle="1" w:styleId="DocumentationTok" w:type="character">
     <w:name w:val="DocumentationTok"/>
     <w:basedOn w:val="VerbatimChar"/>
     <w:rPr>
@@ -15593,7 +15678,7 @@
       <w:color w:val="ba2121"/>
     </w:rPr>
   </w:style>
-  <w:style w:type="character" w:customStyle="1" w:styleId="AnnotationTok">
+  <w:style w:customStyle="1" w:styleId="AnnotationTok" w:type="character">
     <w:name w:val="AnnotationTok"/>
     <w:basedOn w:val="VerbatimChar"/>
     <w:rPr>
@@ -15602,7 +15687,7 @@
       <w:color w:val="60a0b0"/>
     </w:rPr>
   </w:style>
-  <w:style w:type="character" w:customStyle="1" w:styleId="CommentVarTok">
+  <w:style w:customStyle="1" w:styleId="CommentVarTok" w:type="character">
     <w:name w:val="CommentVarTok"/>
     <w:basedOn w:val="VerbatimChar"/>
     <w:rPr>
@@ -15611,28 +15696,28 @@
       <w:color w:val="60a0b0"/>
     </w:rPr>
   </w:style>
-  <w:style w:type="character" w:customStyle="1" w:styleId="OtherTok">
+  <w:style w:customStyle="1" w:styleId="OtherTok" w:type="character">
     <w:name w:val="OtherTok"/>
     <w:basedOn w:val="VerbatimChar"/>
     <w:rPr>
       <w:color w:val="007020"/>
     </w:rPr>
   </w:style>
-  <w:style w:type="character" w:customStyle="1" w:styleId="FunctionTok">
+  <w:style w:customStyle="1" w:styleId="FunctionTok" w:type="character">
     <w:name w:val="FunctionTok"/>
     <w:basedOn w:val="VerbatimChar"/>
     <w:rPr>
       <w:color w:val="06287e"/>
     </w:rPr>
   </w:style>
-  <w:style w:type="character" w:customStyle="1" w:styleId="VariableTok">
+  <w:style w:customStyle="1" w:styleId="VariableTok" w:type="character">
     <w:name w:val="VariableTok"/>
     <w:basedOn w:val="VerbatimChar"/>
     <w:rPr>
       <w:color w:val="19177c"/>
     </w:rPr>
   </w:style>
-  <w:style w:type="character" w:customStyle="1" w:styleId="ControlFlowTok">
+  <w:style w:customStyle="1" w:styleId="ControlFlowTok" w:type="character">
     <w:name w:val="ControlFlowTok"/>
     <w:basedOn w:val="VerbatimChar"/>
     <w:rPr>
@@ -15640,45 +15725,45 @@
       <w:color w:val="007020"/>
     </w:rPr>
   </w:style>
-  <w:style w:type="character" w:customStyle="1" w:styleId="OperatorTok">
+  <w:style w:customStyle="1" w:styleId="OperatorTok" w:type="character">
     <w:name w:val="OperatorTok"/>
     <w:basedOn w:val="VerbatimChar"/>
     <w:rPr>
       <w:color w:val="666666"/>
     </w:rPr>
   </w:style>
-  <w:style w:type="character" w:customStyle="1" w:styleId="BuiltInTok">
+  <w:style w:customStyle="1" w:styleId="BuiltInTok" w:type="character">
     <w:name w:val="BuiltInTok"/>
     <w:basedOn w:val="VerbatimChar"/>
     <w:rPr>
       <w:color w:val="008000"/>
     </w:rPr>
   </w:style>
-  <w:style w:type="character" w:customStyle="1" w:styleId="ExtensionTok">
+  <w:style w:customStyle="1" w:styleId="ExtensionTok" w:type="character">
     <w:name w:val="ExtensionTok"/>
     <w:basedOn w:val="VerbatimChar"/>
     <w:rPr/>
   </w:style>
-  <w:style w:type="character" w:customStyle="1" w:styleId="PreprocessorTok">
+  <w:style w:customStyle="1" w:styleId="PreprocessorTok" w:type="character">
     <w:name w:val="PreprocessorTok"/>
     <w:basedOn w:val="VerbatimChar"/>
     <w:rPr>
       <w:color w:val="bc7a00"/>
     </w:rPr>
   </w:style>
-  <w:style w:type="character" w:customStyle="1" w:styleId="AttributeTok">
+  <w:style w:customStyle="1" w:styleId="AttributeTok" w:type="character">
     <w:name w:val="AttributeTok"/>
     <w:basedOn w:val="VerbatimChar"/>
     <w:rPr>
       <w:color w:val="7d9029"/>
     </w:rPr>
   </w:style>
-  <w:style w:type="character" w:customStyle="1" w:styleId="RegionMarkerTok">
+  <w:style w:customStyle="1" w:styleId="RegionMarkerTok" w:type="character">
     <w:name w:val="RegionMarkerTok"/>
     <w:basedOn w:val="VerbatimChar"/>
     <w:rPr/>
   </w:style>
-  <w:style w:type="character" w:customStyle="1" w:styleId="InformationTok">
+  <w:style w:customStyle="1" w:styleId="InformationTok" w:type="character">
     <w:name w:val="InformationTok"/>
     <w:basedOn w:val="VerbatimChar"/>
     <w:rPr>
@@ -15687,7 +15772,7 @@
       <w:color w:val="60a0b0"/>
     </w:rPr>
   </w:style>
-  <w:style w:type="character" w:customStyle="1" w:styleId="WarningTok">
+  <w:style w:customStyle="1" w:styleId="WarningTok" w:type="character">
     <w:name w:val="WarningTok"/>
     <w:basedOn w:val="VerbatimChar"/>
     <w:rPr>
@@ -15696,7 +15781,7 @@
       <w:color w:val="60a0b0"/>
     </w:rPr>
   </w:style>
-  <w:style w:type="character" w:customStyle="1" w:styleId="AlertTok">
+  <w:style w:customStyle="1" w:styleId="AlertTok" w:type="character">
     <w:name w:val="AlertTok"/>
     <w:basedOn w:val="VerbatimChar"/>
     <w:rPr>
@@ -15704,7 +15789,7 @@
       <w:color w:val="ff0000"/>
     </w:rPr>
   </w:style>
-  <w:style w:type="character" w:customStyle="1" w:styleId="ErrorTok">
+  <w:style w:customStyle="1" w:styleId="ErrorTok" w:type="character">
     <w:name w:val="ErrorTok"/>
     <w:basedOn w:val="VerbatimChar"/>
     <w:rPr>
@@ -15712,7 +15797,7 @@
       <w:color w:val="ff0000"/>
     </w:rPr>
   </w:style>
-  <w:style w:type="character" w:customStyle="1" w:styleId="NormalTok">
+  <w:style w:customStyle="1" w:styleId="NormalTok" w:type="character">
     <w:name w:val="NormalTok"/>
     <w:basedOn w:val="VerbatimChar"/>
     <w:rPr/>

--- a/08_ACCIONES_CORRECTIVAS_PREVENTIVAS_Y_DE_MEJORA/EN/WORD/08_Corrective_Preventive_And_Improvement_Actions.docx
+++ b/08_ACCIONES_CORRECTIVAS_PREVENTIVAS_Y_DE_MEJORA/EN/WORD/08_Corrective_Preventive_And_Improvement_Actions.docx
@@ -359,6 +359,52 @@
             </w:pPr>
             <w:r>
               <w:t xml:space="preserve">Preventive action AP-01 was closed with continuous integration in GitHub Actions in the 10 repositories.</w:t>
+            </w:r>
+          </w:p>
+        </w:tc>
+        <w:tc>
+          <w:tcPr/>
+          <w:p>
+            <w:pPr>
+              <w:pStyle w:val="Compact"/>
+            </w:pPr>
+            <w:r>
+              <w:t xml:space="preserve">Development team</w:t>
+            </w:r>
+          </w:p>
+        </w:tc>
+      </w:tr>
+      <w:tr>
+        <w:tc>
+          <w:tcPr/>
+          <w:p>
+            <w:pPr>
+              <w:pStyle w:val="Compact"/>
+            </w:pPr>
+            <w:r>
+              <w:t xml:space="preserve">2.3</w:t>
+            </w:r>
+          </w:p>
+        </w:tc>
+        <w:tc>
+          <w:tcPr/>
+          <w:p>
+            <w:pPr>
+              <w:pStyle w:val="Compact"/>
+            </w:pPr>
+            <w:r>
+              <w:t xml:space="preserve">2026-10-19</w:t>
+            </w:r>
+          </w:p>
+        </w:tc>
+        <w:tc>
+          <w:tcPr/>
+          <w:p>
+            <w:pPr>
+              <w:pStyle w:val="Compact"/>
+            </w:pPr>
+            <w:r>
+              <w:t xml:space="preserve">Test indicator with the run of October 19 (655 automated, 19 end-to-end, and 42 functional cases).</w:t>
             </w:r>
           </w:p>
         </w:tc>
@@ -12393,7 +12439,7 @@
               <w:pStyle w:val="Compact"/>
             </w:pPr>
             <w:r>
-              <w:t xml:space="preserve">639 unit and integration tests (web 43, gateway 34, Java services 421, and payment-service 141) and 19 end-to-end tests</w:t>
+              <w:t xml:space="preserve">655 unit and integration tests (web 43, gateway 34, Java services 430, and payment-service 148) as of October 19, 2026, 19 end-to-end tests, and 42 functional cases</w:t>
             </w:r>
           </w:p>
         </w:tc>

--- a/08_ACCIONES_CORRECTIVAS_PREVENTIVAS_Y_DE_MEJORA/EN/WORD/08_Corrective_Preventive_And_Improvement_Actions.docx
+++ b/08_ACCIONES_CORRECTIVAS_PREVENTIVAS_Y_DE_MEJORA/EN/WORD/08_Corrective_Preventive_And_Improvement_Actions.docx
@@ -32,7 +32,7 @@
         <w:pStyle w:val="BodyText"/>
       </w:pPr>
       <w:r>
-        <w:t xml:space="preserve">Brayan Estiven Patiño Cabrera (Project Leader), Juan Camilo Guilombo Osorio (Frontend Leader), and Merari Urbano (Backend Leader)</w:t>
+        <w:t xml:space="preserve">Brayan Estiven Patiño Cabrera (Project Leader), Juan Camilo Guilombo Osorio (Frontend Leader), and Merari Urbano Quintero (Backend Leader)</w:t>
       </w:r>
     </w:p>
     <w:p>
@@ -64,7 +64,7 @@
         <w:pStyle w:val="BodyText"/>
       </w:pPr>
       <w:r>
-        <w:t xml:space="preserve">October 17, 2026</w:t>
+        <w:t xml:space="preserve">October 20, 2026</w:t>
       </w:r>
     </w:p>
     <w:p>
@@ -72,7 +72,7 @@
         <w:pStyle w:val="BodyText"/>
       </w:pPr>
       <w:r>
-        <w:t xml:space="preserve">Document Type: Register of Corrective, Preventive, and Improvement Actions (Development Team and Instructor) · Version 2.1</w:t>
+        <w:t xml:space="preserve">Document Type: Register of Corrective, Preventive, and Improvement Actions (Development Team and Instructor) · Version 2.4</w:t>
       </w:r>
     </w:p>
     <w:bookmarkStart w:id="20" w:name="version-control"/>
@@ -405,6 +405,52 @@
             </w:pPr>
             <w:r>
               <w:t xml:space="preserve">Test indicator with the run of October 19 (655 automated, 19 end-to-end, and 42 functional cases).</w:t>
+            </w:r>
+          </w:p>
+        </w:tc>
+        <w:tc>
+          <w:tcPr/>
+          <w:p>
+            <w:pPr>
+              <w:pStyle w:val="Compact"/>
+            </w:pPr>
+            <w:r>
+              <w:t xml:space="preserve">Development team</w:t>
+            </w:r>
+          </w:p>
+        </w:tc>
+      </w:tr>
+      <w:tr>
+        <w:tc>
+          <w:tcPr/>
+          <w:p>
+            <w:pPr>
+              <w:pStyle w:val="Compact"/>
+            </w:pPr>
+            <w:r>
+              <w:t xml:space="preserve">2.4</w:t>
+            </w:r>
+          </w:p>
+        </w:tc>
+        <w:tc>
+          <w:tcPr/>
+          <w:p>
+            <w:pPr>
+              <w:pStyle w:val="Compact"/>
+            </w:pPr>
+            <w:r>
+              <w:t xml:space="preserve">2026-10-20</w:t>
+            </w:r>
+          </w:p>
+        </w:tc>
+        <w:tc>
+          <w:tcPr/>
+          <w:p>
+            <w:pPr>
+              <w:pStyle w:val="Compact"/>
+            </w:pPr>
+            <w:r>
+              <w:t xml:space="preserve">Review against the code of October 20, 2026: the register is still current (AM-03, rescheduling from the web and the app, and AM-12, the pause and issue states, remain open); the backend leader's full name was completed.</w:t>
             </w:r>
           </w:p>
         </w:tc>
@@ -3107,7 +3153,7 @@
               <w:pStyle w:val="Compact"/>
             </w:pPr>
             <w:r>
-              <w:t xml:space="preserve">Merari Urbano</w:t>
+              <w:t xml:space="preserve">Merari Urbano Quintero</w:t>
             </w:r>
           </w:p>
         </w:tc>

--- a/08_ACCIONES_CORRECTIVAS_PREVENTIVAS_Y_DE_MEJORA/EN/WORD/08_Corrective_Preventive_And_Improvement_Actions.docx
+++ b/08_ACCIONES_CORRECTIVAS_PREVENTIVAS_Y_DE_MEJORA/EN/WORD/08_Corrective_Preventive_And_Improvement_Actions.docx
@@ -64,7 +64,7 @@
         <w:pStyle w:val="BodyText"/>
       </w:pPr>
       <w:r>
-        <w:t xml:space="preserve">October 20, 2026</w:t>
+        <w:t xml:space="preserve">October 21, 2026</w:t>
       </w:r>
     </w:p>
     <w:p>
@@ -72,7 +72,7 @@
         <w:pStyle w:val="BodyText"/>
       </w:pPr>
       <w:r>
-        <w:t xml:space="preserve">Document Type: Register of Corrective, Preventive, and Improvement Actions (Development Team and Instructor) · Version 2.4</w:t>
+        <w:t xml:space="preserve">Document Type: Register of Corrective, Preventive, and Improvement Actions (Development Team and Instructor) · Version 2.6</w:t>
       </w:r>
     </w:p>
     <w:bookmarkStart w:id="20" w:name="version-control"/>
@@ -451,6 +451,145 @@
             </w:pPr>
             <w:r>
               <w:t xml:space="preserve">Review against the code of October 20, 2026: the register is still current (AM-03, rescheduling from the web and the app, and AM-12, the pause and issue states, remain open); the backend leader's full name was completed.</w:t>
+            </w:r>
+          </w:p>
+        </w:tc>
+        <w:tc>
+          <w:tcPr/>
+          <w:p>
+            <w:pPr>
+              <w:pStyle w:val="Compact"/>
+            </w:pPr>
+            <w:r>
+              <w:t xml:space="preserve">Development team</w:t>
+            </w:r>
+          </w:p>
+        </w:tc>
+      </w:tr>
+      <w:tr>
+        <w:tc>
+          <w:tcPr/>
+          <w:p>
+            <w:pPr>
+              <w:pStyle w:val="Compact"/>
+            </w:pPr>
+            <w:r>
+              <w:t xml:space="preserve">2.5</w:t>
+            </w:r>
+          </w:p>
+        </w:tc>
+        <w:tc>
+          <w:tcPr/>
+          <w:p>
+            <w:pPr>
+              <w:pStyle w:val="Compact"/>
+            </w:pPr>
+            <w:r>
+              <w:t xml:space="preserve">2026-10-21</w:t>
+            </w:r>
+          </w:p>
+        </w:tc>
+        <w:tc>
+          <w:tcPr/>
+          <w:p>
+            <w:pPr>
+              <w:pStyle w:val="Compact"/>
+            </w:pPr>
+            <w:r>
+              <w:t xml:space="preserve">Review against the code of October 21, 2026. Corrective actions AC-44 to AC-52 were recorded and closed (a token that kept working after logout, bookings nobody closed, an operator assigned twice, receipts with no size limit, cash visible although it was disabled, reports counting unfinished bookings, misleading roles screen text, tabs out of step with the session, and a database transaction log with no limit); preventive action AP-04 (verified daily backups) was closed, corrective action ACO-14 (new variables missing from</w:t>
+            </w:r>
+            <w:r>
+              <w:t xml:space="preserve"> </w:t>
+            </w:r>
+            <w:r>
+              <w:rPr>
+                <w:i/>
+                <w:iCs/>
+              </w:rPr>
+              <w:t xml:space="preserve">.env.example</w:t>
+            </w:r>
+            <w:r>
+              <w:t xml:space="preserve"> </w:t>
+            </w:r>
+            <w:r>
+              <w:t xml:space="preserve">and the compose file) was opened, AP-16 to AP-18 (container logs, security headers, and health checks) and improvement AM-16 (mandatory APK update) were added and closed; the improvements of October 17 that repeated the identifiers AM-07 and AM-08 become AM-14 (inspection report in the app) and AM-15 (frequently asked questions); indicators with the tests of October 21.</w:t>
+            </w:r>
+          </w:p>
+        </w:tc>
+        <w:tc>
+          <w:tcPr/>
+          <w:p>
+            <w:pPr>
+              <w:pStyle w:val="Compact"/>
+            </w:pPr>
+            <w:r>
+              <w:t xml:space="preserve">Development team</w:t>
+            </w:r>
+          </w:p>
+        </w:tc>
+      </w:tr>
+      <w:tr>
+        <w:tc>
+          <w:tcPr/>
+          <w:p>
+            <w:pPr>
+              <w:pStyle w:val="Compact"/>
+            </w:pPr>
+            <w:r>
+              <w:t xml:space="preserve">2.6</w:t>
+            </w:r>
+          </w:p>
+        </w:tc>
+        <w:tc>
+          <w:tcPr/>
+          <w:p>
+            <w:pPr>
+              <w:pStyle w:val="Compact"/>
+            </w:pPr>
+            <w:r>
+              <w:t xml:space="preserve">2026-10-21</w:t>
+            </w:r>
+          </w:p>
+        </w:tc>
+        <w:tc>
+          <w:tcPr/>
+          <w:p>
+            <w:pPr>
+              <w:pStyle w:val="Compact"/>
+            </w:pPr>
+            <w:r>
+              <w:t xml:space="preserve">Review against the code of the evening of October 21, 2026. AC-45 was adjusted and corrective actions AC-53 (the first version of the automatic close could record as "No-show" a service that was actually done) and AC-54 (a</w:t>
+            </w:r>
+            <w:r>
+              <w:t xml:space="preserve"> </w:t>
+            </w:r>
+            <w:r>
+              <w:rPr>
+                <w:rStyle w:val="VerbatimChar"/>
+              </w:rPr>
+              <w:t xml:space="preserve">null</w:t>
+            </w:r>
+            <w:r>
+              <w:t xml:space="preserve"> </w:t>
+            </w:r>
+            <w:r>
+              <w:t xml:space="preserve">field in an event sent the message to notification-service's dead-letter queue) were recorded and closed; preventive action AP-19 and lesson L-16 were added; ACO-14 includes the operations-service</w:t>
+            </w:r>
+            <w:r>
+              <w:t xml:space="preserve"> </w:t>
+            </w:r>
+            <w:r>
+              <w:rPr>
+                <w:i/>
+                <w:iCs/>
+              </w:rPr>
+              <w:t xml:space="preserve">FOLLOW_UP_*</w:t>
+            </w:r>
+            <w:r>
+              <w:t xml:space="preserve"> </w:t>
+            </w:r>
+            <w:r>
+              <w:t xml:space="preserve">variables; indicators with the final run of October 21 (707 tests).</w:t>
             </w:r>
           </w:p>
         </w:tc>
@@ -1201,7 +1340,7 @@
         <w:t xml:space="preserve"> </w:t>
       </w:r>
       <w:r>
-        <w:t xml:space="preserve">branch as of October 17, 2026) and their Git history, and against the risk register, the technical backlog, the incident management, the testing strategy, and the architecture decision records (ADRs) of the project (Vehicle Washing Development Team, 2026a). The findings of the review of the manuals of October 7, 9, and 16, 2026, and of the complete review of the system of October 16 (Annex B of the Technical Manual and the annexes of the other manuals) are also included.</w:t>
+        <w:t xml:space="preserve">branch as of October 21, 2026) and their Git history, and against the risk register, the technical backlog, the incident management, the testing strategy, and the architecture decision records (ADRs) of the project (Vehicle Washing Development Team, 2026a). The findings of the review of the manuals of October 7, 9, and 16, 2026, and of the complete review of the system of October 16 (Annex B of the Technical Manual and the annexes of the other manuals) are also included.</w:t>
       </w:r>
     </w:p>
     <w:bookmarkEnd w:id="23"/>
@@ -8508,6 +8647,1405 @@
           </w:p>
         </w:tc>
       </w:tr>
+      <w:tr>
+        <w:tc>
+          <w:tcPr/>
+          <w:p>
+            <w:pPr>
+              <w:pStyle w:val="Compact"/>
+            </w:pPr>
+            <w:r>
+              <w:t xml:space="preserve">AC-44</w:t>
+            </w:r>
+          </w:p>
+        </w:tc>
+        <w:tc>
+          <w:tcPr/>
+          <w:p>
+            <w:pPr>
+              <w:pStyle w:val="Compact"/>
+            </w:pPr>
+            <w:r>
+              <w:t xml:space="preserve">A token kept working up to an hour after logout or after the administrator disabled the account.</w:t>
+            </w:r>
+          </w:p>
+        </w:tc>
+        <w:tc>
+          <w:tcPr/>
+          <w:p>
+            <w:pPr>
+              <w:pStyle w:val="Compact"/>
+            </w:pPr>
+            <w:r>
+              <w:t xml:space="preserve">P2</w:t>
+            </w:r>
+          </w:p>
+        </w:tc>
+        <w:tc>
+          <w:tcPr/>
+          <w:p>
+            <w:pPr>
+              <w:pStyle w:val="Compact"/>
+            </w:pPr>
+            <w:r>
+              <w:t xml:space="preserve">Each service only checked the JWT signature and expiry (ADR-006); nobody asked whether the session was still open.</w:t>
+            </w:r>
+          </w:p>
+        </w:tc>
+        <w:tc>
+          <w:tcPr/>
+          <w:p>
+            <w:pPr>
+              <w:pStyle w:val="Compact"/>
+            </w:pPr>
+            <w:r>
+              <w:t xml:space="preserve">security-service rejects the token of a closed session (</w:t>
+            </w:r>
+            <w:r>
+              <w:rPr>
+                <w:i/>
+                <w:iCs/>
+              </w:rPr>
+              <w:t xml:space="preserve">sid</w:t>
+            </w:r>
+            <w:r>
+              <w:t xml:space="preserve"> </w:t>
+            </w:r>
+            <w:r>
+              <w:t xml:space="preserve">claim,</w:t>
+            </w:r>
+            <w:r>
+              <w:t xml:space="preserve"> </w:t>
+            </w:r>
+            <w:r>
+              <w:rPr>
+                <w:i/>
+                <w:iCs/>
+              </w:rPr>
+              <w:t xml:space="preserve">ActiveSessionValidator</w:t>
+            </w:r>
+            <w:r>
+              <w:t xml:space="preserve">) and the gateway confirms it with</w:t>
+            </w:r>
+            <w:r>
+              <w:t xml:space="preserve"> </w:t>
+            </w:r>
+            <w:r>
+              <w:rPr>
+                <w:i/>
+                <w:iCs/>
+              </w:rPr>
+              <w:t xml:space="preserve">GET /api/v1/auth/session</w:t>
+            </w:r>
+            <w:r>
+              <w:t xml:space="preserve"> </w:t>
+            </w:r>
+            <w:r>
+              <w:t xml:space="preserve">before passing the request on, keeping the answer 30 seconds per token.</w:t>
+            </w:r>
+          </w:p>
+        </w:tc>
+        <w:tc>
+          <w:tcPr/>
+          <w:p>
+            <w:pPr>
+              <w:pStyle w:val="Compact"/>
+            </w:pPr>
+            <w:r>
+              <w:rPr>
+                <w:i/>
+                <w:iCs/>
+              </w:rPr>
+              <w:t xml:space="preserve">SessionCheckFilterTest</w:t>
+            </w:r>
+            <w:r>
+              <w:t xml:space="preserve">,</w:t>
+            </w:r>
+            <w:r>
+              <w:t xml:space="preserve"> </w:t>
+            </w:r>
+            <w:r>
+              <w:rPr>
+                <w:i/>
+                <w:iCs/>
+              </w:rPr>
+              <w:t xml:space="preserve">ApiSecurityWebTest</w:t>
+            </w:r>
+            <w:r>
+              <w:t xml:space="preserve"> </w:t>
+            </w:r>
+            <w:r>
+              <w:t xml:space="preserve">(401 with the token of a closed session); 19 end-to-end tests with the check on.</w:t>
+            </w:r>
+          </w:p>
+        </w:tc>
+        <w:tc>
+          <w:tcPr/>
+          <w:p>
+            <w:pPr>
+              <w:pStyle w:val="Compact"/>
+            </w:pPr>
+            <w:r>
+              <w:t xml:space="preserve">TD-024</w:t>
+            </w:r>
+          </w:p>
+        </w:tc>
+        <w:tc>
+          <w:tcPr/>
+          <w:p>
+            <w:pPr>
+              <w:pStyle w:val="Compact"/>
+            </w:pPr>
+            <w:r>
+              <w:t xml:space="preserve">2026-10-21</w:t>
+            </w:r>
+          </w:p>
+        </w:tc>
+      </w:tr>
+      <w:tr>
+        <w:tc>
+          <w:tcPr/>
+          <w:p>
+            <w:pPr>
+              <w:pStyle w:val="Compact"/>
+            </w:pPr>
+            <w:r>
+              <w:t xml:space="preserve">AC-45</w:t>
+            </w:r>
+          </w:p>
+        </w:tc>
+        <w:tc>
+          <w:tcPr/>
+          <w:p>
+            <w:pPr>
+              <w:pStyle w:val="Compact"/>
+            </w:pPr>
+            <w:r>
+              <w:t xml:space="preserve">Bookings nobody started stayed Scheduled or Confirmed forever, and each admin screen counted "without an operator" its own way.</w:t>
+            </w:r>
+          </w:p>
+        </w:tc>
+        <w:tc>
+          <w:tcPr/>
+          <w:p>
+            <w:pPr>
+              <w:pStyle w:val="Compact"/>
+            </w:pPr>
+            <w:r>
+              <w:t xml:space="preserve">P2</w:t>
+            </w:r>
+          </w:p>
+        </w:tc>
+        <w:tc>
+          <w:tcPr/>
+          <w:p>
+            <w:pPr>
+              <w:pStyle w:val="Compact"/>
+            </w:pPr>
+            <w:r>
+              <w:t xml:space="preserve">There was no close for expired bookings and the "without an operator" rule was repeated in the screens.</w:t>
+            </w:r>
+          </w:p>
+        </w:tc>
+        <w:tc>
+          <w:tcPr/>
+          <w:p>
+            <w:pPr>
+              <w:pStyle w:val="Compact"/>
+            </w:pPr>
+            <w:r>
+              <w:rPr>
+                <w:i/>
+                <w:iCs/>
+              </w:rPr>
+              <w:t xml:space="preserve">ExpiredBookingsJob</w:t>
+            </w:r>
+            <w:r>
+              <w:t xml:space="preserve"> </w:t>
+            </w:r>
+            <w:r>
+              <w:t xml:space="preserve">cancels every 5 minutes, with the</w:t>
+            </w:r>
+            <w:r>
+              <w:t xml:space="preserve"> </w:t>
+            </w:r>
+            <w:r>
+              <w:rPr>
+                <w:i/>
+                <w:iCs/>
+              </w:rPr>
+              <w:t xml:space="preserve">EXPIRED</w:t>
+            </w:r>
+            <w:r>
+              <w:t xml:space="preserve"> </w:t>
+            </w:r>
+            <w:r>
+              <w:t xml:space="preserve">reason, a Scheduled booking one hour past its end without being confirmed; Confirmed ones are handled as AC-53 describes.</w:t>
+            </w:r>
+            <w:r>
+              <w:t xml:space="preserve"> </w:t>
+            </w:r>
+            <w:r>
+              <w:rPr>
+                <w:i/>
+                <w:iCs/>
+              </w:rPr>
+              <w:t xml:space="preserve">GET /api/v1/admin/assignments/unassigned</w:t>
+            </w:r>
+            <w:r>
+              <w:t xml:space="preserve"> </w:t>
+            </w:r>
+            <w:r>
+              <w:t xml:space="preserve">is the single count of bookings without an operator, on the web and in the mobile app.</w:t>
+            </w:r>
+          </w:p>
+        </w:tc>
+        <w:tc>
+          <w:tcPr/>
+          <w:p>
+            <w:pPr>
+              <w:pStyle w:val="Compact"/>
+            </w:pPr>
+            <w:r>
+              <w:rPr>
+                <w:i/>
+                <w:iCs/>
+              </w:rPr>
+              <w:t xml:space="preserve">BookingTest</w:t>
+            </w:r>
+            <w:r>
+              <w:t xml:space="preserve">,</w:t>
+            </w:r>
+            <w:r>
+              <w:t xml:space="preserve"> </w:t>
+            </w:r>
+            <w:r>
+              <w:rPr>
+                <w:i/>
+                <w:iCs/>
+              </w:rPr>
+              <w:t xml:space="preserve">BookingServiceTest</w:t>
+            </w:r>
+            <w:r>
+              <w:t xml:space="preserve">,</w:t>
+            </w:r>
+            <w:r>
+              <w:t xml:space="preserve"> </w:t>
+            </w:r>
+            <w:r>
+              <w:rPr>
+                <w:i/>
+                <w:iCs/>
+              </w:rPr>
+              <w:t xml:space="preserve">OperationsServiceTest</w:t>
+            </w:r>
+            <w:r>
+              <w:t xml:space="preserve">,</w:t>
+            </w:r>
+            <w:r>
+              <w:t xml:space="preserve"> </w:t>
+            </w:r>
+            <w:r>
+              <w:rPr>
+                <w:i/>
+                <w:iCs/>
+              </w:rPr>
+              <w:t xml:space="preserve">reservations-store.spec.ts</w:t>
+            </w:r>
+            <w:r>
+              <w:t xml:space="preserve">.</w:t>
+            </w:r>
+          </w:p>
+        </w:tc>
+        <w:tc>
+          <w:tcPr/>
+          <w:p>
+            <w:pPr>
+              <w:pStyle w:val="Compact"/>
+            </w:pPr>
+            <w:r>
+              <w:t xml:space="preserve">TD-025</w:t>
+            </w:r>
+          </w:p>
+        </w:tc>
+        <w:tc>
+          <w:tcPr/>
+          <w:p>
+            <w:pPr>
+              <w:pStyle w:val="Compact"/>
+            </w:pPr>
+            <w:r>
+              <w:t xml:space="preserve">2026-10-21</w:t>
+            </w:r>
+          </w:p>
+        </w:tc>
+      </w:tr>
+      <w:tr>
+        <w:tc>
+          <w:tcPr/>
+          <w:p>
+            <w:pPr>
+              <w:pStyle w:val="Compact"/>
+            </w:pPr>
+            <w:r>
+              <w:t xml:space="preserve">AC-46</w:t>
+            </w:r>
+          </w:p>
+        </w:tc>
+        <w:tc>
+          <w:tcPr/>
+          <w:p>
+            <w:pPr>
+              <w:pStyle w:val="Compact"/>
+            </w:pPr>
+            <w:r>
+              <w:t xml:space="preserve">A manual and an automatic assignment at the same time could give an operator two services at the same time.</w:t>
+            </w:r>
+          </w:p>
+        </w:tc>
+        <w:tc>
+          <w:tcPr/>
+          <w:p>
+            <w:pPr>
+              <w:pStyle w:val="Compact"/>
+            </w:pPr>
+            <w:r>
+              <w:t xml:space="preserve">P2</w:t>
+            </w:r>
+          </w:p>
+        </w:tc>
+        <w:tc>
+          <w:tcPr/>
+          <w:p>
+            <w:pPr>
+              <w:pStyle w:val="Compact"/>
+            </w:pPr>
+            <w:r>
+              <w:t xml:space="preserve">Both assignments read the operator schedule and saved without coordinating.</w:t>
+            </w:r>
+          </w:p>
+        </w:tc>
+        <w:tc>
+          <w:tcPr/>
+          <w:p>
+            <w:pPr>
+              <w:pStyle w:val="Compact"/>
+            </w:pPr>
+            <w:r>
+              <w:t xml:space="preserve">Both take the same SQL Server lock (</w:t>
+            </w:r>
+            <w:r>
+              <w:rPr>
+                <w:i/>
+                <w:iCs/>
+              </w:rPr>
+              <w:t xml:space="preserve">sp_getapplock</w:t>
+            </w:r>
+            <w:r>
+              <w:t xml:space="preserve"> </w:t>
+            </w:r>
+            <w:r>
+              <w:t xml:space="preserve">on</w:t>
+            </w:r>
+            <w:r>
+              <w:t xml:space="preserve"> </w:t>
+            </w:r>
+            <w:r>
+              <w:rPr>
+                <w:i/>
+                <w:iCs/>
+              </w:rPr>
+              <w:t xml:space="preserve">operations-assignment</w:t>
+            </w:r>
+            <w:r>
+              <w:t xml:space="preserve">) before reading and saving.</w:t>
+            </w:r>
+          </w:p>
+        </w:tc>
+        <w:tc>
+          <w:tcPr/>
+          <w:p>
+            <w:pPr>
+              <w:pStyle w:val="Compact"/>
+            </w:pPr>
+            <w:r>
+              <w:rPr>
+                <w:i/>
+                <w:iCs/>
+              </w:rPr>
+              <w:t xml:space="preserve">OperationsServiceTest</w:t>
+            </w:r>
+            <w:r>
+              <w:t xml:space="preserve"> </w:t>
+            </w:r>
+            <w:r>
+              <w:t xml:space="preserve">checks that the lock is taken before saving.</w:t>
+            </w:r>
+          </w:p>
+        </w:tc>
+        <w:tc>
+          <w:tcPr/>
+          <w:p>
+            <w:pPr>
+              <w:pStyle w:val="Compact"/>
+            </w:pPr>
+            <w:r>
+              <w:t xml:space="preserve">TD-026</w:t>
+            </w:r>
+          </w:p>
+        </w:tc>
+        <w:tc>
+          <w:tcPr/>
+          <w:p>
+            <w:pPr>
+              <w:pStyle w:val="Compact"/>
+            </w:pPr>
+            <w:r>
+              <w:t xml:space="preserve">2026-10-21</w:t>
+            </w:r>
+          </w:p>
+        </w:tc>
+      </w:tr>
+      <w:tr>
+        <w:tc>
+          <w:tcPr/>
+          <w:p>
+            <w:pPr>
+              <w:pStyle w:val="Compact"/>
+            </w:pPr>
+            <w:r>
+              <w:t xml:space="preserve">AC-47</w:t>
+            </w:r>
+          </w:p>
+        </w:tc>
+        <w:tc>
+          <w:tcPr/>
+          <w:p>
+            <w:pPr>
+              <w:pStyle w:val="Compact"/>
+            </w:pPr>
+            <w:r>
+              <w:t xml:space="preserve">The server accepted payment receipts of any size, and a phone photo of several MB was stored as it was in the database.</w:t>
+            </w:r>
+          </w:p>
+        </w:tc>
+        <w:tc>
+          <w:tcPr/>
+          <w:p>
+            <w:pPr>
+              <w:pStyle w:val="Compact"/>
+            </w:pPr>
+            <w:r>
+              <w:t xml:space="preserve">P3</w:t>
+            </w:r>
+          </w:p>
+        </w:tc>
+        <w:tc>
+          <w:tcPr/>
+          <w:p>
+            <w:pPr>
+              <w:pStyle w:val="Compact"/>
+            </w:pPr>
+            <w:r>
+              <w:t xml:space="preserve">The size limit was not in the payment domain.</w:t>
+            </w:r>
+          </w:p>
+        </w:tc>
+        <w:tc>
+          <w:tcPr/>
+          <w:p>
+            <w:pPr>
+              <w:pStyle w:val="Compact"/>
+            </w:pPr>
+            <w:r>
+              <w:t xml:space="preserve">payment-service rejects a receipt over 2 MB (</w:t>
+            </w:r>
+            <w:r>
+              <w:rPr>
+                <w:i/>
+                <w:iCs/>
+              </w:rPr>
+              <w:t xml:space="preserve">RECEIPT_TOO_LARGE</w:t>
+            </w:r>
+            <w:r>
+              <w:t xml:space="preserve">) and the web and the app compress it before sending it.</w:t>
+            </w:r>
+          </w:p>
+        </w:tc>
+        <w:tc>
+          <w:tcPr/>
+          <w:p>
+            <w:pPr>
+              <w:pStyle w:val="Compact"/>
+            </w:pPr>
+            <w:r>
+              <w:rPr>
+                <w:i/>
+                <w:iCs/>
+              </w:rPr>
+              <w:t xml:space="preserve">PaymentTests</w:t>
+            </w:r>
+            <w:r>
+              <w:t xml:space="preserve"> </w:t>
+            </w:r>
+            <w:r>
+              <w:t xml:space="preserve">(over 2 MB and exactly 2 MB).</w:t>
+            </w:r>
+          </w:p>
+        </w:tc>
+        <w:tc>
+          <w:tcPr/>
+          <w:p>
+            <w:pPr>
+              <w:pStyle w:val="Compact"/>
+            </w:pPr>
+            <w:r>
+              <w:t xml:space="preserve">Review of 2026-10-21</w:t>
+            </w:r>
+          </w:p>
+        </w:tc>
+        <w:tc>
+          <w:tcPr/>
+          <w:p>
+            <w:pPr>
+              <w:pStyle w:val="Compact"/>
+            </w:pPr>
+            <w:r>
+              <w:t xml:space="preserve">2026-10-21</w:t>
+            </w:r>
+          </w:p>
+        </w:tc>
+      </w:tr>
+      <w:tr>
+        <w:tc>
+          <w:tcPr/>
+          <w:p>
+            <w:pPr>
+              <w:pStyle w:val="Compact"/>
+            </w:pPr>
+            <w:r>
+              <w:t xml:space="preserve">AC-48</w:t>
+            </w:r>
+          </w:p>
+        </w:tc>
+        <w:tc>
+          <w:tcPr/>
+          <w:p>
+            <w:pPr>
+              <w:pStyle w:val="Compact"/>
+            </w:pPr>
+            <w:r>
+              <w:t xml:space="preserve">The customer saw the Cash option even when the administrator had disabled that account.</w:t>
+            </w:r>
+          </w:p>
+        </w:tc>
+        <w:tc>
+          <w:tcPr/>
+          <w:p>
+            <w:pPr>
+              <w:pStyle w:val="Compact"/>
+            </w:pPr>
+            <w:r>
+              <w:t xml:space="preserve">P3</w:t>
+            </w:r>
+          </w:p>
+        </w:tc>
+        <w:tc>
+          <w:tcPr/>
+          <w:p>
+            <w:pPr>
+              <w:pStyle w:val="Compact"/>
+            </w:pPr>
+            <w:r>
+              <w:rPr>
+                <w:i/>
+                <w:iCs/>
+              </w:rPr>
+              <w:t xml:space="preserve">GET /api/v1/payment-accounts</w:t>
+            </w:r>
+            <w:r>
+              <w:t xml:space="preserve"> </w:t>
+            </w:r>
+            <w:r>
+              <w:t xml:space="preserve">did not return the cash account and the web and the app always added it on their own.</w:t>
+            </w:r>
+          </w:p>
+        </w:tc>
+        <w:tc>
+          <w:tcPr/>
+          <w:p>
+            <w:pPr>
+              <w:pStyle w:val="Compact"/>
+            </w:pPr>
+            <w:r>
+              <w:t xml:space="preserve">The API returns the cash account while it is active and the clients show Cash only if it comes in the list.</w:t>
+            </w:r>
+          </w:p>
+        </w:tc>
+        <w:tc>
+          <w:tcPr/>
+          <w:p>
+            <w:pPr>
+              <w:pStyle w:val="Compact"/>
+            </w:pPr>
+            <w:r>
+              <w:t xml:space="preserve">Payment screen with the cash account active and disabled.</w:t>
+            </w:r>
+          </w:p>
+        </w:tc>
+        <w:tc>
+          <w:tcPr/>
+          <w:p>
+            <w:pPr>
+              <w:pStyle w:val="Compact"/>
+            </w:pPr>
+            <w:r>
+              <w:t xml:space="preserve">Software Design, finding 8</w:t>
+            </w:r>
+          </w:p>
+        </w:tc>
+        <w:tc>
+          <w:tcPr/>
+          <w:p>
+            <w:pPr>
+              <w:pStyle w:val="Compact"/>
+            </w:pPr>
+            <w:r>
+              <w:t xml:space="preserve">2026-10-21</w:t>
+            </w:r>
+          </w:p>
+        </w:tc>
+      </w:tr>
+      <w:tr>
+        <w:tc>
+          <w:tcPr/>
+          <w:p>
+            <w:pPr>
+              <w:pStyle w:val="Compact"/>
+            </w:pPr>
+            <w:r>
+              <w:t xml:space="preserve">AC-49</w:t>
+            </w:r>
+          </w:p>
+        </w:tc>
+        <w:tc>
+          <w:tcPr/>
+          <w:p>
+            <w:pPr>
+              <w:pStyle w:val="Compact"/>
+            </w:pPr>
+            <w:r>
+              <w:t xml:space="preserve">The Reports cards and charts counted bookings that had not been finished as services done.</w:t>
+            </w:r>
+          </w:p>
+        </w:tc>
+        <w:tc>
+          <w:tcPr/>
+          <w:p>
+            <w:pPr>
+              <w:pStyle w:val="Compact"/>
+            </w:pPr>
+            <w:r>
+              <w:t xml:space="preserve">P3</w:t>
+            </w:r>
+          </w:p>
+        </w:tc>
+        <w:tc>
+          <w:tcPr/>
+          <w:p>
+            <w:pPr>
+              <w:pStyle w:val="Compact"/>
+            </w:pPr>
+            <w:r>
+              <w:t xml:space="preserve">The count took the bookings by date without looking at their status.</w:t>
+            </w:r>
+          </w:p>
+        </w:tc>
+        <w:tc>
+          <w:tcPr/>
+          <w:p>
+            <w:pPr>
+              <w:pStyle w:val="Compact"/>
+            </w:pPr>
+            <w:r>
+              <w:t xml:space="preserve">Only completed bookings count.</w:t>
+            </w:r>
+          </w:p>
+        </w:tc>
+        <w:tc>
+          <w:tcPr/>
+          <w:p>
+            <w:pPr>
+              <w:pStyle w:val="Compact"/>
+            </w:pPr>
+            <w:r>
+              <w:rPr>
+                <w:i/>
+                <w:iCs/>
+              </w:rPr>
+              <w:t xml:space="preserve">reports.spec.ts</w:t>
+            </w:r>
+            <w:r>
+              <w:t xml:space="preserve">.</w:t>
+            </w:r>
+          </w:p>
+        </w:tc>
+        <w:tc>
+          <w:tcPr/>
+          <w:p>
+            <w:pPr>
+              <w:pStyle w:val="Compact"/>
+            </w:pPr>
+            <w:r>
+              <w:t xml:space="preserve">Review of 2026-10-21</w:t>
+            </w:r>
+          </w:p>
+        </w:tc>
+        <w:tc>
+          <w:tcPr/>
+          <w:p>
+            <w:pPr>
+              <w:pStyle w:val="Compact"/>
+            </w:pPr>
+            <w:r>
+              <w:t xml:space="preserve">2026-10-21</w:t>
+            </w:r>
+          </w:p>
+        </w:tc>
+      </w:tr>
+      <w:tr>
+        <w:tc>
+          <w:tcPr/>
+          <w:p>
+            <w:pPr>
+              <w:pStyle w:val="Compact"/>
+            </w:pPr>
+            <w:r>
+              <w:t xml:space="preserve">AC-50</w:t>
+            </w:r>
+          </w:p>
+        </w:tc>
+        <w:tc>
+          <w:tcPr/>
+          <w:p>
+            <w:pPr>
+              <w:pStyle w:val="Compact"/>
+            </w:pPr>
+            <w:r>
+              <w:t xml:space="preserve">The roles tab promised that the permissions define what each user can do.</w:t>
+            </w:r>
+          </w:p>
+        </w:tc>
+        <w:tc>
+          <w:tcPr/>
+          <w:p>
+            <w:pPr>
+              <w:pStyle w:val="Compact"/>
+            </w:pPr>
+            <w:r>
+              <w:t xml:space="preserve">P3</w:t>
+            </w:r>
+          </w:p>
+        </w:tc>
+        <w:tc>
+          <w:tcPr/>
+          <w:p>
+            <w:pPr>
+              <w:pStyle w:val="Compact"/>
+            </w:pPr>
+            <w:r>
+              <w:t xml:space="preserve">Real authorization uses the role in the token and the permission matrix is for reference (ADR-015), but the text did not say so.</w:t>
+            </w:r>
+          </w:p>
+        </w:tc>
+        <w:tc>
+          <w:tcPr/>
+          <w:p>
+            <w:pPr>
+              <w:pStyle w:val="Compact"/>
+            </w:pPr>
+            <w:r>
+              <w:t xml:space="preserve">The tab and the dialog explain that the roles are fixed and that the role decides the access.</w:t>
+            </w:r>
+          </w:p>
+        </w:tc>
+        <w:tc>
+          <w:tcPr/>
+          <w:p>
+            <w:pPr>
+              <w:pStyle w:val="Compact"/>
+            </w:pPr>
+            <w:r>
+              <w:rPr>
+                <w:i/>
+                <w:iCs/>
+              </w:rPr>
+              <w:t xml:space="preserve">management.spec.ts</w:t>
+            </w:r>
+            <w:r>
+              <w:t xml:space="preserve"> </w:t>
+            </w:r>
+            <w:r>
+              <w:t xml:space="preserve">(fixed roles).</w:t>
+            </w:r>
+          </w:p>
+        </w:tc>
+        <w:tc>
+          <w:tcPr/>
+          <w:p>
+            <w:pPr>
+              <w:pStyle w:val="Compact"/>
+            </w:pPr>
+            <w:r>
+              <w:t xml:space="preserve">ADR-015</w:t>
+            </w:r>
+          </w:p>
+        </w:tc>
+        <w:tc>
+          <w:tcPr/>
+          <w:p>
+            <w:pPr>
+              <w:pStyle w:val="Compact"/>
+            </w:pPr>
+            <w:r>
+              <w:t xml:space="preserve">2026-10-21</w:t>
+            </w:r>
+          </w:p>
+        </w:tc>
+      </w:tr>
+      <w:tr>
+        <w:tc>
+          <w:tcPr/>
+          <w:p>
+            <w:pPr>
+              <w:pStyle w:val="Compact"/>
+            </w:pPr>
+            <w:r>
+              <w:t xml:space="preserve">AC-51</w:t>
+            </w:r>
+          </w:p>
+        </w:tc>
+        <w:tc>
+          <w:tcPr/>
+          <w:p>
+            <w:pPr>
+              <w:pStyle w:val="Compact"/>
+            </w:pPr>
+            <w:r>
+              <w:t xml:space="preserve">After signing out or signing in with another account in one tab, the other browser tabs kept showing the previous session.</w:t>
+            </w:r>
+          </w:p>
+        </w:tc>
+        <w:tc>
+          <w:tcPr/>
+          <w:p>
+            <w:pPr>
+              <w:pStyle w:val="Compact"/>
+            </w:pPr>
+            <w:r>
+              <w:t xml:space="preserve">P3</w:t>
+            </w:r>
+          </w:p>
+        </w:tc>
+        <w:tc>
+          <w:tcPr/>
+          <w:p>
+            <w:pPr>
+              <w:pStyle w:val="Compact"/>
+            </w:pPr>
+            <w:r>
+              <w:t xml:space="preserve">Each tab read the session only when it opened.</w:t>
+            </w:r>
+          </w:p>
+        </w:tc>
+        <w:tc>
+          <w:tcPr/>
+          <w:p>
+            <w:pPr>
+              <w:pStyle w:val="Compact"/>
+            </w:pPr>
+            <w:r>
+              <w:t xml:space="preserve">The tabs listen to the</w:t>
+            </w:r>
+            <w:r>
+              <w:t xml:space="preserve"> </w:t>
+            </w:r>
+            <w:r>
+              <w:rPr>
+                <w:i/>
+                <w:iCs/>
+              </w:rPr>
+              <w:t xml:space="preserve">storage</w:t>
+            </w:r>
+            <w:r>
+              <w:t xml:space="preserve"> </w:t>
+            </w:r>
+            <w:r>
+              <w:t xml:space="preserve">event: if another one signs out they go back to sign-in, and if another account signs in they reload.</w:t>
+            </w:r>
+          </w:p>
+        </w:tc>
+        <w:tc>
+          <w:tcPr/>
+          <w:p>
+            <w:pPr>
+              <w:pStyle w:val="Compact"/>
+            </w:pPr>
+            <w:r>
+              <w:rPr>
+                <w:i/>
+                <w:iCs/>
+              </w:rPr>
+              <w:t xml:space="preserve">auth.spec.ts</w:t>
+            </w:r>
+            <w:r>
+              <w:t xml:space="preserve"> </w:t>
+            </w:r>
+            <w:r>
+              <w:t xml:space="preserve">(tabs).</w:t>
+            </w:r>
+          </w:p>
+        </w:tc>
+        <w:tc>
+          <w:tcPr/>
+          <w:p>
+            <w:pPr>
+              <w:pStyle w:val="Compact"/>
+            </w:pPr>
+            <w:r>
+              <w:t xml:space="preserve">Review of 2026-10-21</w:t>
+            </w:r>
+          </w:p>
+        </w:tc>
+        <w:tc>
+          <w:tcPr/>
+          <w:p>
+            <w:pPr>
+              <w:pStyle w:val="Compact"/>
+            </w:pPr>
+            <w:r>
+              <w:t xml:space="preserve">2026-10-21</w:t>
+            </w:r>
+          </w:p>
+        </w:tc>
+      </w:tr>
+      <w:tr>
+        <w:tc>
+          <w:tcPr/>
+          <w:p>
+            <w:pPr>
+              <w:pStyle w:val="Compact"/>
+            </w:pPr>
+            <w:r>
+              <w:t xml:space="preserve">AC-52</w:t>
+            </w:r>
+          </w:p>
+        </w:tc>
+        <w:tc>
+          <w:tcPr/>
+          <w:p>
+            <w:pPr>
+              <w:pStyle w:val="Compact"/>
+            </w:pPr>
+            <w:r>
+              <w:t xml:space="preserve">The transaction log of the server database grew with no limit.</w:t>
+            </w:r>
+          </w:p>
+        </w:tc>
+        <w:tc>
+          <w:tcPr/>
+          <w:p>
+            <w:pPr>
+              <w:pStyle w:val="Compact"/>
+            </w:pPr>
+            <w:r>
+              <w:t xml:space="preserve">P2</w:t>
+            </w:r>
+          </w:p>
+        </w:tc>
+        <w:tc>
+          <w:tcPr/>
+          <w:p>
+            <w:pPr>
+              <w:pStyle w:val="Compact"/>
+            </w:pPr>
+            <w:r>
+              <w:t xml:space="preserve">The database used the full recovery model without transaction log backups.</w:t>
+            </w:r>
+          </w:p>
+        </w:tc>
+        <w:tc>
+          <w:tcPr/>
+          <w:p>
+            <w:pPr>
+              <w:pStyle w:val="Compact"/>
+            </w:pPr>
+            <w:r>
+              <w:t xml:space="preserve">The database moves to the simple recovery model and is backed up in full every day (AP-04).</w:t>
+            </w:r>
+          </w:p>
+        </w:tc>
+        <w:tc>
+          <w:tcPr/>
+          <w:p>
+            <w:pPr>
+              <w:pStyle w:val="Compact"/>
+            </w:pPr>
+            <w:r>
+              <w:rPr>
+                <w:i/>
+                <w:iCs/>
+              </w:rPr>
+              <w:t xml:space="preserve">RECOVERY SIMPLE</w:t>
+            </w:r>
+            <w:r>
+              <w:t xml:space="preserve"> </w:t>
+            </w:r>
+            <w:r>
+              <w:t xml:space="preserve">on the server;</w:t>
+            </w:r>
+            <w:r>
+              <w:t xml:space="preserve"> </w:t>
+            </w:r>
+            <w:r>
+              <w:rPr>
+                <w:i/>
+                <w:iCs/>
+              </w:rPr>
+              <w:t xml:space="preserve">lavarapido-infra</w:t>
+            </w:r>
+            <w:r>
+              <w:t xml:space="preserve">, commit of 2026-10-21.</w:t>
+            </w:r>
+          </w:p>
+        </w:tc>
+        <w:tc>
+          <w:tcPr/>
+          <w:p>
+            <w:pPr>
+              <w:pStyle w:val="Compact"/>
+            </w:pPr>
+            <w:r>
+              <w:t xml:space="preserve">R-008</w:t>
+            </w:r>
+          </w:p>
+        </w:tc>
+        <w:tc>
+          <w:tcPr/>
+          <w:p>
+            <w:pPr>
+              <w:pStyle w:val="Compact"/>
+            </w:pPr>
+            <w:r>
+              <w:t xml:space="preserve">2026-10-21</w:t>
+            </w:r>
+          </w:p>
+        </w:tc>
+      </w:tr>
+      <w:tr>
+        <w:tc>
+          <w:tcPr/>
+          <w:p>
+            <w:pPr>
+              <w:pStyle w:val="Compact"/>
+            </w:pPr>
+            <w:r>
+              <w:t xml:space="preserve">AC-53</w:t>
+            </w:r>
+          </w:p>
+        </w:tc>
+        <w:tc>
+          <w:tcPr/>
+          <w:p>
+            <w:pPr>
+              <w:pStyle w:val="Compact"/>
+            </w:pPr>
+            <w:r>
+              <w:t xml:space="preserve">The first version of AC-45 set to No-show every Confirmed booking nobody started one hour after its end. If the operator washed the car and forgot to press "Start", the history, reports, and metrics recorded that the customer did not come, and No-show is final.</w:t>
+            </w:r>
+          </w:p>
+        </w:tc>
+        <w:tc>
+          <w:tcPr/>
+          <w:p>
+            <w:pPr>
+              <w:pStyle w:val="Compact"/>
+            </w:pPr>
+            <w:r>
+              <w:t xml:space="preserve">P1</w:t>
+            </w:r>
+          </w:p>
+        </w:tc>
+        <w:tc>
+          <w:tcPr/>
+          <w:p>
+            <w:pPr>
+              <w:pStyle w:val="Compact"/>
+            </w:pPr>
+            <w:r>
+              <w:t xml:space="preserve">The rule decided a final status on its own without knowing whether the service was done: the system cannot tell a no-show from a forgotten record when the booking has an operator.</w:t>
+            </w:r>
+          </w:p>
+        </w:tc>
+        <w:tc>
+          <w:tcPr/>
+          <w:p>
+            <w:pPr>
+              <w:pStyle w:val="Compact"/>
+            </w:pPr>
+            <w:r>
+              <w:t xml:space="preserve">The system only decides when it is sure: a Confirmed booking that never had an operator becomes No-show (operations-service asks booking through</w:t>
+            </w:r>
+            <w:r>
+              <w:t xml:space="preserve"> </w:t>
+            </w:r>
+            <w:r>
+              <w:rPr>
+                <w:i/>
+                <w:iCs/>
+              </w:rPr>
+              <w:t xml:space="preserve">POST /internal/v1/bookings/{id}/no-show</w:t>
+            </w:r>
+            <w:r>
+              <w:t xml:space="preserve">, which checks again that it expired); one with an operator that nobody started or finished goes to the administrator's "To close" list, on the web and in the mobile app, who closes it as "Attended" (without made-up times and without telling the customer to pick up the vehicle) or as "No-show"; the operator and the administrators get a single notice (migrations 040 and 041).</w:t>
+            </w:r>
+          </w:p>
+        </w:tc>
+        <w:tc>
+          <w:tcPr/>
+          <w:p>
+            <w:pPr>
+              <w:pStyle w:val="Compact"/>
+            </w:pPr>
+            <w:r>
+              <w:rPr>
+                <w:i/>
+                <w:iCs/>
+              </w:rPr>
+              <w:t xml:space="preserve">FollowUpPolicyTest</w:t>
+            </w:r>
+            <w:r>
+              <w:t xml:space="preserve">,</w:t>
+            </w:r>
+            <w:r>
+              <w:t xml:space="preserve"> </w:t>
+            </w:r>
+            <w:r>
+              <w:rPr>
+                <w:i/>
+                <w:iCs/>
+              </w:rPr>
+              <w:t xml:space="preserve">FollowUpServiceTest</w:t>
+            </w:r>
+            <w:r>
+              <w:t xml:space="preserve">,</w:t>
+            </w:r>
+            <w:r>
+              <w:t xml:space="preserve"> </w:t>
+            </w:r>
+            <w:r>
+              <w:rPr>
+                <w:i/>
+                <w:iCs/>
+              </w:rPr>
+              <w:t xml:space="preserve">BookingServiceTest</w:t>
+            </w:r>
+            <w:r>
+              <w:t xml:space="preserve">,</w:t>
+            </w:r>
+            <w:r>
+              <w:t xml:space="preserve"> </w:t>
+            </w:r>
+            <w:r>
+              <w:rPr>
+                <w:i/>
+                <w:iCs/>
+              </w:rPr>
+              <w:t xml:space="preserve">BookingApiWebTest</w:t>
+            </w:r>
+            <w:r>
+              <w:t xml:space="preserve">,</w:t>
+            </w:r>
+            <w:r>
+              <w:t xml:space="preserve"> </w:t>
+            </w:r>
+            <w:r>
+              <w:rPr>
+                <w:i/>
+                <w:iCs/>
+              </w:rPr>
+              <w:t xml:space="preserve">reservations-store.spec.ts</w:t>
+            </w:r>
+            <w:r>
+              <w:t xml:space="preserve">; live test of October 21 on the web and in the mobile app.</w:t>
+            </w:r>
+          </w:p>
+        </w:tc>
+        <w:tc>
+          <w:tcPr/>
+          <w:p>
+            <w:pPr>
+              <w:pStyle w:val="Compact"/>
+            </w:pPr>
+            <w:r>
+              <w:t xml:space="preserve">Team review of 2026-10-21</w:t>
+            </w:r>
+          </w:p>
+        </w:tc>
+        <w:tc>
+          <w:tcPr/>
+          <w:p>
+            <w:pPr>
+              <w:pStyle w:val="Compact"/>
+            </w:pPr>
+            <w:r>
+              <w:t xml:space="preserve">2026-10-21</w:t>
+            </w:r>
+          </w:p>
+        </w:tc>
+      </w:tr>
+      <w:tr>
+        <w:tc>
+          <w:tcPr/>
+          <w:p>
+            <w:pPr>
+              <w:pStyle w:val="Compact"/>
+            </w:pPr>
+            <w:r>
+              <w:t xml:space="preserve">AC-54</w:t>
+            </w:r>
+          </w:p>
+        </w:tc>
+        <w:tc>
+          <w:tcPr/>
+          <w:p>
+            <w:pPr>
+              <w:pStyle w:val="Compact"/>
+            </w:pPr>
+            <w:r>
+              <w:t xml:space="preserve">A</w:t>
+            </w:r>
+            <w:r>
+              <w:t xml:space="preserve"> </w:t>
+            </w:r>
+            <w:r>
+              <w:rPr>
+                <w:rStyle w:val="VerbatimChar"/>
+              </w:rPr>
+              <w:t xml:space="preserve">null</w:t>
+            </w:r>
+            <w:r>
+              <w:t xml:space="preserve"> </w:t>
+            </w:r>
+            <w:r>
+              <w:t xml:space="preserve">field in an event payload sent the whole message to notification-service's dead-letter queue (DLQ), and the notice was not created.</w:t>
+            </w:r>
+          </w:p>
+        </w:tc>
+        <w:tc>
+          <w:tcPr/>
+          <w:p>
+            <w:pPr>
+              <w:pStyle w:val="Compact"/>
+            </w:pPr>
+            <w:r>
+              <w:t xml:space="preserve">P2</w:t>
+            </w:r>
+          </w:p>
+        </w:tc>
+        <w:tc>
+          <w:tcPr/>
+          <w:p>
+            <w:pPr>
+              <w:pStyle w:val="Compact"/>
+            </w:pPr>
+            <w:r>
+              <w:t xml:space="preserve">Reading the event envelope failed on a</w:t>
+            </w:r>
+            <w:r>
+              <w:t xml:space="preserve"> </w:t>
+            </w:r>
+            <w:r>
+              <w:rPr>
+                <w:rStyle w:val="VerbatimChar"/>
+              </w:rPr>
+              <w:t xml:space="preserve">null</w:t>
+            </w:r>
+            <w:r>
+              <w:t xml:space="preserve"> </w:t>
+            </w:r>
+            <w:r>
+              <w:t xml:space="preserve">value instead of ignoring it.</w:t>
+            </w:r>
+          </w:p>
+        </w:tc>
+        <w:tc>
+          <w:tcPr/>
+          <w:p>
+            <w:pPr>
+              <w:pStyle w:val="Compact"/>
+            </w:pPr>
+            <w:r>
+              <w:t xml:space="preserve">The</w:t>
+            </w:r>
+            <w:r>
+              <w:t xml:space="preserve"> </w:t>
+            </w:r>
+            <w:r>
+              <w:rPr>
+                <w:rStyle w:val="VerbatimChar"/>
+              </w:rPr>
+              <w:t xml:space="preserve">null</w:t>
+            </w:r>
+            <w:r>
+              <w:t xml:space="preserve"> </w:t>
+            </w:r>
+            <w:r>
+              <w:t xml:space="preserve">field is ignored and the rest of the message is processed.</w:t>
+            </w:r>
+          </w:p>
+        </w:tc>
+        <w:tc>
+          <w:tcPr/>
+          <w:p>
+            <w:pPr>
+              <w:pStyle w:val="Compact"/>
+            </w:pPr>
+            <w:r>
+              <w:rPr>
+                <w:i/>
+                <w:iCs/>
+              </w:rPr>
+              <w:t xml:space="preserve">DomainEventEnvelopeTest</w:t>
+            </w:r>
+            <w:r>
+              <w:t xml:space="preserve">.</w:t>
+            </w:r>
+          </w:p>
+        </w:tc>
+        <w:tc>
+          <w:tcPr/>
+          <w:p>
+            <w:pPr>
+              <w:pStyle w:val="Compact"/>
+            </w:pPr>
+            <w:r>
+              <w:t xml:space="preserve">R-005</w:t>
+            </w:r>
+          </w:p>
+        </w:tc>
+        <w:tc>
+          <w:tcPr/>
+          <w:p>
+            <w:pPr>
+              <w:pStyle w:val="Compact"/>
+            </w:pPr>
+            <w:r>
+              <w:t xml:space="preserve">2026-10-21</w:t>
+            </w:r>
+          </w:p>
+        </w:tc>
+      </w:tr>
     </w:tbl>
     <w:p>
       <w:pPr>
@@ -8927,6 +10465,305 @@
           </w:p>
         </w:tc>
       </w:tr>
+      <w:tr>
+        <w:tc>
+          <w:tcPr/>
+          <w:p>
+            <w:pPr>
+              <w:pStyle w:val="Compact"/>
+            </w:pPr>
+            <w:r>
+              <w:t xml:space="preserve">ACO-14</w:t>
+            </w:r>
+          </w:p>
+        </w:tc>
+        <w:tc>
+          <w:tcPr/>
+          <w:p>
+            <w:pPr>
+              <w:pStyle w:val="Compact"/>
+            </w:pPr>
+            <w:r>
+              <w:t xml:space="preserve">The variables of October 21, 2026 (</w:t>
+            </w:r>
+            <w:r>
+              <w:rPr>
+                <w:i/>
+                <w:iCs/>
+              </w:rPr>
+              <w:t xml:space="preserve">SESSION_CHECK_*</w:t>
+            </w:r>
+            <w:r>
+              <w:t xml:space="preserve"> </w:t>
+            </w:r>
+            <w:r>
+              <w:t xml:space="preserve">in the gateway,</w:t>
+            </w:r>
+            <w:r>
+              <w:t xml:space="preserve"> </w:t>
+            </w:r>
+            <w:r>
+              <w:rPr>
+                <w:i/>
+                <w:iCs/>
+              </w:rPr>
+              <w:t xml:space="preserve">BOOKING_EXPIRY_*</w:t>
+            </w:r>
+            <w:r>
+              <w:t xml:space="preserve"> </w:t>
+            </w:r>
+            <w:r>
+              <w:t xml:space="preserve">in booking-service and operations-service, and</w:t>
+            </w:r>
+            <w:r>
+              <w:t xml:space="preserve"> </w:t>
+            </w:r>
+            <w:r>
+              <w:rPr>
+                <w:i/>
+                <w:iCs/>
+              </w:rPr>
+              <w:t xml:space="preserve">FOLLOW_UP_*</w:t>
+            </w:r>
+            <w:r>
+              <w:t xml:space="preserve"> </w:t>
+            </w:r>
+            <w:r>
+              <w:t xml:space="preserve">in operations-service) are not in</w:t>
+            </w:r>
+            <w:r>
+              <w:t xml:space="preserve"> </w:t>
+            </w:r>
+            <w:r>
+              <w:rPr>
+                <w:i/>
+                <w:iCs/>
+              </w:rPr>
+              <w:t xml:space="preserve">.env.example</w:t>
+            </w:r>
+            <w:r>
+              <w:t xml:space="preserve"> </w:t>
+            </w:r>
+            <w:r>
+              <w:t xml:space="preserve">or in the</w:t>
+            </w:r>
+            <w:r>
+              <w:t xml:space="preserve"> </w:t>
+            </w:r>
+            <w:r>
+              <w:rPr>
+                <w:i/>
+                <w:iCs/>
+              </w:rPr>
+              <w:t xml:space="preserve">environment</w:t>
+            </w:r>
+            <w:r>
+              <w:t xml:space="preserve"> </w:t>
+            </w:r>
+            <w:r>
+              <w:t xml:space="preserve">block of</w:t>
+            </w:r>
+            <w:r>
+              <w:t xml:space="preserve"> </w:t>
+            </w:r>
+            <w:r>
+              <w:rPr>
+                <w:i/>
+                <w:iCs/>
+              </w:rPr>
+              <w:t xml:space="preserve">docker-compose.yml</w:t>
+            </w:r>
+            <w:r>
+              <w:t xml:space="preserve">, as the Implementation Procedure requires (section 13); in Docker only their defaults can be used.</w:t>
+            </w:r>
+          </w:p>
+        </w:tc>
+        <w:tc>
+          <w:tcPr/>
+          <w:p>
+            <w:pPr>
+              <w:pStyle w:val="Compact"/>
+            </w:pPr>
+            <w:r>
+              <w:t xml:space="preserve">P3</w:t>
+            </w:r>
+          </w:p>
+        </w:tc>
+        <w:tc>
+          <w:tcPr/>
+          <w:p>
+            <w:pPr>
+              <w:pStyle w:val="Compact"/>
+            </w:pPr>
+            <w:r>
+              <w:t xml:space="preserve">They were added with a default in the</w:t>
+            </w:r>
+            <w:r>
+              <w:t xml:space="preserve"> </w:t>
+            </w:r>
+            <w:r>
+              <w:rPr>
+                <w:i/>
+                <w:iCs/>
+              </w:rPr>
+              <w:t xml:space="preserve">application.yml</w:t>
+            </w:r>
+            <w:r>
+              <w:t xml:space="preserve"> </w:t>
+            </w:r>
+            <w:r>
+              <w:t xml:space="preserve">of each service without updating the</w:t>
+            </w:r>
+            <w:r>
+              <w:t xml:space="preserve"> </w:t>
+            </w:r>
+            <w:r>
+              <w:rPr>
+                <w:i/>
+                <w:iCs/>
+              </w:rPr>
+              <w:t xml:space="preserve">lavarapido-infra</w:t>
+            </w:r>
+            <w:r>
+              <w:t xml:space="preserve"> </w:t>
+            </w:r>
+            <w:r>
+              <w:t xml:space="preserve">files.</w:t>
+            </w:r>
+          </w:p>
+        </w:tc>
+        <w:tc>
+          <w:tcPr/>
+          <w:p>
+            <w:pPr>
+              <w:pStyle w:val="Compact"/>
+            </w:pPr>
+            <w:r>
+              <w:t xml:space="preserve">Add them, commented, to</w:t>
+            </w:r>
+            <w:r>
+              <w:t xml:space="preserve"> </w:t>
+            </w:r>
+            <w:r>
+              <w:rPr>
+                <w:i/>
+                <w:iCs/>
+              </w:rPr>
+              <w:t xml:space="preserve">.env.example</w:t>
+            </w:r>
+            <w:r>
+              <w:t xml:space="preserve"> </w:t>
+            </w:r>
+            <w:r>
+              <w:t xml:space="preserve">and to the</w:t>
+            </w:r>
+            <w:r>
+              <w:t xml:space="preserve"> </w:t>
+            </w:r>
+            <w:r>
+              <w:rPr>
+                <w:i/>
+                <w:iCs/>
+              </w:rPr>
+              <w:t xml:space="preserve">environment</w:t>
+            </w:r>
+            <w:r>
+              <w:t xml:space="preserve"> </w:t>
+            </w:r>
+            <w:r>
+              <w:t xml:space="preserve">of</w:t>
+            </w:r>
+            <w:r>
+              <w:t xml:space="preserve"> </w:t>
+            </w:r>
+            <w:r>
+              <w:rPr>
+                <w:i/>
+                <w:iCs/>
+              </w:rPr>
+              <w:t xml:space="preserve">api-gateway</w:t>
+            </w:r>
+            <w:r>
+              <w:t xml:space="preserve">,</w:t>
+            </w:r>
+            <w:r>
+              <w:t xml:space="preserve"> </w:t>
+            </w:r>
+            <w:r>
+              <w:rPr>
+                <w:i/>
+                <w:iCs/>
+              </w:rPr>
+              <w:t xml:space="preserve">booking-service</w:t>
+            </w:r>
+            <w:r>
+              <w:t xml:space="preserve">, and</w:t>
+            </w:r>
+            <w:r>
+              <w:t xml:space="preserve"> </w:t>
+            </w:r>
+            <w:r>
+              <w:rPr>
+                <w:i/>
+                <w:iCs/>
+              </w:rPr>
+              <w:t xml:space="preserve">operations-service</w:t>
+            </w:r>
+            <w:r>
+              <w:t xml:space="preserve">.</w:t>
+            </w:r>
+          </w:p>
+        </w:tc>
+        <w:tc>
+          <w:tcPr/>
+          <w:p>
+            <w:pPr>
+              <w:pStyle w:val="Compact"/>
+            </w:pPr>
+            <w:r>
+              <w:t xml:space="preserve">Project leader</w:t>
+            </w:r>
+          </w:p>
+        </w:tc>
+        <w:tc>
+          <w:tcPr/>
+          <w:p>
+            <w:pPr>
+              <w:pStyle w:val="Compact"/>
+            </w:pPr>
+            <w:r>
+              <w:t xml:space="preserve">Low</w:t>
+            </w:r>
+          </w:p>
+        </w:tc>
+        <w:tc>
+          <w:tcPr/>
+          <w:p>
+            <w:pPr>
+              <w:pStyle w:val="Compact"/>
+            </w:pPr>
+            <w:r>
+              <w:t xml:space="preserve">The eight variables appear in both files and</w:t>
+            </w:r>
+            <w:r>
+              <w:t xml:space="preserve"> </w:t>
+            </w:r>
+            <w:r>
+              <w:rPr>
+                <w:i/>
+                <w:iCs/>
+              </w:rPr>
+              <w:t xml:space="preserve">docker compose config</w:t>
+            </w:r>
+            <w:r>
+              <w:t xml:space="preserve"> </w:t>
+            </w:r>
+            <w:r>
+              <w:t xml:space="preserve">shows them.</w:t>
+            </w:r>
+          </w:p>
+        </w:tc>
+      </w:tr>
     </w:tbl>
     <w:p>
       <w:pPr>
@@ -9511,7 +11348,7 @@
               <w:pStyle w:val="Compact"/>
             </w:pPr>
             <w:r>
-              <w:t xml:space="preserve">Automated daily backup with verification and a monthly restoration test (Administrator Manual, section 14).</w:t>
+              <w:t xml:space="preserve">Automated daily backup with verification and a restoration test (Administrator Manual, section 14).</w:t>
             </w:r>
           </w:p>
         </w:tc>
@@ -9544,6 +11381,412 @@
               <w:pStyle w:val="Compact"/>
             </w:pPr>
             <w:r>
+              <w:t xml:space="preserve">Closed (2026-10-21):</w:t>
+            </w:r>
+            <w:r>
+              <w:t xml:space="preserve"> </w:t>
+            </w:r>
+            <w:r>
+              <w:rPr>
+                <w:i/>
+                <w:iCs/>
+              </w:rPr>
+              <w:t xml:space="preserve">backup-db.sh</w:t>
+            </w:r>
+            <w:r>
+              <w:t xml:space="preserve"> </w:t>
+            </w:r>
+            <w:r>
+              <w:t xml:space="preserve">backs up the database every day and before every update,</w:t>
+            </w:r>
+            <w:r>
+              <w:t xml:space="preserve"> </w:t>
+            </w:r>
+            <w:r>
+              <w:rPr>
+                <w:i/>
+                <w:iCs/>
+              </w:rPr>
+              <w:t xml:space="preserve">verify-backup.sh</w:t>
+            </w:r>
+            <w:r>
+              <w:t xml:space="preserve"> </w:t>
+            </w:r>
+            <w:r>
+              <w:t xml:space="preserve">restores each backup under another name to check it, and the last 14 are kept (Deployment Document)</w:t>
+            </w:r>
+          </w:p>
+        </w:tc>
+        <w:tc>
+          <w:tcPr/>
+          <w:p>
+            <w:pPr>
+              <w:pStyle w:val="Compact"/>
+            </w:pPr>
+            <w:r>
+              <w:t xml:space="preserve">R-008</w:t>
+            </w:r>
+          </w:p>
+        </w:tc>
+      </w:tr>
+      <w:tr>
+        <w:tc>
+          <w:tcPr/>
+          <w:p>
+            <w:pPr>
+              <w:pStyle w:val="Compact"/>
+            </w:pPr>
+            <w:r>
+              <w:t xml:space="preserve">AP-05</w:t>
+            </w:r>
+          </w:p>
+        </w:tc>
+        <w:tc>
+          <w:tcPr/>
+          <w:p>
+            <w:pPr>
+              <w:pStyle w:val="Compact"/>
+            </w:pPr>
+            <w:r>
+              <w:t xml:space="preserve">The documentation drifts from the code again.</w:t>
+            </w:r>
+          </w:p>
+        </w:tc>
+        <w:tc>
+          <w:tcPr/>
+          <w:p>
+            <w:pPr>
+              <w:pStyle w:val="Compact"/>
+            </w:pPr>
+            <w:r>
+              <w:t xml:space="preserve">Pull request checklist that requires updating the affected models, OpenAPI contracts, ADRs, and manuals; review of the manuals before each implementation.</w:t>
+            </w:r>
+          </w:p>
+        </w:tc>
+        <w:tc>
+          <w:tcPr/>
+          <w:p>
+            <w:pPr>
+              <w:pStyle w:val="Compact"/>
+            </w:pPr>
+            <w:r>
+              <w:t xml:space="preserve">Author of each pull request</w:t>
+            </w:r>
+          </w:p>
+        </w:tc>
+        <w:tc>
+          <w:tcPr/>
+          <w:p>
+            <w:pPr>
+              <w:pStyle w:val="Compact"/>
+            </w:pPr>
+            <w:r>
+              <w:t xml:space="preserve">Medium</w:t>
+            </w:r>
+          </w:p>
+        </w:tc>
+        <w:tc>
+          <w:tcPr/>
+          <w:p>
+            <w:pPr>
+              <w:pStyle w:val="Compact"/>
+            </w:pPr>
+            <w:r>
+              <w:t xml:space="preserve">In progress (permanent)</w:t>
+            </w:r>
+          </w:p>
+        </w:tc>
+        <w:tc>
+          <w:tcPr/>
+          <w:p>
+            <w:pPr>
+              <w:pStyle w:val="Compact"/>
+            </w:pPr>
+            <w:r>
+              <w:t xml:space="preserve">R-010</w:t>
+            </w:r>
+          </w:p>
+        </w:tc>
+      </w:tr>
+      <w:tr>
+        <w:tc>
+          <w:tcPr/>
+          <w:p>
+            <w:pPr>
+              <w:pStyle w:val="Compact"/>
+            </w:pPr>
+            <w:r>
+              <w:t xml:space="preserve">AP-06</w:t>
+            </w:r>
+          </w:p>
+        </w:tc>
+        <w:tc>
+          <w:tcPr/>
+          <w:p>
+            <w:pPr>
+              <w:pStyle w:val="Compact"/>
+            </w:pPr>
+            <w:r>
+              <w:t xml:space="preserve">Implementing with</w:t>
+            </w:r>
+            <w:r>
+              <w:t xml:space="preserve"> </w:t>
+            </w:r>
+            <w:r>
+              <w:rPr>
+                <w:i/>
+                <w:iCs/>
+              </w:rPr>
+              <w:t xml:space="preserve">MESSAGING_ENABLED=false</w:t>
+            </w:r>
+            <w:r>
+              <w:t xml:space="preserve">, without</w:t>
+            </w:r>
+            <w:r>
+              <w:t xml:space="preserve"> </w:t>
+            </w:r>
+            <w:r>
+              <w:rPr>
+                <w:i/>
+                <w:iCs/>
+              </w:rPr>
+              <w:t xml:space="preserve">INTERNAL_API_KEY</w:t>
+            </w:r>
+            <w:r>
+              <w:t xml:space="preserve">, or with the</w:t>
+            </w:r>
+            <w:r>
+              <w:t xml:space="preserve"> </w:t>
+            </w:r>
+            <w:r>
+              <w:rPr>
+                <w:i/>
+                <w:iCs/>
+              </w:rPr>
+              <w:t xml:space="preserve">dev</w:t>
+            </w:r>
+            <w:r>
+              <w:t xml:space="preserve"> </w:t>
+            </w:r>
+            <w:r>
+              <w:t xml:space="preserve">profile.</w:t>
+            </w:r>
+          </w:p>
+        </w:tc>
+        <w:tc>
+          <w:tcPr/>
+          <w:p>
+            <w:pPr>
+              <w:pStyle w:val="Compact"/>
+            </w:pPr>
+            <w:r>
+              <w:t xml:space="preserve">Checklist of Annex A of the Implementation Procedure.</w:t>
+            </w:r>
+          </w:p>
+        </w:tc>
+        <w:tc>
+          <w:tcPr/>
+          <w:p>
+            <w:pPr>
+              <w:pStyle w:val="Compact"/>
+            </w:pPr>
+            <w:r>
+              <w:t xml:space="preserve">IT administrator</w:t>
+            </w:r>
+          </w:p>
+        </w:tc>
+        <w:tc>
+          <w:tcPr/>
+          <w:p>
+            <w:pPr>
+              <w:pStyle w:val="Compact"/>
+            </w:pPr>
+            <w:r>
+              <w:t xml:space="preserve">Medium</w:t>
+            </w:r>
+          </w:p>
+        </w:tc>
+        <w:tc>
+          <w:tcPr/>
+          <w:p>
+            <w:pPr>
+              <w:pStyle w:val="Compact"/>
+            </w:pPr>
+            <w:r>
+              <w:t xml:space="preserve">Closed (included in the procedure)</w:t>
+            </w:r>
+          </w:p>
+        </w:tc>
+        <w:tc>
+          <w:tcPr/>
+          <w:p>
+            <w:pPr>
+              <w:pStyle w:val="Compact"/>
+            </w:pPr>
+            <w:r>
+              <w:t xml:space="preserve">R-I02, R-I03</w:t>
+            </w:r>
+          </w:p>
+        </w:tc>
+      </w:tr>
+      <w:tr>
+        <w:tc>
+          <w:tcPr/>
+          <w:p>
+            <w:pPr>
+              <w:pStyle w:val="Compact"/>
+            </w:pPr>
+            <w:r>
+              <w:t xml:space="preserve">AP-07</w:t>
+            </w:r>
+          </w:p>
+        </w:tc>
+        <w:tc>
+          <w:tcPr/>
+          <w:p>
+            <w:pPr>
+              <w:pStyle w:val="Compact"/>
+            </w:pPr>
+            <w:r>
+              <w:t xml:space="preserve">Persistence defects (locks and triggers) seen only by hand.</w:t>
+            </w:r>
+          </w:p>
+        </w:tc>
+        <w:tc>
+          <w:tcPr/>
+          <w:p>
+            <w:pPr>
+              <w:pStyle w:val="Compact"/>
+            </w:pPr>
+            <w:r>
+              <w:t xml:space="preserve">Persistence tests with Testcontainers and a real SQL Server in booking-service.</w:t>
+            </w:r>
+          </w:p>
+        </w:tc>
+        <w:tc>
+          <w:tcPr/>
+          <w:p>
+            <w:pPr>
+              <w:pStyle w:val="Compact"/>
+            </w:pPr>
+            <w:r>
+              <w:t xml:space="preserve">Backend leader</w:t>
+            </w:r>
+          </w:p>
+        </w:tc>
+        <w:tc>
+          <w:tcPr/>
+          <w:p>
+            <w:pPr>
+              <w:pStyle w:val="Compact"/>
+            </w:pPr>
+            <w:r>
+              <w:t xml:space="preserve">Low</w:t>
+            </w:r>
+          </w:p>
+        </w:tc>
+        <w:tc>
+          <w:tcPr/>
+          <w:p>
+            <w:pPr>
+              <w:pStyle w:val="Compact"/>
+            </w:pPr>
+            <w:r>
+              <w:t xml:space="preserve">In progress (the end-to-end suite covers part of the risk)</w:t>
+            </w:r>
+          </w:p>
+        </w:tc>
+        <w:tc>
+          <w:tcPr/>
+          <w:p>
+            <w:pPr>
+              <w:pStyle w:val="Compact"/>
+            </w:pPr>
+            <w:r>
+              <w:t xml:space="preserve">TD-010</w:t>
+            </w:r>
+          </w:p>
+        </w:tc>
+      </w:tr>
+      <w:tr>
+        <w:tc>
+          <w:tcPr/>
+          <w:p>
+            <w:pPr>
+              <w:pStyle w:val="Compact"/>
+            </w:pPr>
+            <w:r>
+              <w:t xml:space="preserve">AP-08</w:t>
+            </w:r>
+          </w:p>
+        </w:tc>
+        <w:tc>
+          <w:tcPr/>
+          <w:p>
+            <w:pPr>
+              <w:pStyle w:val="Compact"/>
+            </w:pPr>
+            <w:r>
+              <w:t xml:space="preserve">All services use the</w:t>
+            </w:r>
+            <w:r>
+              <w:t xml:space="preserve"> </w:t>
+            </w:r>
+            <w:r>
+              <w:rPr>
+                <w:i/>
+                <w:iCs/>
+              </w:rPr>
+              <w:t xml:space="preserve">sa</w:t>
+            </w:r>
+            <w:r>
+              <w:t xml:space="preserve"> </w:t>
+            </w:r>
+            <w:r>
+              <w:t xml:space="preserve">account.</w:t>
+            </w:r>
+          </w:p>
+        </w:tc>
+        <w:tc>
+          <w:tcPr/>
+          <w:p>
+            <w:pPr>
+              <w:pStyle w:val="Compact"/>
+            </w:pPr>
+            <w:r>
+              <w:t xml:space="preserve">One login per service with permissions only on its schemas and a separate account for the migrations.</w:t>
+            </w:r>
+          </w:p>
+        </w:tc>
+        <w:tc>
+          <w:tcPr/>
+          <w:p>
+            <w:pPr>
+              <w:pStyle w:val="Compact"/>
+            </w:pPr>
+            <w:r>
+              <w:t xml:space="preserve">Backend leader</w:t>
+            </w:r>
+          </w:p>
+        </w:tc>
+        <w:tc>
+          <w:tcPr/>
+          <w:p>
+            <w:pPr>
+              <w:pStyle w:val="Compact"/>
+            </w:pPr>
+            <w:r>
+              <w:t xml:space="preserve">Medium</w:t>
+            </w:r>
+          </w:p>
+        </w:tc>
+        <w:tc>
+          <w:tcPr/>
+          <w:p>
+            <w:pPr>
+              <w:pStyle w:val="Compact"/>
+            </w:pPr>
+            <w:r>
               <w:t xml:space="preserve">Open</w:t>
             </w:r>
           </w:p>
@@ -9555,53 +11798,237 @@
               <w:pStyle w:val="Compact"/>
             </w:pPr>
             <w:r>
-              <w:t xml:space="preserve">R-008</w:t>
-            </w:r>
-          </w:p>
-        </w:tc>
-      </w:tr>
-      <w:tr>
-        <w:tc>
-          <w:tcPr/>
-          <w:p>
-            <w:pPr>
-              <w:pStyle w:val="Compact"/>
-            </w:pPr>
-            <w:r>
-              <w:t xml:space="preserve">AP-05</w:t>
-            </w:r>
-          </w:p>
-        </w:tc>
-        <w:tc>
-          <w:tcPr/>
-          <w:p>
-            <w:pPr>
-              <w:pStyle w:val="Compact"/>
-            </w:pPr>
-            <w:r>
-              <w:t xml:space="preserve">The documentation drifts from the code again.</w:t>
-            </w:r>
-          </w:p>
-        </w:tc>
-        <w:tc>
-          <w:tcPr/>
-          <w:p>
-            <w:pPr>
-              <w:pStyle w:val="Compact"/>
-            </w:pPr>
-            <w:r>
-              <w:t xml:space="preserve">Pull request checklist that requires updating the affected models, OpenAPI contracts, ADRs, and manuals; review of the manuals before each implementation.</w:t>
-            </w:r>
-          </w:p>
-        </w:tc>
-        <w:tc>
-          <w:tcPr/>
-          <w:p>
-            <w:pPr>
-              <w:pStyle w:val="Compact"/>
-            </w:pPr>
-            <w:r>
-              <w:t xml:space="preserve">Author of each pull request</w:t>
+              <w:t xml:space="preserve">Security policy</w:t>
+            </w:r>
+          </w:p>
+        </w:tc>
+      </w:tr>
+      <w:tr>
+        <w:tc>
+          <w:tcPr/>
+          <w:p>
+            <w:pPr>
+              <w:pStyle w:val="Compact"/>
+            </w:pPr>
+            <w:r>
+              <w:t xml:space="preserve">AP-09</w:t>
+            </w:r>
+          </w:p>
+        </w:tc>
+        <w:tc>
+          <w:tcPr/>
+          <w:p>
+            <w:pPr>
+              <w:pStyle w:val="Compact"/>
+            </w:pPr>
+            <w:r>
+              <w:t xml:space="preserve">A user action cannot be followed across services.</w:t>
+            </w:r>
+          </w:p>
+        </w:tc>
+        <w:tc>
+          <w:tcPr/>
+          <w:p>
+            <w:pPr>
+              <w:pStyle w:val="Compact"/>
+            </w:pPr>
+            <w:r>
+              <w:t xml:space="preserve">Propagate</w:t>
+            </w:r>
+            <w:r>
+              <w:t xml:space="preserve"> </w:t>
+            </w:r>
+            <w:r>
+              <w:rPr>
+                <w:i/>
+                <w:iCs/>
+              </w:rPr>
+              <w:t xml:space="preserve">X-Correlation-Id</w:t>
+            </w:r>
+            <w:r>
+              <w:t xml:space="preserve"> </w:t>
+            </w:r>
+            <w:r>
+              <w:t xml:space="preserve">in all REST clients and messages and generate it in the gateway.</w:t>
+            </w:r>
+          </w:p>
+        </w:tc>
+        <w:tc>
+          <w:tcPr/>
+          <w:p>
+            <w:pPr>
+              <w:pStyle w:val="Compact"/>
+            </w:pPr>
+            <w:r>
+              <w:t xml:space="preserve">Backend leader</w:t>
+            </w:r>
+          </w:p>
+        </w:tc>
+        <w:tc>
+          <w:tcPr/>
+          <w:p>
+            <w:pPr>
+              <w:pStyle w:val="Compact"/>
+            </w:pPr>
+            <w:r>
+              <w:t xml:space="preserve">Low</w:t>
+            </w:r>
+          </w:p>
+        </w:tc>
+        <w:tc>
+          <w:tcPr/>
+          <w:p>
+            <w:pPr>
+              <w:pStyle w:val="Compact"/>
+            </w:pPr>
+            <w:r>
+              <w:t xml:space="preserve">In progress (booking, operations, and payment already forward the header)</w:t>
+            </w:r>
+          </w:p>
+        </w:tc>
+        <w:tc>
+          <w:tcPr/>
+          <w:p>
+            <w:pPr>
+              <w:pStyle w:val="Compact"/>
+            </w:pPr>
+            <w:r>
+              <w:t xml:space="preserve">TD-007</w:t>
+            </w:r>
+          </w:p>
+        </w:tc>
+      </w:tr>
+      <w:tr>
+        <w:tc>
+          <w:tcPr/>
+          <w:p>
+            <w:pPr>
+              <w:pStyle w:val="Compact"/>
+            </w:pPr>
+            <w:r>
+              <w:t xml:space="preserve">AP-10</w:t>
+            </w:r>
+          </w:p>
+        </w:tc>
+        <w:tc>
+          <w:tcPr/>
+          <w:p>
+            <w:pPr>
+              <w:pStyle w:val="Compact"/>
+            </w:pPr>
+            <w:r>
+              <w:t xml:space="preserve">Lack of metrics to check the response time (RNF-001).</w:t>
+            </w:r>
+          </w:p>
+        </w:tc>
+        <w:tc>
+          <w:tcPr/>
+          <w:p>
+            <w:pPr>
+              <w:pStyle w:val="Compact"/>
+            </w:pPr>
+            <w:r>
+              <w:rPr>
+                <w:i/>
+                <w:iCs/>
+              </w:rPr>
+              <w:t xml:space="preserve">micrometer-registry-prometheus</w:t>
+            </w:r>
+            <w:r>
+              <w:t xml:space="preserve"> </w:t>
+            </w:r>
+            <w:r>
+              <w:t xml:space="preserve">in the Java services and equivalent metrics in .NET.</w:t>
+            </w:r>
+          </w:p>
+        </w:tc>
+        <w:tc>
+          <w:tcPr/>
+          <w:p>
+            <w:pPr>
+              <w:pStyle w:val="Compact"/>
+            </w:pPr>
+            <w:r>
+              <w:t xml:space="preserve">Backend leader</w:t>
+            </w:r>
+          </w:p>
+        </w:tc>
+        <w:tc>
+          <w:tcPr/>
+          <w:p>
+            <w:pPr>
+              <w:pStyle w:val="Compact"/>
+            </w:pPr>
+            <w:r>
+              <w:t xml:space="preserve">Low</w:t>
+            </w:r>
+          </w:p>
+        </w:tc>
+        <w:tc>
+          <w:tcPr/>
+          <w:p>
+            <w:pPr>
+              <w:pStyle w:val="Compact"/>
+            </w:pPr>
+            <w:r>
+              <w:t xml:space="preserve">Open</w:t>
+            </w:r>
+          </w:p>
+        </w:tc>
+        <w:tc>
+          <w:tcPr/>
+          <w:p>
+            <w:pPr>
+              <w:pStyle w:val="Compact"/>
+            </w:pPr>
+            <w:r>
+              <w:t xml:space="preserve">TD-012</w:t>
+            </w:r>
+          </w:p>
+        </w:tc>
+      </w:tr>
+      <w:tr>
+        <w:tc>
+          <w:tcPr/>
+          <w:p>
+            <w:pPr>
+              <w:pStyle w:val="Compact"/>
+            </w:pPr>
+            <w:r>
+              <w:t xml:space="preserve">AP-11</w:t>
+            </w:r>
+          </w:p>
+        </w:tc>
+        <w:tc>
+          <w:tcPr/>
+          <w:p>
+            <w:pPr>
+              <w:pStyle w:val="Compact"/>
+            </w:pPr>
+            <w:r>
+              <w:t xml:space="preserve">Brute-force attacks or API abuse if the system is exposed.</w:t>
+            </w:r>
+          </w:p>
+        </w:tc>
+        <w:tc>
+          <w:tcPr/>
+          <w:p>
+            <w:pPr>
+              <w:pStyle w:val="Compact"/>
+            </w:pPr>
+            <w:r>
+              <w:t xml:space="preserve">Request rate limit in the gateway or in Caddy (TD-022); account lockout is already active (AC-25).</w:t>
+            </w:r>
+          </w:p>
+        </w:tc>
+        <w:tc>
+          <w:tcPr/>
+          <w:p>
+            <w:pPr>
+              <w:pStyle w:val="Compact"/>
+            </w:pPr>
+            <w:r>
+              <w:t xml:space="preserve">Backend leader</w:t>
             </w:r>
           </w:p>
         </w:tc>
@@ -9623,6 +12050,124 @@
               <w:pStyle w:val="Compact"/>
             </w:pPr>
             <w:r>
+              <w:t xml:space="preserve">Open</w:t>
+            </w:r>
+          </w:p>
+        </w:tc>
+        <w:tc>
+          <w:tcPr/>
+          <w:p>
+            <w:pPr>
+              <w:pStyle w:val="Compact"/>
+            </w:pPr>
+            <w:r>
+              <w:t xml:space="preserve">Security policy</w:t>
+            </w:r>
+          </w:p>
+        </w:tc>
+      </w:tr>
+      <w:tr>
+        <w:tc>
+          <w:tcPr/>
+          <w:p>
+            <w:pPr>
+              <w:pStyle w:val="Compact"/>
+            </w:pPr>
+            <w:r>
+              <w:t xml:space="preserve">AP-12</w:t>
+            </w:r>
+          </w:p>
+        </w:tc>
+        <w:tc>
+          <w:tcPr/>
+          <w:p>
+            <w:pPr>
+              <w:pStyle w:val="Compact"/>
+            </w:pPr>
+            <w:r>
+              <w:t xml:space="preserve">Components with known vulnerabilities.</w:t>
+            </w:r>
+          </w:p>
+        </w:tc>
+        <w:tc>
+          <w:tcPr/>
+          <w:p>
+            <w:pPr>
+              <w:pStyle w:val="Compact"/>
+            </w:pPr>
+            <w:r>
+              <w:t xml:space="preserve">Quarterly review with</w:t>
+            </w:r>
+            <w:r>
+              <w:t xml:space="preserve"> </w:t>
+            </w:r>
+            <w:r>
+              <w:rPr>
+                <w:i/>
+                <w:iCs/>
+              </w:rPr>
+              <w:t xml:space="preserve">./mvnw versions:display-dependency-updates</w:t>
+            </w:r>
+            <w:r>
+              <w:t xml:space="preserve">,</w:t>
+            </w:r>
+            <w:r>
+              <w:t xml:space="preserve"> </w:t>
+            </w:r>
+            <w:r>
+              <w:rPr>
+                <w:i/>
+                <w:iCs/>
+              </w:rPr>
+              <w:t xml:space="preserve">dotnet list package --vulnerable</w:t>
+            </w:r>
+            <w:r>
+              <w:t xml:space="preserve">, and</w:t>
+            </w:r>
+            <w:r>
+              <w:t xml:space="preserve"> </w:t>
+            </w:r>
+            <w:r>
+              <w:rPr>
+                <w:i/>
+                <w:iCs/>
+              </w:rPr>
+              <w:t xml:space="preserve">npm audit</w:t>
+            </w:r>
+            <w:r>
+              <w:t xml:space="preserve">.</w:t>
+            </w:r>
+          </w:p>
+        </w:tc>
+        <w:tc>
+          <w:tcPr/>
+          <w:p>
+            <w:pPr>
+              <w:pStyle w:val="Compact"/>
+            </w:pPr>
+            <w:r>
+              <w:t xml:space="preserve">Backend and frontend leaders</w:t>
+            </w:r>
+          </w:p>
+        </w:tc>
+        <w:tc>
+          <w:tcPr/>
+          <w:p>
+            <w:pPr>
+              <w:pStyle w:val="Compact"/>
+            </w:pPr>
+            <w:r>
+              <w:t xml:space="preserve">Medium</w:t>
+            </w:r>
+          </w:p>
+        </w:tc>
+        <w:tc>
+          <w:tcPr/>
+          <w:p>
+            <w:pPr>
+              <w:pStyle w:val="Compact"/>
+            </w:pPr>
+            <w:r>
               <w:t xml:space="preserve">In progress (permanent)</w:t>
             </w:r>
           </w:p>
@@ -9634,95 +12179,148 @@
               <w:pStyle w:val="Compact"/>
             </w:pPr>
             <w:r>
-              <w:t xml:space="preserve">R-010</w:t>
-            </w:r>
-          </w:p>
-        </w:tc>
-      </w:tr>
-      <w:tr>
-        <w:tc>
-          <w:tcPr/>
-          <w:p>
-            <w:pPr>
-              <w:pStyle w:val="Compact"/>
-            </w:pPr>
-            <w:r>
-              <w:t xml:space="preserve">AP-06</w:t>
-            </w:r>
-          </w:p>
-        </w:tc>
-        <w:tc>
-          <w:tcPr/>
-          <w:p>
-            <w:pPr>
-              <w:pStyle w:val="Compact"/>
-            </w:pPr>
-            <w:r>
-              <w:t xml:space="preserve">Implementing with</w:t>
-            </w:r>
-            <w:r>
-              <w:t xml:space="preserve"> </w:t>
-            </w:r>
-            <w:r>
-              <w:rPr>
-                <w:i/>
-                <w:iCs/>
-              </w:rPr>
-              <w:t xml:space="preserve">MESSAGING_ENABLED=false</w:t>
-            </w:r>
-            <w:r>
-              <w:t xml:space="preserve">, without</w:t>
-            </w:r>
-            <w:r>
-              <w:t xml:space="preserve"> </w:t>
-            </w:r>
-            <w:r>
-              <w:rPr>
-                <w:i/>
-                <w:iCs/>
-              </w:rPr>
-              <w:t xml:space="preserve">INTERNAL_API_KEY</w:t>
-            </w:r>
-            <w:r>
-              <w:t xml:space="preserve">, or with the</w:t>
-            </w:r>
-            <w:r>
-              <w:t xml:space="preserve"> </w:t>
-            </w:r>
-            <w:r>
-              <w:rPr>
-                <w:i/>
-                <w:iCs/>
-              </w:rPr>
-              <w:t xml:space="preserve">dev</w:t>
-            </w:r>
-            <w:r>
-              <w:t xml:space="preserve"> </w:t>
-            </w:r>
-            <w:r>
-              <w:t xml:space="preserve">profile.</w:t>
-            </w:r>
-          </w:p>
-        </w:tc>
-        <w:tc>
-          <w:tcPr/>
-          <w:p>
-            <w:pPr>
-              <w:pStyle w:val="Compact"/>
-            </w:pPr>
-            <w:r>
-              <w:t xml:space="preserve">Checklist of Annex A of the Implementation Procedure.</w:t>
-            </w:r>
-          </w:p>
-        </w:tc>
-        <w:tc>
-          <w:tcPr/>
-          <w:p>
-            <w:pPr>
-              <w:pStyle w:val="Compact"/>
-            </w:pPr>
-            <w:r>
-              <w:t xml:space="preserve">IT administrator</w:t>
+              <w:t xml:space="preserve">OWASP A06</w:t>
+            </w:r>
+          </w:p>
+        </w:tc>
+      </w:tr>
+      <w:tr>
+        <w:tc>
+          <w:tcPr/>
+          <w:p>
+            <w:pPr>
+              <w:pStyle w:val="Compact"/>
+            </w:pPr>
+            <w:r>
+              <w:t xml:space="preserve">AP-13</w:t>
+            </w:r>
+          </w:p>
+        </w:tc>
+        <w:tc>
+          <w:tcPr/>
+          <w:p>
+            <w:pPr>
+              <w:pStyle w:val="Compact"/>
+            </w:pPr>
+            <w:r>
+              <w:t xml:space="preserve">Confusion caused by the own numbering of the payment changelogs, which repeats the global numbers.</w:t>
+            </w:r>
+          </w:p>
+        </w:tc>
+        <w:tc>
+          <w:tcPr/>
+          <w:p>
+            <w:pPr>
+              <w:pStyle w:val="Compact"/>
+            </w:pPr>
+            <w:r>
+              <w:t xml:space="preserve">Document the rule in the migration strategy and use the</w:t>
+            </w:r>
+            <w:r>
+              <w:t xml:space="preserve"> </w:t>
+            </w:r>
+            <w:r>
+              <w:rPr>
+                <w:i/>
+                <w:iCs/>
+              </w:rPr>
+              <w:t xml:space="preserve">pay-</w:t>
+            </w:r>
+            <w:r>
+              <w:t xml:space="preserve"> </w:t>
+            </w:r>
+            <w:r>
+              <w:t xml:space="preserve">prefix in the identifiers.</w:t>
+            </w:r>
+          </w:p>
+        </w:tc>
+        <w:tc>
+          <w:tcPr/>
+          <w:p>
+            <w:pPr>
+              <w:pStyle w:val="Compact"/>
+            </w:pPr>
+            <w:r>
+              <w:t xml:space="preserve">Backend leader</w:t>
+            </w:r>
+          </w:p>
+        </w:tc>
+        <w:tc>
+          <w:tcPr/>
+          <w:p>
+            <w:pPr>
+              <w:pStyle w:val="Compact"/>
+            </w:pPr>
+            <w:r>
+              <w:t xml:space="preserve">Low</w:t>
+            </w:r>
+          </w:p>
+        </w:tc>
+        <w:tc>
+          <w:tcPr/>
+          <w:p>
+            <w:pPr>
+              <w:pStyle w:val="Compact"/>
+            </w:pPr>
+            <w:r>
+              <w:t xml:space="preserve">Closed (documented)</w:t>
+            </w:r>
+          </w:p>
+        </w:tc>
+        <w:tc>
+          <w:tcPr/>
+          <w:p>
+            <w:pPr>
+              <w:pStyle w:val="Compact"/>
+            </w:pPr>
+            <w:r>
+              <w:t xml:space="preserve">TD-019</w:t>
+            </w:r>
+          </w:p>
+        </w:tc>
+      </w:tr>
+      <w:tr>
+        <w:tc>
+          <w:tcPr/>
+          <w:p>
+            <w:pPr>
+              <w:pStyle w:val="Compact"/>
+            </w:pPr>
+            <w:r>
+              <w:t xml:space="preserve">AP-14</w:t>
+            </w:r>
+          </w:p>
+        </w:tc>
+        <w:tc>
+          <w:tcPr/>
+          <w:p>
+            <w:pPr>
+              <w:pStyle w:val="Compact"/>
+            </w:pPr>
+            <w:r>
+              <w:t xml:space="preserve">Features built that contradict decisions already recorded (cause of AC-11 and AC-12).</w:t>
+            </w:r>
+          </w:p>
+        </w:tc>
+        <w:tc>
+          <w:tcPr/>
+          <w:p>
+            <w:pPr>
+              <w:pStyle w:val="Compact"/>
+            </w:pPr>
+            <w:r>
+              <w:t xml:space="preserve">Review the current ADRs and the navigation map before starting a feature, and consult the team when there is a contradiction.</w:t>
+            </w:r>
+          </w:p>
+        </w:tc>
+        <w:tc>
+          <w:tcPr/>
+          <w:p>
+            <w:pPr>
+              <w:pStyle w:val="Compact"/>
+            </w:pPr>
+            <w:r>
+              <w:t xml:space="preserve">Whole team</w:t>
             </w:r>
           </w:p>
         </w:tc>
@@ -9744,159 +12342,80 @@
               <w:pStyle w:val="Compact"/>
             </w:pPr>
             <w:r>
-              <w:t xml:space="preserve">Closed (included in the procedure)</w:t>
-            </w:r>
-          </w:p>
-        </w:tc>
-        <w:tc>
-          <w:tcPr/>
-          <w:p>
-            <w:pPr>
-              <w:pStyle w:val="Compact"/>
-            </w:pPr>
-            <w:r>
-              <w:t xml:space="preserve">R-I02, R-I03</w:t>
-            </w:r>
-          </w:p>
-        </w:tc>
-      </w:tr>
-      <w:tr>
-        <w:tc>
-          <w:tcPr/>
-          <w:p>
-            <w:pPr>
-              <w:pStyle w:val="Compact"/>
-            </w:pPr>
-            <w:r>
-              <w:t xml:space="preserve">AP-07</w:t>
-            </w:r>
-          </w:p>
-        </w:tc>
-        <w:tc>
-          <w:tcPr/>
-          <w:p>
-            <w:pPr>
-              <w:pStyle w:val="Compact"/>
-            </w:pPr>
-            <w:r>
-              <w:t xml:space="preserve">Persistence defects (locks and triggers) seen only by hand.</w:t>
-            </w:r>
-          </w:p>
-        </w:tc>
-        <w:tc>
-          <w:tcPr/>
-          <w:p>
-            <w:pPr>
-              <w:pStyle w:val="Compact"/>
-            </w:pPr>
-            <w:r>
-              <w:t xml:space="preserve">Persistence tests with Testcontainers and a real SQL Server in booking-service.</w:t>
-            </w:r>
-          </w:p>
-        </w:tc>
-        <w:tc>
-          <w:tcPr/>
-          <w:p>
-            <w:pPr>
-              <w:pStyle w:val="Compact"/>
-            </w:pPr>
-            <w:r>
-              <w:t xml:space="preserve">Backend leader</w:t>
-            </w:r>
-          </w:p>
-        </w:tc>
-        <w:tc>
-          <w:tcPr/>
-          <w:p>
-            <w:pPr>
-              <w:pStyle w:val="Compact"/>
-            </w:pPr>
-            <w:r>
-              <w:t xml:space="preserve">Low</w:t>
-            </w:r>
-          </w:p>
-        </w:tc>
-        <w:tc>
-          <w:tcPr/>
-          <w:p>
-            <w:pPr>
-              <w:pStyle w:val="Compact"/>
-            </w:pPr>
-            <w:r>
-              <w:t xml:space="preserve">In progress (the end-to-end suite covers part of the risk)</w:t>
-            </w:r>
-          </w:p>
-        </w:tc>
-        <w:tc>
-          <w:tcPr/>
-          <w:p>
-            <w:pPr>
-              <w:pStyle w:val="Compact"/>
-            </w:pPr>
-            <w:r>
-              <w:t xml:space="preserve">TD-010</w:t>
-            </w:r>
-          </w:p>
-        </w:tc>
-      </w:tr>
-      <w:tr>
-        <w:tc>
-          <w:tcPr/>
-          <w:p>
-            <w:pPr>
-              <w:pStyle w:val="Compact"/>
-            </w:pPr>
-            <w:r>
-              <w:t xml:space="preserve">AP-08</w:t>
-            </w:r>
-          </w:p>
-        </w:tc>
-        <w:tc>
-          <w:tcPr/>
-          <w:p>
-            <w:pPr>
-              <w:pStyle w:val="Compact"/>
-            </w:pPr>
-            <w:r>
-              <w:t xml:space="preserve">All services use the</w:t>
-            </w:r>
-            <w:r>
-              <w:t xml:space="preserve"> </w:t>
-            </w:r>
-            <w:r>
-              <w:rPr>
-                <w:i/>
-                <w:iCs/>
-              </w:rPr>
-              <w:t xml:space="preserve">sa</w:t>
-            </w:r>
-            <w:r>
-              <w:t xml:space="preserve"> </w:t>
-            </w:r>
-            <w:r>
-              <w:t xml:space="preserve">account.</w:t>
-            </w:r>
-          </w:p>
-        </w:tc>
-        <w:tc>
-          <w:tcPr/>
-          <w:p>
-            <w:pPr>
-              <w:pStyle w:val="Compact"/>
-            </w:pPr>
-            <w:r>
-              <w:t xml:space="preserve">One login per service with permissions only on its schemas and a separate account for the migrations.</w:t>
-            </w:r>
-          </w:p>
-        </w:tc>
-        <w:tc>
-          <w:tcPr/>
-          <w:p>
-            <w:pPr>
-              <w:pStyle w:val="Compact"/>
-            </w:pPr>
-            <w:r>
-              <w:t xml:space="preserve">Backend leader</w:t>
+              <w:t xml:space="preserve">In progress (permanent)</w:t>
+            </w:r>
+          </w:p>
+        </w:tc>
+        <w:tc>
+          <w:tcPr/>
+          <w:p>
+            <w:pPr>
+              <w:pStyle w:val="Compact"/>
+            </w:pPr>
+            <w:r>
+              <w:t xml:space="preserve">Lesson of ADR-015</w:t>
+            </w:r>
+          </w:p>
+        </w:tc>
+      </w:tr>
+      <w:tr>
+        <w:tc>
+          <w:tcPr/>
+          <w:p>
+            <w:pPr>
+              <w:pStyle w:val="Compact"/>
+            </w:pPr>
+            <w:r>
+              <w:t xml:space="preserve">AP-15</w:t>
+            </w:r>
+          </w:p>
+        </w:tc>
+        <w:tc>
+          <w:tcPr/>
+          <w:p>
+            <w:pPr>
+              <w:pStyle w:val="Compact"/>
+            </w:pPr>
+            <w:r>
+              <w:t xml:space="preserve">Interface changes that break the phone layout without anyone noticing (cause of AC-41).</w:t>
+            </w:r>
+          </w:p>
+        </w:tc>
+        <w:tc>
+          <w:tcPr/>
+          <w:p>
+            <w:pPr>
+              <w:pStyle w:val="Compact"/>
+            </w:pPr>
+            <w:r>
+              <w:t xml:space="preserve">Measure the screens at 360 and 768 px with Playwright before merging interface changes, starting from the</w:t>
+            </w:r>
+            <w:r>
+              <w:t xml:space="preserve"> </w:t>
+            </w:r>
+            <w:r>
+              <w:rPr>
+                <w:i/>
+                <w:iCs/>
+              </w:rPr>
+              <w:t xml:space="preserve">e2e/width-360.js</w:t>
+            </w:r>
+            <w:r>
+              <w:t xml:space="preserve"> </w:t>
+            </w:r>
+            <w:r>
+              <w:t xml:space="preserve">script, and review the screenshots.</w:t>
+            </w:r>
+          </w:p>
+        </w:tc>
+        <w:tc>
+          <w:tcPr/>
+          <w:p>
+            <w:pPr>
+              <w:pStyle w:val="Compact"/>
+            </w:pPr>
+            <w:r>
+              <w:t xml:space="preserve">Frontend and backend leads</w:t>
             </w:r>
           </w:p>
         </w:tc>
@@ -9918,248 +12437,64 @@
               <w:pStyle w:val="Compact"/>
             </w:pPr>
             <w:r>
-              <w:t xml:space="preserve">Open</w:t>
-            </w:r>
-          </w:p>
-        </w:tc>
-        <w:tc>
-          <w:tcPr/>
-          <w:p>
-            <w:pPr>
-              <w:pStyle w:val="Compact"/>
-            </w:pPr>
-            <w:r>
-              <w:t xml:space="preserve">Security policy</w:t>
-            </w:r>
-          </w:p>
-        </w:tc>
-      </w:tr>
-      <w:tr>
-        <w:tc>
-          <w:tcPr/>
-          <w:p>
-            <w:pPr>
-              <w:pStyle w:val="Compact"/>
-            </w:pPr>
-            <w:r>
-              <w:t xml:space="preserve">AP-09</w:t>
-            </w:r>
-          </w:p>
-        </w:tc>
-        <w:tc>
-          <w:tcPr/>
-          <w:p>
-            <w:pPr>
-              <w:pStyle w:val="Compact"/>
-            </w:pPr>
-            <w:r>
-              <w:t xml:space="preserve">A user action cannot be followed across services.</w:t>
-            </w:r>
-          </w:p>
-        </w:tc>
-        <w:tc>
-          <w:tcPr/>
-          <w:p>
-            <w:pPr>
-              <w:pStyle w:val="Compact"/>
-            </w:pPr>
-            <w:r>
-              <w:t xml:space="preserve">Propagate</w:t>
-            </w:r>
-            <w:r>
-              <w:t xml:space="preserve"> </w:t>
-            </w:r>
-            <w:r>
-              <w:rPr>
-                <w:i/>
-                <w:iCs/>
-              </w:rPr>
-              <w:t xml:space="preserve">X-Correlation-Id</w:t>
-            </w:r>
-            <w:r>
-              <w:t xml:space="preserve"> </w:t>
-            </w:r>
-            <w:r>
-              <w:t xml:space="preserve">in all REST clients and messages and generate it in the gateway.</w:t>
-            </w:r>
-          </w:p>
-        </w:tc>
-        <w:tc>
-          <w:tcPr/>
-          <w:p>
-            <w:pPr>
-              <w:pStyle w:val="Compact"/>
-            </w:pPr>
-            <w:r>
-              <w:t xml:space="preserve">Backend leader</w:t>
-            </w:r>
-          </w:p>
-        </w:tc>
-        <w:tc>
-          <w:tcPr/>
-          <w:p>
-            <w:pPr>
-              <w:pStyle w:val="Compact"/>
-            </w:pPr>
-            <w:r>
-              <w:t xml:space="preserve">Low</w:t>
-            </w:r>
-          </w:p>
-        </w:tc>
-        <w:tc>
-          <w:tcPr/>
-          <w:p>
-            <w:pPr>
-              <w:pStyle w:val="Compact"/>
-            </w:pPr>
-            <w:r>
-              <w:t xml:space="preserve">In progress (booking, operations, and payment already forward the header)</w:t>
-            </w:r>
-          </w:p>
-        </w:tc>
-        <w:tc>
-          <w:tcPr/>
-          <w:p>
-            <w:pPr>
-              <w:pStyle w:val="Compact"/>
-            </w:pPr>
-            <w:r>
-              <w:t xml:space="preserve">TD-007</w:t>
-            </w:r>
-          </w:p>
-        </w:tc>
-      </w:tr>
-      <w:tr>
-        <w:tc>
-          <w:tcPr/>
-          <w:p>
-            <w:pPr>
-              <w:pStyle w:val="Compact"/>
-            </w:pPr>
-            <w:r>
-              <w:t xml:space="preserve">AP-10</w:t>
-            </w:r>
-          </w:p>
-        </w:tc>
-        <w:tc>
-          <w:tcPr/>
-          <w:p>
-            <w:pPr>
-              <w:pStyle w:val="Compact"/>
-            </w:pPr>
-            <w:r>
-              <w:t xml:space="preserve">Lack of metrics to check the response time (RNF-001).</w:t>
-            </w:r>
-          </w:p>
-        </w:tc>
-        <w:tc>
-          <w:tcPr/>
-          <w:p>
-            <w:pPr>
-              <w:pStyle w:val="Compact"/>
-            </w:pPr>
-            <w:r>
-              <w:rPr>
-                <w:i/>
-                <w:iCs/>
-              </w:rPr>
-              <w:t xml:space="preserve">micrometer-registry-prometheus</w:t>
-            </w:r>
-            <w:r>
-              <w:t xml:space="preserve"> </w:t>
-            </w:r>
-            <w:r>
-              <w:t xml:space="preserve">in the Java services and equivalent metrics in .NET.</w:t>
-            </w:r>
-          </w:p>
-        </w:tc>
-        <w:tc>
-          <w:tcPr/>
-          <w:p>
-            <w:pPr>
-              <w:pStyle w:val="Compact"/>
-            </w:pPr>
-            <w:r>
-              <w:t xml:space="preserve">Backend leader</w:t>
-            </w:r>
-          </w:p>
-        </w:tc>
-        <w:tc>
-          <w:tcPr/>
-          <w:p>
-            <w:pPr>
-              <w:pStyle w:val="Compact"/>
-            </w:pPr>
-            <w:r>
-              <w:t xml:space="preserve">Low</w:t>
-            </w:r>
-          </w:p>
-        </w:tc>
-        <w:tc>
-          <w:tcPr/>
-          <w:p>
-            <w:pPr>
-              <w:pStyle w:val="Compact"/>
-            </w:pPr>
-            <w:r>
-              <w:t xml:space="preserve">Open</w:t>
-            </w:r>
-          </w:p>
-        </w:tc>
-        <w:tc>
-          <w:tcPr/>
-          <w:p>
-            <w:pPr>
-              <w:pStyle w:val="Compact"/>
-            </w:pPr>
-            <w:r>
-              <w:t xml:space="preserve">TD-012</w:t>
-            </w:r>
-          </w:p>
-        </w:tc>
-      </w:tr>
-      <w:tr>
-        <w:tc>
-          <w:tcPr/>
-          <w:p>
-            <w:pPr>
-              <w:pStyle w:val="Compact"/>
-            </w:pPr>
-            <w:r>
-              <w:t xml:space="preserve">AP-11</w:t>
-            </w:r>
-          </w:p>
-        </w:tc>
-        <w:tc>
-          <w:tcPr/>
-          <w:p>
-            <w:pPr>
-              <w:pStyle w:val="Compact"/>
-            </w:pPr>
-            <w:r>
-              <w:t xml:space="preserve">Brute-force attacks or API abuse if the system is exposed.</w:t>
-            </w:r>
-          </w:p>
-        </w:tc>
-        <w:tc>
-          <w:tcPr/>
-          <w:p>
-            <w:pPr>
-              <w:pStyle w:val="Compact"/>
-            </w:pPr>
-            <w:r>
-              <w:t xml:space="preserve">Request rate limit in the gateway or in Caddy (TD-022); account lockout is already active (AC-25).</w:t>
-            </w:r>
-          </w:p>
-        </w:tc>
-        <w:tc>
-          <w:tcPr/>
-          <w:p>
-            <w:pPr>
-              <w:pStyle w:val="Compact"/>
-            </w:pPr>
-            <w:r>
-              <w:t xml:space="preserve">Backend leader</w:t>
+              <w:t xml:space="preserve">In progress (permanent)</w:t>
+            </w:r>
+          </w:p>
+        </w:tc>
+        <w:tc>
+          <w:tcPr/>
+          <w:p>
+            <w:pPr>
+              <w:pStyle w:val="Compact"/>
+            </w:pPr>
+            <w:r>
+              <w:t xml:space="preserve">Lesson from AC-41</w:t>
+            </w:r>
+          </w:p>
+        </w:tc>
+      </w:tr>
+      <w:tr>
+        <w:tc>
+          <w:tcPr/>
+          <w:p>
+            <w:pPr>
+              <w:pStyle w:val="Compact"/>
+            </w:pPr>
+            <w:r>
+              <w:t xml:space="preserve">AP-16</w:t>
+            </w:r>
+          </w:p>
+        </w:tc>
+        <w:tc>
+          <w:tcPr/>
+          <w:p>
+            <w:pPr>
+              <w:pStyle w:val="Compact"/>
+            </w:pPr>
+            <w:r>
+              <w:t xml:space="preserve">Container logs filling the server disk.</w:t>
+            </w:r>
+          </w:p>
+        </w:tc>
+        <w:tc>
+          <w:tcPr/>
+          <w:p>
+            <w:pPr>
+              <w:pStyle w:val="Compact"/>
+            </w:pPr>
+            <w:r>
+              <w:t xml:space="preserve">Cap the logs of each container at 3 files of 10 MB.</w:t>
+            </w:r>
+          </w:p>
+        </w:tc>
+        <w:tc>
+          <w:tcPr/>
+          <w:p>
+            <w:pPr>
+              <w:pStyle w:val="Compact"/>
+            </w:pPr>
+            <w:r>
+              <w:t xml:space="preserve">Project leader</w:t>
             </w:r>
           </w:p>
         </w:tc>
@@ -10181,89 +12516,162 @@
               <w:pStyle w:val="Compact"/>
             </w:pPr>
             <w:r>
-              <w:t xml:space="preserve">Open</w:t>
-            </w:r>
-          </w:p>
-        </w:tc>
-        <w:tc>
-          <w:tcPr/>
-          <w:p>
-            <w:pPr>
-              <w:pStyle w:val="Compact"/>
-            </w:pPr>
-            <w:r>
-              <w:t xml:space="preserve">Security policy</w:t>
-            </w:r>
-          </w:p>
-        </w:tc>
-      </w:tr>
-      <w:tr>
-        <w:tc>
-          <w:tcPr/>
-          <w:p>
-            <w:pPr>
-              <w:pStyle w:val="Compact"/>
-            </w:pPr>
-            <w:r>
-              <w:t xml:space="preserve">AP-12</w:t>
-            </w:r>
-          </w:p>
-        </w:tc>
-        <w:tc>
-          <w:tcPr/>
-          <w:p>
-            <w:pPr>
-              <w:pStyle w:val="Compact"/>
-            </w:pPr>
-            <w:r>
-              <w:t xml:space="preserve">Components with known vulnerabilities.</w:t>
-            </w:r>
-          </w:p>
-        </w:tc>
-        <w:tc>
-          <w:tcPr/>
-          <w:p>
-            <w:pPr>
-              <w:pStyle w:val="Compact"/>
-            </w:pPr>
-            <w:r>
-              <w:t xml:space="preserve">Quarterly review with</w:t>
-            </w:r>
-            <w:r>
-              <w:t xml:space="preserve"> </w:t>
-            </w:r>
-            <w:r>
-              <w:rPr>
-                <w:i/>
-                <w:iCs/>
-              </w:rPr>
-              <w:t xml:space="preserve">./mvnw versions:display-dependency-updates</w:t>
-            </w:r>
-            <w:r>
-              <w:t xml:space="preserve">,</w:t>
-            </w:r>
-            <w:r>
-              <w:t xml:space="preserve"> </w:t>
-            </w:r>
-            <w:r>
-              <w:rPr>
-                <w:i/>
-                <w:iCs/>
-              </w:rPr>
-              <w:t xml:space="preserve">dotnet list package --vulnerable</w:t>
-            </w:r>
-            <w:r>
-              <w:t xml:space="preserve">, and</w:t>
-            </w:r>
-            <w:r>
-              <w:t xml:space="preserve"> </w:t>
-            </w:r>
-            <w:r>
-              <w:rPr>
-                <w:i/>
-                <w:iCs/>
-              </w:rPr>
-              <w:t xml:space="preserve">npm audit</w:t>
+              <w:t xml:space="preserve">Closed (2026-10-20):</w:t>
+            </w:r>
+            <w:r>
+              <w:t xml:space="preserve"> </w:t>
+            </w:r>
+            <w:r>
+              <w:rPr>
+                <w:i/>
+                <w:iCs/>
+              </w:rPr>
+              <w:t xml:space="preserve">docker-compose.prod.yml</w:t>
+            </w:r>
+          </w:p>
+        </w:tc>
+        <w:tc>
+          <w:tcPr/>
+          <w:p>
+            <w:pPr>
+              <w:pStyle w:val="Compact"/>
+            </w:pPr>
+            <w:r>
+              <w:t xml:space="preserve">Server review</w:t>
+            </w:r>
+          </w:p>
+        </w:tc>
+      </w:tr>
+      <w:tr>
+        <w:tc>
+          <w:tcPr/>
+          <w:p>
+            <w:pPr>
+              <w:pStyle w:val="Compact"/>
+            </w:pPr>
+            <w:r>
+              <w:t xml:space="preserve">AP-17</w:t>
+            </w:r>
+          </w:p>
+        </w:tc>
+        <w:tc>
+          <w:tcPr/>
+          <w:p>
+            <w:pPr>
+              <w:pStyle w:val="Compact"/>
+            </w:pPr>
+            <w:r>
+              <w:t xml:space="preserve">Browser-side attacks against the public site (embedding it in another page, loading scripts from other origins).</w:t>
+            </w:r>
+          </w:p>
+        </w:tc>
+        <w:tc>
+          <w:tcPr/>
+          <w:p>
+            <w:pPr>
+              <w:pStyle w:val="Compact"/>
+            </w:pPr>
+            <w:r>
+              <w:t xml:space="preserve">Security headers and a content security policy (CSP) in Caddy.</w:t>
+            </w:r>
+          </w:p>
+        </w:tc>
+        <w:tc>
+          <w:tcPr/>
+          <w:p>
+            <w:pPr>
+              <w:pStyle w:val="Compact"/>
+            </w:pPr>
+            <w:r>
+              <w:t xml:space="preserve">Project leader</w:t>
+            </w:r>
+          </w:p>
+        </w:tc>
+        <w:tc>
+          <w:tcPr/>
+          <w:p>
+            <w:pPr>
+              <w:pStyle w:val="Compact"/>
+            </w:pPr>
+            <w:r>
+              <w:t xml:space="preserve">Medium</w:t>
+            </w:r>
+          </w:p>
+        </w:tc>
+        <w:tc>
+          <w:tcPr/>
+          <w:p>
+            <w:pPr>
+              <w:pStyle w:val="Compact"/>
+            </w:pPr>
+            <w:r>
+              <w:t xml:space="preserve">Closed (2026-10-20):</w:t>
+            </w:r>
+            <w:r>
+              <w:t xml:space="preserve"> </w:t>
+            </w:r>
+            <w:r>
+              <w:rPr>
+                <w:i/>
+                <w:iCs/>
+              </w:rPr>
+              <w:t xml:space="preserve">deploy/Caddyfile</w:t>
+            </w:r>
+          </w:p>
+        </w:tc>
+        <w:tc>
+          <w:tcPr/>
+          <w:p>
+            <w:pPr>
+              <w:pStyle w:val="Compact"/>
+            </w:pPr>
+            <w:r>
+              <w:t xml:space="preserve">OWASP A05</w:t>
+            </w:r>
+          </w:p>
+        </w:tc>
+      </w:tr>
+      <w:tr>
+        <w:tc>
+          <w:tcPr/>
+          <w:p>
+            <w:pPr>
+              <w:pStyle w:val="Compact"/>
+            </w:pPr>
+            <w:r>
+              <w:t xml:space="preserve">AP-18</w:t>
+            </w:r>
+          </w:p>
+        </w:tc>
+        <w:tc>
+          <w:tcPr/>
+          <w:p>
+            <w:pPr>
+              <w:pStyle w:val="Compact"/>
+            </w:pPr>
+            <w:r>
+              <w:t xml:space="preserve">A container hanging without anyone noticing.</w:t>
+            </w:r>
+          </w:p>
+        </w:tc>
+        <w:tc>
+          <w:tcPr/>
+          <w:p>
+            <w:pPr>
+              <w:pStyle w:val="Compact"/>
+            </w:pPr>
+            <w:r>
+              <w:t xml:space="preserve">Health check every 30 seconds in every container, visible in</w:t>
+            </w:r>
+            <w:r>
+              <w:t xml:space="preserve"> </w:t>
+            </w:r>
+            <w:r>
+              <w:rPr>
+                <w:i/>
+                <w:iCs/>
+              </w:rPr>
+              <w:t xml:space="preserve">docker compose ps</w:t>
             </w:r>
             <w:r>
               <w:t xml:space="preserve">.</w:t>
@@ -10277,7 +12685,7 @@
               <w:pStyle w:val="Compact"/>
             </w:pPr>
             <w:r>
-              <w:t xml:space="preserve">Backend and frontend leaders</w:t>
+              <w:t xml:space="preserve">Project leader</w:t>
             </w:r>
           </w:p>
         </w:tc>
@@ -10299,6 +12707,95 @@
               <w:pStyle w:val="Compact"/>
             </w:pPr>
             <w:r>
+              <w:t xml:space="preserve">Closed (2026-10-20):</w:t>
+            </w:r>
+            <w:r>
+              <w:t xml:space="preserve"> </w:t>
+            </w:r>
+            <w:r>
+              <w:rPr>
+                <w:i/>
+                <w:iCs/>
+              </w:rPr>
+              <w:t xml:space="preserve">docker-compose.prod.yml</w:t>
+            </w:r>
+          </w:p>
+        </w:tc>
+        <w:tc>
+          <w:tcPr/>
+          <w:p>
+            <w:pPr>
+              <w:pStyle w:val="Compact"/>
+            </w:pPr>
+            <w:r>
+              <w:t xml:space="preserve">Server review</w:t>
+            </w:r>
+          </w:p>
+        </w:tc>
+      </w:tr>
+      <w:tr>
+        <w:tc>
+          <w:tcPr/>
+          <w:p>
+            <w:pPr>
+              <w:pStyle w:val="Compact"/>
+            </w:pPr>
+            <w:r>
+              <w:t xml:space="preserve">AP-19</w:t>
+            </w:r>
+          </w:p>
+        </w:tc>
+        <w:tc>
+          <w:tcPr/>
+          <w:p>
+            <w:pPr>
+              <w:pStyle w:val="Compact"/>
+            </w:pPr>
+            <w:r>
+              <w:t xml:space="preserve">An automatic job recording a final status with incomplete data (cause of AC-53).</w:t>
+            </w:r>
+          </w:p>
+        </w:tc>
+        <w:tc>
+          <w:tcPr/>
+          <w:p>
+            <w:pPr>
+              <w:pStyle w:val="Compact"/>
+            </w:pPr>
+            <w:r>
+              <w:t xml:space="preserve">Every automatic rule that changes a final status only acts when there is no doubt; anything doubtful goes to a list for a person to decide, and the rule is reviewed by the team before merging it.</w:t>
+            </w:r>
+          </w:p>
+        </w:tc>
+        <w:tc>
+          <w:tcPr/>
+          <w:p>
+            <w:pPr>
+              <w:pStyle w:val="Compact"/>
+            </w:pPr>
+            <w:r>
+              <w:t xml:space="preserve">Whole team</w:t>
+            </w:r>
+          </w:p>
+        </w:tc>
+        <w:tc>
+          <w:tcPr/>
+          <w:p>
+            <w:pPr>
+              <w:pStyle w:val="Compact"/>
+            </w:pPr>
+            <w:r>
+              <w:t xml:space="preserve">High</w:t>
+            </w:r>
+          </w:p>
+        </w:tc>
+        <w:tc>
+          <w:tcPr/>
+          <w:p>
+            <w:pPr>
+              <w:pStyle w:val="Compact"/>
+            </w:pPr>
+            <w:r>
               <w:t xml:space="preserve">In progress (permanent)</w:t>
             </w:r>
           </w:p>
@@ -10310,276 +12807,7 @@
               <w:pStyle w:val="Compact"/>
             </w:pPr>
             <w:r>
-              <w:t xml:space="preserve">OWASP A06</w:t>
-            </w:r>
-          </w:p>
-        </w:tc>
-      </w:tr>
-      <w:tr>
-        <w:tc>
-          <w:tcPr/>
-          <w:p>
-            <w:pPr>
-              <w:pStyle w:val="Compact"/>
-            </w:pPr>
-            <w:r>
-              <w:t xml:space="preserve">AP-13</w:t>
-            </w:r>
-          </w:p>
-        </w:tc>
-        <w:tc>
-          <w:tcPr/>
-          <w:p>
-            <w:pPr>
-              <w:pStyle w:val="Compact"/>
-            </w:pPr>
-            <w:r>
-              <w:t xml:space="preserve">Confusion caused by the own numbering of the payment changelogs, which repeats the global numbers.</w:t>
-            </w:r>
-          </w:p>
-        </w:tc>
-        <w:tc>
-          <w:tcPr/>
-          <w:p>
-            <w:pPr>
-              <w:pStyle w:val="Compact"/>
-            </w:pPr>
-            <w:r>
-              <w:t xml:space="preserve">Document the rule in the migration strategy and use the</w:t>
-            </w:r>
-            <w:r>
-              <w:t xml:space="preserve"> </w:t>
-            </w:r>
-            <w:r>
-              <w:rPr>
-                <w:i/>
-                <w:iCs/>
-              </w:rPr>
-              <w:t xml:space="preserve">pay-</w:t>
-            </w:r>
-            <w:r>
-              <w:t xml:space="preserve"> </w:t>
-            </w:r>
-            <w:r>
-              <w:t xml:space="preserve">prefix in the identifiers.</w:t>
-            </w:r>
-          </w:p>
-        </w:tc>
-        <w:tc>
-          <w:tcPr/>
-          <w:p>
-            <w:pPr>
-              <w:pStyle w:val="Compact"/>
-            </w:pPr>
-            <w:r>
-              <w:t xml:space="preserve">Backend leader</w:t>
-            </w:r>
-          </w:p>
-        </w:tc>
-        <w:tc>
-          <w:tcPr/>
-          <w:p>
-            <w:pPr>
-              <w:pStyle w:val="Compact"/>
-            </w:pPr>
-            <w:r>
-              <w:t xml:space="preserve">Low</w:t>
-            </w:r>
-          </w:p>
-        </w:tc>
-        <w:tc>
-          <w:tcPr/>
-          <w:p>
-            <w:pPr>
-              <w:pStyle w:val="Compact"/>
-            </w:pPr>
-            <w:r>
-              <w:t xml:space="preserve">Closed (documented)</w:t>
-            </w:r>
-          </w:p>
-        </w:tc>
-        <w:tc>
-          <w:tcPr/>
-          <w:p>
-            <w:pPr>
-              <w:pStyle w:val="Compact"/>
-            </w:pPr>
-            <w:r>
-              <w:t xml:space="preserve">TD-019</w:t>
-            </w:r>
-          </w:p>
-        </w:tc>
-      </w:tr>
-      <w:tr>
-        <w:tc>
-          <w:tcPr/>
-          <w:p>
-            <w:pPr>
-              <w:pStyle w:val="Compact"/>
-            </w:pPr>
-            <w:r>
-              <w:t xml:space="preserve">AP-14</w:t>
-            </w:r>
-          </w:p>
-        </w:tc>
-        <w:tc>
-          <w:tcPr/>
-          <w:p>
-            <w:pPr>
-              <w:pStyle w:val="Compact"/>
-            </w:pPr>
-            <w:r>
-              <w:t xml:space="preserve">Features built that contradict decisions already recorded (cause of AC-11 and AC-12).</w:t>
-            </w:r>
-          </w:p>
-        </w:tc>
-        <w:tc>
-          <w:tcPr/>
-          <w:p>
-            <w:pPr>
-              <w:pStyle w:val="Compact"/>
-            </w:pPr>
-            <w:r>
-              <w:t xml:space="preserve">Review the current ADRs and the navigation map before starting a feature, and consult the team when there is a contradiction.</w:t>
-            </w:r>
-          </w:p>
-        </w:tc>
-        <w:tc>
-          <w:tcPr/>
-          <w:p>
-            <w:pPr>
-              <w:pStyle w:val="Compact"/>
-            </w:pPr>
-            <w:r>
-              <w:t xml:space="preserve">Whole team</w:t>
-            </w:r>
-          </w:p>
-        </w:tc>
-        <w:tc>
-          <w:tcPr/>
-          <w:p>
-            <w:pPr>
-              <w:pStyle w:val="Compact"/>
-            </w:pPr>
-            <w:r>
-              <w:t xml:space="preserve">Medium</w:t>
-            </w:r>
-          </w:p>
-        </w:tc>
-        <w:tc>
-          <w:tcPr/>
-          <w:p>
-            <w:pPr>
-              <w:pStyle w:val="Compact"/>
-            </w:pPr>
-            <w:r>
-              <w:t xml:space="preserve">In progress (permanent)</w:t>
-            </w:r>
-          </w:p>
-        </w:tc>
-        <w:tc>
-          <w:tcPr/>
-          <w:p>
-            <w:pPr>
-              <w:pStyle w:val="Compact"/>
-            </w:pPr>
-            <w:r>
-              <w:t xml:space="preserve">Lesson of ADR-015</w:t>
-            </w:r>
-          </w:p>
-        </w:tc>
-      </w:tr>
-      <w:tr>
-        <w:tc>
-          <w:tcPr/>
-          <w:p>
-            <w:pPr>
-              <w:pStyle w:val="Compact"/>
-            </w:pPr>
-            <w:r>
-              <w:t xml:space="preserve">AP-15</w:t>
-            </w:r>
-          </w:p>
-        </w:tc>
-        <w:tc>
-          <w:tcPr/>
-          <w:p>
-            <w:pPr>
-              <w:pStyle w:val="Compact"/>
-            </w:pPr>
-            <w:r>
-              <w:t xml:space="preserve">Interface changes that break the phone layout without anyone noticing (cause of AC-41).</w:t>
-            </w:r>
-          </w:p>
-        </w:tc>
-        <w:tc>
-          <w:tcPr/>
-          <w:p>
-            <w:pPr>
-              <w:pStyle w:val="Compact"/>
-            </w:pPr>
-            <w:r>
-              <w:t xml:space="preserve">Measure the screens at 360 and 768 px with Playwright before merging interface changes, starting from the</w:t>
-            </w:r>
-            <w:r>
-              <w:t xml:space="preserve"> </w:t>
-            </w:r>
-            <w:r>
-              <w:rPr>
-                <w:i/>
-                <w:iCs/>
-              </w:rPr>
-              <w:t xml:space="preserve">e2e/width-360.js</w:t>
-            </w:r>
-            <w:r>
-              <w:t xml:space="preserve"> </w:t>
-            </w:r>
-            <w:r>
-              <w:t xml:space="preserve">script, and review the screenshots.</w:t>
-            </w:r>
-          </w:p>
-        </w:tc>
-        <w:tc>
-          <w:tcPr/>
-          <w:p>
-            <w:pPr>
-              <w:pStyle w:val="Compact"/>
-            </w:pPr>
-            <w:r>
-              <w:t xml:space="preserve">Frontend and backend leads</w:t>
-            </w:r>
-          </w:p>
-        </w:tc>
-        <w:tc>
-          <w:tcPr/>
-          <w:p>
-            <w:pPr>
-              <w:pStyle w:val="Compact"/>
-            </w:pPr>
-            <w:r>
-              <w:t xml:space="preserve">Medium</w:t>
-            </w:r>
-          </w:p>
-        </w:tc>
-        <w:tc>
-          <w:tcPr/>
-          <w:p>
-            <w:pPr>
-              <w:pStyle w:val="Compact"/>
-            </w:pPr>
-            <w:r>
-              <w:t xml:space="preserve">In progress (permanent)</w:t>
-            </w:r>
-          </w:p>
-        </w:tc>
-        <w:tc>
-          <w:tcPr/>
-          <w:p>
-            <w:pPr>
-              <w:pStyle w:val="Compact"/>
-            </w:pPr>
-            <w:r>
-              <w:t xml:space="preserve">Lesson from AC-41</w:t>
+              <w:t xml:space="preserve">Lesson from AC-53</w:t>
             </w:r>
           </w:p>
         </w:tc>
@@ -11324,6 +13552,627 @@
               <w:pStyle w:val="Compact"/>
             </w:pPr>
             <w:r>
+              <w:t xml:space="preserve">Separate the display fields and the real discount fields in</w:t>
+            </w:r>
+            <w:r>
+              <w:t xml:space="preserve"> </w:t>
+            </w:r>
+            <w:r>
+              <w:rPr>
+                <w:i/>
+                <w:iCs/>
+              </w:rPr>
+              <w:t xml:space="preserve">promotion.promotion</w:t>
+            </w:r>
+            <w:r>
+              <w:t xml:space="preserve">.</w:t>
+            </w:r>
+          </w:p>
+        </w:tc>
+        <w:tc>
+          <w:tcPr/>
+          <w:p>
+            <w:pPr>
+              <w:pStyle w:val="Compact"/>
+            </w:pPr>
+            <w:r>
+              <w:t xml:space="preserve">Prevents the displayed package and the applied discount from contradicting each other.</w:t>
+            </w:r>
+          </w:p>
+        </w:tc>
+        <w:tc>
+          <w:tcPr/>
+          <w:p>
+            <w:pPr>
+              <w:pStyle w:val="Compact"/>
+            </w:pPr>
+            <w:r>
+              <w:t xml:space="preserve">Backend leader</w:t>
+            </w:r>
+          </w:p>
+        </w:tc>
+        <w:tc>
+          <w:tcPr/>
+          <w:p>
+            <w:pPr>
+              <w:pStyle w:val="Compact"/>
+            </w:pPr>
+            <w:r>
+              <w:t xml:space="preserve">Low</w:t>
+            </w:r>
+          </w:p>
+        </w:tc>
+        <w:tc>
+          <w:tcPr/>
+          <w:p>
+            <w:pPr>
+              <w:pStyle w:val="Compact"/>
+            </w:pPr>
+            <w:r>
+              <w:t xml:space="preserve">Open</w:t>
+            </w:r>
+          </w:p>
+        </w:tc>
+        <w:tc>
+          <w:tcPr/>
+          <w:p>
+            <w:pPr>
+              <w:pStyle w:val="Compact"/>
+            </w:pPr>
+            <w:r>
+              <w:t xml:space="preserve">ADR-015</w:t>
+            </w:r>
+          </w:p>
+        </w:tc>
+      </w:tr>
+      <w:tr>
+        <w:tc>
+          <w:tcPr/>
+          <w:p>
+            <w:pPr>
+              <w:pStyle w:val="Compact"/>
+            </w:pPr>
+            <w:r>
+              <w:t xml:space="preserve">AM-08</w:t>
+            </w:r>
+          </w:p>
+        </w:tc>
+        <w:tc>
+          <w:tcPr/>
+          <w:p>
+            <w:pPr>
+              <w:pStyle w:val="Compact"/>
+            </w:pPr>
+            <w:r>
+              <w:t xml:space="preserve">Publish the built web application behind the gateway with HTTPS.</w:t>
+            </w:r>
+          </w:p>
+        </w:tc>
+        <w:tc>
+          <w:tcPr/>
+          <w:p>
+            <w:pPr>
+              <w:pStyle w:val="Compact"/>
+            </w:pPr>
+            <w:r>
+              <w:t xml:space="preserve">Production-ready environment, without a development server.</w:t>
+            </w:r>
+          </w:p>
+        </w:tc>
+        <w:tc>
+          <w:tcPr/>
+          <w:p>
+            <w:pPr>
+              <w:pStyle w:val="Compact"/>
+            </w:pPr>
+            <w:r>
+              <w:t xml:space="preserve">Frontend leader</w:t>
+            </w:r>
+          </w:p>
+        </w:tc>
+        <w:tc>
+          <w:tcPr/>
+          <w:p>
+            <w:pPr>
+              <w:pStyle w:val="Compact"/>
+            </w:pPr>
+            <w:r>
+              <w:t xml:space="preserve">Medium</w:t>
+            </w:r>
+          </w:p>
+        </w:tc>
+        <w:tc>
+          <w:tcPr/>
+          <w:p>
+            <w:pPr>
+              <w:pStyle w:val="Compact"/>
+            </w:pPr>
+            <w:r>
+              <w:t xml:space="preserve">Closed (2026-10-16): web container with nginx behind Caddy and HTTPS on the public server (Deployment Document)</w:t>
+            </w:r>
+          </w:p>
+        </w:tc>
+        <w:tc>
+          <w:tcPr/>
+          <w:p>
+            <w:pPr>
+              <w:pStyle w:val="Compact"/>
+            </w:pPr>
+            <w:r>
+              <w:t xml:space="preserve">Implementation Procedure, R-I08</w:t>
+            </w:r>
+          </w:p>
+        </w:tc>
+      </w:tr>
+      <w:tr>
+        <w:tc>
+          <w:tcPr/>
+          <w:p>
+            <w:pPr>
+              <w:pStyle w:val="Compact"/>
+            </w:pPr>
+            <w:r>
+              <w:t xml:space="preserve">AM-09</w:t>
+            </w:r>
+          </w:p>
+        </w:tc>
+        <w:tc>
+          <w:tcPr/>
+          <w:p>
+            <w:pPr>
+              <w:pStyle w:val="Compact"/>
+            </w:pPr>
+            <w:r>
+              <w:t xml:space="preserve">Coverage (JaCoCo) and static analysis (SonarQube) tools.</w:t>
+            </w:r>
+          </w:p>
+        </w:tc>
+        <w:tc>
+          <w:tcPr/>
+          <w:p>
+            <w:pPr>
+              <w:pStyle w:val="Compact"/>
+            </w:pPr>
+            <w:r>
+              <w:t xml:space="preserve">Objective code quality metrics.</w:t>
+            </w:r>
+          </w:p>
+        </w:tc>
+        <w:tc>
+          <w:tcPr/>
+          <w:p>
+            <w:pPr>
+              <w:pStyle w:val="Compact"/>
+            </w:pPr>
+            <w:r>
+              <w:t xml:space="preserve">Project leader</w:t>
+            </w:r>
+          </w:p>
+        </w:tc>
+        <w:tc>
+          <w:tcPr/>
+          <w:p>
+            <w:pPr>
+              <w:pStyle w:val="Compact"/>
+            </w:pPr>
+            <w:r>
+              <w:t xml:space="preserve">Low</w:t>
+            </w:r>
+          </w:p>
+        </w:tc>
+        <w:tc>
+          <w:tcPr/>
+          <w:p>
+            <w:pPr>
+              <w:pStyle w:val="Compact"/>
+            </w:pPr>
+            <w:r>
+              <w:t xml:space="preserve">Open</w:t>
+            </w:r>
+          </w:p>
+        </w:tc>
+        <w:tc>
+          <w:tcPr/>
+          <w:p>
+            <w:pPr>
+              <w:pStyle w:val="Compact"/>
+            </w:pPr>
+            <w:r>
+              <w:t xml:space="preserve">Testing strategy</w:t>
+            </w:r>
+          </w:p>
+        </w:tc>
+      </w:tr>
+      <w:tr>
+        <w:tc>
+          <w:tcPr/>
+          <w:p>
+            <w:pPr>
+              <w:pStyle w:val="Compact"/>
+            </w:pPr>
+            <w:r>
+              <w:t xml:space="preserve">AM-10</w:t>
+            </w:r>
+          </w:p>
+        </w:tc>
+        <w:tc>
+          <w:tcPr/>
+          <w:p>
+            <w:pPr>
+              <w:pStyle w:val="Compact"/>
+            </w:pPr>
+            <w:r>
+              <w:t xml:space="preserve">Automated end-to-end test across services (registration → booking → notification → payment).</w:t>
+            </w:r>
+          </w:p>
+        </w:tc>
+        <w:tc>
+          <w:tcPr/>
+          <w:p>
+            <w:pPr>
+              <w:pStyle w:val="Compact"/>
+            </w:pPr>
+            <w:r>
+              <w:t xml:space="preserve">Early detection of integration failures.</w:t>
+            </w:r>
+          </w:p>
+        </w:tc>
+        <w:tc>
+          <w:tcPr/>
+          <w:p>
+            <w:pPr>
+              <w:pStyle w:val="Compact"/>
+            </w:pPr>
+            <w:r>
+              <w:t xml:space="preserve">Backend leader</w:t>
+            </w:r>
+          </w:p>
+        </w:tc>
+        <w:tc>
+          <w:tcPr/>
+          <w:p>
+            <w:pPr>
+              <w:pStyle w:val="Compact"/>
+            </w:pPr>
+            <w:r>
+              <w:t xml:space="preserve">Medium</w:t>
+            </w:r>
+          </w:p>
+        </w:tc>
+        <w:tc>
+          <w:tcPr/>
+          <w:p>
+            <w:pPr>
+              <w:pStyle w:val="Compact"/>
+            </w:pPr>
+            <w:r>
+              <w:t xml:space="preserve">Closed (2026-10-16):</w:t>
+            </w:r>
+            <w:r>
+              <w:t xml:space="preserve"> </w:t>
+            </w:r>
+            <w:r>
+              <w:rPr>
+                <w:i/>
+                <w:iCs/>
+              </w:rPr>
+              <w:t xml:space="preserve">lavarapido-infra/e2e</w:t>
+            </w:r>
+            <w:r>
+              <w:t xml:space="preserve">, 19 tests passed against the containers</w:t>
+            </w:r>
+          </w:p>
+        </w:tc>
+        <w:tc>
+          <w:tcPr/>
+          <w:p>
+            <w:pPr>
+              <w:pStyle w:val="Compact"/>
+            </w:pPr>
+            <w:r>
+              <w:t xml:space="preserve">Testing strategy</w:t>
+            </w:r>
+          </w:p>
+        </w:tc>
+      </w:tr>
+      <w:tr>
+        <w:tc>
+          <w:tcPr/>
+          <w:p>
+            <w:pPr>
+              <w:pStyle w:val="Compact"/>
+            </w:pPr>
+            <w:r>
+              <w:t xml:space="preserve">AM-11</w:t>
+            </w:r>
+          </w:p>
+        </w:tc>
+        <w:tc>
+          <w:tcPr/>
+          <w:p>
+            <w:pPr>
+              <w:pStyle w:val="Compact"/>
+            </w:pPr>
+            <w:r>
+              <w:t xml:space="preserve">Replace the figure placeholders of the manuals with real screenshots of the final version.</w:t>
+            </w:r>
+          </w:p>
+        </w:tc>
+        <w:tc>
+          <w:tcPr/>
+          <w:p>
+            <w:pPr>
+              <w:pStyle w:val="Compact"/>
+            </w:pPr>
+            <w:r>
+              <w:t xml:space="preserve">Complete manuals according to the SENA guide.</w:t>
+            </w:r>
+          </w:p>
+        </w:tc>
+        <w:tc>
+          <w:tcPr/>
+          <w:p>
+            <w:pPr>
+              <w:pStyle w:val="Compact"/>
+            </w:pPr>
+            <w:r>
+              <w:t xml:space="preserve">Frontend leader</w:t>
+            </w:r>
+          </w:p>
+        </w:tc>
+        <w:tc>
+          <w:tcPr/>
+          <w:p>
+            <w:pPr>
+              <w:pStyle w:val="Compact"/>
+            </w:pPr>
+            <w:r>
+              <w:t xml:space="preserve">High</w:t>
+            </w:r>
+          </w:p>
+        </w:tc>
+        <w:tc>
+          <w:tcPr/>
+          <w:p>
+            <w:pPr>
+              <w:pStyle w:val="Compact"/>
+            </w:pPr>
+            <w:r>
+              <w:t xml:space="preserve">Closed (2026-10-16): manuals 4.0 with real screenshots of the system</w:t>
+            </w:r>
+          </w:p>
+        </w:tc>
+        <w:tc>
+          <w:tcPr/>
+          <w:p>
+            <w:pPr>
+              <w:pStyle w:val="Compact"/>
+            </w:pPr>
+            <w:r>
+              <w:t xml:space="preserve">Annex A of each manual</w:t>
+            </w:r>
+          </w:p>
+        </w:tc>
+      </w:tr>
+      <w:tr>
+        <w:tc>
+          <w:tcPr/>
+          <w:p>
+            <w:pPr>
+              <w:pStyle w:val="Compact"/>
+            </w:pPr>
+            <w:r>
+              <w:t xml:space="preserve">AM-12</w:t>
+            </w:r>
+          </w:p>
+        </w:tc>
+        <w:tc>
+          <w:tcPr/>
+          <w:p>
+            <w:pPr>
+              <w:pStyle w:val="Compact"/>
+            </w:pPr>
+            <w:r>
+              <w:t xml:space="preserve">Use the execution statuses</w:t>
+            </w:r>
+            <w:r>
+              <w:t xml:space="preserve"> </w:t>
+            </w:r>
+            <w:r>
+              <w:rPr>
+                <w:i/>
+                <w:iCs/>
+              </w:rPr>
+              <w:t xml:space="preserve">PAUSED</w:t>
+            </w:r>
+            <w:r>
+              <w:t xml:space="preserve"> </w:t>
+            </w:r>
+            <w:r>
+              <w:t xml:space="preserve">and</w:t>
+            </w:r>
+            <w:r>
+              <w:t xml:space="preserve"> </w:t>
+            </w:r>
+            <w:r>
+              <w:rPr>
+                <w:i/>
+                <w:iCs/>
+              </w:rPr>
+              <w:t xml:space="preserve">WITH_ISSUE</w:t>
+            </w:r>
+            <w:r>
+              <w:t xml:space="preserve"> </w:t>
+            </w:r>
+            <w:r>
+              <w:t xml:space="preserve">in the operator interface.</w:t>
+            </w:r>
+          </w:p>
+        </w:tc>
+        <w:tc>
+          <w:tcPr/>
+          <w:p>
+            <w:pPr>
+              <w:pStyle w:val="Compact"/>
+            </w:pPr>
+            <w:r>
+              <w:t xml:space="preserve">Record pauses and issues of the service.</w:t>
+            </w:r>
+          </w:p>
+        </w:tc>
+        <w:tc>
+          <w:tcPr/>
+          <w:p>
+            <w:pPr>
+              <w:pStyle w:val="Compact"/>
+            </w:pPr>
+            <w:r>
+              <w:t xml:space="preserve">Frontend leader</w:t>
+            </w:r>
+          </w:p>
+        </w:tc>
+        <w:tc>
+          <w:tcPr/>
+          <w:p>
+            <w:pPr>
+              <w:pStyle w:val="Compact"/>
+            </w:pPr>
+            <w:r>
+              <w:t xml:space="preserve">Low</w:t>
+            </w:r>
+          </w:p>
+        </w:tc>
+        <w:tc>
+          <w:tcPr/>
+          <w:p>
+            <w:pPr>
+              <w:pStyle w:val="Compact"/>
+            </w:pPr>
+            <w:r>
+              <w:t xml:space="preserve">Open</w:t>
+            </w:r>
+          </w:p>
+        </w:tc>
+        <w:tc>
+          <w:tcPr/>
+          <w:p>
+            <w:pPr>
+              <w:pStyle w:val="Compact"/>
+            </w:pPr>
+            <w:r>
+              <w:t xml:space="preserve">Data model</w:t>
+            </w:r>
+          </w:p>
+        </w:tc>
+      </w:tr>
+      <w:tr>
+        <w:tc>
+          <w:tcPr/>
+          <w:p>
+            <w:pPr>
+              <w:pStyle w:val="Compact"/>
+            </w:pPr>
+            <w:r>
+              <w:t xml:space="preserve">AM-13</w:t>
+            </w:r>
+          </w:p>
+        </w:tc>
+        <w:tc>
+          <w:tcPr/>
+          <w:p>
+            <w:pPr>
+              <w:pStyle w:val="Compact"/>
+            </w:pPr>
+            <w:r>
+              <w:t xml:space="preserve">Expose in the panel the sending of general announcements (</w:t>
+            </w:r>
+            <w:r>
+              <w:rPr>
+                <w:i/>
+                <w:iCs/>
+              </w:rPr>
+              <w:t xml:space="preserve">SYSTEM_MESSAGE</w:t>
+            </w:r>
+            <w:r>
+              <w:t xml:space="preserve">) to groups of users.</w:t>
+            </w:r>
+          </w:p>
+        </w:tc>
+        <w:tc>
+          <w:tcPr/>
+          <w:p>
+            <w:pPr>
+              <w:pStyle w:val="Compact"/>
+            </w:pPr>
+            <w:r>
+              <w:t xml:space="preserve">Direct communication with customers and operators without using the API.</w:t>
+            </w:r>
+          </w:p>
+        </w:tc>
+        <w:tc>
+          <w:tcPr/>
+          <w:p>
+            <w:pPr>
+              <w:pStyle w:val="Compact"/>
+            </w:pPr>
+            <w:r>
+              <w:t xml:space="preserve">Frontend leader</w:t>
+            </w:r>
+          </w:p>
+        </w:tc>
+        <w:tc>
+          <w:tcPr/>
+          <w:p>
+            <w:pPr>
+              <w:pStyle w:val="Compact"/>
+            </w:pPr>
+            <w:r>
+              <w:t xml:space="preserve">Low</w:t>
+            </w:r>
+          </w:p>
+        </w:tc>
+        <w:tc>
+          <w:tcPr/>
+          <w:p>
+            <w:pPr>
+              <w:pStyle w:val="Compact"/>
+            </w:pPr>
+            <w:r>
+              <w:t xml:space="preserve">Open</w:t>
+            </w:r>
+          </w:p>
+        </w:tc>
+        <w:tc>
+          <w:tcPr/>
+          <w:p>
+            <w:pPr>
+              <w:pStyle w:val="Compact"/>
+            </w:pPr>
+            <w:r>
+              <w:t xml:space="preserve">Administrator Manual</w:t>
+            </w:r>
+          </w:p>
+        </w:tc>
+      </w:tr>
+      <w:tr>
+        <w:tc>
+          <w:tcPr/>
+          <w:p>
+            <w:pPr>
+              <w:pStyle w:val="Compact"/>
+            </w:pPr>
+            <w:r>
+              <w:t xml:space="preserve">AM-14</w:t>
+            </w:r>
+          </w:p>
+        </w:tc>
+        <w:tc>
+          <w:tcPr/>
+          <w:p>
+            <w:pPr>
+              <w:pStyle w:val="Compact"/>
+            </w:pPr>
+            <w:r>
               <w:t xml:space="preserve">Manage the inspection report from the mobile app.</w:t>
             </w:r>
           </w:p>
@@ -11408,7 +14257,7 @@
               <w:pStyle w:val="Compact"/>
             </w:pPr>
             <w:r>
-              <w:t xml:space="preserve">AM-08</w:t>
+              <w:t xml:space="preserve">AM-15</w:t>
             </w:r>
           </w:p>
         </w:tc>
@@ -11487,42 +14336,29 @@
               <w:pStyle w:val="Compact"/>
             </w:pPr>
             <w:r>
-              <w:t xml:space="preserve">AM-07</w:t>
-            </w:r>
-          </w:p>
-        </w:tc>
-        <w:tc>
-          <w:tcPr/>
-          <w:p>
-            <w:pPr>
-              <w:pStyle w:val="Compact"/>
-            </w:pPr>
-            <w:r>
-              <w:t xml:space="preserve">Separate the display fields and the real discount fields in</w:t>
-            </w:r>
-            <w:r>
-              <w:t xml:space="preserve"> </w:t>
-            </w:r>
-            <w:r>
-              <w:rPr>
-                <w:i/>
-                <w:iCs/>
-              </w:rPr>
-              <w:t xml:space="preserve">promotion.promotion</w:t>
-            </w:r>
-            <w:r>
-              <w:t xml:space="preserve">.</w:t>
-            </w:r>
-          </w:p>
-        </w:tc>
-        <w:tc>
-          <w:tcPr/>
-          <w:p>
-            <w:pPr>
-              <w:pStyle w:val="Compact"/>
-            </w:pPr>
-            <w:r>
-              <w:t xml:space="preserve">Prevents the displayed package and the applied discount from contradicting each other.</w:t>
+              <w:t xml:space="preserve">AM-16</w:t>
+            </w:r>
+          </w:p>
+        </w:tc>
+        <w:tc>
+          <w:tcPr/>
+          <w:p>
+            <w:pPr>
+              <w:pStyle w:val="Compact"/>
+            </w:pPr>
+            <w:r>
+              <w:t xml:space="preserve">Require installing the new APK when there are native changes that do not arrive over the internet.</w:t>
+            </w:r>
+          </w:p>
+        </w:tc>
+        <w:tc>
+          <w:tcPr/>
+          <w:p>
+            <w:pPr>
+              <w:pStyle w:val="Compact"/>
+            </w:pPr>
+            <w:r>
+              <w:t xml:space="preserve">Nobody keeps using an app version without the fixes that depend on the APK.</w:t>
             </w:r>
           </w:p>
         </w:tc>
@@ -11544,85 +14380,6 @@
               <w:pStyle w:val="Compact"/>
             </w:pPr>
             <w:r>
-              <w:t xml:space="preserve">Low</w:t>
-            </w:r>
-          </w:p>
-        </w:tc>
-        <w:tc>
-          <w:tcPr/>
-          <w:p>
-            <w:pPr>
-              <w:pStyle w:val="Compact"/>
-            </w:pPr>
-            <w:r>
-              <w:t xml:space="preserve">Open</w:t>
-            </w:r>
-          </w:p>
-        </w:tc>
-        <w:tc>
-          <w:tcPr/>
-          <w:p>
-            <w:pPr>
-              <w:pStyle w:val="Compact"/>
-            </w:pPr>
-            <w:r>
-              <w:t xml:space="preserve">ADR-015</w:t>
-            </w:r>
-          </w:p>
-        </w:tc>
-      </w:tr>
-      <w:tr>
-        <w:tc>
-          <w:tcPr/>
-          <w:p>
-            <w:pPr>
-              <w:pStyle w:val="Compact"/>
-            </w:pPr>
-            <w:r>
-              <w:t xml:space="preserve">AM-08</w:t>
-            </w:r>
-          </w:p>
-        </w:tc>
-        <w:tc>
-          <w:tcPr/>
-          <w:p>
-            <w:pPr>
-              <w:pStyle w:val="Compact"/>
-            </w:pPr>
-            <w:r>
-              <w:t xml:space="preserve">Publish the built web application behind the gateway with HTTPS.</w:t>
-            </w:r>
-          </w:p>
-        </w:tc>
-        <w:tc>
-          <w:tcPr/>
-          <w:p>
-            <w:pPr>
-              <w:pStyle w:val="Compact"/>
-            </w:pPr>
-            <w:r>
-              <w:t xml:space="preserve">Production-ready environment, without a development server.</w:t>
-            </w:r>
-          </w:p>
-        </w:tc>
-        <w:tc>
-          <w:tcPr/>
-          <w:p>
-            <w:pPr>
-              <w:pStyle w:val="Compact"/>
-            </w:pPr>
-            <w:r>
-              <w:t xml:space="preserve">Frontend leader</w:t>
-            </w:r>
-          </w:p>
-        </w:tc>
-        <w:tc>
-          <w:tcPr/>
-          <w:p>
-            <w:pPr>
-              <w:pStyle w:val="Compact"/>
-            </w:pPr>
-            <w:r>
               <w:t xml:space="preserve">Medium</w:t>
             </w:r>
           </w:p>
@@ -11634,468 +14391,34 @@
               <w:pStyle w:val="Compact"/>
             </w:pPr>
             <w:r>
-              <w:t xml:space="preserve">Closed (2026-10-16): web container with nginx behind Caddy and HTTPS on the public server (Deployment Document)</w:t>
-            </w:r>
-          </w:p>
-        </w:tc>
-        <w:tc>
-          <w:tcPr/>
-          <w:p>
-            <w:pPr>
-              <w:pStyle w:val="Compact"/>
-            </w:pPr>
-            <w:r>
-              <w:t xml:space="preserve">Implementation Procedure, R-I08</w:t>
-            </w:r>
-          </w:p>
-        </w:tc>
-      </w:tr>
-      <w:tr>
-        <w:tc>
-          <w:tcPr/>
-          <w:p>
-            <w:pPr>
-              <w:pStyle w:val="Compact"/>
-            </w:pPr>
-            <w:r>
-              <w:t xml:space="preserve">AM-09</w:t>
-            </w:r>
-          </w:p>
-        </w:tc>
-        <w:tc>
-          <w:tcPr/>
-          <w:p>
-            <w:pPr>
-              <w:pStyle w:val="Compact"/>
-            </w:pPr>
-            <w:r>
-              <w:t xml:space="preserve">Coverage (JaCoCo) and static analysis (SonarQube) tools.</w:t>
-            </w:r>
-          </w:p>
-        </w:tc>
-        <w:tc>
-          <w:tcPr/>
-          <w:p>
-            <w:pPr>
-              <w:pStyle w:val="Compact"/>
-            </w:pPr>
-            <w:r>
-              <w:t xml:space="preserve">Objective code quality metrics.</w:t>
-            </w:r>
-          </w:p>
-        </w:tc>
-        <w:tc>
-          <w:tcPr/>
-          <w:p>
-            <w:pPr>
-              <w:pStyle w:val="Compact"/>
-            </w:pPr>
-            <w:r>
-              <w:t xml:space="preserve">Project leader</w:t>
-            </w:r>
-          </w:p>
-        </w:tc>
-        <w:tc>
-          <w:tcPr/>
-          <w:p>
-            <w:pPr>
-              <w:pStyle w:val="Compact"/>
-            </w:pPr>
-            <w:r>
-              <w:t xml:space="preserve">Low</w:t>
-            </w:r>
-          </w:p>
-        </w:tc>
-        <w:tc>
-          <w:tcPr/>
-          <w:p>
-            <w:pPr>
-              <w:pStyle w:val="Compact"/>
-            </w:pPr>
-            <w:r>
-              <w:t xml:space="preserve">Open</w:t>
-            </w:r>
-          </w:p>
-        </w:tc>
-        <w:tc>
-          <w:tcPr/>
-          <w:p>
-            <w:pPr>
-              <w:pStyle w:val="Compact"/>
-            </w:pPr>
-            <w:r>
-              <w:t xml:space="preserve">Testing strategy</w:t>
-            </w:r>
-          </w:p>
-        </w:tc>
-      </w:tr>
-      <w:tr>
-        <w:tc>
-          <w:tcPr/>
-          <w:p>
-            <w:pPr>
-              <w:pStyle w:val="Compact"/>
-            </w:pPr>
-            <w:r>
-              <w:t xml:space="preserve">AM-10</w:t>
-            </w:r>
-          </w:p>
-        </w:tc>
-        <w:tc>
-          <w:tcPr/>
-          <w:p>
-            <w:pPr>
-              <w:pStyle w:val="Compact"/>
-            </w:pPr>
-            <w:r>
-              <w:t xml:space="preserve">Automated end-to-end test across services (registration → booking → notification → payment).</w:t>
-            </w:r>
-          </w:p>
-        </w:tc>
-        <w:tc>
-          <w:tcPr/>
-          <w:p>
-            <w:pPr>
-              <w:pStyle w:val="Compact"/>
-            </w:pPr>
-            <w:r>
-              <w:t xml:space="preserve">Early detection of integration failures.</w:t>
-            </w:r>
-          </w:p>
-        </w:tc>
-        <w:tc>
-          <w:tcPr/>
-          <w:p>
-            <w:pPr>
-              <w:pStyle w:val="Compact"/>
-            </w:pPr>
-            <w:r>
-              <w:t xml:space="preserve">Backend leader</w:t>
-            </w:r>
-          </w:p>
-        </w:tc>
-        <w:tc>
-          <w:tcPr/>
-          <w:p>
-            <w:pPr>
-              <w:pStyle w:val="Compact"/>
-            </w:pPr>
-            <w:r>
-              <w:t xml:space="preserve">Medium</w:t>
-            </w:r>
-          </w:p>
-        </w:tc>
-        <w:tc>
-          <w:tcPr/>
-          <w:p>
-            <w:pPr>
-              <w:pStyle w:val="Compact"/>
-            </w:pPr>
-            <w:r>
-              <w:t xml:space="preserve">Closed (2026-10-16):</w:t>
-            </w:r>
-            <w:r>
-              <w:t xml:space="preserve"> </w:t>
-            </w:r>
-            <w:r>
-              <w:rPr>
-                <w:i/>
-                <w:iCs/>
-              </w:rPr>
-              <w:t xml:space="preserve">lavarapido-infra/e2e</w:t>
-            </w:r>
-            <w:r>
-              <w:t xml:space="preserve">, 19 tests passed against the containers</w:t>
-            </w:r>
-          </w:p>
-        </w:tc>
-        <w:tc>
-          <w:tcPr/>
-          <w:p>
-            <w:pPr>
-              <w:pStyle w:val="Compact"/>
-            </w:pPr>
-            <w:r>
-              <w:t xml:space="preserve">Testing strategy</w:t>
-            </w:r>
-          </w:p>
-        </w:tc>
-      </w:tr>
-      <w:tr>
-        <w:tc>
-          <w:tcPr/>
-          <w:p>
-            <w:pPr>
-              <w:pStyle w:val="Compact"/>
-            </w:pPr>
-            <w:r>
-              <w:t xml:space="preserve">AM-11</w:t>
-            </w:r>
-          </w:p>
-        </w:tc>
-        <w:tc>
-          <w:tcPr/>
-          <w:p>
-            <w:pPr>
-              <w:pStyle w:val="Compact"/>
-            </w:pPr>
-            <w:r>
-              <w:t xml:space="preserve">Replace the figure placeholders of the manuals with real screenshots of the final version.</w:t>
-            </w:r>
-          </w:p>
-        </w:tc>
-        <w:tc>
-          <w:tcPr/>
-          <w:p>
-            <w:pPr>
-              <w:pStyle w:val="Compact"/>
-            </w:pPr>
-            <w:r>
-              <w:t xml:space="preserve">Complete manuals according to the SENA guide.</w:t>
-            </w:r>
-          </w:p>
-        </w:tc>
-        <w:tc>
-          <w:tcPr/>
-          <w:p>
-            <w:pPr>
-              <w:pStyle w:val="Compact"/>
-            </w:pPr>
-            <w:r>
-              <w:t xml:space="preserve">Frontend leader</w:t>
-            </w:r>
-          </w:p>
-        </w:tc>
-        <w:tc>
-          <w:tcPr/>
-          <w:p>
-            <w:pPr>
-              <w:pStyle w:val="Compact"/>
-            </w:pPr>
-            <w:r>
-              <w:t xml:space="preserve">High</w:t>
-            </w:r>
-          </w:p>
-        </w:tc>
-        <w:tc>
-          <w:tcPr/>
-          <w:p>
-            <w:pPr>
-              <w:pStyle w:val="Compact"/>
-            </w:pPr>
-            <w:r>
-              <w:t xml:space="preserve">Closed (2026-10-16): manuals 4.0 with real screenshots of the system</w:t>
-            </w:r>
-          </w:p>
-        </w:tc>
-        <w:tc>
-          <w:tcPr/>
-          <w:p>
-            <w:pPr>
-              <w:pStyle w:val="Compact"/>
-            </w:pPr>
-            <w:r>
-              <w:t xml:space="preserve">Annex A of each manual</w:t>
-            </w:r>
-          </w:p>
-        </w:tc>
-      </w:tr>
-      <w:tr>
-        <w:tc>
-          <w:tcPr/>
-          <w:p>
-            <w:pPr>
-              <w:pStyle w:val="Compact"/>
-            </w:pPr>
-            <w:r>
-              <w:t xml:space="preserve">AM-12</w:t>
-            </w:r>
-          </w:p>
-        </w:tc>
-        <w:tc>
-          <w:tcPr/>
-          <w:p>
-            <w:pPr>
-              <w:pStyle w:val="Compact"/>
-            </w:pPr>
-            <w:r>
-              <w:t xml:space="preserve">Use the execution statuses</w:t>
-            </w:r>
-            <w:r>
-              <w:t xml:space="preserve"> </w:t>
-            </w:r>
-            <w:r>
-              <w:rPr>
-                <w:i/>
-                <w:iCs/>
-              </w:rPr>
-              <w:t xml:space="preserve">PAUSED</w:t>
-            </w:r>
-            <w:r>
-              <w:t xml:space="preserve"> </w:t>
-            </w:r>
-            <w:r>
-              <w:t xml:space="preserve">and</w:t>
-            </w:r>
-            <w:r>
-              <w:t xml:space="preserve"> </w:t>
-            </w:r>
-            <w:r>
-              <w:rPr>
-                <w:i/>
-                <w:iCs/>
-              </w:rPr>
-              <w:t xml:space="preserve">WITH_ISSUE</w:t>
-            </w:r>
-            <w:r>
-              <w:t xml:space="preserve"> </w:t>
-            </w:r>
-            <w:r>
-              <w:t xml:space="preserve">in the operator interface.</w:t>
-            </w:r>
-          </w:p>
-        </w:tc>
-        <w:tc>
-          <w:tcPr/>
-          <w:p>
-            <w:pPr>
-              <w:pStyle w:val="Compact"/>
-            </w:pPr>
-            <w:r>
-              <w:t xml:space="preserve">Record pauses and issues of the service.</w:t>
-            </w:r>
-          </w:p>
-        </w:tc>
-        <w:tc>
-          <w:tcPr/>
-          <w:p>
-            <w:pPr>
-              <w:pStyle w:val="Compact"/>
-            </w:pPr>
-            <w:r>
-              <w:t xml:space="preserve">Frontend leader</w:t>
-            </w:r>
-          </w:p>
-        </w:tc>
-        <w:tc>
-          <w:tcPr/>
-          <w:p>
-            <w:pPr>
-              <w:pStyle w:val="Compact"/>
-            </w:pPr>
-            <w:r>
-              <w:t xml:space="preserve">Low</w:t>
-            </w:r>
-          </w:p>
-        </w:tc>
-        <w:tc>
-          <w:tcPr/>
-          <w:p>
-            <w:pPr>
-              <w:pStyle w:val="Compact"/>
-            </w:pPr>
-            <w:r>
-              <w:t xml:space="preserve">Open</w:t>
-            </w:r>
-          </w:p>
-        </w:tc>
-        <w:tc>
-          <w:tcPr/>
-          <w:p>
-            <w:pPr>
-              <w:pStyle w:val="Compact"/>
-            </w:pPr>
-            <w:r>
-              <w:t xml:space="preserve">Data model</w:t>
-            </w:r>
-          </w:p>
-        </w:tc>
-      </w:tr>
-      <w:tr>
-        <w:tc>
-          <w:tcPr/>
-          <w:p>
-            <w:pPr>
-              <w:pStyle w:val="Compact"/>
-            </w:pPr>
-            <w:r>
-              <w:t xml:space="preserve">AM-13</w:t>
-            </w:r>
-          </w:p>
-        </w:tc>
-        <w:tc>
-          <w:tcPr/>
-          <w:p>
-            <w:pPr>
-              <w:pStyle w:val="Compact"/>
-            </w:pPr>
-            <w:r>
-              <w:t xml:space="preserve">Expose in the panel the sending of general announcements (</w:t>
-            </w:r>
-            <w:r>
-              <w:rPr>
-                <w:i/>
-                <w:iCs/>
-              </w:rPr>
-              <w:t xml:space="preserve">SYSTEM_MESSAGE</w:t>
-            </w:r>
-            <w:r>
-              <w:t xml:space="preserve">) to groups of users.</w:t>
-            </w:r>
-          </w:p>
-        </w:tc>
-        <w:tc>
-          <w:tcPr/>
-          <w:p>
-            <w:pPr>
-              <w:pStyle w:val="Compact"/>
-            </w:pPr>
-            <w:r>
-              <w:t xml:space="preserve">Direct communication with customers and operators without using the API.</w:t>
-            </w:r>
-          </w:p>
-        </w:tc>
-        <w:tc>
-          <w:tcPr/>
-          <w:p>
-            <w:pPr>
-              <w:pStyle w:val="Compact"/>
-            </w:pPr>
-            <w:r>
-              <w:t xml:space="preserve">Frontend leader</w:t>
-            </w:r>
-          </w:p>
-        </w:tc>
-        <w:tc>
-          <w:tcPr/>
-          <w:p>
-            <w:pPr>
-              <w:pStyle w:val="Compact"/>
-            </w:pPr>
-            <w:r>
-              <w:t xml:space="preserve">Low</w:t>
-            </w:r>
-          </w:p>
-        </w:tc>
-        <w:tc>
-          <w:tcPr/>
-          <w:p>
-            <w:pPr>
-              <w:pStyle w:val="Compact"/>
-            </w:pPr>
-            <w:r>
-              <w:t xml:space="preserve">Open</w:t>
-            </w:r>
-          </w:p>
-        </w:tc>
-        <w:tc>
-          <w:tcPr/>
-          <w:p>
-            <w:pPr>
-              <w:pStyle w:val="Compact"/>
-            </w:pPr>
-            <w:r>
-              <w:t xml:space="preserve">Administrator Manual</w:t>
+              <w:t xml:space="preserve">Closed (2026-10-21): a screen that only lets the user download the published APK if its</w:t>
+            </w:r>
+            <w:r>
+              <w:t xml:space="preserve"> </w:t>
+            </w:r>
+            <w:r>
+              <w:rPr>
+                <w:i/>
+                <w:iCs/>
+              </w:rPr>
+              <w:t xml:space="preserve">versionCode</w:t>
+            </w:r>
+            <w:r>
+              <w:t xml:space="preserve"> </w:t>
+            </w:r>
+            <w:r>
+              <w:t xml:space="preserve">is higher; if the server does not answer, the app goes on</w:t>
+            </w:r>
+          </w:p>
+        </w:tc>
+        <w:tc>
+          <w:tcPr/>
+          <w:p>
+            <w:pPr>
+              <w:pStyle w:val="Compact"/>
+            </w:pPr>
+            <w:r>
+              <w:t xml:space="preserve">Review of 2026-10-21</w:t>
             </w:r>
           </w:p>
         </w:tc>
@@ -12209,7 +14532,7 @@
               <w:pStyle w:val="Compact"/>
             </w:pPr>
             <w:r>
-              <w:t xml:space="preserve">Value as of 2026-10-17</w:t>
+              <w:t xml:space="preserve">Value as of 2026-10-21</w:t>
             </w:r>
           </w:p>
         </w:tc>
@@ -12255,7 +14578,7 @@
               <w:pStyle w:val="Compact"/>
             </w:pPr>
             <w:r>
-              <w:t xml:space="preserve">43 / 45 = 96%</w:t>
+              <w:t xml:space="preserve">52 / 55 = 95%</w:t>
             </w:r>
           </w:p>
         </w:tc>
@@ -12485,7 +14808,7 @@
               <w:pStyle w:val="Compact"/>
             </w:pPr>
             <w:r>
-              <w:t xml:space="preserve">655 unit and integration tests (web 43, gateway 34, Java services 430, and payment-service 148) as of October 19, 2026, 19 end-to-end tests, and 42 functional cases</w:t>
+              <w:t xml:space="preserve">707 unit and integration tests (web 62, gateway 40, Java services 455, and payment-service 150) and 19 end-to-end tests in the final run of October 21, 2026, and 42 functional cases as of October 19</w:t>
             </w:r>
           </w:p>
         </w:tc>
@@ -12506,7 +14829,7 @@
         <w:t xml:space="preserve"> </w:t>
       </w:r>
       <w:r>
-        <w:t xml:space="preserve">Prepared by the authors. The test count corresponds to the run of October 16, 2026; version 1.0 counted annotations (about 400).</w:t>
+        <w:t xml:space="preserve">Prepared by the authors. The test count corresponds to the evening run of October 21, 2026 (the early-morning run had 689); version 1.0 counted annotations (about 400).</w:t>
       </w:r>
     </w:p>
     <w:p>
@@ -12514,7 +14837,7 @@
         <w:pStyle w:val="BodyText"/>
       </w:pPr>
       <w:r>
-        <w:t xml:space="preserve">The project leader reviews the indicators at each retrospective and before each implementation. With AC-25 and AC-26 closed there are no open P0 or P1 corrective actions left, so entry criterion E6 of the Implementation Procedure is met. The two open corrective actions (ACO-04 and ACO-13) are P2 and P3 and have a recorded action.</w:t>
+        <w:t xml:space="preserve">The project leader reviews the indicators at each retrospective and before each implementation. With AC-25 and AC-26 closed there are no open P0 or P1 corrective actions left, so entry criterion E6 of the Implementation Procedure is met. The three open corrective actions (ACO-04, ACO-13, and ACO-14) are P2 and P3 and have a recorded action.</w:t>
       </w:r>
     </w:p>
     <w:bookmarkEnd w:id="43"/>
@@ -12770,7 +15093,7 @@
               <w:pStyle w:val="Compact"/>
             </w:pPr>
             <w:r>
-              <w:t xml:space="preserve">AC-15</w:t>
+              <w:t xml:space="preserve">AC-15, AC-45</w:t>
             </w:r>
           </w:p>
         </w:tc>
@@ -13016,6 +15339,146 @@
             </w:pPr>
             <w:r>
               <w:t xml:space="preserve">AC-37</w:t>
+            </w:r>
+          </w:p>
+        </w:tc>
+      </w:tr>
+      <w:tr>
+        <w:tc>
+          <w:tcPr/>
+          <w:p>
+            <w:pPr>
+              <w:pStyle w:val="Compact"/>
+            </w:pPr>
+            <w:r>
+              <w:t xml:space="preserve">L-13</w:t>
+            </w:r>
+          </w:p>
+        </w:tc>
+        <w:tc>
+          <w:tcPr/>
+          <w:p>
+            <w:pPr>
+              <w:pStyle w:val="Compact"/>
+            </w:pPr>
+            <w:r>
+              <w:t xml:space="preserve">Signing out must void the token in every service, not just delete it from the browser.</w:t>
+            </w:r>
+          </w:p>
+        </w:tc>
+        <w:tc>
+          <w:tcPr/>
+          <w:p>
+            <w:pPr>
+              <w:pStyle w:val="Compact"/>
+            </w:pPr>
+            <w:r>
+              <w:t xml:space="preserve">AC-44</w:t>
+            </w:r>
+          </w:p>
+        </w:tc>
+      </w:tr>
+      <w:tr>
+        <w:tc>
+          <w:tcPr/>
+          <w:p>
+            <w:pPr>
+              <w:pStyle w:val="Compact"/>
+            </w:pPr>
+            <w:r>
+              <w:t xml:space="preserve">L-14</w:t>
+            </w:r>
+          </w:p>
+        </w:tc>
+        <w:tc>
+          <w:tcPr/>
+          <w:p>
+            <w:pPr>
+              <w:pStyle w:val="Compact"/>
+            </w:pPr>
+            <w:r>
+              <w:t xml:space="preserve">What is done by hand and what the system does on its own over the same resource need the same lock.</w:t>
+            </w:r>
+          </w:p>
+        </w:tc>
+        <w:tc>
+          <w:tcPr/>
+          <w:p>
+            <w:pPr>
+              <w:pStyle w:val="Compact"/>
+            </w:pPr>
+            <w:r>
+              <w:t xml:space="preserve">AC-46</w:t>
+            </w:r>
+          </w:p>
+        </w:tc>
+      </w:tr>
+      <w:tr>
+        <w:tc>
+          <w:tcPr/>
+          <w:p>
+            <w:pPr>
+              <w:pStyle w:val="Compact"/>
+            </w:pPr>
+            <w:r>
+              <w:t xml:space="preserve">L-15</w:t>
+            </w:r>
+          </w:p>
+        </w:tc>
+        <w:tc>
+          <w:tcPr/>
+          <w:p>
+            <w:pPr>
+              <w:pStyle w:val="Compact"/>
+            </w:pPr>
+            <w:r>
+              <w:t xml:space="preserve">A backup only counts once it has been shown that it can be restored.</w:t>
+            </w:r>
+          </w:p>
+        </w:tc>
+        <w:tc>
+          <w:tcPr/>
+          <w:p>
+            <w:pPr>
+              <w:pStyle w:val="Compact"/>
+            </w:pPr>
+            <w:r>
+              <w:t xml:space="preserve">AP-04, AC-52</w:t>
+            </w:r>
+          </w:p>
+        </w:tc>
+      </w:tr>
+      <w:tr>
+        <w:tc>
+          <w:tcPr/>
+          <w:p>
+            <w:pPr>
+              <w:pStyle w:val="Compact"/>
+            </w:pPr>
+            <w:r>
+              <w:t xml:space="preserve">L-16</w:t>
+            </w:r>
+          </w:p>
+        </w:tc>
+        <w:tc>
+          <w:tcPr/>
+          <w:p>
+            <w:pPr>
+              <w:pStyle w:val="Compact"/>
+            </w:pPr>
+            <w:r>
+              <w:t xml:space="preserve">The system must not decide something final on its own with incomplete data: if the operator may have forgotten to register the service, the administrator decides.</w:t>
+            </w:r>
+          </w:p>
+        </w:tc>
+        <w:tc>
+          <w:tcPr/>
+          <w:p>
+            <w:pPr>
+              <w:pStyle w:val="Compact"/>
+            </w:pPr>
+            <w:r>
+              <w:t xml:space="preserve">AC-53, AP-19</w:t>
             </w:r>
           </w:p>
         </w:tc>
@@ -14395,7 +16858,7 @@
               <w:pStyle w:val="Compact"/>
             </w:pPr>
             <w:r>
-              <w:t xml:space="preserve">TD-001, TD-006, TD-010</w:t>
+              <w:t xml:space="preserve">TD-001, TD-006, TD-010, TD-027</w:t>
             </w:r>
           </w:p>
         </w:tc>
@@ -14476,7 +16939,7 @@
               <w:pStyle w:val="Compact"/>
             </w:pPr>
             <w:r>
-              <w:t xml:space="preserve">AP-02</w:t>
+              <w:t xml:space="preserve">AP-02, AC-54</w:t>
             </w:r>
           </w:p>
         </w:tc>
@@ -14546,7 +17009,7 @@
               <w:pStyle w:val="Compact"/>
             </w:pPr>
             <w:r>
-              <w:t xml:space="preserve">AP-04</w:t>
+              <w:t xml:space="preserve">AP-04, AC-52</w:t>
             </w:r>
           </w:p>
         </w:tc>
@@ -14652,6 +17115,111 @@
             </w:pPr>
             <w:r>
               <w:t xml:space="preserve">AP-11</w:t>
+            </w:r>
+          </w:p>
+        </w:tc>
+      </w:tr>
+      <w:tr>
+        <w:tc>
+          <w:tcPr/>
+          <w:p>
+            <w:pPr>
+              <w:pStyle w:val="Compact"/>
+            </w:pPr>
+            <w:r>
+              <w:t xml:space="preserve">Closed sessions that stay active</w:t>
+            </w:r>
+          </w:p>
+        </w:tc>
+        <w:tc>
+          <w:tcPr/>
+          <w:p>
+            <w:pPr>
+              <w:pStyle w:val="Compact"/>
+            </w:pPr>
+            <w:r>
+              <w:t xml:space="preserve">TD-024</w:t>
+            </w:r>
+          </w:p>
+        </w:tc>
+        <w:tc>
+          <w:tcPr/>
+          <w:p>
+            <w:pPr>
+              <w:pStyle w:val="Compact"/>
+            </w:pPr>
+            <w:r>
+              <w:t xml:space="preserve">AC-44</w:t>
+            </w:r>
+          </w:p>
+        </w:tc>
+      </w:tr>
+      <w:tr>
+        <w:tc>
+          <w:tcPr/>
+          <w:p>
+            <w:pPr>
+              <w:pStyle w:val="Compact"/>
+            </w:pPr>
+            <w:r>
+              <w:t xml:space="preserve">Booking and operator schedule</w:t>
+            </w:r>
+          </w:p>
+        </w:tc>
+        <w:tc>
+          <w:tcPr/>
+          <w:p>
+            <w:pPr>
+              <w:pStyle w:val="Compact"/>
+            </w:pPr>
+            <w:r>
+              <w:t xml:space="preserve">TD-025, TD-026</w:t>
+            </w:r>
+          </w:p>
+        </w:tc>
+        <w:tc>
+          <w:tcPr/>
+          <w:p>
+            <w:pPr>
+              <w:pStyle w:val="Compact"/>
+            </w:pPr>
+            <w:r>
+              <w:t xml:space="preserve">AC-45, AC-46, AC-53, AP-19</w:t>
+            </w:r>
+          </w:p>
+        </w:tc>
+      </w:tr>
+      <w:tr>
+        <w:tc>
+          <w:tcPr/>
+          <w:p>
+            <w:pPr>
+              <w:pStyle w:val="Compact"/>
+            </w:pPr>
+            <w:r>
+              <w:t xml:space="preserve">Availability of the public server</w:t>
+            </w:r>
+          </w:p>
+        </w:tc>
+        <w:tc>
+          <w:tcPr/>
+          <w:p>
+            <w:pPr>
+              <w:pStyle w:val="Compact"/>
+            </w:pPr>
+            <w:r>
+              <w:t xml:space="preserve">—</w:t>
+            </w:r>
+          </w:p>
+        </w:tc>
+        <w:tc>
+          <w:tcPr/>
+          <w:p>
+            <w:pPr>
+              <w:pStyle w:val="Compact"/>
+            </w:pPr>
+            <w:r>
+              <w:t xml:space="preserve">AP-16, AP-17, AP-18</w:t>
             </w:r>
           </w:p>
         </w:tc>

--- a/08_ACCIONES_CORRECTIVAS_PREVENTIVAS_Y_DE_MEJORA/EN/WORD/08_Corrective_Preventive_And_Improvement_Actions.docx
+++ b/08_ACCIONES_CORRECTIVAS_PREVENTIVAS_Y_DE_MEJORA/EN/WORD/08_Corrective_Preventive_And_Improvement_Actions.docx
@@ -2,7 +2,7 @@
 <file path=word/document.xml><?xml version="1.0" encoding="utf-8"?>
 <w:document xmlns:w="http://schemas.openxmlformats.org/wordprocessingml/2006/main" xmlns:m="http://schemas.openxmlformats.org/officeDocument/2006/math" xmlns:r="http://schemas.openxmlformats.org/officeDocument/2006/relationships" xmlns:o="urn:schemas-microsoft-com:office:office" xmlns:v="urn:schemas-microsoft-com:vml" xmlns:w10="urn:schemas-microsoft-com:office:word" xmlns:a="http://schemas.openxmlformats.org/drawingml/2006/main" xmlns:pic="http://schemas.openxmlformats.org/drawingml/2006/picture" xmlns:wp="http://schemas.openxmlformats.org/drawingml/2006/wordprocessingDrawing">
   <w:body>
-    <w:bookmarkStart w:id="46" w:name="Xb78c25b4c11aba388441637b82b0c5e43496b1b"/>
+    <w:bookmarkStart w:id="47" w:name="Xb78c25b4c11aba388441637b82b0c5e43496b1b"/>
     <w:p>
       <w:pPr>
         <w:pStyle w:val="Heading1"/>
@@ -64,7 +64,7 @@
         <w:pStyle w:val="BodyText"/>
       </w:pPr>
       <w:r>
-        <w:t xml:space="preserve">October 26, 2026</w:t>
+        <w:t xml:space="preserve">October 27, 2026</w:t>
       </w:r>
     </w:p>
     <w:p>
@@ -72,7 +72,7 @@
         <w:pStyle w:val="BodyText"/>
       </w:pPr>
       <w:r>
-        <w:t xml:space="preserve">Document Type: Register of Corrective, Preventive, and Improvement Actions (Development Team and Instructor) · Version 3.2</w:t>
+        <w:t xml:space="preserve">Document Type: Register of Corrective, Preventive, and Improvement Actions (Development Team and Instructor) · Version 3.3</w:t>
       </w:r>
     </w:p>
     <w:bookmarkStart w:id="9" w:name="version-control"/>
@@ -1017,6 +1017,96 @@
             </w:pPr>
             <w:r>
               <w:t xml:space="preserve">Test count of October 27, 2026 (booking 137, customer-service 83: 1,311) and payment persistence tests in the CI (Table 10).</w:t>
+            </w:r>
+          </w:p>
+        </w:tc>
+        <w:tc>
+          <w:tcPr/>
+          <w:p>
+            <w:pPr>
+              <w:pStyle w:val="Compact"/>
+            </w:pPr>
+            <w:r>
+              <w:t xml:space="preserve">Development team</w:t>
+            </w:r>
+          </w:p>
+        </w:tc>
+      </w:tr>
+      <w:tr>
+        <w:tc>
+          <w:tcPr/>
+          <w:p>
+            <w:pPr>
+              <w:pStyle w:val="Compact"/>
+            </w:pPr>
+            <w:r>
+              <w:t xml:space="preserve">3.3</w:t>
+            </w:r>
+          </w:p>
+        </w:tc>
+        <w:tc>
+          <w:tcPr/>
+          <w:p>
+            <w:pPr>
+              <w:pStyle w:val="Compact"/>
+            </w:pPr>
+            <w:r>
+              <w:t xml:space="preserve">2026-10-27</w:t>
+            </w:r>
+          </w:p>
+        </w:tc>
+        <w:tc>
+          <w:tcPr/>
+          <w:p>
+            <w:pPr>
+              <w:pStyle w:val="Compact"/>
+            </w:pPr>
+            <w:r>
+              <w:t xml:space="preserve">Versions</w:t>
+            </w:r>
+            <w:r>
+              <w:t xml:space="preserve"> </w:t>
+            </w:r>
+            <w:r>
+              <w:rPr>
+                <w:i/>
+                <w:iCs/>
+              </w:rPr>
+              <w:t xml:space="preserve">v1.1.1</w:t>
+            </w:r>
+            <w:r>
+              <w:t xml:space="preserve"> </w:t>
+            </w:r>
+            <w:r>
+              <w:t xml:space="preserve">and</w:t>
+            </w:r>
+            <w:r>
+              <w:t xml:space="preserve"> </w:t>
+            </w:r>
+            <w:r>
+              <w:rPr>
+                <w:i/>
+                <w:iCs/>
+              </w:rPr>
+              <w:t xml:space="preserve">v1.1.2</w:t>
+            </w:r>
+            <w:r>
+              <w:t xml:space="preserve"> </w:t>
+            </w:r>
+            <w:r>
+              <w:t xml:space="preserve">of October 27. AC-91 (400 instead of 500 with an invalid list of services or opening-hours week), AC-92 (</w:t>
+            </w:r>
+            <w:r>
+              <w:rPr>
+                <w:rStyle w:val="VerbatimChar"/>
+              </w:rPr>
+              <w:t xml:space="preserve">bookedBy</w:t>
+            </w:r>
+            <w:r>
+              <w:t xml:space="preserve"> </w:t>
+            </w:r>
+            <w:r>
+              <w:t xml:space="preserve">visible to the customer), and AC-93 (alternative times the vehicle could not take) were closed. ACO-42 (example legal contact data), ACO-43 (bookings without pagination), and ACO-44 (payment history screen, RF-015) were opened. Progress of ACO-24 and ACO-26; H-01 and H-02 become Fixed, H-15 becomes Partial (the machine is still turned on on demand and the external monitor is missing), and H-21 becomes Partial (backgrounds in WebP). Table 10 (93 of 112, 1,337 tests), AM-18, L-19, and Annex C were recalculated.</w:t>
             </w:r>
           </w:p>
         </w:tc>
@@ -17389,6 +17479,587 @@
           </w:p>
         </w:tc>
       </w:tr>
+      <w:tr>
+        <w:tc>
+          <w:tcPr/>
+          <w:p>
+            <w:pPr>
+              <w:pStyle w:val="Compact"/>
+            </w:pPr>
+            <w:r>
+              <w:t xml:space="preserve">AC-91</w:t>
+            </w:r>
+          </w:p>
+        </w:tc>
+        <w:tc>
+          <w:tcPr/>
+          <w:p>
+            <w:pPr>
+              <w:pStyle w:val="Compact"/>
+            </w:pPr>
+            <w:r>
+              <w:t xml:space="preserve">booking-service returned 500 when the list of services of a booking held a null value or was too long (a list with no cap broke SQL Server's</w:t>
+            </w:r>
+            <w:r>
+              <w:t xml:space="preserve"> </w:t>
+            </w:r>
+            <w:r>
+              <w:rPr>
+                <w:rStyle w:val="VerbatimChar"/>
+              </w:rPr>
+              <w:t xml:space="preserve">IN</w:t>
+            </w:r>
+            <w:r>
+              <w:t xml:space="preserve">), and also when a day of the opening-hours week was invalid.</w:t>
+            </w:r>
+          </w:p>
+        </w:tc>
+        <w:tc>
+          <w:tcPr/>
+          <w:p>
+            <w:pPr>
+              <w:pStyle w:val="Compact"/>
+            </w:pPr>
+            <w:r>
+              <w:t xml:space="preserve">P3</w:t>
+            </w:r>
+          </w:p>
+        </w:tc>
+        <w:tc>
+          <w:tcPr/>
+          <w:p>
+            <w:pPr>
+              <w:pStyle w:val="Compact"/>
+            </w:pPr>
+            <w:r>
+              <w:t xml:space="preserve">The body validation did not check each element of the list or cap it.</w:t>
+            </w:r>
+          </w:p>
+        </w:tc>
+        <w:tc>
+          <w:tcPr/>
+          <w:p>
+            <w:pPr>
+              <w:pStyle w:val="Compact"/>
+            </w:pPr>
+            <w:r>
+              <w:rPr>
+                <w:rStyle w:val="VerbatimChar"/>
+              </w:rPr>
+              <w:t xml:space="preserve">serviceIds</w:t>
+            </w:r>
+            <w:r>
+              <w:t xml:space="preserve"> </w:t>
+            </w:r>
+            <w:r>
+              <w:t xml:space="preserve">with</w:t>
+            </w:r>
+            <w:r>
+              <w:t xml:space="preserve"> </w:t>
+            </w:r>
+            <w:r>
+              <w:rPr>
+                <w:rStyle w:val="VerbatimChar"/>
+              </w:rPr>
+              <w:t xml:space="preserve">@NotEmpty</w:t>
+            </w:r>
+            <w:r>
+              <w:t xml:space="preserve">,</w:t>
+            </w:r>
+            <w:r>
+              <w:t xml:space="preserve"> </w:t>
+            </w:r>
+            <w:r>
+              <w:rPr>
+                <w:rStyle w:val="VerbatimChar"/>
+              </w:rPr>
+              <w:t xml:space="preserve">@Size(max = 10)</w:t>
+            </w:r>
+            <w:r>
+              <w:t xml:space="preserve">, and</w:t>
+            </w:r>
+            <w:r>
+              <w:t xml:space="preserve"> </w:t>
+            </w:r>
+            <w:r>
+              <w:rPr>
+                <w:rStyle w:val="VerbatimChar"/>
+              </w:rPr>
+              <w:t xml:space="preserve">@NotNull @Positive</w:t>
+            </w:r>
+            <w:r>
+              <w:t xml:space="preserve"> </w:t>
+            </w:r>
+            <w:r>
+              <w:t xml:space="preserve">elements when creating and rescheduling (at most 10 services per booking), and validation of each day of the opening-hours week: they return 400</w:t>
+            </w:r>
+            <w:r>
+              <w:t xml:space="preserve"> </w:t>
+            </w:r>
+            <w:r>
+              <w:rPr>
+                <w:rStyle w:val="VerbatimChar"/>
+              </w:rPr>
+              <w:t xml:space="preserve">VALIDATION_ERROR</w:t>
+            </w:r>
+            <w:r>
+              <w:t xml:space="preserve">.</w:t>
+            </w:r>
+          </w:p>
+        </w:tc>
+        <w:tc>
+          <w:tcPr/>
+          <w:p>
+            <w:pPr>
+              <w:pStyle w:val="Compact"/>
+            </w:pPr>
+            <w:r>
+              <w:t xml:space="preserve">booking</w:t>
+            </w:r>
+            <w:r>
+              <w:t xml:space="preserve"> </w:t>
+            </w:r>
+            <w:r>
+              <w:rPr>
+                <w:i/>
+                <w:iCs/>
+              </w:rPr>
+              <w:t xml:space="preserve">87b25f5</w:t>
+            </w:r>
+            <w:r>
+              <w:t xml:space="preserve"> </w:t>
+            </w:r>
+            <w:r>
+              <w:t xml:space="preserve">and</w:t>
+            </w:r>
+            <w:r>
+              <w:t xml:space="preserve"> </w:t>
+            </w:r>
+            <w:r>
+              <w:rPr>
+                <w:i/>
+                <w:iCs/>
+              </w:rPr>
+              <w:t xml:space="preserve">54d4125</w:t>
+            </w:r>
+            <w:r>
+              <w:t xml:space="preserve"> </w:t>
+            </w:r>
+            <w:r>
+              <w:t xml:space="preserve">(merge</w:t>
+            </w:r>
+            <w:r>
+              <w:t xml:space="preserve"> </w:t>
+            </w:r>
+            <w:r>
+              <w:rPr>
+                <w:i/>
+                <w:iCs/>
+              </w:rPr>
+              <w:t xml:space="preserve">8032aef</w:t>
+            </w:r>
+            <w:r>
+              <w:t xml:space="preserve">);</w:t>
+            </w:r>
+            <w:r>
+              <w:t xml:space="preserve"> </w:t>
+            </w:r>
+            <w:r>
+              <w:rPr>
+                <w:rStyle w:val="VerbatimChar"/>
+              </w:rPr>
+              <w:t xml:space="preserve">BookingApiWebTest.nullOrTooManyServicesAreValidationErrors</w:t>
+            </w:r>
+            <w:r>
+              <w:t xml:space="preserve"> </w:t>
+            </w:r>
+            <w:r>
+              <w:t xml:space="preserve">and</w:t>
+            </w:r>
+            <w:r>
+              <w:t xml:space="preserve"> </w:t>
+            </w:r>
+            <w:r>
+              <w:rPr>
+                <w:rStyle w:val="VerbatimChar"/>
+              </w:rPr>
+              <w:t xml:space="preserve">anInvalidDayInTheWeekIsAValidationError</w:t>
+            </w:r>
+            <w:r>
+              <w:t xml:space="preserve">, green in the CI. Version</w:t>
+            </w:r>
+            <w:r>
+              <w:t xml:space="preserve"> </w:t>
+            </w:r>
+            <w:r>
+              <w:rPr>
+                <w:i/>
+                <w:iCs/>
+              </w:rPr>
+              <w:t xml:space="preserve">v1.1.1</w:t>
+            </w:r>
+            <w:r>
+              <w:t xml:space="preserve">, deployed on October 27.</w:t>
+            </w:r>
+          </w:p>
+        </w:tc>
+        <w:tc>
+          <w:tcPr/>
+          <w:p>
+            <w:pPr>
+              <w:pStyle w:val="Compact"/>
+            </w:pPr>
+            <w:r>
+              <w:t xml:space="preserve">Review of 2026-10-27</w:t>
+            </w:r>
+          </w:p>
+        </w:tc>
+        <w:tc>
+          <w:tcPr/>
+          <w:p>
+            <w:pPr>
+              <w:pStyle w:val="Compact"/>
+            </w:pPr>
+            <w:r>
+              <w:t xml:space="preserve">2026-10-27</w:t>
+            </w:r>
+          </w:p>
+        </w:tc>
+      </w:tr>
+      <w:tr>
+        <w:tc>
+          <w:tcPr/>
+          <w:p>
+            <w:pPr>
+              <w:pStyle w:val="Compact"/>
+            </w:pPr>
+            <w:r>
+              <w:t xml:space="preserve">AC-92</w:t>
+            </w:r>
+          </w:p>
+        </w:tc>
+        <w:tc>
+          <w:tcPr/>
+          <w:p>
+            <w:pPr>
+              <w:pStyle w:val="Compact"/>
+            </w:pPr>
+            <w:r>
+              <w:t xml:space="preserve">The booking response to the customer included</w:t>
+            </w:r>
+            <w:r>
+              <w:t xml:space="preserve"> </w:t>
+            </w:r>
+            <w:r>
+              <w:rPr>
+                <w:rStyle w:val="VerbatimChar"/>
+              </w:rPr>
+              <w:t xml:space="preserve">bookedBy</w:t>
+            </w:r>
+            <w:r>
+              <w:t xml:space="preserve">, the identifier of the account that created it, although only the staff needs it.</w:t>
+            </w:r>
+          </w:p>
+        </w:tc>
+        <w:tc>
+          <w:tcPr/>
+          <w:p>
+            <w:pPr>
+              <w:pStyle w:val="Compact"/>
+            </w:pPr>
+            <w:r>
+              <w:t xml:space="preserve">P3</w:t>
+            </w:r>
+          </w:p>
+        </w:tc>
+        <w:tc>
+          <w:tcPr/>
+          <w:p>
+            <w:pPr>
+              <w:pStyle w:val="Compact"/>
+            </w:pPr>
+            <w:r>
+              <w:t xml:space="preserve">The customer's and the staff's views used the same response conversion.</w:t>
+            </w:r>
+          </w:p>
+        </w:tc>
+        <w:tc>
+          <w:tcPr/>
+          <w:p>
+            <w:pPr>
+              <w:pStyle w:val="Compact"/>
+            </w:pPr>
+            <w:r>
+              <w:rPr>
+                <w:rStyle w:val="VerbatimChar"/>
+              </w:rPr>
+              <w:t xml:space="preserve">BookingResponse.from(view, includeOwner)</w:t>
+            </w:r>
+            <w:r>
+              <w:t xml:space="preserve">:</w:t>
+            </w:r>
+            <w:r>
+              <w:t xml:space="preserve"> </w:t>
+            </w:r>
+            <w:r>
+              <w:rPr>
+                <w:rStyle w:val="VerbatimChar"/>
+              </w:rPr>
+              <w:t xml:space="preserve">bookedBy</w:t>
+            </w:r>
+            <w:r>
+              <w:t xml:space="preserve"> </w:t>
+            </w:r>
+            <w:r>
+              <w:t xml:space="preserve">and the vehicle owner are only filled in the administrator's and the operator's views.</w:t>
+            </w:r>
+          </w:p>
+        </w:tc>
+        <w:tc>
+          <w:tcPr/>
+          <w:p>
+            <w:pPr>
+              <w:pStyle w:val="Compact"/>
+            </w:pPr>
+            <w:r>
+              <w:t xml:space="preserve">booking</w:t>
+            </w:r>
+            <w:r>
+              <w:t xml:space="preserve"> </w:t>
+            </w:r>
+            <w:r>
+              <w:rPr>
+                <w:i/>
+                <w:iCs/>
+              </w:rPr>
+              <w:t xml:space="preserve">6cc2b86</w:t>
+            </w:r>
+            <w:r>
+              <w:t xml:space="preserve"> </w:t>
+            </w:r>
+            <w:r>
+              <w:t xml:space="preserve">(merge</w:t>
+            </w:r>
+            <w:r>
+              <w:t xml:space="preserve"> </w:t>
+            </w:r>
+            <w:r>
+              <w:rPr>
+                <w:i/>
+                <w:iCs/>
+              </w:rPr>
+              <w:t xml:space="preserve">04cdb94</w:t>
+            </w:r>
+            <w:r>
+              <w:t xml:space="preserve">). Version</w:t>
+            </w:r>
+            <w:r>
+              <w:t xml:space="preserve"> </w:t>
+            </w:r>
+            <w:r>
+              <w:rPr>
+                <w:i/>
+                <w:iCs/>
+              </w:rPr>
+              <w:t xml:space="preserve">v1.1.1</w:t>
+            </w:r>
+            <w:r>
+              <w:t xml:space="preserve">, deployed on October 27.</w:t>
+            </w:r>
+          </w:p>
+        </w:tc>
+        <w:tc>
+          <w:tcPr/>
+          <w:p>
+            <w:pPr>
+              <w:pStyle w:val="Compact"/>
+            </w:pPr>
+            <w:r>
+              <w:t xml:space="preserve">Review of 2026-10-27</w:t>
+            </w:r>
+          </w:p>
+        </w:tc>
+        <w:tc>
+          <w:tcPr/>
+          <w:p>
+            <w:pPr>
+              <w:pStyle w:val="Compact"/>
+            </w:pPr>
+            <w:r>
+              <w:t xml:space="preserve">2026-10-27</w:t>
+            </w:r>
+          </w:p>
+        </w:tc>
+      </w:tr>
+      <w:tr>
+        <w:tc>
+          <w:tcPr/>
+          <w:p>
+            <w:pPr>
+              <w:pStyle w:val="Compact"/>
+            </w:pPr>
+            <w:r>
+              <w:t xml:space="preserve">AC-93</w:t>
+            </w:r>
+          </w:p>
+        </w:tc>
+        <w:tc>
+          <w:tcPr/>
+          <w:p>
+            <w:pPr>
+              <w:pStyle w:val="Compact"/>
+            </w:pPr>
+            <w:r>
+              <w:t xml:space="preserve">With the time taken, booking offered as alternatives times that clashed with another booking of the same vehicle; when chosen, the booking failed with 409</w:t>
+            </w:r>
+            <w:r>
+              <w:t xml:space="preserve"> </w:t>
+            </w:r>
+            <w:r>
+              <w:rPr>
+                <w:rStyle w:val="VerbatimChar"/>
+              </w:rPr>
+              <w:t xml:space="preserve">VEHICLE_ALREADY_BOOKED</w:t>
+            </w:r>
+            <w:r>
+              <w:t xml:space="preserve">.</w:t>
+            </w:r>
+          </w:p>
+        </w:tc>
+        <w:tc>
+          <w:tcPr/>
+          <w:p>
+            <w:pPr>
+              <w:pStyle w:val="Compact"/>
+            </w:pPr>
+            <w:r>
+              <w:t xml:space="preserve">P3</w:t>
+            </w:r>
+          </w:p>
+        </w:tc>
+        <w:tc>
+          <w:tcPr/>
+          <w:p>
+            <w:pPr>
+              <w:pStyle w:val="Compact"/>
+            </w:pPr>
+            <w:r>
+              <w:t xml:space="preserve">The alternatives only looked at the free bays, not at the vehicle's other bookings.</w:t>
+            </w:r>
+          </w:p>
+        </w:tc>
+        <w:tc>
+          <w:tcPr/>
+          <w:p>
+            <w:pPr>
+              <w:pStyle w:val="Compact"/>
+            </w:pPr>
+            <w:r>
+              <w:rPr>
+                <w:rStyle w:val="VerbatimChar"/>
+              </w:rPr>
+              <w:t xml:space="preserve">AvailabilityPolicy.withoutBusyTimes</w:t>
+            </w:r>
+            <w:r>
+              <w:t xml:space="preserve"> </w:t>
+            </w:r>
+            <w:r>
+              <w:t xml:space="preserve">removes from the alternatives the times that clash with another booking of the same vehicle.</w:t>
+            </w:r>
+          </w:p>
+        </w:tc>
+        <w:tc>
+          <w:tcPr/>
+          <w:p>
+            <w:pPr>
+              <w:pStyle w:val="Compact"/>
+            </w:pPr>
+            <w:r>
+              <w:t xml:space="preserve">booking</w:t>
+            </w:r>
+            <w:r>
+              <w:t xml:space="preserve"> </w:t>
+            </w:r>
+            <w:r>
+              <w:rPr>
+                <w:i/>
+                <w:iCs/>
+              </w:rPr>
+              <w:t xml:space="preserve">578c5a1</w:t>
+            </w:r>
+            <w:r>
+              <w:t xml:space="preserve"> </w:t>
+            </w:r>
+            <w:r>
+              <w:t xml:space="preserve">and</w:t>
+            </w:r>
+            <w:r>
+              <w:t xml:space="preserve"> </w:t>
+            </w:r>
+            <w:r>
+              <w:rPr>
+                <w:i/>
+                <w:iCs/>
+              </w:rPr>
+              <w:t xml:space="preserve">da233d5</w:t>
+            </w:r>
+            <w:r>
+              <w:t xml:space="preserve"> </w:t>
+            </w:r>
+            <w:r>
+              <w:t xml:space="preserve">(merge</w:t>
+            </w:r>
+            <w:r>
+              <w:t xml:space="preserve"> </w:t>
+            </w:r>
+            <w:r>
+              <w:rPr>
+                <w:i/>
+                <w:iCs/>
+              </w:rPr>
+              <w:t xml:space="preserve">6d9c8e9</w:t>
+            </w:r>
+            <w:r>
+              <w:t xml:space="preserve">). Version</w:t>
+            </w:r>
+            <w:r>
+              <w:t xml:space="preserve"> </w:t>
+            </w:r>
+            <w:r>
+              <w:rPr>
+                <w:i/>
+                <w:iCs/>
+              </w:rPr>
+              <w:t xml:space="preserve">v1.1.1</w:t>
+            </w:r>
+            <w:r>
+              <w:t xml:space="preserve">, deployed on October 27.</w:t>
+            </w:r>
+          </w:p>
+        </w:tc>
+        <w:tc>
+          <w:tcPr/>
+          <w:p>
+            <w:pPr>
+              <w:pStyle w:val="Compact"/>
+            </w:pPr>
+            <w:r>
+              <w:t xml:space="preserve">Review of 2026-10-27</w:t>
+            </w:r>
+          </w:p>
+        </w:tc>
+        <w:tc>
+          <w:tcPr/>
+          <w:p>
+            <w:pPr>
+              <w:pStyle w:val="Compact"/>
+            </w:pPr>
+            <w:r>
+              <w:t xml:space="preserve">2026-10-27</w:t>
+            </w:r>
+          </w:p>
+        </w:tc>
+      </w:tr>
     </w:tbl>
     <w:p>
       <w:pPr>
@@ -17479,11 +18150,43 @@
         <w:t xml:space="preserve"> </w:t>
       </w:r>
       <w:r>
-        <w:t xml:space="preserve">and in production since October 26, 2026 (booking-service, payment-service, and the web); AC-88 is a preventive and improvement action, but it is recorded here with the next AC number because it was born from a concrete finding (the question of the final presentation) and was closed with evidence.</w:t>
+        <w:t xml:space="preserve">and in production since October 26, 2026 (booking-service, payment-service, and the web); AC-88 is a preventive and improvement action, but it is recorded here with the next AC number because it was born from a concrete finding (the question of the final presentation) and was closed with evidence. AC-91 to AC-93 are on</w:t>
+      </w:r>
+      <w:r>
+        <w:t xml:space="preserve"> </w:t>
+      </w:r>
+      <w:r>
+        <w:rPr>
+          <w:i/>
+          <w:iCs/>
+        </w:rPr>
+        <w:t xml:space="preserve">main</w:t>
+      </w:r>
+      <w:r>
+        <w:t xml:space="preserve"> </w:t>
+      </w:r>
+      <w:r>
+        <w:t xml:space="preserve">since booking-service</w:t>
+      </w:r>
+      <w:r>
+        <w:t xml:space="preserve"> </w:t>
+      </w:r>
+      <w:r>
+        <w:rPr>
+          <w:i/>
+          <w:iCs/>
+        </w:rPr>
+        <w:t xml:space="preserve">v1.1.1</w:t>
+      </w:r>
+      <w:r>
+        <w:t xml:space="preserve"> </w:t>
+      </w:r>
+      <w:r>
+        <w:t xml:space="preserve">(October 27, 2026) and in production since that early morning's continuous deployment.</w:t>
       </w:r>
     </w:p>
     <w:bookmarkEnd w:id="28"/>
-    <w:bookmarkStart w:id="29" w:name="X9f1be8ed7857815a4815c10086b2c76e39e7e32"/>
+    <w:bookmarkStart w:id="30" w:name="X9f1be8ed7857815a4815c10086b2c76e39e7e32"/>
     <w:p>
       <w:pPr>
         <w:pStyle w:val="Heading2"/>
@@ -17911,7 +18614,7 @@
               <w:t xml:space="preserve"> </w:t>
             </w:r>
             <w:r>
-              <w:t xml:space="preserve">is not protected in any repository (H-02). Progress as of October 26, 2026: the mobile app now has a version in</w:t>
+              <w:t xml:space="preserve">is not protected in any repository (H-02). Progress as of October 27, 2026: the 10 repositories have their release on</w:t>
             </w:r>
             <w:r>
               <w:t xml:space="preserve"> </w:t>
@@ -17937,7 +18640,7 @@
               <w:t xml:space="preserve">v1.1.0</w:t>
             </w:r>
             <w:r>
-              <w:t xml:space="preserve">, PR #1, and</w:t>
+              <w:t xml:space="preserve">,</w:t>
             </w:r>
             <w:r>
               <w:t xml:space="preserve"> </w:t>
@@ -17950,7 +18653,65 @@
               <w:t xml:space="preserve">v1.1.1</w:t>
             </w:r>
             <w:r>
-              <w:t xml:space="preserve">, PR #2), payment-service has</w:t>
+              <w:t xml:space="preserve">, or</w:t>
+            </w:r>
+            <w:r>
+              <w:t xml:space="preserve"> </w:t>
+            </w:r>
+            <w:r>
+              <w:rPr>
+                <w:i/>
+                <w:iCs/>
+              </w:rPr>
+              <w:t xml:space="preserve">v1.1.2</w:t>
+            </w:r>
+            <w:r>
+              <w:t xml:space="preserve">),</w:t>
+            </w:r>
+            <w:r>
+              <w:t xml:space="preserve"> </w:t>
+            </w:r>
+            <w:r>
+              <w:rPr>
+                <w:i/>
+                <w:iCs/>
+              </w:rPr>
+              <w:t xml:space="preserve">main</w:t>
+            </w:r>
+            <w:r>
+              <w:t xml:space="preserve"> </w:t>
+            </w:r>
+            <w:r>
+              <w:t xml:space="preserve">is protected in all of them, and the public server runs</w:t>
+            </w:r>
+            <w:r>
+              <w:t xml:space="preserve"> </w:t>
+            </w:r>
+            <w:r>
+              <w:rPr>
+                <w:i/>
+                <w:iCs/>
+              </w:rPr>
+              <w:t xml:space="preserve">main</w:t>
+            </w:r>
+            <w:r>
+              <w:t xml:space="preserve">; payment-service is deployed from</w:t>
+            </w:r>
+            <w:r>
+              <w:t xml:space="preserve"> </w:t>
+            </w:r>
+            <w:r>
+              <w:rPr>
+                <w:i/>
+                <w:iCs/>
+              </w:rPr>
+              <w:t xml:space="preserve">main</w:t>
+            </w:r>
+            <w:r>
+              <w:t xml:space="preserve"> </w:t>
+            </w:r>
+            <w:r>
+              <w:t xml:space="preserve">since infra</w:t>
             </w:r>
             <w:r>
               <w:t xml:space="preserve"> </w:t>
@@ -17963,39 +18724,7 @@
               <w:t xml:space="preserve">v1.1.1</w:t>
             </w:r>
             <w:r>
-              <w:t xml:space="preserve"> </w:t>
-            </w:r>
-            <w:r>
-              <w:t xml:space="preserve">and is deployed from</w:t>
-            </w:r>
-            <w:r>
-              <w:t xml:space="preserve"> </w:t>
-            </w:r>
-            <w:r>
-              <w:rPr>
-                <w:i/>
-                <w:iCs/>
-              </w:rPr>
-              <w:t xml:space="preserve">main</w:t>
-            </w:r>
-            <w:r>
-              <w:t xml:space="preserve"> </w:t>
-            </w:r>
-            <w:r>
-              <w:t xml:space="preserve">(removed from</w:t>
-            </w:r>
-            <w:r>
-              <w:t xml:space="preserve"> </w:t>
-            </w:r>
-            <w:r>
-              <w:rPr>
-                <w:i/>
-                <w:iCs/>
-              </w:rPr>
-              <w:t xml:space="preserve">DEVELOP_ONLY</w:t>
-            </w:r>
-            <w:r>
-              <w:t xml:space="preserve">).</w:t>
+              <w:t xml:space="preserve">.</w:t>
             </w:r>
           </w:p>
         </w:tc>
@@ -18317,7 +19046,7 @@
               <w:t xml:space="preserve">e2e.yml</w:t>
             </w:r>
             <w:r>
-              <w:t xml:space="preserve">, 44 cases) exists but has only been tested against a simulator, and payment's 11 integration tests are skipped in the CI (F-01 to F-05, H-13).</w:t>
+              <w:t xml:space="preserve">, 44 cases) exists but has only been tested against a simulator, and the 19 local end-to-end tests do not run in the CI (F-01 to F-05, H-13). Progress as of October 27, 2026: payment-service's 17 integration tests already run in the CI ("Pruebas de integración" job, against SQL Server 2022 with the Liquibase migrations) and the 19 end-to-end tests passed 19 of 19 locally that day.</w:t>
             </w:r>
           </w:p>
         </w:tc>
@@ -18339,7 +19068,7 @@
               <w:pStyle w:val="Compact"/>
             </w:pPr>
             <w:r>
-              <w:t xml:space="preserve">The CI does not start SQL Server or RabbitMQ and the test accounts are missing in production.</w:t>
+              <w:t xml:space="preserve">The CI does not start the complete system and the test accounts are missing in production.</w:t>
             </w:r>
           </w:p>
         </w:tc>
@@ -18395,7 +19124,7 @@
               <w:t xml:space="preserve">allow_writes</w:t>
             </w:r>
             <w:r>
-              <w:t xml:space="preserve">), and a workflow with containers for the integration tests.</w:t>
+              <w:t xml:space="preserve">), bring the end-to-end tests into the CI, and add integration tests to the other services.</w:t>
             </w:r>
           </w:p>
         </w:tc>
@@ -18438,7 +19167,7 @@
               <w:t xml:space="preserve"> </w:t>
             </w:r>
             <w:r>
-              <w:t xml:space="preserve">green against Azure and the integration tests run.</w:t>
+              <w:t xml:space="preserve">green against Azure, the end-to-end tests in the CI, and the other services' integration tests run (payment's, done).</w:t>
             </w:r>
           </w:p>
         </w:tc>
@@ -19849,6 +20578,398 @@
             </w:pPr>
             <w:r>
               <w:t xml:space="preserve">Rule implemented with its test and tested live, or discarded with a justification.</w:t>
+            </w:r>
+          </w:p>
+        </w:tc>
+      </w:tr>
+      <w:tr>
+        <w:tc>
+          <w:tcPr/>
+          <w:p>
+            <w:pPr>
+              <w:pStyle w:val="Compact"/>
+            </w:pPr>
+            <w:r>
+              <w:t xml:space="preserve">ACO-42</w:t>
+            </w:r>
+          </w:p>
+        </w:tc>
+        <w:tc>
+          <w:tcPr/>
+          <w:p>
+            <w:pPr>
+              <w:pStyle w:val="Compact"/>
+            </w:pPr>
+            <w:r>
+              <w:t xml:space="preserve">The Terms and Conditions and the Data Processing Policy of the web and the app carry example contact data: email</w:t>
+            </w:r>
+            <w:r>
+              <w:t xml:space="preserve"> </w:t>
+            </w:r>
+            <w:hyperlink r:id="rId29">
+              <w:r>
+                <w:rPr>
+                  <w:rStyle w:val="Hyperlink"/>
+                  <w:i/>
+                  <w:iCs/>
+                </w:rPr>
+                <w:t xml:space="preserve">datos@expresscarwash.co</w:t>
+              </w:r>
+            </w:hyperlink>
+            <w:r>
+              <w:t xml:space="preserve">, phone</w:t>
+            </w:r>
+            <w:r>
+              <w:t xml:space="preserve"> </w:t>
+            </w:r>
+            <w:r>
+              <w:rPr>
+                <w:i/>
+                <w:iCs/>
+              </w:rPr>
+              <w:t xml:space="preserve">+57 300 123 4567</w:t>
+            </w:r>
+            <w:r>
+              <w:t xml:space="preserve">, tax ID (NIT), and address.</w:t>
+            </w:r>
+          </w:p>
+        </w:tc>
+        <w:tc>
+          <w:tcPr/>
+          <w:p>
+            <w:pPr>
+              <w:pStyle w:val="Compact"/>
+            </w:pPr>
+            <w:r>
+              <w:t xml:space="preserve">P2</w:t>
+            </w:r>
+          </w:p>
+        </w:tc>
+        <w:tc>
+          <w:tcPr/>
+          <w:p>
+            <w:pPr>
+              <w:pStyle w:val="Compact"/>
+            </w:pPr>
+            <w:r>
+              <w:t xml:space="preserve">The legal texts were written before having the real data of the data controller.</w:t>
+            </w:r>
+          </w:p>
+        </w:tc>
+        <w:tc>
+          <w:tcPr/>
+          <w:p>
+            <w:pPr>
+              <w:pStyle w:val="Compact"/>
+            </w:pPr>
+            <w:r>
+              <w:t xml:space="preserve">Replace the email, phone, tax ID, and address with the car wash's in the 4 languages of the web and the app.</w:t>
+            </w:r>
+          </w:p>
+        </w:tc>
+        <w:tc>
+          <w:tcPr/>
+          <w:p>
+            <w:pPr>
+              <w:pStyle w:val="Compact"/>
+            </w:pPr>
+            <w:r>
+              <w:t xml:space="preserve">Project leader</w:t>
+            </w:r>
+          </w:p>
+        </w:tc>
+        <w:tc>
+          <w:tcPr/>
+          <w:p>
+            <w:pPr>
+              <w:pStyle w:val="Compact"/>
+            </w:pPr>
+            <w:r>
+              <w:t xml:space="preserve">High</w:t>
+            </w:r>
+          </w:p>
+        </w:tc>
+        <w:tc>
+          <w:tcPr/>
+          <w:p>
+            <w:pPr>
+              <w:pStyle w:val="Compact"/>
+            </w:pPr>
+            <w:r>
+              <w:t xml:space="preserve">The published legal texts show the real data of the controller (Law 1581 of 2012).</w:t>
+            </w:r>
+          </w:p>
+        </w:tc>
+      </w:tr>
+      <w:tr>
+        <w:tc>
+          <w:tcPr/>
+          <w:p>
+            <w:pPr>
+              <w:pStyle w:val="Compact"/>
+            </w:pPr>
+            <w:r>
+              <w:t xml:space="preserve">ACO-43</w:t>
+            </w:r>
+          </w:p>
+        </w:tc>
+        <w:tc>
+          <w:tcPr/>
+          <w:p>
+            <w:pPr>
+              <w:pStyle w:val="Compact"/>
+            </w:pPr>
+            <w:r>
+              <w:t xml:space="preserve">The booking lists are not requested by pages:</w:t>
+            </w:r>
+            <w:r>
+              <w:t xml:space="preserve"> </w:t>
+            </w:r>
+            <w:r>
+              <w:rPr>
+                <w:i/>
+                <w:iCs/>
+              </w:rPr>
+              <w:t xml:space="preserve">GET /bookings/me</w:t>
+            </w:r>
+            <w:r>
+              <w:t xml:space="preserve"> </w:t>
+            </w:r>
+            <w:r>
+              <w:t xml:space="preserve">returns all of the customer's and</w:t>
+            </w:r>
+            <w:r>
+              <w:t xml:space="preserve"> </w:t>
+            </w:r>
+            <w:r>
+              <w:rPr>
+                <w:i/>
+                <w:iCs/>
+              </w:rPr>
+              <w:t xml:space="preserve">GET /admin/bookings</w:t>
+            </w:r>
+            <w:r>
+              <w:t xml:space="preserve"> </w:t>
+            </w:r>
+            <w:r>
+              <w:t xml:space="preserve">all of the range, with no cap.</w:t>
+            </w:r>
+          </w:p>
+        </w:tc>
+        <w:tc>
+          <w:tcPr/>
+          <w:p>
+            <w:pPr>
+              <w:pStyle w:val="Compact"/>
+            </w:pPr>
+            <w:r>
+              <w:t xml:space="preserve">P3</w:t>
+            </w:r>
+          </w:p>
+        </w:tc>
+        <w:tc>
+          <w:tcPr/>
+          <w:p>
+            <w:pPr>
+              <w:pStyle w:val="Compact"/>
+            </w:pPr>
+            <w:r>
+              <w:t xml:space="preserve">The screens were built with little test data.</w:t>
+            </w:r>
+          </w:p>
+        </w:tc>
+        <w:tc>
+          <w:tcPr/>
+          <w:p>
+            <w:pPr>
+              <w:pStyle w:val="Compact"/>
+            </w:pPr>
+            <w:r>
+              <w:t xml:space="preserve">Add</w:t>
+            </w:r>
+            <w:r>
+              <w:t xml:space="preserve"> </w:t>
+            </w:r>
+            <w:r>
+              <w:rPr>
+                <w:i/>
+                <w:iCs/>
+              </w:rPr>
+              <w:t xml:space="preserve">page</w:t>
+            </w:r>
+            <w:r>
+              <w:t xml:space="preserve"> </w:t>
+            </w:r>
+            <w:r>
+              <w:t xml:space="preserve">and</w:t>
+            </w:r>
+            <w:r>
+              <w:t xml:space="preserve"> </w:t>
+            </w:r>
+            <w:r>
+              <w:rPr>
+                <w:i/>
+                <w:iCs/>
+              </w:rPr>
+              <w:t xml:space="preserve">size</w:t>
+            </w:r>
+            <w:r>
+              <w:t xml:space="preserve"> </w:t>
+            </w:r>
+            <w:r>
+              <w:t xml:space="preserve">to both routes and request them by pages in the web and the app.</w:t>
+            </w:r>
+          </w:p>
+        </w:tc>
+        <w:tc>
+          <w:tcPr/>
+          <w:p>
+            <w:pPr>
+              <w:pStyle w:val="Compact"/>
+            </w:pPr>
+            <w:r>
+              <w:t xml:space="preserve">Frontend leader (booking-service)</w:t>
+            </w:r>
+          </w:p>
+        </w:tc>
+        <w:tc>
+          <w:tcPr/>
+          <w:p>
+            <w:pPr>
+              <w:pStyle w:val="Compact"/>
+            </w:pPr>
+            <w:r>
+              <w:t xml:space="preserve">Medium</w:t>
+            </w:r>
+          </w:p>
+        </w:tc>
+        <w:tc>
+          <w:tcPr/>
+          <w:p>
+            <w:pPr>
+              <w:pStyle w:val="Compact"/>
+            </w:pPr>
+            <w:r>
+              <w:t xml:space="preserve">The booking lists load by pages with real data.</w:t>
+            </w:r>
+          </w:p>
+        </w:tc>
+      </w:tr>
+      <w:tr>
+        <w:tc>
+          <w:tcPr/>
+          <w:p>
+            <w:pPr>
+              <w:pStyle w:val="Compact"/>
+            </w:pPr>
+            <w:r>
+              <w:t xml:space="preserve">ACO-44</w:t>
+            </w:r>
+          </w:p>
+        </w:tc>
+        <w:tc>
+          <w:tcPr/>
+          <w:p>
+            <w:pPr>
+              <w:pStyle w:val="Compact"/>
+            </w:pPr>
+            <w:r>
+              <w:t xml:space="preserve">The web has no payment history screen (RF-015 partial):</w:t>
+            </w:r>
+            <w:r>
+              <w:t xml:space="preserve"> </w:t>
+            </w:r>
+            <w:r>
+              <w:rPr>
+                <w:i/>
+                <w:iCs/>
+              </w:rPr>
+              <w:t xml:space="preserve">/client/history</w:t>
+            </w:r>
+            <w:r>
+              <w:t xml:space="preserve"> </w:t>
+            </w:r>
+            <w:r>
+              <w:t xml:space="preserve">is the booking history and nobody uses the filters of</w:t>
+            </w:r>
+            <w:r>
+              <w:t xml:space="preserve"> </w:t>
+            </w:r>
+            <w:r>
+              <w:rPr>
+                <w:i/>
+                <w:iCs/>
+              </w:rPr>
+              <w:t xml:space="preserve">GET /payments/me</w:t>
+            </w:r>
+            <w:r>
+              <w:t xml:space="preserve">.</w:t>
+            </w:r>
+          </w:p>
+        </w:tc>
+        <w:tc>
+          <w:tcPr/>
+          <w:p>
+            <w:pPr>
+              <w:pStyle w:val="Compact"/>
+            </w:pPr>
+            <w:r>
+              <w:t xml:space="preserve">P3</w:t>
+            </w:r>
+          </w:p>
+        </w:tc>
+        <w:tc>
+          <w:tcPr/>
+          <w:p>
+            <w:pPr>
+              <w:pStyle w:val="Compact"/>
+            </w:pPr>
+            <w:r>
+              <w:t xml:space="preserve">The payment history was covered with the payment status of each booking.</w:t>
+            </w:r>
+          </w:p>
+        </w:tc>
+        <w:tc>
+          <w:tcPr/>
+          <w:p>
+            <w:pPr>
+              <w:pStyle w:val="Compact"/>
+            </w:pPr>
+            <w:r>
+              <w:t xml:space="preserve">Customer payment history screen with the API's date and service filters.</w:t>
+            </w:r>
+          </w:p>
+        </w:tc>
+        <w:tc>
+          <w:tcPr/>
+          <w:p>
+            <w:pPr>
+              <w:pStyle w:val="Compact"/>
+            </w:pPr>
+            <w:r>
+              <w:t xml:space="preserve">Frontend leader</w:t>
+            </w:r>
+          </w:p>
+        </w:tc>
+        <w:tc>
+          <w:tcPr/>
+          <w:p>
+            <w:pPr>
+              <w:pStyle w:val="Compact"/>
+            </w:pPr>
+            <w:r>
+              <w:t xml:space="preserve">Medium</w:t>
+            </w:r>
+          </w:p>
+        </w:tc>
+        <w:tc>
+          <w:tcPr/>
+          <w:p>
+            <w:pPr>
+              <w:pStyle w:val="Compact"/>
+            </w:pPr>
+            <w:r>
+              <w:t xml:space="preserve">RF-015 implemented and with its test case green.</w:t>
             </w:r>
           </w:p>
         </w:tc>
@@ -19869,11 +20990,11 @@
         <w:t xml:space="preserve"> </w:t>
       </w:r>
       <w:r>
-        <w:t xml:space="preserve">Prepared by the authors from the technical backlog, Annex B of the Technical Manual, and the verification of the code. ACO-01 to ACO-03 and ACO-05 to ACO-12 moved to Table 6 as AC-24 to AC-34, and ACO-14 as AC-55 (October 23, 2026). On October 24, 2026, ACO-15 to ACO-18, ACO-20 to ACO-23, ACO-27, ACO-29, ACO-31, and ACO-32 were closed (AC-73 to AC-84) and ACO-33 to ACO-40 were opened with the pending items of that day's final cross review. On October 26, 2026 ACO-41 was opened, the pending improvement of payment at booking, and that night ACO-19 was closed as AC-90 (first run of continuous deployment).</w:t>
+        <w:t xml:space="preserve">Prepared by the authors from the technical backlog, Annex B of the Technical Manual, and the verification of the code. ACO-01 to ACO-03 and ACO-05 to ACO-12 moved to Table 6 as AC-24 to AC-34, and ACO-14 as AC-55 (October 23, 2026). On October 24, 2026, ACO-15 to ACO-18, ACO-20 to ACO-23, ACO-27, ACO-29, ACO-31, and ACO-32 were closed (AC-73 to AC-84) and ACO-33 to ACO-40 were opened with the pending items of that day's final cross review. On October 26, 2026 ACO-41 was opened, the pending improvement of payment at booking, and that night ACO-19 was closed as AC-90 (first run of continuous deployment). On October 27, 2026 ACO-42 to ACO-44 were opened with real pending items that were not recorded.</w:t>
       </w:r>
     </w:p>
-    <w:bookmarkEnd w:id="29"/>
-    <w:bookmarkStart w:id="30" w:name="X9d07ddbd247ccc65003d3634518175b22c0f833"/>
+    <w:bookmarkEnd w:id="30"/>
+    <w:bookmarkStart w:id="31" w:name="X9d07ddbd247ccc65003d3634518175b22c0f833"/>
     <w:p>
       <w:pPr>
         <w:pStyle w:val="Heading2"/>
@@ -21965,8 +23086,8 @@
         <w:t xml:space="preserve">Prepared by the authors from the risk register, the technical backlog, and the security policy of the project.</w:t>
       </w:r>
     </w:p>
-    <w:bookmarkEnd w:id="30"/>
-    <w:bookmarkStart w:id="31" w:name="Xb5d91f6cf5d1bb53ecdce7b01edc2ece0df5658"/>
+    <w:bookmarkEnd w:id="31"/>
+    <w:bookmarkStart w:id="32" w:name="Xb5d91f6cf5d1bb53ecdce7b01edc2ece0df5658"/>
     <w:p>
       <w:pPr>
         <w:pStyle w:val="Heading2"/>
@@ -23649,7 +24770,7 @@
               <w:pStyle w:val="Compact"/>
             </w:pPr>
             <w:r>
-              <w:t xml:space="preserve">In progress (2026-10-24): the web has 212 tests in 66 files, with coverage in the CI (real guard and interceptor, coupon payment, refresh, and translations of the 4 languages), and the app 73 tests in 25 suites (ACO-26)</w:t>
+              <w:t xml:space="preserve">In progress (2026-10-27): the web has 242 tests in 68 files, with coverage in the CI (real guard and interceptor, coupon payment, refresh, and translations of the 4 languages), and the app 106 tests (ACO-26)</w:t>
             </w:r>
           </w:p>
         </w:tc>
@@ -23779,8 +24900,8 @@
         <w:t xml:space="preserve">Prepared by the authors from the recommended evolution of the Technical Manual, the ADRs, and the limitations documented in the manuals.</w:t>
       </w:r>
     </w:p>
-    <w:bookmarkEnd w:id="31"/>
-    <w:bookmarkStart w:id="32" w:name="Xb99184e64d23bb71c8908bb8edd03bf98726080"/>
+    <w:bookmarkEnd w:id="32"/>
+    <w:bookmarkStart w:id="33" w:name="Xb99184e64d23bb71c8908bb8edd03bf98726080"/>
     <w:p>
       <w:pPr>
         <w:pStyle w:val="Heading2"/>
@@ -23869,7 +24990,7 @@
               <w:pStyle w:val="Compact"/>
             </w:pPr>
             <w:r>
-              <w:t xml:space="preserve">Value as of 2026-10-26</w:t>
+              <w:t xml:space="preserve">Value as of 2026-10-27</w:t>
             </w:r>
           </w:p>
         </w:tc>
@@ -23915,7 +25036,7 @@
               <w:pStyle w:val="Compact"/>
             </w:pPr>
             <w:r>
-              <w:t xml:space="preserve">90 / 106 = 85% (on the afternoon of 2026-10-26 it was 89 / 106; on 2026-10-24, 87 / 103; on 2026-10-23, 72 / 92; on 2026-10-21, 54 / 57)</w:t>
+              <w:t xml:space="preserve">93 / 112 = 83% (on 2026-10-26 it was 90 / 106 and in the afternoon 89 / 106; on 2026-10-24, 87 / 103; on 2026-10-23, 72 / 92; on 2026-10-21, 54 / 57)</w:t>
             </w:r>
           </w:p>
         </w:tc>
@@ -24145,7 +25266,23 @@
               <w:pStyle w:val="Compact"/>
             </w:pPr>
             <w:r>
-              <w:t xml:space="preserve">On October 26, 2026 booking (133), payment-service (247, without the integration tests), the web (239), and the mobile app (100) changed; with the other artifacts of the latest CI of October 24, 1,306 without payment's infrastructure project (on October 24 it was 1,187 with the same criterion and 1,192 with it); on October 27, 2026 booking went up to 137 and customer-service to 83, for 1,311 with the same criterion, and payment's 11 persistence tests started running in the CI against SQL Server. In addition, the live test of payment at booking of October 26 (11 tests, 2 of them simulated failures), 19 end-to-end tests on October 21, and 42 functional cases on October 19</w:t>
+              <w:t xml:space="preserve">1,337 in the</w:t>
+            </w:r>
+            <w:r>
+              <w:t xml:space="preserve"> </w:t>
+            </w:r>
+            <w:r>
+              <w:rPr>
+                <w:i/>
+                <w:iCs/>
+              </w:rPr>
+              <w:t xml:space="preserve">main</w:t>
+            </w:r>
+            <w:r>
+              <w:t xml:space="preserve"> </w:t>
+            </w:r>
+            <w:r>
+              <w:t xml:space="preserve">CI of October 27, 2026, all passed: gateway 62, security-service 200, customer-service 83, booking-service 137, operations-service 110, notification-service 133, payment-service 264 (with the 17 integration tests, which run against SQL Server), web 242, and mobile app 106; the 19 end-to-end tests passed locally that day. Before: on October 26, 2026 booking (133), payment-service (247, without the integration tests), the web (239), and the mobile app (100) changed; with the other artifacts of the latest CI of October 24, 1,306 without payment's infrastructure project (on October 24 it was 1,187 with the same criterion and 1,192 with it); on October 27, 2026 booking went up to 137 and customer-service to 83, for 1,311 with the same criterion, and payment's persistence tests started running in the CI against SQL Server. In addition, the live test of payment at booking of October 26 (11 tests, 2 of them simulated failures) and 42 functional cases on October 19</w:t>
             </w:r>
           </w:p>
         </w:tc>
@@ -24195,7 +25332,23 @@
         <w:t xml:space="preserve">v1.0.0</w:t>
       </w:r>
       <w:r>
-        <w:t xml:space="preserve">, 757; on October 21, 707); version 1.0 counted annotations (about 400). On October 26, 2026 the counts of booking, payment, the web, and the mobile app were added (Test document, Table 5f). The recorded corrective actions count AC-01 to AC-90 (AC-88 is preventive and improvement, but has an AC number) and the 16 open ACOs.</w:t>
+        <w:t xml:space="preserve">, 757; on October 21, 707); version 1.0 counted annotations (about 400). On October 26, 2026 the counts of booking, payment, the web, and the mobile app were added (Test document, Table 5f). On October 27, 2026 the count of the</w:t>
+      </w:r>
+      <w:r>
+        <w:t xml:space="preserve"> </w:t>
+      </w:r>
+      <w:r>
+        <w:rPr>
+          <w:i/>
+          <w:iCs/>
+        </w:rPr>
+        <w:t xml:space="preserve">main</w:t>
+      </w:r>
+      <w:r>
+        <w:t xml:space="preserve"> </w:t>
+      </w:r>
+      <w:r>
+        <w:t xml:space="preserve">CI was taken (Test document, Table 5f). The recorded corrective actions count AC-01 to AC-93 (AC-88 is preventive and improvement, but has an AC number) and the 19 open ACOs.</w:t>
       </w:r>
     </w:p>
     <w:p>
@@ -24203,7 +25356,7 @@
         <w:pStyle w:val="BodyText"/>
       </w:pPr>
       <w:r>
-        <w:t xml:space="preserve">The project leader reviews the indicators at each retrospective and before each implementation. As of October 26, 2026 there are 16 open corrective actions (ACO-04, ACO-13, ACO-24 to ACO-26, ACO-28, ACO-30, and ACO-33 to ACO-41), all P2 or P3 and with a recorded action. Since no P0 or P1 remains,</w:t>
+        <w:t xml:space="preserve">The project leader reviews the indicators at each retrospective and before each implementation. As of October 27, 2026 there are 19 open corrective actions (ACO-04, ACO-13, ACO-24 to ACO-26, ACO-28, ACO-30, and ACO-33 to ACO-44), all P2 or P3 and with a recorded action. Since no P0 or P1 remains,</w:t>
       </w:r>
       <w:r>
         <w:t xml:space="preserve"> </w:t>
@@ -24235,8 +25388,8 @@
         <w:t xml:space="preserve">. The highest priority is ACO-33 (the web's unpaginated payment queue), which should be closed before loading real data.</w:t>
       </w:r>
     </w:p>
-    <w:bookmarkEnd w:id="32"/>
-    <w:bookmarkStart w:id="33" w:name="X0cb26df771c038803c701845d20bc119e3e0425"/>
+    <w:bookmarkEnd w:id="33"/>
+    <w:bookmarkStart w:id="34" w:name="X0cb26df771c038803c701845d20bc119e3e0425"/>
     <w:p>
       <w:pPr>
         <w:pStyle w:val="Heading2"/>
@@ -24967,7 +26120,7 @@
               <w:pStyle w:val="Compact"/>
             </w:pPr>
             <w:r>
-              <w:t xml:space="preserve">A migration is not tested until the service reads and writes the table in a real SQL Server: unit tests, which run without a database, do not see type clashes between the database, the driver, and Hibernate. The live test after deploying found the one in 047; that is why the integration tests against SQL Server in the CI are still pending (RNF-003, ACO-26, and AP-07), and the live test after each deployment stays.</w:t>
+              <w:t xml:space="preserve">A migration is not tested until the service reads and writes the table in a real SQL Server: unit tests, which run without a database, do not see type clashes between the database, the driver, and Hibernate. The live test after deploying found the one in 047; since October 27, 2026 payment-service's integration tests run in the CI against SQL Server 2022 with the Liquibase migrations, and those of the other services are still pending (RNF-003, ACO-26, and AP-07); the live test after each deployment stays.</w:t>
             </w:r>
           </w:p>
         </w:tc>
@@ -25037,8 +26190,8 @@
         <w:t xml:space="preserve">Prepared by the authors from the register of closed risks and the actions of this document.</w:t>
       </w:r>
     </w:p>
-    <w:bookmarkEnd w:id="33"/>
-    <w:bookmarkStart w:id="34" w:name="Xdce06a4ec52ad5d8ecc4233264fbfd4b968d612"/>
+    <w:bookmarkEnd w:id="34"/>
+    <w:bookmarkStart w:id="35" w:name="Xdce06a4ec52ad5d8ecc4233264fbfd4b968d612"/>
     <w:p>
       <w:pPr>
         <w:pStyle w:val="Heading2"/>
@@ -25415,8 +26568,8 @@
         <w:t xml:space="preserve">Prepared by the authors from ISO (2015), ISO et al. (2022), and the project documentation.</w:t>
       </w:r>
     </w:p>
-    <w:bookmarkEnd w:id="34"/>
-    <w:bookmarkStart w:id="40" w:name="references"/>
+    <w:bookmarkEnd w:id="35"/>
+    <w:bookmarkStart w:id="41" w:name="references"/>
     <w:p>
       <w:pPr>
         <w:pStyle w:val="Heading2"/>
@@ -25451,7 +26604,7 @@
       <w:r>
         <w:t xml:space="preserve"> </w:t>
       </w:r>
-      <w:hyperlink r:id="rId35">
+      <w:hyperlink r:id="rId36">
         <w:r>
           <w:rPr>
             <w:rStyle w:val="Hyperlink"/>
@@ -25486,7 +26639,7 @@
       <w:r>
         <w:t xml:space="preserve"> </w:t>
       </w:r>
-      <w:hyperlink r:id="rId36">
+      <w:hyperlink r:id="rId37">
         <w:r>
           <w:rPr>
             <w:rStyle w:val="Hyperlink"/>
@@ -25521,7 +26674,7 @@
       <w:r>
         <w:t xml:space="preserve"> </w:t>
       </w:r>
-      <w:hyperlink r:id="rId37">
+      <w:hyperlink r:id="rId38">
         <w:r>
           <w:rPr>
             <w:rStyle w:val="Hyperlink"/>
@@ -25556,7 +26709,7 @@
       <w:r>
         <w:t xml:space="preserve"> </w:t>
       </w:r>
-      <w:hyperlink r:id="rId38">
+      <w:hyperlink r:id="rId39">
         <w:r>
           <w:rPr>
             <w:rStyle w:val="Hyperlink"/>
@@ -25615,7 +26768,7 @@
       <w:r>
         <w:t xml:space="preserve"> </w:t>
       </w:r>
-      <w:hyperlink r:id="rId39">
+      <w:hyperlink r:id="rId40">
         <w:r>
           <w:rPr>
             <w:rStyle w:val="Hyperlink"/>
@@ -25624,8 +26777,8 @@
         </w:r>
       </w:hyperlink>
     </w:p>
-    <w:bookmarkEnd w:id="40"/>
-    <w:bookmarkStart w:id="45" w:name="X5f0c3d51cd883a46315354854757497093e7a01"/>
+    <w:bookmarkEnd w:id="41"/>
+    <w:bookmarkStart w:id="46" w:name="X5f0c3d51cd883a46315354854757497093e7a01"/>
     <w:p>
       <w:pPr>
         <w:pStyle w:val="Heading2"/>
@@ -25634,7 +26787,7 @@
         <w:t xml:space="preserve">16. Annexes</w:t>
       </w:r>
     </w:p>
-    <w:bookmarkStart w:id="41" w:name="annex-a-action-record-form"/>
+    <w:bookmarkStart w:id="42" w:name="annex-a-action-record-form"/>
     <w:p>
       <w:pPr>
         <w:pStyle w:val="Heading3"/>
@@ -26005,8 +27158,8 @@
         </w:tc>
       </w:tr>
     </w:tbl>
-    <w:bookmarkEnd w:id="41"/>
-    <w:bookmarkStart w:id="42" w:name="annex-b-root-cause-analysis-example"/>
+    <w:bookmarkEnd w:id="42"/>
+    <w:bookmarkStart w:id="43" w:name="annex-b-root-cause-analysis-example"/>
     <w:p>
       <w:pPr>
         <w:pStyle w:val="Heading3"/>
@@ -26256,8 +27409,8 @@
         <w:t xml:space="preserve">Prepared by the authors from the closed risk C-001 of the project.</w:t>
       </w:r>
     </w:p>
-    <w:bookmarkEnd w:id="42"/>
-    <w:bookmarkStart w:id="43" w:name="X516c8a19ee6e58ad86555097ecdb35150566fb2"/>
+    <w:bookmarkEnd w:id="43"/>
+    <w:bookmarkStart w:id="44" w:name="X516c8a19ee6e58ad86555097ecdb35150566fb2"/>
     <w:p>
       <w:pPr>
         <w:pStyle w:val="Heading3"/>
@@ -26754,7 +27907,7 @@
               <w:pStyle w:val="Compact"/>
             </w:pPr>
             <w:r>
-              <w:t xml:space="preserve">AC-45, AC-46, AC-53, AP-19</w:t>
+              <w:t xml:space="preserve">AC-45, AC-46, AC-53, AC-91, AC-93, AP-19, ACO-43</w:t>
             </w:r>
           </w:p>
         </w:tc>
@@ -26859,7 +28012,7 @@
               <w:pStyle w:val="Compact"/>
             </w:pPr>
             <w:r>
-              <w:t xml:space="preserve">AC-26, AC-37</w:t>
+              <w:t xml:space="preserve">AC-26, AC-37, AC-92, ACO-42</w:t>
             </w:r>
           </w:p>
         </w:tc>
@@ -26883,8 +28036,8 @@
         <w:t xml:space="preserve">Prepared by the authors from the risk register and the technical backlog of the project.</w:t>
       </w:r>
     </w:p>
-    <w:bookmarkEnd w:id="43"/>
-    <w:bookmarkStart w:id="44" w:name="annex-d-instructor-evaluation"/>
+    <w:bookmarkEnd w:id="44"/>
+    <w:bookmarkStart w:id="45" w:name="annex-d-instructor-evaluation"/>
     <w:p>
       <w:pPr>
         <w:pStyle w:val="Heading3"/>
@@ -26911,7 +28064,7 @@
         <w:t xml:space="preserve">85/100, grade A</w:t>
       </w:r>
       <w:r>
-        <w:t xml:space="preserve">. The five main flows (session, booking, payment, operator execution, and notices) were complete. The lowest dimensions were Documentation and traceability (59.0), Process and collaboration (68.4), API and contracts (76.7), and Tests (78.8); the documentation repository was not among those reviewed. Table 16 records the 25 findings and their status as of October 24, 2026, with</w:t>
+        <w:t xml:space="preserve">. The five main flows (session, booking, payment, operator execution, and notices) were complete. The lowest dimensions were Documentation and traceability (59.0), Process and collaboration (68.4), API and contracts (76.7), and Tests (78.8); the documentation repository was not among those reviewed. Table 16 records the 25 findings and their status as of October 27, 2026, with</w:t>
       </w:r>
       <w:r>
         <w:t xml:space="preserve"> </w:t>
@@ -26921,13 +28074,13 @@
           <w:i/>
           <w:iCs/>
         </w:rPr>
-        <w:t xml:space="preserve">develop</w:t>
+        <w:t xml:space="preserve">main</w:t>
       </w:r>
       <w:r>
         <w:t xml:space="preserve"> </w:t>
       </w:r>
       <w:r>
-        <w:t xml:space="preserve">deployed to production that day: 9 fixed, 8 partial, 6 open, 1 accepted as a risk, and 1 that cannot be fixed (on October 23 they were 5, 7, 12, 0, and 1).</w:t>
+        <w:t xml:space="preserve">in production: 11 fixed, 7 partial, 5 open, 1 accepted as a risk, and 1 that cannot be fixed (on October 24 they were 9, 8, 6, 1, and 1; on October 23, 5, 7, 12, 0, and 1).</w:t>
       </w:r>
     </w:p>
     <w:p>
@@ -27011,7 +28164,7 @@
               <w:pStyle w:val="Compact"/>
             </w:pPr>
             <w:r>
-              <w:t xml:space="preserve">Status as of 2026-10-24</w:t>
+              <w:t xml:space="preserve">Status as of 2026-10-27</w:t>
             </w:r>
           </w:p>
         </w:tc>
@@ -27078,28 +28231,18 @@
               <w:pStyle w:val="Compact"/>
             </w:pPr>
             <w:r>
-              <w:t xml:space="preserve">Partial</w:t>
-            </w:r>
-          </w:p>
-        </w:tc>
-        <w:tc>
-          <w:tcPr/>
-          <w:p>
-            <w:pPr>
-              <w:pStyle w:val="Compact"/>
-            </w:pPr>
-            <w:r>
-              <w:rPr>
-                <w:i/>
-                <w:iCs/>
-              </w:rPr>
-              <w:t xml:space="preserve">v1.0.0</w:t>
-            </w:r>
-            <w:r>
-              <w:t xml:space="preserve"> </w:t>
-            </w:r>
-            <w:r>
-              <w:t xml:space="preserve">in 9 repositories: 8 since October 23 and payment-service since the 24th (PR #2 merged,</w:t>
+              <w:t xml:space="preserve">Fixed</w:t>
+            </w:r>
+          </w:p>
+        </w:tc>
+        <w:tc>
+          <w:tcPr/>
+          <w:p>
+            <w:pPr>
+              <w:pStyle w:val="Compact"/>
+            </w:pPr>
+            <w:r>
+              <w:t xml:space="preserve">The 10 repositories have their release on</w:t>
             </w:r>
             <w:r>
               <w:t xml:space="preserve"> </w:t>
@@ -27112,39 +28255,7 @@
               <w:t xml:space="preserve">main</w:t>
             </w:r>
             <w:r>
-              <w:t xml:space="preserve"> </w:t>
-            </w:r>
-            <w:r>
-              <w:t xml:space="preserve">equal to</w:t>
-            </w:r>
-            <w:r>
-              <w:t xml:space="preserve"> </w:t>
-            </w:r>
-            <w:r>
-              <w:rPr>
-                <w:i/>
-                <w:iCs/>
-              </w:rPr>
-              <w:t xml:space="preserve">develop</w:t>
-            </w:r>
-            <w:r>
-              <w:t xml:space="preserve">); in the other 8,</w:t>
-            </w:r>
-            <w:r>
-              <w:t xml:space="preserve"> </w:t>
-            </w:r>
-            <w:r>
-              <w:rPr>
-                <w:i/>
-                <w:iCs/>
-              </w:rPr>
-              <w:t xml:space="preserve">develop</w:t>
-            </w:r>
-            <w:r>
-              <w:t xml:space="preserve"> </w:t>
-            </w:r>
-            <w:r>
-              <w:t xml:space="preserve">is ahead with the 128 branches of October 24, waiting for</w:t>
+              <w:t xml:space="preserve">:</w:t>
             </w:r>
             <w:r>
               <w:t xml:space="preserve"> </w:t>
@@ -27157,7 +28268,58 @@
               <w:t xml:space="preserve">v1.1.0</w:t>
             </w:r>
             <w:r>
-              <w:t xml:space="preserve">; the app is missing (PR #1 open, ACO-24).</w:t>
+              <w:t xml:space="preserve"> </w:t>
+            </w:r>
+            <w:r>
+              <w:t xml:space="preserve">(October 26) in the gateway, security, operations, and notification;</w:t>
+            </w:r>
+            <w:r>
+              <w:t xml:space="preserve"> </w:t>
+            </w:r>
+            <w:r>
+              <w:rPr>
+                <w:i/>
+                <w:iCs/>
+              </w:rPr>
+              <w:t xml:space="preserve">v1.1.1</w:t>
+            </w:r>
+            <w:r>
+              <w:t xml:space="preserve"> </w:t>
+            </w:r>
+            <w:r>
+              <w:t xml:space="preserve">(October 27) in customer and booking; and</w:t>
+            </w:r>
+            <w:r>
+              <w:t xml:space="preserve"> </w:t>
+            </w:r>
+            <w:r>
+              <w:rPr>
+                <w:i/>
+                <w:iCs/>
+              </w:rPr>
+              <w:t xml:space="preserve">v1.1.2</w:t>
+            </w:r>
+            <w:r>
+              <w:t xml:space="preserve"> </w:t>
+            </w:r>
+            <w:r>
+              <w:t xml:space="preserve">(October 27) in the web, the mobile app, payment, and infra. Production runs</w:t>
+            </w:r>
+            <w:r>
+              <w:t xml:space="preserve"> </w:t>
+            </w:r>
+            <w:r>
+              <w:rPr>
+                <w:i/>
+                <w:iCs/>
+              </w:rPr>
+              <w:t xml:space="preserve">main</w:t>
+            </w:r>
+            <w:r>
+              <w:t xml:space="preserve"> </w:t>
+            </w:r>
+            <w:r>
+              <w:t xml:space="preserve">through continuous deployment (AC-90).</w:t>
             </w:r>
           </w:p>
         </w:tc>
@@ -27203,7 +28365,7 @@
               <w:pStyle w:val="Compact"/>
             </w:pPr>
             <w:r>
-              <w:t xml:space="preserve">Partial</w:t>
+              <w:t xml:space="preserve">Fixed</w:t>
             </w:r>
           </w:p>
         </w:tc>
@@ -27224,7 +28386,7 @@
               <w:t xml:space="preserve"> </w:t>
             </w:r>
             <w:r>
-              <w:t xml:space="preserve">protected (CI and review) in 8 repositories; payment's PR #2 was reviewed and merged on October 24, with the CI and SonarCloud green, and the app has PR #1 open;</w:t>
+              <w:t xml:space="preserve">protected in the 10 repositories: it only takes changes through a PR approved by another member with a green CI; each release goes in through an approved «Release» PR (those of October 27 of customer, booking, payment, and infra were approved by Brayan Patiño). Protecting</w:t>
             </w:r>
             <w:r>
               <w:t xml:space="preserve"> </w:t>
@@ -27240,7 +28402,7 @@
               <w:t xml:space="preserve"> </w:t>
             </w:r>
             <w:r>
-              <w:t xml:space="preserve">is not protected (ACO-24).</w:t>
+              <w:t xml:space="preserve">remains (ACO-24).</w:t>
             </w:r>
           </w:p>
         </w:tc>
@@ -27297,7 +28459,7 @@
               <w:pStyle w:val="Compact"/>
             </w:pPr>
             <w:r>
-              <w:t xml:space="preserve">212 tests in 66 files, with the real guard and interceptor, the coupon payment, the refresh, and the translations, and coverage in the CI (web</w:t>
+              <w:t xml:space="preserve">242 tests in 68 files as of October 27, with the real guard and interceptor, the coupon payment, the refresh, and the translations, and coverage in the CI (web</w:t>
             </w:r>
             <w:r>
               <w:t xml:space="preserve"> </w:t>
@@ -27380,7 +28542,7 @@
               <w:pStyle w:val="Compact"/>
             </w:pPr>
             <w:r>
-              <w:t xml:space="preserve">73 tests in 25 suites with</w:t>
+              <w:t xml:space="preserve">106 tests with</w:t>
             </w:r>
             <w:r>
               <w:t xml:space="preserve"> </w:t>
@@ -27396,7 +28558,23 @@
               <w:t xml:space="preserve"> </w:t>
             </w:r>
             <w:r>
-              <w:t xml:space="preserve">in the CI, including the payment (</w:t>
+              <w:t xml:space="preserve">in the</w:t>
+            </w:r>
+            <w:r>
+              <w:t xml:space="preserve"> </w:t>
+            </w:r>
+            <w:r>
+              <w:rPr>
+                <w:i/>
+                <w:iCs/>
+              </w:rPr>
+              <w:t xml:space="preserve">main</w:t>
+            </w:r>
+            <w:r>
+              <w:t xml:space="preserve"> </w:t>
+            </w:r>
+            <w:r>
+              <w:t xml:space="preserve">CI as of October 27, including the payment (</w:t>
             </w:r>
             <w:r>
               <w:rPr>
@@ -28120,7 +29298,7 @@
               <w:t xml:space="preserve">573d10b</w:t>
             </w:r>
             <w:r>
-              <w:t xml:space="preserve">); it still has to run against Azure with the test accounts (ACO-26).</w:t>
+              <w:t xml:space="preserve">); payment's 17 integration tests run in the CI since October 27 and the 19 end-to-end tests passed 19 of 19 locally that day, but they still do not run on their own in the CI and the battery has not been run against Azure with the test accounts (ACO-26).</w:t>
             </w:r>
           </w:p>
         </w:tc>
@@ -28275,7 +29453,7 @@
               <w:pStyle w:val="Compact"/>
             </w:pPr>
             <w:r>
-              <w:t xml:space="preserve">Fixed</w:t>
+              <w:t xml:space="preserve">Partial</w:t>
             </w:r>
           </w:p>
         </w:tc>
@@ -28315,7 +29493,7 @@
               <w:t xml:space="preserve"> </w:t>
             </w:r>
             <w:r>
-              <w:t xml:space="preserve">and checks the web and the API (AM-17, AC-90).</w:t>
+              <w:t xml:space="preserve">and checks the web and the API (AM-17, AC-90). Availability is missing: the machine is still turned on on demand and there is no external monitor that warns if the site goes down (UptimeRobot, pending; R-011, AP-16 to AP-18).</w:t>
             </w:r>
           </w:p>
         </w:tc>
@@ -28705,18 +29883,44 @@
               <w:pStyle w:val="Compact"/>
             </w:pPr>
             <w:r>
-              <w:t xml:space="preserve">Open</w:t>
-            </w:r>
-          </w:p>
-        </w:tc>
-        <w:tc>
-          <w:tcPr/>
-          <w:p>
-            <w:pPr>
-              <w:pStyle w:val="Compact"/>
-            </w:pPr>
-            <w:r>
-              <w:t xml:space="preserve">Technical debt.</w:t>
+              <w:t xml:space="preserve">Partial</w:t>
+            </w:r>
+          </w:p>
+        </w:tc>
+        <w:tc>
+          <w:tcPr/>
+          <w:p>
+            <w:pPr>
+              <w:pStyle w:val="Compact"/>
+            </w:pPr>
+            <w:r>
+              <w:t xml:space="preserve">The home and sign-in backgrounds are served as WebP and an unused image was removed (web</w:t>
+            </w:r>
+            <w:r>
+              <w:t xml:space="preserve"> </w:t>
+            </w:r>
+            <w:r>
+              <w:rPr>
+                <w:i/>
+                <w:iCs/>
+              </w:rPr>
+              <w:t xml:space="preserve">a117d7f</w:t>
+            </w:r>
+            <w:r>
+              <w:t xml:space="preserve">,</w:t>
+            </w:r>
+            <w:r>
+              <w:t xml:space="preserve"> </w:t>
+            </w:r>
+            <w:r>
+              <w:rPr>
+                <w:i/>
+                <w:iCs/>
+              </w:rPr>
+              <w:t xml:space="preserve">v1.1.2</w:t>
+            </w:r>
+            <w:r>
+              <w:t xml:space="preserve">); some images are still to be optimized (technical debt).</w:t>
             </w:r>
           </w:p>
         </w:tc>
@@ -29042,9 +30246,9 @@
         <w:t xml:space="preserve">Prepared by the authors from the instructor's end-to-end evaluation (cutoff of October 20, 2026), the system review of October 23, and the closing audit of October 24, 2026.</w:t>
       </w:r>
     </w:p>
-    <w:bookmarkEnd w:id="44"/>
     <w:bookmarkEnd w:id="45"/>
     <w:bookmarkEnd w:id="46"/>
+    <w:bookmarkEnd w:id="47"/>
     <w:sectPr>
       <w:footnotePr>
         <w:numRestart w:val="eachSect"/>

--- a/08_ACCIONES_CORRECTIVAS_PREVENTIVAS_Y_DE_MEJORA/EN/WORD/08_Corrective_Preventive_And_Improvement_Actions.docx
+++ b/08_ACCIONES_CORRECTIVAS_PREVENTIVAS_Y_DE_MEJORA/EN/WORD/08_Corrective_Preventive_And_Improvement_Actions.docx
@@ -72,7 +72,7 @@
         <w:pStyle w:val="BodyText"/>
       </w:pPr>
       <w:r>
-        <w:t xml:space="preserve">Document Type: Register of Corrective, Preventive, and Improvement Actions (Development Team and Instructor) · Version 3.3</w:t>
+        <w:t xml:space="preserve">Document Type: Register of Corrective, Preventive, and Improvement Actions (Development Team and Instructor) · Version 3.4</w:t>
       </w:r>
     </w:p>
     <w:bookmarkStart w:id="9" w:name="version-control"/>
@@ -1107,6 +1107,52 @@
             </w:r>
             <w:r>
               <w:t xml:space="preserve">visible to the customer), and AC-93 (alternative times the vehicle could not take) were closed. ACO-42 (example legal contact data), ACO-43 (bookings without pagination), and ACO-44 (payment history screen, RF-015) were opened. Progress of ACO-24 and ACO-26; H-01 and H-02 become Fixed, H-15 becomes Partial (the machine is still turned on on demand and the external monitor is missing), and H-21 becomes Partial (backgrounds in WebP). Table 10 (93 of 112, 1,337 tests), AM-18, L-19, and Annex C were recalculated.</w:t>
+            </w:r>
+          </w:p>
+        </w:tc>
+        <w:tc>
+          <w:tcPr/>
+          <w:p>
+            <w:pPr>
+              <w:pStyle w:val="Compact"/>
+            </w:pPr>
+            <w:r>
+              <w:t xml:space="preserve">Development team</w:t>
+            </w:r>
+          </w:p>
+        </w:tc>
+      </w:tr>
+      <w:tr>
+        <w:tc>
+          <w:tcPr/>
+          <w:p>
+            <w:pPr>
+              <w:pStyle w:val="Compact"/>
+            </w:pPr>
+            <w:r>
+              <w:t xml:space="preserve">3.4</w:t>
+            </w:r>
+          </w:p>
+        </w:tc>
+        <w:tc>
+          <w:tcPr/>
+          <w:p>
+            <w:pPr>
+              <w:pStyle w:val="Compact"/>
+            </w:pPr>
+            <w:r>
+              <w:t xml:space="preserve">2026-10-27</w:t>
+            </w:r>
+          </w:p>
+        </w:tc>
+        <w:tc>
+          <w:tcPr/>
+          <w:p>
+            <w:pPr>
+              <w:pStyle w:val="Compact"/>
+            </w:pPr>
+            <w:r>
+              <w:t xml:space="preserve">ACO-25: progress of October 27 in payment-service (passwords out of the code, no default credentials, and history review). It stays open until the passwords are rotated.</w:t>
             </w:r>
           </w:p>
         </w:tc>
@@ -18946,7 +18992,78 @@
               <w:t xml:space="preserve">b63f85a</w:t>
             </w:r>
             <w:r>
-              <w:t xml:space="preserve">).</w:t>
+              <w:t xml:space="preserve">). On October 27 (payment-service PR #15, shipping in</w:t>
+            </w:r>
+            <w:r>
+              <w:t xml:space="preserve"> </w:t>
+            </w:r>
+            <w:r>
+              <w:rPr>
+                <w:i/>
+                <w:iCs/>
+              </w:rPr>
+              <w:t xml:space="preserve">v1.1.3</w:t>
+            </w:r>
+            <w:r>
+              <w:t xml:space="preserve">) the demo account passwords left the end-to-end script, the service stopped using default credentials (</w:t>
+            </w:r>
+            <w:r>
+              <w:rPr>
+                <w:i/>
+                <w:iCs/>
+              </w:rPr>
+              <w:t xml:space="preserve">DB_PASSWORD</w:t>
+            </w:r>
+            <w:r>
+              <w:t xml:space="preserve"> </w:t>
+            </w:r>
+            <w:r>
+              <w:t xml:space="preserve">and RabbitMQ), and</w:t>
+            </w:r>
+            <w:r>
+              <w:t xml:space="preserve"> </w:t>
+            </w:r>
+            <w:r>
+              <w:rPr>
+                <w:i/>
+                <w:iCs/>
+              </w:rPr>
+              <w:t xml:space="preserve">.gitignore</w:t>
+            </w:r>
+            <w:r>
+              <w:t xml:space="preserve"> </w:t>
+            </w:r>
+            <w:r>
+              <w:t xml:space="preserve">covers any</w:t>
+            </w:r>
+            <w:r>
+              <w:t xml:space="preserve"> </w:t>
+            </w:r>
+            <w:r>
+              <w:rPr>
+                <w:i/>
+                <w:iCs/>
+              </w:rPr>
+              <w:t xml:space="preserve">.env.*</w:t>
+            </w:r>
+            <w:r>
+              <w:t xml:space="preserve">; the review of the 99 commits found two old SQL Server passwords and the demo account ones in the history, none equal to the local</w:t>
+            </w:r>
+            <w:r>
+              <w:t xml:space="preserve"> </w:t>
+            </w:r>
+            <w:r>
+              <w:rPr>
+                <w:i/>
+                <w:iCs/>
+              </w:rPr>
+              <w:t xml:space="preserve">.env</w:t>
+            </w:r>
+            <w:r>
+              <w:t xml:space="preserve"> </w:t>
+            </w:r>
+            <w:r>
+              <w:t xml:space="preserve">ones.</w:t>
             </w:r>
           </w:p>
         </w:tc>
